--- a/Diplomayin 2.docx
+++ b/Diplomayin 2.docx
@@ -21,25 +21,139 @@
           <w:sz w:val="36"/>
           <w:lang w:val="hy-AM"/>
         </w:rPr>
-        <w:t xml:space="preserve">Գլուխ 1: Տեղեկատվական Տեխնոլոգիաների Մոդելների Տեսակները, </w:t>
-      </w:r>
-      <w:r>
-        <w:rPr>
-          <w:rFonts w:ascii="Sylfaen" w:hAnsi="Sylfaen"/>
+        <w:t>Ներածություն</w:t>
+      </w:r>
+    </w:p>
+    <w:p>
+      <w:pPr>
+        <w:spacing w:before="30" w:after="30"/>
+        <w:ind w:firstLine="426"/>
+        <w:jc w:val="both"/>
+        <w:rPr>
+          <w:rFonts w:ascii="Sylfaen" w:hAnsi="Sylfaen"/>
+          <w:sz w:val="24"/>
+          <w:lang w:val="hy-AM"/>
+        </w:rPr>
+      </w:pPr>
+      <w:r>
+        <w:rPr>
+          <w:rFonts w:ascii="Sylfaen" w:hAnsi="Sylfaen"/>
+          <w:sz w:val="24"/>
+          <w:lang w:val="hy-AM"/>
+        </w:rPr>
+        <w:t>Վարկային ռիսկի արդյունավետ կառավարումը ժամանակակից ֆինանսական համակարգի հիմնարար տարրերից է։ Ֆինանսական կազմակերպությունները, մասնավորապես բանկերը և վարկային ընկերությունները, պարտավոր են գնահատել ոչ միայն արդեն կրած կորուստները, այլև ապագայում հնարավոր վարկային կորուստները։ Այս մոտեցումը ամրագրված է International Accounting Standards Board-ի կողմից հրապարակված IFRS 9 ստանդարտում, որի շրջանակում կիրառվում է Expected Credit Loss (ECL) մեթոդաբանությունը։</w:t>
+      </w:r>
+    </w:p>
+    <w:p>
+      <w:pPr>
+        <w:spacing w:before="30" w:after="30"/>
+        <w:ind w:firstLine="426"/>
+        <w:jc w:val="both"/>
+        <w:rPr>
+          <w:rFonts w:ascii="Sylfaen" w:hAnsi="Sylfaen"/>
+          <w:sz w:val="24"/>
+          <w:lang w:val="hy-AM"/>
+        </w:rPr>
+      </w:pPr>
+      <w:r>
+        <w:rPr>
+          <w:rFonts w:ascii="Sylfaen" w:hAnsi="Sylfaen"/>
+          <w:sz w:val="24"/>
+          <w:lang w:val="hy-AM"/>
+        </w:rPr>
+        <w:t>Expected Credit Loss-ը ներկայացնում է այն ակնկալվող ֆինանսական կորուստների ներկա արժեքը, որոնք կարող են առաջանալ վարկառուների կողմից պարտավորությունների չկատարման հետևանքով։ Ի տարբերություն նախկին «կրած կորուստների» մոտեցման, ECL համակարգը հիմնված է կանխատեսվող և առաջ նայող տեղեկատվության վրա։ Այն պահանջում է ոչ միայն պատմական տվյալների վերլուծություն, այլև ընթացիկ և կանխատեսվող մակրոտնտեսական գործոնների ներառում հաշվարկներում։ Այս հանգամանքը էապես մեծացնում է հաշվարկների բարդությունն ու տվյալների ծավալը։</w:t>
+      </w:r>
+    </w:p>
+    <w:p>
+      <w:pPr>
+        <w:spacing w:before="30" w:after="30"/>
+        <w:ind w:firstLine="426"/>
+        <w:jc w:val="both"/>
+        <w:rPr>
+          <w:rFonts w:ascii="Sylfaen" w:hAnsi="Sylfaen"/>
+          <w:sz w:val="24"/>
+          <w:lang w:val="hy-AM"/>
+        </w:rPr>
+      </w:pPr>
+      <w:r>
+        <w:rPr>
+          <w:rFonts w:ascii="Sylfaen" w:hAnsi="Sylfaen"/>
+          <w:sz w:val="24"/>
+          <w:lang w:val="hy-AM"/>
+        </w:rPr>
+        <w:t>ECL-ի հաշվարկը հիմնված է երեք հիմնական պարամետրերի վրա՝ դեֆոլտի հավանականություն (Probability of Default – PD), դեֆոլտի դեպքում կորուստ (Loss Given Default – LGD) և դեֆոլտի պահին ազդեցության չափ (Exposure at Default – EAD)։ Այս բաղադրիչների համադրությամբ գնահատվում է յուրաքանչյուր վարկային գործարքի և ամբողջ վարկային պորտֆելի ակնկալվող կորուստը։ Հաշվարկի ընթացքում անհրաժեշտ է հաշվի առնել վարկերի փուլային դասակարգումը, ռիսկայնության փոփոխությունը ժամանակի ընթացքում, ինչպես նաև տարբեր մակրոտնտեսական սցենարներ։</w:t>
+      </w:r>
+    </w:p>
+    <w:p>
+      <w:pPr>
+        <w:spacing w:before="30" w:after="30"/>
+        <w:ind w:firstLine="426"/>
+        <w:jc w:val="both"/>
+        <w:rPr>
+          <w:rFonts w:ascii="Sylfaen" w:hAnsi="Sylfaen"/>
+          <w:sz w:val="24"/>
+          <w:lang w:val="hy-AM"/>
+        </w:rPr>
+      </w:pPr>
+      <w:r>
+        <w:rPr>
+          <w:rFonts w:ascii="Sylfaen" w:hAnsi="Sylfaen"/>
+          <w:sz w:val="24"/>
+          <w:lang w:val="hy-AM"/>
+        </w:rPr>
+        <w:t>Խնդրի էությունն այն է, որ ECL-ի հաշվարկը պահանջում է մեծածավալ տվյալների մշակում, բարդ վիճակագրական և մաթեմատիկական մոդելների կիրառում, ինչպես նաև սցենարային վերլուծություն։ Տվյալները հավաքագրվում են տարբեր տեղեկատվական համակարգերից՝ վարկային հաշվառման համակարգերից, հաճախորդների վարկունակության գնահատման մոդուլներից, գրավների կառավարման համակարգերից և արտաքին մակրոտնտեսական աղբյուրներից։ Այս տվյալների ինտեգրումը, մաքրումը և կառուցվածքային վերամշակումը հանդիսանում են հաշվարկի նախնական և կարևոր փուլեր։</w:t>
+      </w:r>
+    </w:p>
+    <w:p>
+      <w:pPr>
+        <w:spacing w:before="30" w:after="30"/>
+        <w:ind w:firstLine="426"/>
+        <w:jc w:val="both"/>
+        <w:rPr>
+          <w:rFonts w:ascii="Sylfaen" w:hAnsi="Sylfaen"/>
+          <w:sz w:val="24"/>
+          <w:lang w:val="hy-AM"/>
+        </w:rPr>
+      </w:pPr>
+      <w:r>
+        <w:rPr>
+          <w:rFonts w:ascii="Sylfaen" w:hAnsi="Sylfaen"/>
+          <w:sz w:val="24"/>
+          <w:lang w:val="hy-AM"/>
+        </w:rPr>
+        <w:t>Ավանդական ենթակառուցվածքները հաճախ սահմանափակ են նման ծավալի տվյալների արագ և արդյունավետ մշակման տեսանկյունից։ Հաշվարկային հզորության պահանջները կարող են զգալիորեն աճել հատկապես այն դեպքերում, երբ կիրառվում են բազմասցենար կանխատեսումներ կամ մեքենայական ուսուցման մեթոդներ։ Բացի այդ, անհրաժեշտ է ապահովել տվյալների անվտանգություն, հասանելիություն և համակարգի անխափան աշխատանք։</w:t>
+      </w:r>
+    </w:p>
+    <w:p>
+      <w:pPr>
+        <w:spacing w:before="30" w:after="30"/>
+        <w:ind w:firstLine="426"/>
+        <w:jc w:val="both"/>
+        <w:rPr>
+          <w:rFonts w:ascii="Sylfaen" w:eastAsia="Times New Roman" w:hAnsi="Sylfaen" w:cs="Times New Roman"/>
           <w:b/>
-          <w:sz w:val="36"/>
-          <w:lang w:val="en-US"/>
-        </w:rPr>
-        <w:t>Microsoft Azure-</w:t>
+          <w:sz w:val="28"/>
+          <w:szCs w:val="24"/>
+          <w:lang w:val="hy-AM" w:eastAsia="ru-RU"/>
+        </w:rPr>
+      </w:pPr>
+      <w:r>
+        <w:rPr>
+          <w:rFonts w:ascii="Sylfaen" w:hAnsi="Sylfaen"/>
+          <w:sz w:val="24"/>
+          <w:lang w:val="hy-AM"/>
+        </w:rPr>
+        <w:lastRenderedPageBreak/>
+        <w:t>Այս պայմաններում ամպային տեխնոլոգիաները հանդես են գալիս որպես արդյունավետ լուծում։ Ամպային միջավայրերը հնարավորություն են տալիս ապահովել մասշտաբելի հաշվարկային ռեսուրսներ, որոնք կարող են դինամիկ կերպով ավելացվել կամ նվազեցվել՝ կախված հաշվարկային բեռնվածությունից։ Տվյալների կենտրոնացված պահպանումը, բարձր հասանելիությունը և ավտոմատացված գործընթացների իրականացումը նպաստում են ECL հաշվարկի արագությանը և ճշգրտությանը։ Բացի այդ, ամպային հարթակները հնարավորություն են տալիս կիրառել առաջադեմ վերլուծական գործիքներ և մեքենայական ուսուցման ալգորիթմներ՝ բարելավելով PD, LGD և EAD պարամետրերի գնահատման որակը։</w:t>
       </w:r>
       <w:r>
         <w:rPr>
           <w:rFonts w:ascii="Sylfaen" w:hAnsi="Sylfaen"/>
           <w:b/>
-          <w:sz w:val="36"/>
-          <w:lang w:val="hy-AM"/>
-        </w:rPr>
-        <w:t>ի Գործիքները</w:t>
+          <w:sz w:val="28"/>
+          <w:lang w:val="hy-AM"/>
+        </w:rPr>
+        <w:br w:type="page"/>
       </w:r>
     </w:p>
     <w:p>
@@ -50,7 +164,7 @@
         <w:rPr>
           <w:rFonts w:ascii="Sylfaen" w:hAnsi="Sylfaen"/>
           <w:b/>
-          <w:sz w:val="32"/>
+          <w:sz w:val="36"/>
           <w:lang w:val="hy-AM"/>
         </w:rPr>
       </w:pPr>
@@ -58,26 +172,18 @@
         <w:rPr>
           <w:rFonts w:ascii="Sylfaen" w:hAnsi="Sylfaen"/>
           <w:b/>
-          <w:sz w:val="32"/>
-          <w:lang w:val="hy-AM"/>
-        </w:rPr>
-        <w:t>Ն</w:t>
-      </w:r>
-      <w:r>
-        <w:rPr>
-          <w:rFonts w:ascii="Sylfaen" w:hAnsi="Sylfaen"/>
-          <w:b/>
-          <w:sz w:val="32"/>
-          <w:lang w:val="hy-AM"/>
-        </w:rPr>
-        <w:t>երածություն</w:t>
+          <w:sz w:val="36"/>
+          <w:lang w:val="hy-AM"/>
+        </w:rPr>
+        <w:lastRenderedPageBreak/>
+        <w:t>ԳԼՈՒԽ 1: ԵՆԹԱԿԱՌՈՒՑՎԱԾՔՆԵՐԻ ՏԵՍԱԿՆԵՐԸ ԱՄՊԱՅԻՆ ՏԵԽՆՈԼՈԳԻԱՆԵՐՈՒՄ</w:t>
       </w:r>
     </w:p>
     <w:p>
       <w:pPr>
         <w:pStyle w:val="NormalWeb"/>
         <w:spacing w:before="30" w:beforeAutospacing="0" w:after="30" w:afterAutospacing="0"/>
-        <w:ind w:left="425" w:firstLine="426"/>
+        <w:ind w:firstLine="426"/>
         <w:jc w:val="both"/>
         <w:rPr>
           <w:rFonts w:ascii="Sylfaen" w:hAnsi="Sylfaen"/>
@@ -96,7 +202,7 @@
       <w:pPr>
         <w:pStyle w:val="NormalWeb"/>
         <w:spacing w:before="30" w:beforeAutospacing="0" w:after="30" w:afterAutospacing="0"/>
-        <w:ind w:left="425" w:firstLine="426"/>
+        <w:ind w:firstLine="426"/>
         <w:jc w:val="both"/>
         <w:rPr>
           <w:rFonts w:ascii="Sylfaen" w:hAnsi="Sylfaen"/>
@@ -115,7 +221,7 @@
       <w:pPr>
         <w:pStyle w:val="NormalWeb"/>
         <w:spacing w:before="30" w:beforeAutospacing="0" w:after="30" w:afterAutospacing="0"/>
-        <w:ind w:left="425" w:firstLine="426"/>
+        <w:ind w:firstLine="426"/>
         <w:jc w:val="both"/>
         <w:rPr>
           <w:rFonts w:ascii="Sylfaen" w:hAnsi="Sylfaen"/>
@@ -134,7 +240,7 @@
       <w:pPr>
         <w:pStyle w:val="NormalWeb"/>
         <w:spacing w:before="30" w:beforeAutospacing="0" w:after="30" w:afterAutospacing="0"/>
-        <w:ind w:left="425" w:firstLine="426"/>
+        <w:ind w:firstLine="426"/>
         <w:jc w:val="both"/>
         <w:rPr>
           <w:rFonts w:ascii="Sylfaen" w:hAnsi="Sylfaen"/>
@@ -153,7 +259,7 @@
       <w:pPr>
         <w:pStyle w:val="NormalWeb"/>
         <w:spacing w:before="30" w:beforeAutospacing="0" w:after="30" w:afterAutospacing="0"/>
-        <w:ind w:left="425" w:firstLine="426"/>
+        <w:ind w:firstLine="426"/>
         <w:jc w:val="both"/>
         <w:rPr>
           <w:rFonts w:ascii="Sylfaen" w:hAnsi="Sylfaen"/>
@@ -207,7 +313,7 @@
           <w:lang w:val="hy-AM"/>
         </w:rPr>
         <w:lastRenderedPageBreak/>
-        <w:t>O</w:t>
+        <w:t xml:space="preserve">1.1: </w:t>
       </w:r>
       <w:r>
         <w:rPr>
@@ -216,7 +322,7 @@
           <w:sz w:val="32"/>
           <w:lang w:val="hy-AM"/>
         </w:rPr>
-        <w:t xml:space="preserve">n-Premise </w:t>
+        <w:t>O</w:t>
       </w:r>
       <w:r>
         <w:rPr>
@@ -225,7 +331,7 @@
           <w:sz w:val="32"/>
           <w:lang w:val="hy-AM"/>
         </w:rPr>
-        <w:t>Մ</w:t>
+        <w:t>n-Premise</w:t>
       </w:r>
       <w:r>
         <w:rPr>
@@ -234,14 +340,59 @@
           <w:sz w:val="32"/>
           <w:lang w:val="hy-AM"/>
         </w:rPr>
-        <w:t>ոդել</w:t>
+        <w:t xml:space="preserve"> </w:t>
+      </w:r>
+      <w:r>
+        <w:rPr>
+          <w:rFonts w:ascii="Sylfaen" w:hAnsi="Sylfaen"/>
+          <w:b/>
+          <w:sz w:val="32"/>
+          <w:lang w:val="hy-AM"/>
+        </w:rPr>
+        <w:t>(</w:t>
+      </w:r>
+      <w:r>
+        <w:rPr>
+          <w:rFonts w:ascii="Sylfaen" w:hAnsi="Sylfaen"/>
+          <w:b/>
+          <w:sz w:val="32"/>
+          <w:lang w:val="hy-AM"/>
+        </w:rPr>
+        <w:t>Տեղային Տեղակայում</w:t>
+      </w:r>
+      <w:r>
+        <w:rPr>
+          <w:rFonts w:ascii="Sylfaen" w:hAnsi="Sylfaen"/>
+          <w:b/>
+          <w:sz w:val="32"/>
+          <w:lang w:val="hy-AM"/>
+        </w:rPr>
+        <w:t>)</w:t>
+      </w:r>
+      <w:r>
+        <w:rPr>
+          <w:rFonts w:ascii="Sylfaen" w:hAnsi="Sylfaen"/>
+          <w:b/>
+          <w:sz w:val="32"/>
+          <w:lang w:val="hy-AM"/>
+        </w:rPr>
+        <w:t xml:space="preserve"> </w:t>
+      </w:r>
+      <w:r>
+        <w:rPr>
+          <w:rFonts w:ascii="Sylfaen" w:hAnsi="Sylfaen"/>
+          <w:b/>
+          <w:sz w:val="32"/>
+          <w:lang w:val="hy-AM"/>
+        </w:rPr>
+        <w:t>Մոդելը</w:t>
       </w:r>
     </w:p>
     <w:p>
       <w:pPr>
         <w:pStyle w:val="NormalWeb"/>
         <w:spacing w:before="30" w:beforeAutospacing="0" w:after="30" w:afterAutospacing="0"/>
-        <w:ind w:left="425" w:firstLine="426"/>
+        <w:ind w:firstLine="426"/>
         <w:jc w:val="both"/>
         <w:rPr>
           <w:rFonts w:ascii="Sylfaen" w:hAnsi="Sylfaen"/>
@@ -260,64 +411,120 @@
       <w:pPr>
         <w:pStyle w:val="NormalWeb"/>
         <w:spacing w:before="30" w:beforeAutospacing="0" w:after="30" w:afterAutospacing="0"/>
-        <w:ind w:left="425" w:firstLine="426"/>
-        <w:jc w:val="both"/>
-        <w:rPr>
-          <w:rFonts w:ascii="Sylfaen" w:hAnsi="Sylfaen"/>
-          <w:lang w:val="hy-AM"/>
-        </w:rPr>
-      </w:pPr>
-      <w:r>
-        <w:rPr>
-          <w:rFonts w:ascii="Sylfaen" w:hAnsi="Sylfaen"/>
-          <w:lang w:val="hy-AM"/>
-        </w:rPr>
-        <w:t>On-Premise ենթակառուցվածքը սովորաբար ներառում է ֆիզիկական սերվերներ, վիրտուալացման հարթակներ, պահեստային զանգվածներ (SAN/NAS համակարգեր), կրկնօրինակման և վերականգնման լուծումներ, ինչպես նաև ներքին և արտաքին ցանցային պաշտպանական մեխանիզմներ։ Բացի տեխնիկական բաղադրիչներից, անհրաժեշտ է նաև կազմակերպել ֆիզիկական անվտանգություն՝ սահմանափակ մուտք սերվերային տարածք, հսկողության համակարգեր և հրդեհաշիջման միջոցներ։</w:t>
+        <w:ind w:firstLine="426"/>
+        <w:jc w:val="both"/>
+        <w:rPr>
+          <w:rFonts w:ascii="Sylfaen" w:hAnsi="Sylfaen"/>
+          <w:lang w:val="hy-AM"/>
+        </w:rPr>
+      </w:pPr>
+      <w:r>
+        <w:rPr>
+          <w:rFonts w:ascii="Sylfaen" w:hAnsi="Sylfaen"/>
+          <w:lang w:val="hy-AM"/>
+        </w:rPr>
+        <w:t>Տեղային տ</w:t>
+      </w:r>
+      <w:r>
+        <w:rPr>
+          <w:rFonts w:ascii="Sylfaen" w:hAnsi="Sylfaen"/>
+          <w:lang w:val="hy-AM"/>
+        </w:rPr>
+        <w:t>եղակայում</w:t>
+      </w:r>
+      <w:r>
+        <w:rPr>
+          <w:rFonts w:ascii="Sylfaen" w:hAnsi="Sylfaen"/>
+          <w:lang w:val="hy-AM"/>
+        </w:rPr>
+        <w:t xml:space="preserve"> ենթակառուցվածքը սովորաբար ներառում է ֆիզիկական սերվերներ, վիրտուալացման հարթակներ, պահեստային զանգվածներ (SAN/NAS համակարգեր), կրկնօրինակման և վերականգնման լուծումներ, ինչպես նաև ներքին և արտաքին ցանցային պաշտպանական մեխանիզմներ։ Բացի տեխնիկական բաղադրիչներից, անհրաժեշտ է նաև կազմակերպել ֆիզիկական անվտանգություն՝ սահմանափակ մուտք սերվերային տարածք, հսկողության համակարգեր և հրդեհաշիջման միջոցներ։</w:t>
       </w:r>
     </w:p>
     <w:p>
       <w:pPr>
         <w:pStyle w:val="NormalWeb"/>
         <w:spacing w:before="30" w:beforeAutospacing="0" w:after="30" w:afterAutospacing="0"/>
-        <w:ind w:left="425" w:firstLine="426"/>
-        <w:jc w:val="both"/>
-        <w:rPr>
-          <w:rFonts w:ascii="Sylfaen" w:hAnsi="Sylfaen"/>
-          <w:lang w:val="hy-AM"/>
-        </w:rPr>
-      </w:pPr>
-      <w:r>
-        <w:rPr>
-          <w:rFonts w:ascii="Sylfaen" w:hAnsi="Sylfaen"/>
-          <w:lang w:val="hy-AM"/>
-        </w:rPr>
-        <w:t>On-Premise մոդելի հիմնական առավելությունը լիարժեք վերահսկողությունն է։ Կազմակերպությունը ինքնուրույն է որոշում անվտանգության քաղաքականությունը, սարքավորումների կոնֆիգուրացիան, տվյալների պահպանման կանոնները և համակարգերի արդիականացման ժամանակացույցը։ Սա հատկապես կարևոր է այն ոլորտների համար, որտեղ տվյալների գաղտնիությունն ու իրավական համապատասխանությունը առաջնահերթ են։ Օրինակ՝ ֆինանսական կազմակերպությունները, պետական կառույցները և պաշտպանական ոլորտը հաճախ նախընտրում են տեղային լուծումներ՝ տվյալների ֆիզիկական տեղակայման հստակ վերահսկման պատճառով։</w:t>
+        <w:ind w:firstLine="426"/>
+        <w:jc w:val="both"/>
+        <w:rPr>
+          <w:rFonts w:ascii="Sylfaen" w:hAnsi="Sylfaen"/>
+          <w:lang w:val="hy-AM"/>
+        </w:rPr>
+      </w:pPr>
+      <w:r>
+        <w:rPr>
+          <w:rFonts w:ascii="Sylfaen" w:hAnsi="Sylfaen"/>
+          <w:lang w:val="hy-AM"/>
+        </w:rPr>
+        <w:t>Տեղային տ</w:t>
+      </w:r>
+      <w:r>
+        <w:rPr>
+          <w:rFonts w:ascii="Sylfaen" w:hAnsi="Sylfaen"/>
+          <w:lang w:val="hy-AM"/>
+        </w:rPr>
+        <w:t>եղակայում</w:t>
+      </w:r>
+      <w:r>
+        <w:rPr>
+          <w:rFonts w:ascii="Sylfaen" w:hAnsi="Sylfaen"/>
+          <w:lang w:val="hy-AM"/>
+        </w:rPr>
+        <w:t xml:space="preserve"> մոդելի հիմնական առավելությունը լիարժեք վերահսկողությունն է։ Կազմակերպությունը ինքնուրույն է որոշում անվտանգության քաղաքականությունը, սարքավորումների կոնֆիգուրացիան, տվյալների պահպանման կանոնները և համակարգերի արդիականացման ժամանակացույցը։ Սա հատկապես կարևոր է այն ոլորտների համար, որտեղ տվյալների գաղտնիությունն ու իրավական համապատասխանությունը առաջնահերթ են։ Օրինակ՝ ֆինանսական կազմակերպությունները, պետական կառույցները և պաշտպանական ոլորտը հաճախ նախընտրում են տեղային լուծումներ՝ տվյալների ֆիզիկական տեղակայման հստակ վերահսկման պատճառով։</w:t>
       </w:r>
     </w:p>
     <w:p>
       <w:pPr>
         <w:pStyle w:val="NormalWeb"/>
         <w:spacing w:before="30" w:beforeAutospacing="0" w:after="30" w:afterAutospacing="0"/>
-        <w:ind w:left="425" w:firstLine="426"/>
-        <w:jc w:val="both"/>
-        <w:rPr>
-          <w:rFonts w:ascii="Sylfaen" w:hAnsi="Sylfaen"/>
-          <w:lang w:val="hy-AM"/>
-        </w:rPr>
-      </w:pPr>
-      <w:r>
-        <w:rPr>
-          <w:rFonts w:ascii="Sylfaen" w:hAnsi="Sylfaen"/>
-          <w:lang w:val="hy-AM"/>
-        </w:rPr>
-        <w:t>Բացի վերահսկողությունից, On-Premise լուծումը թույլ է տալիս իրականացնել խորը հարմարեցում։ Կազմակերպությունը կարող է ընտրել հատուկ սարքավորումներ, կիրառել յուրահատուկ ցանցային ճարտարապետություն և ստեղծել անհատականացված անվտանգության համակարգ։ Սա հնարավորություն է տալիս կառուցել բարձր կատարողականությամբ համակարգեր, որոնք օպտիմալացված են կոնկրետ բիզնես գործընթացների համար։</w:t>
+        <w:ind w:firstLine="426"/>
+        <w:jc w:val="both"/>
+        <w:rPr>
+          <w:rFonts w:ascii="Sylfaen" w:hAnsi="Sylfaen"/>
+          <w:lang w:val="hy-AM"/>
+        </w:rPr>
+      </w:pPr>
+      <w:r>
+        <w:rPr>
+          <w:rFonts w:ascii="Sylfaen" w:hAnsi="Sylfaen"/>
+          <w:lang w:val="hy-AM"/>
+        </w:rPr>
+        <w:t xml:space="preserve">Բացի վերահսկողությունից, </w:t>
+      </w:r>
+      <w:r>
+        <w:rPr>
+          <w:rFonts w:ascii="Sylfaen" w:hAnsi="Sylfaen"/>
+          <w:lang w:val="hy-AM"/>
+        </w:rPr>
+        <w:t>տ</w:t>
+      </w:r>
+      <w:r>
+        <w:rPr>
+          <w:rFonts w:ascii="Sylfaen" w:hAnsi="Sylfaen"/>
+          <w:lang w:val="hy-AM"/>
+        </w:rPr>
+        <w:t>եղային տ</w:t>
+      </w:r>
+      <w:r>
+        <w:rPr>
+          <w:rFonts w:ascii="Sylfaen" w:hAnsi="Sylfaen"/>
+          <w:lang w:val="hy-AM"/>
+        </w:rPr>
+        <w:t>եղակայում</w:t>
+      </w:r>
+      <w:r>
+        <w:rPr>
+          <w:rFonts w:ascii="Sylfaen" w:hAnsi="Sylfaen"/>
+          <w:lang w:val="hy-AM"/>
+        </w:rPr>
+        <w:t xml:space="preserve"> լուծումը թույլ է տալիս իրականացնել խորը հարմարեցում։ Կազմակերպությունը կարող է ընտրել հատուկ սարքավորումներ, կիրառել յուրահատուկ ցանցային ճարտարապետություն և ստեղծել անհատականացված անվտանգության համակարգ։ Սա հնարավորություն է տալիս կառուցել բարձր կատարողականությամբ համակարգեր, որոնք օպտիմալացված են կոնկրետ բիզնես գործընթացների համար։</w:t>
       </w:r>
     </w:p>
     <w:p>
       <w:pPr>
         <w:pStyle w:val="NormalWeb"/>
         <w:spacing w:before="30" w:beforeAutospacing="0" w:after="30" w:afterAutospacing="0"/>
-        <w:ind w:left="425" w:firstLine="426"/>
+        <w:ind w:firstLine="426"/>
         <w:jc w:val="both"/>
         <w:rPr>
           <w:rFonts w:ascii="Sylfaen" w:hAnsi="Sylfaen"/>
@@ -336,19 +543,33 @@
       <w:pPr>
         <w:pStyle w:val="NormalWeb"/>
         <w:spacing w:before="30" w:beforeAutospacing="0" w:after="30" w:afterAutospacing="0"/>
-        <w:ind w:left="425" w:firstLine="284"/>
-        <w:jc w:val="both"/>
-        <w:rPr>
-          <w:rFonts w:ascii="Sylfaen" w:hAnsi="Sylfaen"/>
-          <w:lang w:val="hy-AM"/>
-        </w:rPr>
-      </w:pPr>
-      <w:r>
-        <w:rPr>
-          <w:rFonts w:ascii="Sylfaen" w:hAnsi="Sylfaen"/>
-          <w:lang w:val="hy-AM"/>
-        </w:rPr>
-        <w:t xml:space="preserve">On-Premise մոդելը պահանջում է նաև մասնագիտացված IT անձնակազմ՝ համակարգերի տեղադրման, մոնիթորինգի, անվտանգության ապահովման և խնդիրների լուծման համար։ Անձնակազմի պահպանման և վերապատրաստման </w:t>
+        <w:ind w:firstLine="426"/>
+        <w:jc w:val="both"/>
+        <w:rPr>
+          <w:rFonts w:ascii="Sylfaen" w:hAnsi="Sylfaen"/>
+          <w:lang w:val="hy-AM"/>
+        </w:rPr>
+      </w:pPr>
+      <w:r>
+        <w:rPr>
+          <w:rFonts w:ascii="Sylfaen" w:hAnsi="Sylfaen"/>
+          <w:lang w:val="hy-AM"/>
+        </w:rPr>
+        <w:t>Տեղային տ</w:t>
+      </w:r>
+      <w:r>
+        <w:rPr>
+          <w:rFonts w:ascii="Sylfaen" w:hAnsi="Sylfaen"/>
+          <w:lang w:val="hy-AM"/>
+        </w:rPr>
+        <w:t>եղակայում</w:t>
+      </w:r>
+      <w:r>
+        <w:rPr>
+          <w:rFonts w:ascii="Sylfaen" w:hAnsi="Sylfaen"/>
+          <w:lang w:val="hy-AM"/>
+        </w:rPr>
+        <w:t xml:space="preserve"> մոդելը պահանջում է նաև մասնագիտացված IT անձնակազմ՝ համակարգերի տեղադրման, մոնիթորինգի, անվտանգության ապահովման և խնդիրների լուծման համար։ Անձնակազմի պահպանման և վերապատրաստման ծախսերը նույնպես ավելանում են, հատկապես երբ կիրառվում են նոր տեխնոլոգիաներ։ </w:t>
       </w:r>
       <w:r>
         <w:rPr>
@@ -356,14 +577,14 @@
           <w:lang w:val="hy-AM"/>
         </w:rPr>
         <w:lastRenderedPageBreak/>
-        <w:t>ծախսերը նույնպես ավելանում են, հատկապես երբ կիրառվում են նոր տեխնոլոգիաներ։ Սարքավորումները ժամանակի ընթացքում հնանում են և պահանջում են արդիականացում կամ փոխարինում, ինչը առաջացնում է լրացուցիչ ֆինանսական բեռ։</w:t>
+        <w:t>Սարքավորումները ժամանակի ընթացքում հնանում են և պահանջում են արդիականացում կամ փոխարինում, ինչը առաջացնում է լրացուցիչ ֆինանսական բեռ։</w:t>
       </w:r>
     </w:p>
     <w:p>
       <w:pPr>
         <w:pStyle w:val="NormalWeb"/>
         <w:spacing w:before="30" w:beforeAutospacing="0" w:after="30" w:afterAutospacing="0"/>
-        <w:ind w:left="425" w:firstLine="284"/>
+        <w:ind w:firstLine="426"/>
         <w:jc w:val="both"/>
         <w:rPr>
           <w:rFonts w:ascii="Sylfaen" w:hAnsi="Sylfaen"/>
@@ -382,38 +603,94 @@
       <w:pPr>
         <w:pStyle w:val="NormalWeb"/>
         <w:spacing w:before="30" w:beforeAutospacing="0" w:after="30" w:afterAutospacing="0"/>
-        <w:ind w:left="425" w:firstLine="284"/>
-        <w:jc w:val="both"/>
-        <w:rPr>
-          <w:rFonts w:ascii="Sylfaen" w:hAnsi="Sylfaen"/>
-          <w:lang w:val="hy-AM"/>
-        </w:rPr>
-      </w:pPr>
-      <w:r>
-        <w:rPr>
-          <w:rFonts w:ascii="Sylfaen" w:hAnsi="Sylfaen"/>
-          <w:lang w:val="hy-AM"/>
-        </w:rPr>
-        <w:t>Վերականգնման և աղետների դիմակայման հարցը նույնպես բարդ է On-Premise միջավայրում։ Անհրաժեշտ է ստեղծել պահուստային տվյալների կենտրոն կամ իրականացնել տվյալների արտաքին կրկնօրինակում, ինչը կրկին պահանջում է լրացուցիչ ծախսեր և տեխնիկական բարդ լուծումներ։ Բնական աղետները, էլեկտրական խափանումները կամ տեխնիկական անսարքությունները կարող են ազդել ամբողջ համակարգի աշխատանքի վրա, եթե պատշաճ կրկնօրինակման ռազմավարություն չի մշակվել։</w:t>
+        <w:ind w:firstLine="426"/>
+        <w:jc w:val="both"/>
+        <w:rPr>
+          <w:rFonts w:ascii="Sylfaen" w:hAnsi="Sylfaen"/>
+          <w:lang w:val="hy-AM"/>
+        </w:rPr>
+      </w:pPr>
+      <w:r>
+        <w:rPr>
+          <w:rFonts w:ascii="Sylfaen" w:hAnsi="Sylfaen"/>
+          <w:lang w:val="hy-AM"/>
+        </w:rPr>
+        <w:t xml:space="preserve">Վերականգնման և աղետների դիմակայման հարցը նույնպես բարդ է </w:t>
+      </w:r>
+      <w:r>
+        <w:rPr>
+          <w:rFonts w:ascii="Sylfaen" w:hAnsi="Sylfaen"/>
+          <w:lang w:val="hy-AM"/>
+        </w:rPr>
+        <w:t>տ</w:t>
+      </w:r>
+      <w:r>
+        <w:rPr>
+          <w:rFonts w:ascii="Sylfaen" w:hAnsi="Sylfaen"/>
+          <w:lang w:val="hy-AM"/>
+        </w:rPr>
+        <w:t>եղային տ</w:t>
+      </w:r>
+      <w:r>
+        <w:rPr>
+          <w:rFonts w:ascii="Sylfaen" w:hAnsi="Sylfaen"/>
+          <w:lang w:val="hy-AM"/>
+        </w:rPr>
+        <w:t>եղակայում</w:t>
+      </w:r>
+      <w:r>
+        <w:rPr>
+          <w:rFonts w:ascii="Sylfaen" w:hAnsi="Sylfaen"/>
+          <w:lang w:val="hy-AM"/>
+        </w:rPr>
+        <w:t xml:space="preserve"> միջավայրում։ Անհրաժեշտ է ստեղծել պահուստային տվյալների կենտրոն կամ իրականացնել տվյալների արտաքին կրկնօրինակում, ինչը կրկին պահանջում է լրացուցիչ ծախսեր և տեխնիկական բարդ լուծումներ։ Բնական աղետները, էլեկտրական խափանումները կամ տեխնիկական անսարքությունները կարող են ազդել ամբողջ համակարգի աշխատանքի վրա, եթե պատշաճ կրկնօրինակման ռազմավարություն չի մշակվել։</w:t>
       </w:r>
     </w:p>
     <w:p>
       <w:pPr>
         <w:pStyle w:val="NormalWeb"/>
         <w:spacing w:before="30" w:beforeAutospacing="0" w:after="30" w:afterAutospacing="0"/>
-        <w:ind w:left="425" w:firstLine="284"/>
-        <w:jc w:val="both"/>
-        <w:rPr>
-          <w:rFonts w:ascii="Sylfaen" w:hAnsi="Sylfaen"/>
-          <w:lang w:val="hy-AM"/>
-        </w:rPr>
-      </w:pPr>
-      <w:r>
-        <w:rPr>
-          <w:rFonts w:ascii="Sylfaen" w:hAnsi="Sylfaen"/>
-          <w:lang w:val="hy-AM"/>
-        </w:rPr>
-        <w:t>Այսպիսով, On-Premise մոդելը ապահովում է առավելագույն վերահսկողություն և հարմարեցում, սակայն պահանջում է զգալի ֆինանսական ներդրումներ, տեխնիկական փորձառություն և երկարաժամկետ ռազմավարական պլանավորում։ Այն առավել նպատակահարմար է այն կազմակերպությունների համար, որոնք ունեն բավարար ռեսուրսներ և խիստ անվտանգության կամ կարգավորիչ պահանջներ։</w:t>
+        <w:ind w:firstLine="426"/>
+        <w:jc w:val="both"/>
+        <w:rPr>
+          <w:rFonts w:ascii="Sylfaen" w:hAnsi="Sylfaen"/>
+          <w:lang w:val="hy-AM"/>
+        </w:rPr>
+      </w:pPr>
+      <w:r>
+        <w:rPr>
+          <w:rFonts w:ascii="Sylfaen" w:hAnsi="Sylfaen"/>
+          <w:lang w:val="hy-AM"/>
+        </w:rPr>
+        <w:t xml:space="preserve">Այսպիսով, </w:t>
+      </w:r>
+      <w:r>
+        <w:rPr>
+          <w:rFonts w:ascii="Sylfaen" w:hAnsi="Sylfaen"/>
+          <w:lang w:val="hy-AM"/>
+        </w:rPr>
+        <w:t>տ</w:t>
+      </w:r>
+      <w:r>
+        <w:rPr>
+          <w:rFonts w:ascii="Sylfaen" w:hAnsi="Sylfaen"/>
+          <w:lang w:val="hy-AM"/>
+        </w:rPr>
+        <w:t>եղային տ</w:t>
+      </w:r>
+      <w:r>
+        <w:rPr>
+          <w:rFonts w:ascii="Sylfaen" w:hAnsi="Sylfaen"/>
+          <w:lang w:val="hy-AM"/>
+        </w:rPr>
+        <w:t>եղակայում</w:t>
+      </w:r>
+      <w:r>
+        <w:rPr>
+          <w:rFonts w:ascii="Sylfaen" w:hAnsi="Sylfaen"/>
+          <w:lang w:val="hy-AM"/>
+        </w:rPr>
+        <w:t xml:space="preserve"> մոդելը ապահովում է առավելագույն վերահսկողություն և հարմարեցում, սակայն պահանջում է զգալի ֆինանսական ներդրումներ, տեխնիկական փորձառություն և երկարաժամկետ ռազմավարական պլանավորում։ Այն առավել նպատակահարմար է այն կազմակերպությունների համար, որոնք ունեն բավարար ռեսուրսներ և խիստ անվտանգության կամ կարգավորիչ պահանջներ։</w:t>
       </w:r>
     </w:p>
     <w:p>
@@ -451,10 +728,10 @@
           <w:rFonts w:ascii="Sylfaen" w:hAnsi="Sylfaen"/>
           <w:b/>
           <w:sz w:val="32"/>
-          <w:lang w:val="hy-AM"/>
+          <w:lang w:val="en-US"/>
         </w:rPr>
         <w:lastRenderedPageBreak/>
-        <w:t>I</w:t>
+        <w:t xml:space="preserve">1.2: </w:t>
       </w:r>
       <w:r>
         <w:rPr>
@@ -463,7 +740,7 @@
           <w:sz w:val="32"/>
           <w:lang w:val="hy-AM"/>
         </w:rPr>
-        <w:t>aa</w:t>
+        <w:t>I</w:t>
       </w:r>
       <w:r>
         <w:rPr>
@@ -472,7 +749,7 @@
           <w:sz w:val="32"/>
           <w:lang w:val="hy-AM"/>
         </w:rPr>
-        <w:t>S Մ</w:t>
+        <w:t>aa</w:t>
       </w:r>
       <w:r>
         <w:rPr>
@@ -481,14 +758,68 @@
           <w:sz w:val="32"/>
           <w:lang w:val="hy-AM"/>
         </w:rPr>
-        <w:t>ոդել</w:t>
+        <w:t xml:space="preserve">S </w:t>
+      </w:r>
+      <w:r>
+        <w:rPr>
+          <w:rFonts w:ascii="Sylfaen" w:hAnsi="Sylfaen"/>
+          <w:b/>
+          <w:sz w:val="32"/>
+          <w:lang w:val="hy-AM"/>
+        </w:rPr>
+        <w:t>(</w:t>
+      </w:r>
+      <w:r>
+        <w:rPr>
+          <w:rFonts w:ascii="Sylfaen" w:hAnsi="Sylfaen"/>
+          <w:b/>
+          <w:sz w:val="32"/>
+          <w:lang w:val="hy-AM"/>
+        </w:rPr>
+        <w:t>Ենթակառուցվածքը</w:t>
+      </w:r>
+      <w:r>
+        <w:rPr>
+          <w:rFonts w:ascii="Sylfaen" w:hAnsi="Sylfaen"/>
+          <w:b/>
+          <w:sz w:val="32"/>
+          <w:lang w:val="hy-AM"/>
+        </w:rPr>
+        <w:t xml:space="preserve"> </w:t>
+      </w:r>
+      <w:r>
+        <w:rPr>
+          <w:rFonts w:ascii="Sylfaen" w:hAnsi="Sylfaen"/>
+          <w:b/>
+          <w:sz w:val="32"/>
+          <w:lang w:val="hy-AM"/>
+        </w:rPr>
+        <w:t>Որպես Ծառայություն</w:t>
+      </w:r>
+      <w:r>
+        <w:rPr>
+          <w:rFonts w:ascii="Sylfaen" w:hAnsi="Sylfaen"/>
+          <w:b/>
+          <w:sz w:val="32"/>
+          <w:lang w:val="hy-AM"/>
+        </w:rPr>
+        <w:t>)</w:t>
+      </w:r>
+      <w:r>
+        <w:rPr>
+          <w:rFonts w:ascii="Sylfaen" w:hAnsi="Sylfaen"/>
+          <w:b/>
+          <w:sz w:val="32"/>
+          <w:lang w:val="hy-AM"/>
+        </w:rPr>
+        <w:t xml:space="preserve"> Մոդելը</w:t>
       </w:r>
     </w:p>
     <w:p>
       <w:pPr>
         <w:pStyle w:val="NormalWeb"/>
         <w:spacing w:before="30" w:beforeAutospacing="0" w:after="30" w:afterAutospacing="0"/>
-        <w:ind w:left="425" w:firstLine="284"/>
+        <w:ind w:firstLine="426"/>
         <w:jc w:val="both"/>
         <w:rPr>
           <w:rFonts w:ascii="Sylfaen" w:hAnsi="Sylfaen"/>
@@ -507,7 +838,7 @@
       <w:pPr>
         <w:pStyle w:val="NormalWeb"/>
         <w:spacing w:before="30" w:beforeAutospacing="0" w:after="30" w:afterAutospacing="0"/>
-        <w:ind w:left="425" w:firstLine="284"/>
+        <w:ind w:firstLine="426"/>
         <w:jc w:val="both"/>
         <w:rPr>
           <w:rFonts w:ascii="Sylfaen" w:hAnsi="Sylfaen"/>
@@ -526,7 +857,7 @@
       <w:pPr>
         <w:pStyle w:val="NormalWeb"/>
         <w:spacing w:before="30" w:beforeAutospacing="0" w:after="30" w:afterAutospacing="0"/>
-        <w:ind w:left="425" w:firstLine="284"/>
+        <w:ind w:firstLine="426"/>
         <w:jc w:val="both"/>
         <w:rPr>
           <w:rFonts w:ascii="Sylfaen" w:hAnsi="Sylfaen"/>
@@ -545,7 +876,7 @@
       <w:pPr>
         <w:pStyle w:val="NormalWeb"/>
         <w:spacing w:before="30" w:beforeAutospacing="0" w:after="30" w:afterAutospacing="0"/>
-        <w:ind w:left="425" w:firstLine="284"/>
+        <w:ind w:firstLine="426"/>
         <w:jc w:val="both"/>
         <w:rPr>
           <w:rFonts w:ascii="Sylfaen" w:hAnsi="Sylfaen"/>
@@ -564,7 +895,7 @@
       <w:pPr>
         <w:pStyle w:val="NormalWeb"/>
         <w:spacing w:before="30" w:beforeAutospacing="0" w:after="30" w:afterAutospacing="0"/>
-        <w:ind w:left="425" w:firstLine="284"/>
+        <w:ind w:firstLine="426"/>
         <w:jc w:val="both"/>
         <w:rPr>
           <w:rFonts w:ascii="Sylfaen" w:hAnsi="Sylfaen"/>
@@ -583,7 +914,7 @@
       <w:pPr>
         <w:pStyle w:val="NormalWeb"/>
         <w:spacing w:before="30" w:beforeAutospacing="0" w:after="30" w:afterAutospacing="0"/>
-        <w:ind w:left="425" w:firstLine="284"/>
+        <w:ind w:firstLine="426"/>
         <w:jc w:val="both"/>
         <w:rPr>
           <w:rFonts w:ascii="Sylfaen" w:hAnsi="Sylfaen"/>
@@ -602,27 +933,34 @@
       <w:pPr>
         <w:pStyle w:val="NormalWeb"/>
         <w:spacing w:before="30" w:beforeAutospacing="0" w:after="30" w:afterAutospacing="0"/>
-        <w:ind w:left="425" w:firstLine="284"/>
-        <w:jc w:val="both"/>
-        <w:rPr>
-          <w:rFonts w:ascii="Sylfaen" w:hAnsi="Sylfaen"/>
-          <w:lang w:val="hy-AM"/>
-        </w:rPr>
-      </w:pPr>
+        <w:ind w:firstLine="426"/>
+        <w:jc w:val="both"/>
+        <w:rPr>
+          <w:rFonts w:ascii="Sylfaen" w:hAnsi="Sylfaen"/>
+          <w:lang w:val="hy-AM"/>
+        </w:rPr>
+      </w:pPr>
+      <w:r>
+        <w:rPr>
+          <w:rFonts w:ascii="Sylfaen" w:hAnsi="Sylfaen"/>
+          <w:lang w:val="hy-AM"/>
+        </w:rPr>
+        <w:t xml:space="preserve">Սակայն IaaS մոդելը ունի նաև որոշակի սահմանափակումներ։ Չնայած ենթակառուցվածքը կառավարվում է մատակարարի կողմից, օպերացիոն համակարգերի, տվյալների անվտանգության և կիրառական ծրագրերի </w:t>
+      </w:r>
       <w:r>
         <w:rPr>
           <w:rFonts w:ascii="Sylfaen" w:hAnsi="Sylfaen"/>
           <w:lang w:val="hy-AM"/>
         </w:rPr>
         <w:lastRenderedPageBreak/>
-        <w:t>Սակայն IaaS մոդելը ունի նաև որոշակի սահմանափակումներ։ Չնայած ենթակառուցվածքը կառավարվում է մատակարարի կողմից, օպերացիոն համակարգերի, տվյալների անվտանգության և կիրառական ծրագրերի պատասխանատվությունը մնում է հաճախորդի վրա։ Սա նշանակում է, որ կազմակերպությունը պետք է ունենա համապատասխան տեխնիկական գիտելիքներ և փորձառություն՝ ապահովելու համակարգերի անվտանգությունը և կայուն աշխատանքը։</w:t>
+        <w:t>պատասխանատվությունը մնում է հաճախորդի վրա։ Սա նշանակում է, որ կազմակերպությունը պետք է ունենա համապատասխան տեխնիկական գիտելիքներ և փորձառություն՝ ապահովելու համակարգերի անվտանգությունը և կայուն աշխատանքը։</w:t>
       </w:r>
     </w:p>
     <w:p>
       <w:pPr>
         <w:pStyle w:val="NormalWeb"/>
         <w:spacing w:before="30" w:beforeAutospacing="0" w:after="30" w:afterAutospacing="0"/>
-        <w:ind w:left="425" w:firstLine="284"/>
+        <w:ind w:firstLine="426"/>
         <w:jc w:val="both"/>
         <w:rPr>
           <w:rFonts w:ascii="Sylfaen" w:hAnsi="Sylfaen"/>
@@ -641,7 +979,7 @@
       <w:pPr>
         <w:pStyle w:val="NormalWeb"/>
         <w:spacing w:before="30" w:beforeAutospacing="0" w:after="30" w:afterAutospacing="0"/>
-        <w:ind w:left="425" w:firstLine="284"/>
+        <w:ind w:firstLine="426"/>
         <w:jc w:val="both"/>
         <w:rPr>
           <w:rFonts w:ascii="Sylfaen" w:hAnsi="Sylfaen"/>
@@ -660,7 +998,7 @@
       <w:pPr>
         <w:pStyle w:val="NormalWeb"/>
         <w:spacing w:before="30" w:beforeAutospacing="0" w:after="30" w:afterAutospacing="0"/>
-        <w:ind w:left="425" w:firstLine="284"/>
+        <w:ind w:firstLine="426"/>
         <w:jc w:val="both"/>
         <w:rPr>
           <w:rFonts w:ascii="Sylfaen" w:hAnsi="Sylfaen"/>
@@ -679,7 +1017,7 @@
       <w:pPr>
         <w:pStyle w:val="NormalWeb"/>
         <w:spacing w:before="30" w:beforeAutospacing="0" w:after="30" w:afterAutospacing="0"/>
-        <w:ind w:left="425" w:firstLine="284"/>
+        <w:ind w:firstLine="426"/>
         <w:jc w:val="both"/>
         <w:rPr>
           <w:rFonts w:ascii="Sylfaen" w:hAnsi="Sylfaen"/>
@@ -733,7 +1071,7 @@
           <w:lang w:val="hy-AM"/>
         </w:rPr>
         <w:lastRenderedPageBreak/>
-        <w:t>P</w:t>
+        <w:t>1.</w:t>
       </w:r>
       <w:r>
         <w:rPr>
@@ -742,7 +1080,7 @@
           <w:sz w:val="32"/>
           <w:lang w:val="hy-AM"/>
         </w:rPr>
-        <w:t>aa</w:t>
+        <w:t>3</w:t>
       </w:r>
       <w:r>
         <w:rPr>
@@ -751,7 +1089,7 @@
           <w:sz w:val="32"/>
           <w:lang w:val="hy-AM"/>
         </w:rPr>
-        <w:t>S Մ</w:t>
+        <w:t xml:space="preserve">: </w:t>
       </w:r>
       <w:r>
         <w:rPr>
@@ -760,14 +1098,68 @@
           <w:sz w:val="32"/>
           <w:lang w:val="hy-AM"/>
         </w:rPr>
-        <w:t>ոդել</w:t>
+        <w:t>P</w:t>
+      </w:r>
+      <w:r>
+        <w:rPr>
+          <w:rFonts w:ascii="Sylfaen" w:hAnsi="Sylfaen"/>
+          <w:b/>
+          <w:sz w:val="32"/>
+          <w:lang w:val="hy-AM"/>
+        </w:rPr>
+        <w:t>aa</w:t>
+      </w:r>
+      <w:r>
+        <w:rPr>
+          <w:rFonts w:ascii="Sylfaen" w:hAnsi="Sylfaen"/>
+          <w:b/>
+          <w:sz w:val="32"/>
+          <w:lang w:val="hy-AM"/>
+        </w:rPr>
+        <w:t xml:space="preserve">S </w:t>
+      </w:r>
+      <w:r>
+        <w:rPr>
+          <w:rFonts w:ascii="Sylfaen" w:hAnsi="Sylfaen"/>
+          <w:b/>
+          <w:sz w:val="32"/>
+          <w:lang w:val="hy-AM"/>
+        </w:rPr>
+        <w:t>(</w:t>
+      </w:r>
+      <w:r>
+        <w:rPr>
+          <w:rFonts w:ascii="Sylfaen" w:hAnsi="Sylfaen"/>
+          <w:b/>
+          <w:sz w:val="32"/>
+          <w:lang w:val="hy-AM"/>
+        </w:rPr>
+        <w:t>Հարթակը Որպես Ծառայություն</w:t>
+      </w:r>
+      <w:r>
+        <w:rPr>
+          <w:rFonts w:ascii="Sylfaen" w:hAnsi="Sylfaen"/>
+          <w:b/>
+          <w:sz w:val="32"/>
+          <w:lang w:val="hy-AM"/>
+        </w:rPr>
+        <w:t xml:space="preserve">) </w:t>
+      </w:r>
+      <w:r>
+        <w:rPr>
+          <w:rFonts w:ascii="Sylfaen" w:hAnsi="Sylfaen"/>
+          <w:b/>
+          <w:sz w:val="32"/>
+          <w:lang w:val="hy-AM"/>
+        </w:rPr>
+        <w:t>Մոդելը</w:t>
       </w:r>
     </w:p>
     <w:p>
       <w:pPr>
         <w:pStyle w:val="NormalWeb"/>
         <w:spacing w:before="30" w:beforeAutospacing="0" w:after="30" w:afterAutospacing="0"/>
-        <w:ind w:left="425" w:firstLine="284"/>
+        <w:ind w:firstLine="426"/>
         <w:jc w:val="both"/>
         <w:rPr>
           <w:rFonts w:ascii="Sylfaen" w:hAnsi="Sylfaen"/>
@@ -786,7 +1178,7 @@
       <w:pPr>
         <w:pStyle w:val="NormalWeb"/>
         <w:spacing w:before="30" w:beforeAutospacing="0" w:after="30" w:afterAutospacing="0"/>
-        <w:ind w:left="425" w:firstLine="284"/>
+        <w:ind w:firstLine="426"/>
         <w:jc w:val="both"/>
         <w:rPr>
           <w:rFonts w:ascii="Sylfaen" w:hAnsi="Sylfaen"/>
@@ -805,7 +1197,7 @@
       <w:pPr>
         <w:pStyle w:val="NormalWeb"/>
         <w:spacing w:before="30" w:beforeAutospacing="0" w:after="30" w:afterAutospacing="0"/>
-        <w:ind w:left="425" w:firstLine="284"/>
+        <w:ind w:firstLine="426"/>
         <w:jc w:val="both"/>
         <w:rPr>
           <w:rFonts w:ascii="Sylfaen" w:hAnsi="Sylfaen"/>
@@ -824,7 +1216,7 @@
       <w:pPr>
         <w:pStyle w:val="NormalWeb"/>
         <w:spacing w:before="30" w:beforeAutospacing="0" w:after="30" w:afterAutospacing="0"/>
-        <w:ind w:left="425" w:firstLine="284"/>
+        <w:ind w:firstLine="426"/>
         <w:jc w:val="both"/>
         <w:rPr>
           <w:rFonts w:ascii="Sylfaen" w:hAnsi="Sylfaen"/>
@@ -843,7 +1235,7 @@
       <w:pPr>
         <w:pStyle w:val="NormalWeb"/>
         <w:spacing w:before="30" w:beforeAutospacing="0" w:after="30" w:afterAutospacing="0"/>
-        <w:ind w:left="425" w:firstLine="284"/>
+        <w:ind w:firstLine="426"/>
         <w:jc w:val="both"/>
         <w:rPr>
           <w:rFonts w:ascii="Sylfaen" w:hAnsi="Sylfaen"/>
@@ -862,7 +1254,7 @@
       <w:pPr>
         <w:pStyle w:val="NormalWeb"/>
         <w:spacing w:before="30" w:beforeAutospacing="0" w:after="30" w:afterAutospacing="0"/>
-        <w:ind w:left="425" w:firstLine="284"/>
+        <w:ind w:firstLine="426"/>
         <w:jc w:val="both"/>
         <w:rPr>
           <w:rFonts w:ascii="Sylfaen" w:hAnsi="Sylfaen"/>
@@ -881,27 +1273,34 @@
       <w:pPr>
         <w:pStyle w:val="NormalWeb"/>
         <w:spacing w:before="30" w:beforeAutospacing="0" w:after="30" w:afterAutospacing="0"/>
-        <w:ind w:left="425" w:firstLine="284"/>
-        <w:jc w:val="both"/>
-        <w:rPr>
-          <w:rFonts w:ascii="Sylfaen" w:hAnsi="Sylfaen"/>
-          <w:lang w:val="hy-AM"/>
-        </w:rPr>
-      </w:pPr>
+        <w:ind w:firstLine="426"/>
+        <w:jc w:val="both"/>
+        <w:rPr>
+          <w:rFonts w:ascii="Sylfaen" w:hAnsi="Sylfaen"/>
+          <w:lang w:val="hy-AM"/>
+        </w:rPr>
+      </w:pPr>
+      <w:r>
+        <w:rPr>
+          <w:rFonts w:ascii="Sylfaen" w:hAnsi="Sylfaen"/>
+          <w:lang w:val="hy-AM"/>
+        </w:rPr>
+        <w:t xml:space="preserve">Այնուամենայնիվ, PaaS մոդելը ունի նաև որոշ սահմանափակումներ։ Քանի որ ենթակառուցվածքի և միջավայրի կառավարումը իրականացվում է մատակարարի կողմից, կազմակերպությունը չունի լիարժեք վերահսկողություն համակարգի բոլոր շերտերի նկատմամբ։ Հնարավոր չէ կատարել խորքային կոնֆիգուրացիաներ կամ </w:t>
+      </w:r>
       <w:r>
         <w:rPr>
           <w:rFonts w:ascii="Sylfaen" w:hAnsi="Sylfaen"/>
           <w:lang w:val="hy-AM"/>
         </w:rPr>
         <w:lastRenderedPageBreak/>
-        <w:t>Այնուամենայնիվ, PaaS մոդելը ունի նաև որոշ սահմանափակումներ։ Քանի որ ենթակառուցվածքի և միջավայրի կառավարումը իրականացվում է մատակարարի կողմից, կազմակերպությունը չունի լիարժեք վերահսկողություն համակարգի բոլոր շերտերի նկատմամբ։ Հնարավոր չէ կատարել խորքային կոնֆիգուրացիաներ կամ կիրառել հատուկ համակարգային լուծումներ, որոնք դուրս են մատակարարի առաջարկած հնարավորություններից։</w:t>
+        <w:t>կիրառել հատուկ համակարգային լուծումներ, որոնք դուրս են մատակարարի առաջարկած հնարավորություններից։</w:t>
       </w:r>
     </w:p>
     <w:p>
       <w:pPr>
         <w:pStyle w:val="NormalWeb"/>
         <w:spacing w:before="30" w:beforeAutospacing="0" w:after="30" w:afterAutospacing="0"/>
-        <w:ind w:left="425" w:firstLine="284"/>
+        <w:ind w:firstLine="426"/>
         <w:jc w:val="both"/>
         <w:rPr>
           <w:rFonts w:ascii="Sylfaen" w:hAnsi="Sylfaen"/>
@@ -920,7 +1319,7 @@
       <w:pPr>
         <w:pStyle w:val="NormalWeb"/>
         <w:spacing w:before="30" w:beforeAutospacing="0" w:after="30" w:afterAutospacing="0"/>
-        <w:ind w:left="425" w:firstLine="284"/>
+        <w:ind w:firstLine="426"/>
         <w:jc w:val="both"/>
         <w:rPr>
           <w:rFonts w:ascii="Sylfaen" w:hAnsi="Sylfaen"/>
@@ -939,7 +1338,7 @@
       <w:pPr>
         <w:pStyle w:val="NormalWeb"/>
         <w:spacing w:before="30" w:beforeAutospacing="0" w:after="30" w:afterAutospacing="0"/>
-        <w:ind w:left="425" w:firstLine="284"/>
+        <w:ind w:firstLine="426"/>
         <w:jc w:val="both"/>
         <w:rPr>
           <w:rFonts w:ascii="Sylfaen" w:hAnsi="Sylfaen"/>
@@ -991,7 +1390,7 @@
           <w:lang w:val="hy-AM"/>
         </w:rPr>
         <w:lastRenderedPageBreak/>
-        <w:t>S</w:t>
+        <w:t>1.</w:t>
       </w:r>
       <w:r>
         <w:rPr>
@@ -1000,7 +1399,7 @@
           <w:sz w:val="32"/>
           <w:lang w:val="hy-AM"/>
         </w:rPr>
-        <w:t>aa</w:t>
+        <w:t>4</w:t>
       </w:r>
       <w:r>
         <w:rPr>
@@ -1009,7 +1408,7 @@
           <w:sz w:val="32"/>
           <w:lang w:val="hy-AM"/>
         </w:rPr>
-        <w:t>S Մ</w:t>
+        <w:t xml:space="preserve">: </w:t>
       </w:r>
       <w:r>
         <w:rPr>
@@ -1018,14 +1417,86 @@
           <w:sz w:val="32"/>
           <w:lang w:val="hy-AM"/>
         </w:rPr>
-        <w:t>ոդել</w:t>
+        <w:t>S</w:t>
+      </w:r>
+      <w:r>
+        <w:rPr>
+          <w:rFonts w:ascii="Sylfaen" w:hAnsi="Sylfaen"/>
+          <w:b/>
+          <w:sz w:val="32"/>
+          <w:lang w:val="hy-AM"/>
+        </w:rPr>
+        <w:t>aa</w:t>
+      </w:r>
+      <w:r>
+        <w:rPr>
+          <w:rFonts w:ascii="Sylfaen" w:hAnsi="Sylfaen"/>
+          <w:b/>
+          <w:sz w:val="32"/>
+          <w:lang w:val="hy-AM"/>
+        </w:rPr>
+        <w:t xml:space="preserve">S </w:t>
+      </w:r>
+      <w:r>
+        <w:rPr>
+          <w:rFonts w:ascii="Sylfaen" w:hAnsi="Sylfaen"/>
+          <w:b/>
+          <w:sz w:val="32"/>
+          <w:lang w:val="hy-AM"/>
+        </w:rPr>
+        <w:t>(</w:t>
+      </w:r>
+      <w:r>
+        <w:rPr>
+          <w:rFonts w:ascii="Sylfaen" w:hAnsi="Sylfaen"/>
+          <w:b/>
+          <w:sz w:val="32"/>
+          <w:lang w:val="hy-AM"/>
+        </w:rPr>
+        <w:t xml:space="preserve">Ծրագրային Ապահովումը </w:t>
+      </w:r>
+      <w:r>
+        <w:rPr>
+          <w:rFonts w:ascii="Sylfaen" w:hAnsi="Sylfaen"/>
+          <w:b/>
+          <w:sz w:val="32"/>
+          <w:lang w:val="hy-AM"/>
+        </w:rPr>
+        <w:t>Որպես Ծառայություն</w:t>
+      </w:r>
+      <w:r>
+        <w:rPr>
+          <w:rFonts w:ascii="Sylfaen" w:hAnsi="Sylfaen"/>
+          <w:b/>
+          <w:sz w:val="32"/>
+          <w:lang w:val="hy-AM"/>
+        </w:rPr>
+        <w:t>)</w:t>
+      </w:r>
+      <w:r>
+        <w:rPr>
+          <w:rFonts w:ascii="Sylfaen" w:hAnsi="Sylfaen"/>
+          <w:b/>
+          <w:sz w:val="32"/>
+          <w:lang w:val="hy-AM"/>
+        </w:rPr>
+        <w:t xml:space="preserve"> </w:t>
+      </w:r>
+      <w:r>
+        <w:rPr>
+          <w:rFonts w:ascii="Sylfaen" w:hAnsi="Sylfaen"/>
+          <w:b/>
+          <w:sz w:val="32"/>
+          <w:lang w:val="hy-AM"/>
+        </w:rPr>
+        <w:t>Մոդելը</w:t>
       </w:r>
     </w:p>
     <w:p>
       <w:pPr>
         <w:pStyle w:val="NormalWeb"/>
         <w:spacing w:before="30" w:beforeAutospacing="0" w:after="30" w:afterAutospacing="0"/>
-        <w:ind w:left="425" w:firstLine="284"/>
+        <w:ind w:firstLine="426"/>
         <w:jc w:val="both"/>
         <w:rPr>
           <w:rFonts w:ascii="Sylfaen" w:hAnsi="Sylfaen"/>
@@ -1044,7 +1515,7 @@
       <w:pPr>
         <w:pStyle w:val="NormalWeb"/>
         <w:spacing w:before="30" w:beforeAutospacing="0" w:after="30" w:afterAutospacing="0"/>
-        <w:ind w:left="425" w:firstLine="284"/>
+        <w:ind w:firstLine="426"/>
         <w:jc w:val="both"/>
         <w:rPr>
           <w:rFonts w:ascii="Sylfaen" w:hAnsi="Sylfaen"/>
@@ -1063,7 +1534,7 @@
       <w:pPr>
         <w:pStyle w:val="NormalWeb"/>
         <w:spacing w:before="30" w:beforeAutospacing="0" w:after="30" w:afterAutospacing="0"/>
-        <w:ind w:left="425" w:firstLine="284"/>
+        <w:ind w:firstLine="426"/>
         <w:jc w:val="both"/>
         <w:rPr>
           <w:rFonts w:ascii="Sylfaen" w:hAnsi="Sylfaen"/>
@@ -1082,7 +1553,7 @@
       <w:pPr>
         <w:pStyle w:val="NormalWeb"/>
         <w:spacing w:before="30" w:beforeAutospacing="0" w:after="30" w:afterAutospacing="0"/>
-        <w:ind w:left="425" w:firstLine="284"/>
+        <w:ind w:firstLine="426"/>
         <w:jc w:val="both"/>
         <w:rPr>
           <w:rFonts w:ascii="Sylfaen" w:hAnsi="Sylfaen"/>
@@ -1101,7 +1572,7 @@
       <w:pPr>
         <w:pStyle w:val="NormalWeb"/>
         <w:spacing w:before="30" w:beforeAutospacing="0" w:after="30" w:afterAutospacing="0"/>
-        <w:ind w:left="425" w:firstLine="284"/>
+        <w:ind w:firstLine="426"/>
         <w:jc w:val="both"/>
         <w:rPr>
           <w:rFonts w:ascii="Sylfaen" w:hAnsi="Sylfaen"/>
@@ -1120,7 +1591,7 @@
       <w:pPr>
         <w:pStyle w:val="NormalWeb"/>
         <w:spacing w:before="30" w:beforeAutospacing="0" w:after="30" w:afterAutospacing="0"/>
-        <w:ind w:left="425" w:firstLine="284"/>
+        <w:ind w:firstLine="426"/>
         <w:jc w:val="both"/>
         <w:rPr>
           <w:rFonts w:ascii="Sylfaen" w:hAnsi="Sylfaen"/>
@@ -1139,7 +1610,7 @@
       <w:pPr>
         <w:pStyle w:val="NormalWeb"/>
         <w:spacing w:before="30" w:beforeAutospacing="0" w:after="30" w:afterAutospacing="0"/>
-        <w:ind w:left="425" w:firstLine="284"/>
+        <w:ind w:firstLine="426"/>
         <w:jc w:val="both"/>
         <w:rPr>
           <w:rFonts w:ascii="Sylfaen" w:hAnsi="Sylfaen"/>
@@ -1158,7 +1629,7 @@
       <w:pPr>
         <w:pStyle w:val="NormalWeb"/>
         <w:spacing w:before="30" w:beforeAutospacing="0" w:after="30" w:afterAutospacing="0"/>
-        <w:ind w:left="425" w:firstLine="284"/>
+        <w:ind w:firstLine="426"/>
         <w:jc w:val="both"/>
         <w:rPr>
           <w:rFonts w:ascii="Sylfaen" w:hAnsi="Sylfaen"/>
@@ -1178,7 +1649,7 @@
       <w:pPr>
         <w:pStyle w:val="NormalWeb"/>
         <w:spacing w:before="30" w:beforeAutospacing="0" w:after="30" w:afterAutospacing="0"/>
-        <w:ind w:left="425" w:firstLine="284"/>
+        <w:ind w:firstLine="426"/>
         <w:jc w:val="both"/>
         <w:rPr>
           <w:rFonts w:ascii="Sylfaen" w:hAnsi="Sylfaen"/>
@@ -1197,7 +1668,7 @@
       <w:pPr>
         <w:pStyle w:val="NormalWeb"/>
         <w:spacing w:before="30" w:beforeAutospacing="0" w:after="30" w:afterAutospacing="0"/>
-        <w:ind w:left="425" w:firstLine="284"/>
+        <w:ind w:firstLine="426"/>
         <w:jc w:val="both"/>
         <w:rPr>
           <w:rFonts w:ascii="Sylfaen" w:hAnsi="Sylfaen"/>
@@ -1210,6 +1681,224 @@
           <w:lang w:val="hy-AM"/>
         </w:rPr>
         <w:t>Ընդհանուր առմամբ, SaaS մոդելը հանդիսանում է ժամանակակից և արդյունավետ լուծում այն կազմակերպությունների համար, որոնք ցանկանում են արագ, պարզ և նվազագույն տեխնիկական բարդությամբ ներդնել ծրագրային համակարգեր։ Այն ապահովում է հասանելիություն, ավտոմատացում և մասշտաբելիություն, սակայն պահանջում է վստահություն մատակարարի նկատմամբ և ռազմավարական մոտեցում տվյալների կառավարման հարցում։</w:t>
+      </w:r>
+    </w:p>
+    <w:p>
+      <w:pPr>
+        <w:rPr>
+          <w:rFonts w:ascii="Sylfaen" w:eastAsia="Times New Roman" w:hAnsi="Sylfaen" w:cs="Times New Roman"/>
+          <w:sz w:val="24"/>
+          <w:szCs w:val="24"/>
+          <w:lang w:val="hy-AM" w:eastAsia="ru-RU"/>
+        </w:rPr>
+      </w:pPr>
+      <w:r>
+        <w:rPr>
+          <w:rFonts w:ascii="Sylfaen" w:hAnsi="Sylfaen"/>
+          <w:lang w:val="hy-AM"/>
+        </w:rPr>
+        <w:br w:type="page"/>
+      </w:r>
+    </w:p>
+    <w:p>
+      <w:pPr>
+        <w:pStyle w:val="NormalWeb"/>
+        <w:spacing w:before="30" w:beforeAutospacing="0" w:after="30" w:afterAutospacing="0"/>
+        <w:jc w:val="center"/>
+        <w:rPr>
+          <w:rFonts w:ascii="Sylfaen" w:hAnsi="Sylfaen"/>
+          <w:b/>
+          <w:sz w:val="32"/>
+          <w:lang w:val="hy-AM"/>
+        </w:rPr>
+      </w:pPr>
+      <w:r>
+        <w:rPr>
+          <w:rFonts w:ascii="Sylfaen" w:hAnsi="Sylfaen"/>
+          <w:b/>
+          <w:sz w:val="32"/>
+          <w:lang w:val="hy-AM"/>
+        </w:rPr>
+        <w:lastRenderedPageBreak/>
+        <w:t xml:space="preserve">1.5: </w:t>
+      </w:r>
+      <w:r>
+        <w:rPr>
+          <w:rFonts w:ascii="Sylfaen" w:hAnsi="Sylfaen"/>
+          <w:b/>
+          <w:sz w:val="32"/>
+          <w:lang w:val="hy-AM"/>
+        </w:rPr>
+        <w:t>Ամպային Տեխնոլոգիաների Մատակարարները</w:t>
+      </w:r>
+    </w:p>
+    <w:p>
+      <w:pPr>
+        <w:pStyle w:val="NormalWeb"/>
+        <w:spacing w:before="30" w:beforeAutospacing="0" w:after="30" w:afterAutospacing="0"/>
+        <w:ind w:firstLine="426"/>
+        <w:jc w:val="both"/>
+        <w:rPr>
+          <w:rFonts w:ascii="Sylfaen" w:hAnsi="Sylfaen"/>
+          <w:lang w:val="hy-AM"/>
+        </w:rPr>
+      </w:pPr>
+      <w:r>
+        <w:rPr>
+          <w:rFonts w:ascii="Sylfaen" w:hAnsi="Sylfaen"/>
+          <w:lang w:val="hy-AM"/>
+        </w:rPr>
+        <w:t>Ամպային տեխնոլոգիաների զարգացումը վերջին տասնամյակներում արմատապես փոխել է տեղեկատվական տեխնոլոգիաների ոլորտը՝ կազմակերպություններին հնարավորություն տալով հրաժարվել միայն տեղային ենթակառուցվածքներից և օգտվել մասշտաբելի, ճկուն և հեռավար կառավարվող հաշվարկային ռեսուրսներից։ Ամպային ծառայությունների մատակարարները ձևավորել են համաշխարհային ենթակառուցվածքային հարթակներ, որոնք ապահովում են տվյալների պահպանում, հաշվարկային հզորություններ, արհեստական բանականության գործիքներ, վերլուծական համակարգեր և բ</w:t>
+      </w:r>
+      <w:r>
+        <w:rPr>
+          <w:rFonts w:ascii="Sylfaen" w:hAnsi="Sylfaen"/>
+          <w:lang w:val="hy-AM"/>
+        </w:rPr>
+        <w:t>ազմազան բիզնես ծառայություններ։</w:t>
+      </w:r>
+    </w:p>
+    <w:p>
+      <w:pPr>
+        <w:pStyle w:val="NormalWeb"/>
+        <w:spacing w:before="30" w:beforeAutospacing="0" w:after="30" w:afterAutospacing="0"/>
+        <w:ind w:firstLine="426"/>
+        <w:jc w:val="both"/>
+        <w:rPr>
+          <w:rFonts w:ascii="Sylfaen" w:hAnsi="Sylfaen"/>
+          <w:lang w:val="hy-AM"/>
+        </w:rPr>
+      </w:pPr>
+      <w:r>
+        <w:rPr>
+          <w:rFonts w:ascii="Sylfaen" w:hAnsi="Sylfaen"/>
+          <w:lang w:val="hy-AM"/>
+        </w:rPr>
+        <w:t>Ամպային շուկայի առաջատարներից է Microsoft ընկերության կողմից մշակված Microsoft Azure հարթակը։ Azure-ը առաջարկում է լայնածավալ ծառայությունների փաթեթ՝ ներառյալ վիրտուալ մեքենաներ, տվյալների բազաների կառավարման համակարգեր, արհեստական բանականության և մեքենայական ուսուցման գործիքներ, DevOps միջավայրեր և կիբերանվտանգության լուծումներ։ Azure-ը հատկապես լայն կիրառություն ունի ֆինանսական, պետական և կորպորատիվ ոլորտներում՝ ապահովելով բարձր հասանելիություն, գլոբալ տվյալային կենտրոնների ցանց և համապատասխանություն միջազգային</w:t>
+      </w:r>
+      <w:r>
+        <w:rPr>
+          <w:rFonts w:ascii="Sylfaen" w:hAnsi="Sylfaen"/>
+          <w:lang w:val="hy-AM"/>
+        </w:rPr>
+        <w:t xml:space="preserve"> ստանդարտներին։</w:t>
+      </w:r>
+    </w:p>
+    <w:p>
+      <w:pPr>
+        <w:pStyle w:val="NormalWeb"/>
+        <w:spacing w:before="30" w:beforeAutospacing="0" w:after="30" w:afterAutospacing="0"/>
+        <w:ind w:firstLine="426"/>
+        <w:jc w:val="both"/>
+        <w:rPr>
+          <w:rFonts w:ascii="Sylfaen" w:hAnsi="Sylfaen"/>
+          <w:lang w:val="hy-AM"/>
+        </w:rPr>
+      </w:pPr>
+      <w:r>
+        <w:rPr>
+          <w:rFonts w:ascii="Sylfaen" w:hAnsi="Sylfaen"/>
+          <w:lang w:val="hy-AM"/>
+        </w:rPr>
+        <w:t>Ամպային ծառայությունների մեկ այլ խոշոր մատակարար է Amazon ընկերության ամպային ստորաբաժանումը՝ Amazon Web Services։ AWS-ը համարվում է շուկայի առաջին խոշորամասշտաբ ամպային հարթակներից մեկը և առաջարկում է հարյուրավոր ծառայություններ՝ հաշվողական ռեսուրսներից և պահեստավորումից մինչև տվյալների վերլուծություն, IoT լուծումներ և քվանտային հաշվարկման գործիքներ։ AWS-ի հիմնական առավելություններից է ծառայությունների լայն ընտրանին, գլոբալ հասանելիությունը և բարձր ճկունությունը տարբեր բիզնես մոդելների համ</w:t>
+      </w:r>
+      <w:r>
+        <w:rPr>
+          <w:rFonts w:ascii="Sylfaen" w:hAnsi="Sylfaen"/>
+          <w:lang w:val="hy-AM"/>
+        </w:rPr>
+        <w:t>ար։</w:t>
+      </w:r>
+    </w:p>
+    <w:p>
+      <w:pPr>
+        <w:pStyle w:val="NormalWeb"/>
+        <w:spacing w:before="30" w:beforeAutospacing="0" w:after="30" w:afterAutospacing="0"/>
+        <w:ind w:firstLine="426"/>
+        <w:jc w:val="both"/>
+        <w:rPr>
+          <w:rFonts w:ascii="Sylfaen" w:hAnsi="Sylfaen"/>
+          <w:lang w:val="hy-AM"/>
+        </w:rPr>
+      </w:pPr>
+      <w:r>
+        <w:rPr>
+          <w:rFonts w:ascii="Sylfaen" w:hAnsi="Sylfaen"/>
+          <w:lang w:val="hy-AM"/>
+        </w:rPr>
+        <w:t>Oracle Corporation ընկերությունը ևս հանդես է գալիս որպես ամպային ծառայությունների մատակարար՝ իր Oracle Cloud հարթակի միջոցով։ Oracle-ը ավանդաբար հայտնի է տվյալների բազաների կառավարման համակարգերով, և դրա ամպային լուծումները հիմնականում կենտրոնացած են ձեռնարկությունների մակարդակի բիզնես համակարգերի, ERP և տվյալների բազաների բարձր արդյունավետության ապահովման վրա։ Oracle Cloud-ը հաճախ ընտրվում է այն կազմակերպությունների կողմից, որոնք արդեն օգտագործում են Oracle տեխնոլոգիաները և ցանկանում են անցում կատարել</w:t>
+      </w:r>
+      <w:r>
+        <w:rPr>
+          <w:rFonts w:ascii="Sylfaen" w:hAnsi="Sylfaen"/>
+          <w:lang w:val="hy-AM"/>
+        </w:rPr>
+        <w:t xml:space="preserve"> ամպային միջավայրի։</w:t>
+      </w:r>
+    </w:p>
+    <w:p>
+      <w:pPr>
+        <w:pStyle w:val="NormalWeb"/>
+        <w:spacing w:before="30" w:beforeAutospacing="0" w:after="30" w:afterAutospacing="0"/>
+        <w:ind w:firstLine="426"/>
+        <w:jc w:val="both"/>
+        <w:rPr>
+          <w:rFonts w:ascii="Sylfaen" w:hAnsi="Sylfaen"/>
+          <w:lang w:val="hy-AM"/>
+        </w:rPr>
+      </w:pPr>
+      <w:r>
+        <w:rPr>
+          <w:rFonts w:ascii="Sylfaen" w:hAnsi="Sylfaen"/>
+          <w:lang w:val="hy-AM"/>
+        </w:rPr>
+        <w:t>Ամպային տեխնոլոգիաների շուկայում կարևոր դեր ունի նաև Google ընկերության Google Cloud Platform հարթակը։ Google Cloud-ը առանձնանում է տվյալների վերլուծության, մեծ տվյալների մշակման և արհեստական բանականության ոլորտներում առաջադեմ լուծումներով։ Այն լայնորեն կիրառվում է տեխնոլոգիական ստարտափների, հետազոտական կազմակերպությունների և այն բիզնեսների կողմից, որոնք պահանջում են բարձր արտադրողականություն և տվյալահեն որոշումների ընդունման գործիքներ։</w:t>
+      </w:r>
+    </w:p>
+    <w:p>
+      <w:pPr>
+        <w:pStyle w:val="NormalWeb"/>
+        <w:spacing w:before="30" w:beforeAutospacing="0" w:after="30" w:afterAutospacing="0"/>
+        <w:ind w:firstLine="426"/>
+        <w:jc w:val="both"/>
+        <w:rPr>
+          <w:rFonts w:ascii="Sylfaen" w:hAnsi="Sylfaen"/>
+          <w:lang w:val="hy-AM"/>
+        </w:rPr>
+      </w:pPr>
+      <w:r>
+        <w:rPr>
+          <w:rFonts w:ascii="Sylfaen" w:hAnsi="Sylfaen"/>
+          <w:lang w:val="hy-AM"/>
+        </w:rPr>
+        <w:t>IBM ընկերությունը ևս հանդիսանում է ամպային ծառայությունների մատակարար՝ իր IBM Cloud հարթակի միջոցով։ IBM Cloud-ը կենտրոնանում է հիբրիդային ամպային լուծումների վրա՝ համադրելով տեղային և ամպային ենթակառուցվածքները։ Այն հատկապես կիրառվում է խոշոր կորպորացիաների և ֆինանսական հաստատությունների կողմից, որտեղ կարևոր են անվտանգությունը, տվյալների գաղտնիությունը և կարգավորող պա</w:t>
+      </w:r>
+      <w:r>
+        <w:rPr>
+          <w:rFonts w:ascii="Sylfaen" w:hAnsi="Sylfaen"/>
+          <w:lang w:val="hy-AM"/>
+        </w:rPr>
+        <w:t>հանջներին համապատասխանությունը։</w:t>
+      </w:r>
+    </w:p>
+    <w:p>
+      <w:pPr>
+        <w:pStyle w:val="NormalWeb"/>
+        <w:spacing w:before="30" w:beforeAutospacing="0" w:after="30" w:afterAutospacing="0"/>
+        <w:ind w:firstLine="426"/>
+        <w:jc w:val="both"/>
+        <w:rPr>
+          <w:rFonts w:ascii="Sylfaen" w:hAnsi="Sylfaen"/>
+          <w:lang w:val="hy-AM"/>
+        </w:rPr>
+      </w:pPr>
+      <w:r>
+        <w:rPr>
+          <w:rFonts w:ascii="Sylfaen" w:hAnsi="Sylfaen"/>
+          <w:lang w:val="hy-AM"/>
+        </w:rPr>
+        <w:lastRenderedPageBreak/>
+        <w:t>Այս մատակարարները ձևավորում են գլոբալ ամպային էկոհամակարգ, որտեղ կազմակերպությունները կարող են ընտրել իրենց պահանջներին առավել համապատասխան ենթակառուցվածքային, հարթակային կամ ծրագրային ծառայությունները։ Ամպային տեխնոլոգիաների մատակարարների միջև մրցակցությունը նպաստում է նորարարության զարգացմանը, ծառայությունների որակի բարձրացմանը և ծախսերի օպտիմալացմանը՝ ապահովելով թվային տրանսֆորմացիայի շարունակական առաջընթաց։</w:t>
       </w:r>
     </w:p>
     <w:p>
@@ -1247,13 +1936,22 @@
           <w:lang w:val="hy-AM"/>
         </w:rPr>
         <w:lastRenderedPageBreak/>
+        <w:t xml:space="preserve">1.6: </w:t>
+      </w:r>
+      <w:r>
+        <w:rPr>
+          <w:rFonts w:ascii="Sylfaen" w:hAnsi="Sylfaen"/>
+          <w:b/>
+          <w:sz w:val="32"/>
+          <w:lang w:val="hy-AM"/>
+        </w:rPr>
         <w:t>Microsoft Azure</w:t>
       </w:r>
     </w:p>
     <w:p>
       <w:pPr>
         <w:spacing w:before="30" w:after="30" w:line="36" w:lineRule="atLeast"/>
-        <w:ind w:left="425" w:firstLine="284"/>
+        <w:ind w:firstLine="426"/>
         <w:jc w:val="both"/>
         <w:rPr>
           <w:rStyle w:val="Strong"/>
@@ -1279,7 +1977,7 @@
     <w:p>
       <w:pPr>
         <w:spacing w:before="30" w:after="30" w:line="36" w:lineRule="atLeast"/>
-        <w:ind w:left="425" w:firstLine="284"/>
+        <w:ind w:firstLine="426"/>
         <w:jc w:val="both"/>
         <w:rPr>
           <w:rStyle w:val="Strong"/>
@@ -1305,7 +2003,7 @@
     <w:p>
       <w:pPr>
         <w:spacing w:before="30" w:after="30" w:line="36" w:lineRule="atLeast"/>
-        <w:ind w:left="425" w:firstLine="284"/>
+        <w:ind w:firstLine="426"/>
         <w:jc w:val="both"/>
         <w:rPr>
           <w:rStyle w:val="Strong"/>
@@ -1331,7 +2029,7 @@
     <w:p>
       <w:pPr>
         <w:spacing w:before="30" w:after="30" w:line="36" w:lineRule="atLeast"/>
-        <w:ind w:left="425" w:firstLine="284"/>
+        <w:ind w:firstLine="426"/>
         <w:jc w:val="both"/>
         <w:rPr>
           <w:rStyle w:val="Strong"/>
@@ -1357,7 +2055,7 @@
     <w:p>
       <w:pPr>
         <w:spacing w:before="30" w:after="30" w:line="36" w:lineRule="atLeast"/>
-        <w:ind w:left="425" w:firstLine="284"/>
+        <w:ind w:firstLine="426"/>
         <w:jc w:val="both"/>
         <w:rPr>
           <w:rStyle w:val="Strong"/>
@@ -1404,7 +2102,37 @@
     <w:p>
       <w:pPr>
         <w:spacing w:before="30" w:after="30" w:line="36" w:lineRule="atLeast"/>
-        <w:ind w:left="425"/>
+        <w:jc w:val="center"/>
+        <w:rPr>
+          <w:rFonts w:ascii="Sylfaen" w:hAnsi="Sylfaen"/>
+          <w:b/>
+          <w:sz w:val="36"/>
+          <w:lang w:val="hy-AM"/>
+        </w:rPr>
+      </w:pPr>
+      <w:r>
+        <w:rPr>
+          <w:rFonts w:ascii="Sylfaen" w:hAnsi="Sylfaen"/>
+          <w:b/>
+          <w:sz w:val="36"/>
+          <w:lang w:val="hy-AM"/>
+        </w:rPr>
+        <w:lastRenderedPageBreak/>
+        <w:t>ԳԼՈՒԽ 2:</w:t>
+      </w:r>
+      <w:r>
+        <w:rPr>
+          <w:rFonts w:ascii="Sylfaen" w:hAnsi="Sylfaen"/>
+          <w:b/>
+          <w:sz w:val="36"/>
+          <w:lang w:val="hy-AM"/>
+        </w:rPr>
+        <w:t xml:space="preserve"> ՕԳՏԱԳՈՐԾՎԱԾ ՏՎՅԱԼՆԵՐԻ ՃԱՐՏԱՐԱՊԵՏՈՒԹՅՈՒՆ</w:t>
+      </w:r>
+    </w:p>
+    <w:p>
+      <w:pPr>
+        <w:spacing w:before="30" w:after="30" w:line="36" w:lineRule="atLeast"/>
         <w:jc w:val="center"/>
         <w:rPr>
           <w:rFonts w:ascii="Sylfaen" w:eastAsia="Times New Roman" w:hAnsi="Sylfaen" w:cs="Segoe UI"/>
@@ -1422,8 +2150,7 @@
           <w:sz w:val="32"/>
           <w:lang w:val="hy-AM"/>
         </w:rPr>
-        <w:lastRenderedPageBreak/>
-        <w:t>ETL/ELT տվյալների ինտեգրման եղանակներ</w:t>
+        <w:t xml:space="preserve">2.1: </w:t>
       </w:r>
       <w:r>
         <w:rPr>
@@ -1432,14 +2159,23 @@
           <w:sz w:val="32"/>
           <w:lang w:val="hy-AM"/>
         </w:rPr>
-        <w:t>ը</w:t>
+        <w:t xml:space="preserve">ETL/ELT </w:t>
+      </w:r>
+      <w:r>
+        <w:rPr>
+          <w:rFonts w:ascii="Sylfaen" w:hAnsi="Sylfaen"/>
+          <w:b/>
+          <w:sz w:val="32"/>
+          <w:lang w:val="hy-AM"/>
+        </w:rPr>
+        <w:t>Տվյալային Խողովակաշարեր (Data Pipelines)</w:t>
       </w:r>
     </w:p>
     <w:p>
       <w:pPr>
         <w:pStyle w:val="NormalWeb"/>
         <w:spacing w:before="30" w:beforeAutospacing="0" w:after="30" w:afterAutospacing="0" w:line="36" w:lineRule="atLeast"/>
-        <w:ind w:left="425" w:firstLine="284"/>
+        <w:ind w:firstLine="426"/>
         <w:jc w:val="both"/>
         <w:rPr>
           <w:rFonts w:ascii="Sylfaen" w:hAnsi="Sylfaen"/>
@@ -1563,7 +2299,7 @@
       <w:pPr>
         <w:pStyle w:val="NormalWeb"/>
         <w:spacing w:before="30" w:beforeAutospacing="0" w:after="30" w:afterAutospacing="0" w:line="36" w:lineRule="atLeast"/>
-        <w:ind w:left="425" w:firstLine="284"/>
+        <w:ind w:firstLine="426"/>
         <w:jc w:val="both"/>
         <w:rPr>
           <w:rFonts w:ascii="Sylfaen" w:hAnsi="Sylfaen"/>
@@ -1659,7 +2395,7 @@
       <w:pPr>
         <w:pStyle w:val="NormalWeb"/>
         <w:spacing w:before="30" w:beforeAutospacing="0" w:after="30" w:afterAutospacing="0" w:line="36" w:lineRule="atLeast"/>
-        <w:ind w:left="425" w:firstLine="284"/>
+        <w:ind w:firstLine="426"/>
         <w:jc w:val="both"/>
         <w:rPr>
           <w:rFonts w:ascii="Sylfaen" w:hAnsi="Sylfaen"/>
@@ -1720,7 +2456,7 @@
       <w:pPr>
         <w:pStyle w:val="NormalWeb"/>
         <w:spacing w:before="30" w:beforeAutospacing="0" w:after="30" w:afterAutospacing="0" w:line="36" w:lineRule="atLeast"/>
-        <w:ind w:left="425" w:firstLine="284"/>
+        <w:ind w:firstLine="426"/>
         <w:jc w:val="both"/>
         <w:rPr>
           <w:rFonts w:ascii="Sylfaen" w:hAnsi="Sylfaen"/>
@@ -1865,7 +2601,7 @@
       <w:pPr>
         <w:pStyle w:val="NormalWeb"/>
         <w:spacing w:before="30" w:beforeAutospacing="0" w:after="30" w:afterAutospacing="0" w:line="36" w:lineRule="atLeast"/>
-        <w:ind w:left="425" w:firstLine="284"/>
+        <w:ind w:firstLine="426"/>
         <w:jc w:val="both"/>
         <w:rPr>
           <w:rFonts w:ascii="Sylfaen" w:hAnsi="Sylfaen"/>
@@ -1954,7 +2690,7 @@
       <w:pPr>
         <w:pStyle w:val="NormalWeb"/>
         <w:spacing w:before="30" w:beforeAutospacing="0" w:after="30" w:afterAutospacing="0" w:line="36" w:lineRule="atLeast"/>
-        <w:ind w:left="425" w:firstLine="284"/>
+        <w:ind w:firstLine="426"/>
         <w:jc w:val="both"/>
         <w:rPr>
           <w:rFonts w:ascii="Sylfaen" w:hAnsi="Sylfaen"/>
@@ -2090,9 +2826,9 @@
         <w:tblLook w:val="04A0" w:firstRow="1" w:lastRow="0" w:firstColumn="1" w:lastColumn="0" w:noHBand="0" w:noVBand="1"/>
       </w:tblPr>
       <w:tblGrid>
-        <w:gridCol w:w="3368"/>
-        <w:gridCol w:w="3093"/>
-        <w:gridCol w:w="3393"/>
+        <w:gridCol w:w="3333"/>
+        <w:gridCol w:w="3010"/>
+        <w:gridCol w:w="3285"/>
       </w:tblGrid>
       <w:tr>
         <w:tc>
@@ -2712,34 +3448,31 @@
       </w:pPr>
       <w:r>
         <w:rPr>
-          <w:rFonts w:ascii="Sylfaen" w:eastAsia="Times New Roman" w:hAnsi="Sylfaen" w:cs="Times New Roman"/>
+          <w:rFonts w:ascii="Sylfaen" w:hAnsi="Sylfaen"/>
           <w:b/>
           <w:sz w:val="32"/>
-          <w:szCs w:val="24"/>
-          <w:lang w:eastAsia="ru-RU"/>
+          <w:lang w:val="hy-AM"/>
         </w:rPr>
         <w:lastRenderedPageBreak/>
-        <w:t>«</w:t>
-      </w:r>
-      <w:r>
-        <w:rPr>
-          <w:rFonts w:ascii="Sylfaen" w:eastAsia="Times New Roman" w:hAnsi="Sylfaen" w:cs="Times New Roman"/>
+        <w:t>2.</w:t>
+      </w:r>
+      <w:r>
+        <w:rPr>
+          <w:rFonts w:ascii="Sylfaen" w:hAnsi="Sylfaen"/>
           <w:b/>
           <w:sz w:val="32"/>
-          <w:szCs w:val="24"/>
-          <w:lang w:val="hy-AM" w:eastAsia="ru-RU"/>
-        </w:rPr>
-        <w:t>Մեդալիոն</w:t>
-      </w:r>
-      <w:r>
-        <w:rPr>
-          <w:rFonts w:ascii="Sylfaen" w:eastAsia="Times New Roman" w:hAnsi="Sylfaen" w:cs="Times New Roman"/>
+          <w:lang w:val="hy-AM"/>
+        </w:rPr>
+        <w:t>2</w:t>
+      </w:r>
+      <w:r>
+        <w:rPr>
+          <w:rFonts w:ascii="Sylfaen" w:hAnsi="Sylfaen"/>
           <w:b/>
           <w:sz w:val="32"/>
-          <w:szCs w:val="24"/>
-          <w:lang w:eastAsia="ru-RU"/>
-        </w:rPr>
-        <w:t>»</w:t>
+          <w:lang w:val="hy-AM"/>
+        </w:rPr>
+        <w:t xml:space="preserve">: </w:t>
       </w:r>
       <w:r>
         <w:rPr>
@@ -2747,6 +3480,36 @@
           <w:b/>
           <w:sz w:val="32"/>
           <w:szCs w:val="24"/>
+          <w:lang w:eastAsia="ru-RU"/>
+        </w:rPr>
+        <w:t>«</w:t>
+      </w:r>
+      <w:r>
+        <w:rPr>
+          <w:rFonts w:ascii="Sylfaen" w:eastAsia="Times New Roman" w:hAnsi="Sylfaen" w:cs="Times New Roman"/>
+          <w:b/>
+          <w:sz w:val="32"/>
+          <w:szCs w:val="24"/>
+          <w:lang w:val="hy-AM" w:eastAsia="ru-RU"/>
+        </w:rPr>
+        <w:t>Մեդալիոն</w:t>
+      </w:r>
+      <w:r>
+        <w:rPr>
+          <w:rFonts w:ascii="Sylfaen" w:eastAsia="Times New Roman" w:hAnsi="Sylfaen" w:cs="Times New Roman"/>
+          <w:b/>
+          <w:sz w:val="32"/>
+          <w:szCs w:val="24"/>
+          <w:lang w:eastAsia="ru-RU"/>
+        </w:rPr>
+        <w:t>»</w:t>
+      </w:r>
+      <w:r>
+        <w:rPr>
+          <w:rFonts w:ascii="Sylfaen" w:eastAsia="Times New Roman" w:hAnsi="Sylfaen" w:cs="Times New Roman"/>
+          <w:b/>
+          <w:sz w:val="32"/>
+          <w:szCs w:val="24"/>
           <w:lang w:val="hy-AM" w:eastAsia="ru-RU"/>
         </w:rPr>
         <w:t xml:space="preserve"> Ճարտարապետություն</w:t>
@@ -2755,7 +3518,7 @@
     <w:p>
       <w:pPr>
         <w:spacing w:before="30" w:after="30"/>
-        <w:ind w:left="425" w:firstLine="284"/>
+        <w:ind w:firstLine="426"/>
         <w:jc w:val="both"/>
         <w:rPr>
           <w:rFonts w:ascii="Sylfaen" w:eastAsia="Times New Roman" w:hAnsi="Sylfaen" w:cs="Times New Roman"/>
@@ -2795,7 +3558,7 @@
     <w:p>
       <w:pPr>
         <w:spacing w:before="30" w:after="30"/>
-        <w:ind w:left="425" w:firstLine="284"/>
+        <w:ind w:firstLine="426"/>
         <w:jc w:val="both"/>
         <w:rPr>
           <w:rFonts w:ascii="Sylfaen" w:eastAsia="Times New Roman" w:hAnsi="Sylfaen" w:cs="Times New Roman"/>
@@ -2826,7 +3589,7 @@
     <w:p>
       <w:pPr>
         <w:spacing w:before="30" w:after="30"/>
-        <w:ind w:left="425" w:firstLine="284"/>
+        <w:ind w:firstLine="426"/>
         <w:jc w:val="both"/>
         <w:rPr>
           <w:rFonts w:ascii="Sylfaen" w:eastAsia="Times New Roman" w:hAnsi="Sylfaen" w:cs="Times New Roman"/>
@@ -2848,7 +3611,7 @@
     <w:p>
       <w:pPr>
         <w:spacing w:before="30" w:after="30"/>
-        <w:ind w:left="425" w:firstLine="284"/>
+        <w:ind w:firstLine="426"/>
         <w:jc w:val="both"/>
         <w:rPr>
           <w:rFonts w:ascii="Sylfaen" w:eastAsia="Times New Roman" w:hAnsi="Sylfaen" w:cs="Times New Roman"/>
@@ -2870,23 +3633,23 @@
     <w:p>
       <w:pPr>
         <w:spacing w:before="30" w:after="30"/>
-        <w:ind w:left="425" w:firstLine="284"/>
-        <w:jc w:val="both"/>
-        <w:rPr>
-          <w:rFonts w:ascii="Sylfaen" w:eastAsia="Times New Roman" w:hAnsi="Sylfaen" w:cs="Times New Roman"/>
-          <w:sz w:val="24"/>
-          <w:szCs w:val="24"/>
-          <w:lang w:val="hy-AM" w:eastAsia="ru-RU"/>
-        </w:rPr>
-      </w:pPr>
-      <w:r>
-        <w:rPr>
-          <w:rFonts w:ascii="Sylfaen" w:eastAsia="Times New Roman" w:hAnsi="Sylfaen" w:cs="Times New Roman"/>
-          <w:sz w:val="24"/>
-          <w:szCs w:val="24"/>
-          <w:lang w:val="hy-AM" w:eastAsia="ru-RU"/>
-        </w:rPr>
-        <w:t xml:space="preserve">Մեդալիոնային ճարտարապետությունը գնահատվում է իր պարզությամբ և բարձր արդյունավետությամբ։ Այն թույլ է տալիս կազմակերպություններին ունենալ պատշաճ տվյալային համակարգ, որտեղ տվյալների որակը բարձրանում է </w:t>
+        <w:ind w:firstLine="426"/>
+        <w:jc w:val="both"/>
+        <w:rPr>
+          <w:rFonts w:ascii="Sylfaen" w:eastAsia="Times New Roman" w:hAnsi="Sylfaen" w:cs="Times New Roman"/>
+          <w:sz w:val="24"/>
+          <w:szCs w:val="24"/>
+          <w:lang w:val="hy-AM" w:eastAsia="ru-RU"/>
+        </w:rPr>
+      </w:pPr>
+      <w:r>
+        <w:rPr>
+          <w:rFonts w:ascii="Sylfaen" w:eastAsia="Times New Roman" w:hAnsi="Sylfaen" w:cs="Times New Roman"/>
+          <w:sz w:val="24"/>
+          <w:szCs w:val="24"/>
+          <w:lang w:val="hy-AM" w:eastAsia="ru-RU"/>
+        </w:rPr>
+        <w:t xml:space="preserve">Մեդալիոնային ճարտարապետությունը գնահատվում է իր պարզությամբ և բարձր արդյունավետությամբ։ Այն թույլ է տալիս կազմակերպություններին ունենալ պատշաճ տվյալային համակարգ, որտեղ տվյալների որակը բարձրանում է աստիճանաբար, իսկ ամբողջ գործընթացը դառնում է կանխատեսելի և թափանցիկ։ Այս մոտեցումը դարձնում </w:t>
       </w:r>
       <w:r>
         <w:rPr>
@@ -2896,7 +3659,7 @@
           <w:lang w:val="hy-AM" w:eastAsia="ru-RU"/>
         </w:rPr>
         <w:lastRenderedPageBreak/>
-        <w:t>աստիճանաբար, իսկ ամբողջ գործընթացը դառնում է կանխատեսելի և թափանցիկ։ Այս մոտեցումը դարձնում է տվյալների կառավարումն ավելի հեշտ և ապահովում է, որ տարբեր բաժիններ ու թիմեր օգտվեն նույն հուսալի տվյալներից՝ իրենց որոշումների և վերլուծությունների համար։</w:t>
+        <w:t>է տվյալների կառավարումն ավելի հեշտ և ապահովում է, որ տարբեր բաժիններ ու թիմեր օգտվեն նույն հուսալի տվյալներից՝ իրենց որոշումների և վերլուծությունների համար։</w:t>
       </w:r>
       <w:r>
         <w:rPr>
@@ -2922,13 +3685,40 @@
       </w:pPr>
       <w:r>
         <w:rPr>
+          <w:rFonts w:ascii="Sylfaen" w:hAnsi="Sylfaen"/>
+          <w:b/>
+          <w:sz w:val="32"/>
+          <w:lang w:val="hy-AM"/>
+        </w:rPr>
+        <w:lastRenderedPageBreak/>
+        <w:t>2.</w:t>
+      </w:r>
+      <w:r>
+        <w:rPr>
+          <w:rFonts w:ascii="Sylfaen" w:hAnsi="Sylfaen"/>
+          <w:b/>
+          <w:sz w:val="32"/>
+          <w:lang w:val="hy-AM"/>
+        </w:rPr>
+        <w:t>3</w:t>
+      </w:r>
+      <w:r>
+        <w:rPr>
+          <w:rFonts w:ascii="Sylfaen" w:hAnsi="Sylfaen"/>
+          <w:b/>
+          <w:sz w:val="32"/>
+          <w:lang w:val="hy-AM"/>
+        </w:rPr>
+        <w:t xml:space="preserve">: </w:t>
+      </w:r>
+      <w:r>
+        <w:rPr>
           <w:rFonts w:ascii="Sylfaen" w:eastAsia="Times New Roman" w:hAnsi="Sylfaen" w:cs="Times New Roman"/>
           <w:b/>
           <w:sz w:val="32"/>
           <w:szCs w:val="28"/>
           <w:lang w:val="hy-AM" w:eastAsia="ru-RU"/>
         </w:rPr>
-        <w:lastRenderedPageBreak/>
         <w:t>OLTP/OLAP</w:t>
       </w:r>
       <w:r>
@@ -2945,7 +3735,7 @@
     <w:p>
       <w:pPr>
         <w:spacing w:before="30" w:after="30" w:line="36" w:lineRule="atLeast"/>
-        <w:ind w:left="425" w:firstLine="284"/>
+        <w:ind w:firstLine="426"/>
         <w:jc w:val="both"/>
         <w:rPr>
           <w:rFonts w:ascii="Sylfaen" w:eastAsia="Times New Roman" w:hAnsi="Sylfaen" w:cs="Times New Roman"/>
@@ -3057,7 +3847,7 @@
     <w:p>
       <w:pPr>
         <w:spacing w:before="30" w:after="30" w:line="36" w:lineRule="atLeast"/>
-        <w:ind w:left="425" w:firstLine="284"/>
+        <w:ind w:firstLine="426"/>
         <w:jc w:val="both"/>
         <w:rPr>
           <w:rFonts w:ascii="Sylfaen" w:eastAsia="Times New Roman" w:hAnsi="Sylfaen" w:cs="Times New Roman"/>
@@ -3131,7 +3921,8 @@
       </w:r>
       <w:r>
         <w:rPr>
-          <w:rFonts w:ascii="Sylfaen" w:eastAsia="Times New Roman" w:hAnsi="Sylfaen" w:cs="Times New Roman"/>
+          <w:rFonts w:ascii="Sylfaen" w:eastAsia="Times New Roman" w:hAnsi="Sylfaen" w:cs="Segoe UI"/>
+          <w:color w:val="000000"/>
           <w:sz w:val="24"/>
           <w:szCs w:val="24"/>
           <w:lang w:val="hy-AM" w:eastAsia="ru-RU"/>
@@ -3141,7 +3932,55 @@
     </w:p>
     <w:p>
       <w:pPr>
-        <w:spacing w:before="30" w:after="0" w:line="36" w:lineRule="atLeast"/>
+        <w:spacing w:before="30" w:after="30" w:line="36" w:lineRule="atLeast"/>
+        <w:jc w:val="center"/>
+        <w:rPr>
+          <w:rFonts w:ascii="Sylfaen" w:eastAsia="Times New Roman" w:hAnsi="Sylfaen" w:cs="Times New Roman"/>
+          <w:b/>
+          <w:bCs/>
+          <w:sz w:val="36"/>
+          <w:szCs w:val="24"/>
+          <w:lang w:val="hy-AM" w:eastAsia="ru-RU"/>
+        </w:rPr>
+      </w:pPr>
+      <w:r>
+        <w:rPr>
+          <w:rFonts w:ascii="Sylfaen" w:eastAsia="Times New Roman" w:hAnsi="Sylfaen" w:cs="Times New Roman"/>
+          <w:b/>
+          <w:bCs/>
+          <w:sz w:val="36"/>
+          <w:szCs w:val="24"/>
+          <w:lang w:val="hy-AM" w:eastAsia="ru-RU"/>
+        </w:rPr>
+        <w:lastRenderedPageBreak/>
+        <w:t xml:space="preserve">ԳԼՈՒԽ 3: ՏՎՅԱԼՆԵՐԻ ՃԱՐՏԱՐԱՊԵՏՈՒԹՅԱՆ ԳՈՐԾԻՔԱԿԱՑՄԵՐԸ </w:t>
+      </w:r>
+      <w:r>
+        <w:rPr>
+          <w:rFonts w:ascii="Sylfaen" w:eastAsia="Times New Roman" w:hAnsi="Sylfaen" w:cs="Times New Roman"/>
+          <w:b/>
+          <w:bCs/>
+          <w:sz w:val="36"/>
+          <w:szCs w:val="24"/>
+          <w:lang w:val="hy-AM" w:eastAsia="ru-RU"/>
+        </w:rPr>
+        <w:t>MICROSOFT AZURE</w:t>
+      </w:r>
+      <w:r>
+        <w:rPr>
+          <w:rFonts w:ascii="Sylfaen" w:eastAsia="Times New Roman" w:hAnsi="Sylfaen" w:cs="Times New Roman"/>
+          <w:b/>
+          <w:bCs/>
+          <w:sz w:val="36"/>
+          <w:szCs w:val="24"/>
+          <w:lang w:val="hy-AM" w:eastAsia="ru-RU"/>
+        </w:rPr>
+        <w:t>-ՈԻՄ</w:t>
+      </w:r>
+    </w:p>
+    <w:p>
+      <w:pPr>
+        <w:spacing w:before="30" w:after="30" w:line="36" w:lineRule="atLeast"/>
         <w:jc w:val="center"/>
         <w:rPr>
           <w:rFonts w:ascii="Sylfaen" w:eastAsia="Times New Roman" w:hAnsi="Sylfaen" w:cs="Times New Roman"/>
@@ -3159,344 +3998,11 @@
           <w:bCs/>
           <w:sz w:val="32"/>
           <w:szCs w:val="24"/>
-          <w:lang w:val="hy-AM" w:eastAsia="ru-RU"/>
-        </w:rPr>
-        <w:lastRenderedPageBreak/>
-        <w:t>Տվյալային խողովակաշարեր (Data Pipelines)</w:t>
-      </w:r>
-    </w:p>
-    <w:p>
-      <w:pPr>
-        <w:spacing w:before="30" w:after="0" w:line="36" w:lineRule="atLeast"/>
-        <w:ind w:left="425" w:firstLine="284"/>
-        <w:jc w:val="both"/>
-        <w:rPr>
-          <w:rFonts w:ascii="Sylfaen" w:eastAsia="Times New Roman" w:hAnsi="Sylfaen" w:cs="Times New Roman"/>
-          <w:bCs/>
-          <w:sz w:val="24"/>
-          <w:szCs w:val="24"/>
-          <w:lang w:val="hy-AM" w:eastAsia="ru-RU"/>
-        </w:rPr>
-      </w:pPr>
-      <w:r>
-        <w:rPr>
-          <w:rFonts w:ascii="Sylfaen" w:eastAsia="Times New Roman" w:hAnsi="Sylfaen" w:cs="Times New Roman"/>
-          <w:bCs/>
-          <w:sz w:val="24"/>
-          <w:szCs w:val="24"/>
-          <w:lang w:val="hy-AM" w:eastAsia="ru-RU"/>
-        </w:rPr>
-        <w:t>Տվյալային խողովակաշարեր</w:t>
-      </w:r>
-      <w:r>
-        <w:rPr>
-          <w:rFonts w:ascii="Sylfaen" w:eastAsia="Times New Roman" w:hAnsi="Sylfaen" w:cs="Times New Roman"/>
-          <w:bCs/>
-          <w:sz w:val="24"/>
-          <w:szCs w:val="24"/>
-          <w:lang w:val="hy-AM" w:eastAsia="ru-RU"/>
-        </w:rPr>
-        <w:t xml:space="preserve">ը տվյալների ավտոմատացված հոսքերի համակարգված հավաքածու է, որի միջոցով տվյալները վերցվում են տարբեր աղբյուրներից, մաքրվում, ձևափոխվում, մշակում և տեղափոխվում են նպատակային համակարգեր։ Այն ապահովում է, որ տվյալները հոսեն շարունակաբար, կանխատեսելի և հուսալի ձևով՝ առանց </w:t>
-      </w:r>
-      <w:r>
-        <w:rPr>
-          <w:rFonts w:ascii="Sylfaen" w:eastAsia="Times New Roman" w:hAnsi="Sylfaen" w:cs="Times New Roman"/>
-          <w:bCs/>
-          <w:sz w:val="24"/>
-          <w:szCs w:val="24"/>
-          <w:lang w:val="hy-AM" w:eastAsia="ru-RU"/>
-        </w:rPr>
-        <w:t>մարդկային</w:t>
-      </w:r>
-      <w:r>
-        <w:rPr>
-          <w:rFonts w:ascii="Sylfaen" w:eastAsia="Times New Roman" w:hAnsi="Sylfaen" w:cs="Times New Roman"/>
-          <w:bCs/>
-          <w:sz w:val="24"/>
-          <w:szCs w:val="24"/>
-          <w:lang w:val="hy-AM" w:eastAsia="ru-RU"/>
-        </w:rPr>
-        <w:t xml:space="preserve"> միջամտության։ Data Pipeline-ը կարող է ներառել ինչպես պարզ գործողություններ, օրինակ՝ ֆայլի </w:t>
-      </w:r>
-      <w:r>
-        <w:rPr>
-          <w:rFonts w:ascii="Sylfaen" w:eastAsia="Times New Roman" w:hAnsi="Sylfaen" w:cs="Times New Roman"/>
-          <w:bCs/>
-          <w:sz w:val="24"/>
-          <w:szCs w:val="24"/>
-          <w:lang w:val="hy-AM" w:eastAsia="ru-RU"/>
-        </w:rPr>
-        <w:t xml:space="preserve">պատճենում, </w:t>
-      </w:r>
-      <w:r>
-        <w:rPr>
-          <w:rFonts w:ascii="Sylfaen" w:eastAsia="Times New Roman" w:hAnsi="Sylfaen" w:cs="Times New Roman"/>
-          <w:bCs/>
-          <w:sz w:val="24"/>
-          <w:szCs w:val="24"/>
-          <w:lang w:val="hy-AM" w:eastAsia="ru-RU"/>
-        </w:rPr>
-        <w:t>տեղափոխում, այնպես էլ բարդ գործընթացներ, ինչպիսիք են մեծ ծավալն</w:t>
-      </w:r>
-      <w:r>
-        <w:rPr>
-          <w:rFonts w:ascii="Sylfaen" w:eastAsia="Times New Roman" w:hAnsi="Sylfaen" w:cs="Times New Roman"/>
-          <w:bCs/>
-          <w:sz w:val="24"/>
-          <w:szCs w:val="24"/>
-          <w:lang w:val="hy-AM" w:eastAsia="ru-RU"/>
-        </w:rPr>
-        <w:t>ով տվյալների</w:t>
-      </w:r>
-      <w:r>
-        <w:rPr>
-          <w:rFonts w:ascii="Sylfaen" w:eastAsia="Times New Roman" w:hAnsi="Sylfaen" w:cs="Times New Roman"/>
-          <w:bCs/>
-          <w:sz w:val="24"/>
-          <w:szCs w:val="24"/>
-          <w:lang w:val="hy-AM" w:eastAsia="ru-RU"/>
-        </w:rPr>
-        <w:t xml:space="preserve"> վերլուծությունը, real-time տվյալների մշակումն կամ մեքենայական ուսուցման մոդելների թարմացումը։</w:t>
-      </w:r>
-    </w:p>
-    <w:p>
-      <w:pPr>
-        <w:spacing w:before="30" w:after="30" w:line="36" w:lineRule="atLeast"/>
-        <w:ind w:left="425" w:firstLine="284"/>
-        <w:jc w:val="both"/>
-        <w:rPr>
-          <w:rFonts w:ascii="Sylfaen" w:eastAsia="Times New Roman" w:hAnsi="Sylfaen" w:cs="Times New Roman"/>
-          <w:bCs/>
-          <w:sz w:val="24"/>
-          <w:szCs w:val="24"/>
-          <w:lang w:val="hy-AM" w:eastAsia="ru-RU"/>
-        </w:rPr>
-      </w:pPr>
-      <w:r>
-        <w:rPr>
-          <w:rFonts w:ascii="Sylfaen" w:eastAsia="Times New Roman" w:hAnsi="Sylfaen" w:cs="Times New Roman"/>
-          <w:bCs/>
-          <w:sz w:val="24"/>
-          <w:szCs w:val="24"/>
-          <w:lang w:val="hy-AM" w:eastAsia="ru-RU"/>
-        </w:rPr>
-        <w:t>Տվյալային խողովակաշարի հիմնական քայլերը սկսվում են տվյալների հավաքագրումով, որի ընթացքում տվյալները ստացվում են տարբեր աղբյուրներից, ինչպիսիք են տվյալների բազաները (SQL/NoSQL), API-ներն ու web services-ը, ֆայլային համակարգերը (CSV, JSON, Parquet) և IoT սարքերը։ Այս փուլում տվյալները հիմնականում հավաքվում են իրենց raw տեսքով։</w:t>
-      </w:r>
-    </w:p>
-    <w:p>
-      <w:pPr>
-        <w:spacing w:before="30" w:after="30" w:line="36" w:lineRule="atLeast"/>
-        <w:ind w:left="425" w:firstLine="284"/>
-        <w:jc w:val="both"/>
-        <w:rPr>
-          <w:rFonts w:ascii="Sylfaen" w:eastAsia="Times New Roman" w:hAnsi="Sylfaen" w:cs="Times New Roman"/>
-          <w:bCs/>
-          <w:sz w:val="24"/>
-          <w:szCs w:val="24"/>
-          <w:lang w:val="hy-AM" w:eastAsia="ru-RU"/>
-        </w:rPr>
-      </w:pPr>
-      <w:r>
-        <w:rPr>
-          <w:rFonts w:ascii="Sylfaen" w:eastAsia="Times New Roman" w:hAnsi="Sylfaen" w:cs="Times New Roman"/>
-          <w:bCs/>
-          <w:sz w:val="24"/>
-          <w:szCs w:val="24"/>
-          <w:lang w:val="hy-AM" w:eastAsia="ru-RU"/>
-        </w:rPr>
-        <w:t xml:space="preserve">Մյուս փուլը ձևափոխումն է (ETL/ELT), որտեղ տվյալները անցնում են մաքրման, սխալների ուղղման, ֆորմատների ստանդարտացման, ֆիլտրավորման կամ բարդ վերափոխումների </w:t>
-      </w:r>
-      <w:r>
-        <w:rPr>
-          <w:rFonts w:ascii="Sylfaen" w:eastAsia="Times New Roman" w:hAnsi="Sylfaen" w:cs="Times New Roman"/>
-          <w:bCs/>
-          <w:sz w:val="24"/>
-          <w:szCs w:val="24"/>
-          <w:lang w:val="hy-AM" w:eastAsia="ru-RU"/>
-        </w:rPr>
-        <w:t>միջով</w:t>
-      </w:r>
-      <w:r>
-        <w:rPr>
-          <w:rFonts w:ascii="Sylfaen" w:eastAsia="Times New Roman" w:hAnsi="Sylfaen" w:cs="Times New Roman"/>
-          <w:bCs/>
-          <w:sz w:val="24"/>
-          <w:szCs w:val="24"/>
-          <w:lang w:val="hy-AM" w:eastAsia="ru-RU"/>
-        </w:rPr>
-        <w:t>։ ETL-ի դեպքում վերափոխումները կատարվում են միջանկյալ համակարգում, իսկ ELT-ի դեպքում դրանք իրականացվում են տվյալների պահեստում՝ օգտագործելով SQL կամ Spark։</w:t>
-      </w:r>
-    </w:p>
-    <w:p>
-      <w:pPr>
-        <w:spacing w:before="30" w:after="30" w:line="36" w:lineRule="atLeast"/>
-        <w:ind w:left="425" w:firstLine="284"/>
-        <w:jc w:val="both"/>
-        <w:rPr>
-          <w:rFonts w:ascii="Sylfaen" w:eastAsia="Times New Roman" w:hAnsi="Sylfaen" w:cs="Times New Roman"/>
-          <w:bCs/>
-          <w:sz w:val="24"/>
-          <w:szCs w:val="24"/>
-          <w:lang w:val="hy-AM" w:eastAsia="ru-RU"/>
-        </w:rPr>
-      </w:pPr>
-      <w:r>
-        <w:rPr>
-          <w:rFonts w:ascii="Sylfaen" w:eastAsia="Times New Roman" w:hAnsi="Sylfaen" w:cs="Times New Roman"/>
-          <w:bCs/>
-          <w:sz w:val="24"/>
-          <w:szCs w:val="24"/>
-          <w:lang w:val="hy-AM" w:eastAsia="ru-RU"/>
-        </w:rPr>
-        <w:t>Վերջնական փուլը տվյալների տեղափոխումն է տարբեր պահեստներ. մշակված տվյալները տեղափոխվում են Data Warehouse՝ վերլուծության համար, Data Lake՝ մեծ չմշակված տվյալների պահպանման համար, կամ Operational Store և analytics engine։ Տեղափոխումն կարող է կատարվել batch, near-real-time կամ real-time ձևաչափով։</w:t>
-      </w:r>
-    </w:p>
-    <w:p>
-      <w:pPr>
-        <w:spacing w:before="30" w:after="30" w:line="36" w:lineRule="atLeast"/>
-        <w:ind w:left="425" w:firstLine="284"/>
-        <w:jc w:val="both"/>
-        <w:rPr>
-          <w:rFonts w:ascii="Sylfaen" w:eastAsia="Times New Roman" w:hAnsi="Sylfaen" w:cs="Times New Roman"/>
-          <w:bCs/>
-          <w:sz w:val="24"/>
-          <w:szCs w:val="24"/>
-          <w:lang w:val="hy-AM" w:eastAsia="ru-RU"/>
-        </w:rPr>
-      </w:pPr>
-      <w:r>
-        <w:rPr>
-          <w:rFonts w:ascii="Sylfaen" w:eastAsia="Times New Roman" w:hAnsi="Sylfaen" w:cs="Times New Roman"/>
-          <w:bCs/>
-          <w:sz w:val="24"/>
-          <w:szCs w:val="24"/>
-          <w:lang w:val="hy-AM" w:eastAsia="ru-RU"/>
-        </w:rPr>
-        <w:t>Մոնիթորինգն ու սխալների կառավարումը ապահովում են, որ pipeline-ը աշխատի առանց ընդհատման։ Այս փուլը ներառում է workflow-ի վերահսկում, սխալների ավտոմատ հայտնաբերում և վերագործարկում, ինչպես նաև լոգավորում և ծանուցումներ</w:t>
-      </w:r>
-      <w:r>
-        <w:rPr>
-          <w:rFonts w:ascii="Sylfaen" w:eastAsia="Times New Roman" w:hAnsi="Sylfaen" w:cs="Times New Roman"/>
-          <w:bCs/>
-          <w:sz w:val="24"/>
-          <w:szCs w:val="24"/>
-          <w:lang w:val="hy-AM" w:eastAsia="ru-RU"/>
-        </w:rPr>
-        <w:t>ի հավաքագրում</w:t>
-      </w:r>
-      <w:r>
-        <w:rPr>
-          <w:rFonts w:ascii="Sylfaen" w:eastAsia="Times New Roman" w:hAnsi="Sylfaen" w:cs="Times New Roman"/>
-          <w:bCs/>
-          <w:sz w:val="24"/>
-          <w:szCs w:val="24"/>
-          <w:lang w:val="hy-AM" w:eastAsia="ru-RU"/>
-        </w:rPr>
-        <w:t xml:space="preserve"> (alerting)։</w:t>
-      </w:r>
-    </w:p>
-    <w:p>
-      <w:pPr>
-        <w:spacing w:before="30" w:after="30" w:line="36" w:lineRule="atLeast"/>
-        <w:ind w:left="425" w:firstLine="284"/>
-        <w:jc w:val="both"/>
-        <w:rPr>
-          <w:rFonts w:ascii="Sylfaen" w:eastAsia="Times New Roman" w:hAnsi="Sylfaen" w:cs="Times New Roman"/>
-          <w:bCs/>
-          <w:sz w:val="24"/>
-          <w:szCs w:val="24"/>
-          <w:lang w:val="hy-AM" w:eastAsia="ru-RU"/>
-        </w:rPr>
-      </w:pPr>
-      <w:r>
-        <w:rPr>
-          <w:rFonts w:ascii="Sylfaen" w:eastAsia="Times New Roman" w:hAnsi="Sylfaen" w:cs="Times New Roman"/>
-          <w:bCs/>
-          <w:sz w:val="24"/>
-          <w:szCs w:val="24"/>
-          <w:lang w:val="hy-AM" w:eastAsia="ru-RU"/>
-        </w:rPr>
-        <w:t xml:space="preserve">Վերջնական օգտագործման փուլում pipeline-ի միջոցով ստացված տվյալները օգտագործվում են վերլուծական հաշվետվությունների (BI dashboards) ստեղծման, մեքենայական ուսուցման մոդելների ուսուցման և թարմացման, օպերացիոն </w:t>
-      </w:r>
-      <w:r>
-        <w:rPr>
-          <w:rFonts w:ascii="Sylfaen" w:eastAsia="Times New Roman" w:hAnsi="Sylfaen" w:cs="Times New Roman"/>
-          <w:bCs/>
-          <w:sz w:val="24"/>
-          <w:szCs w:val="24"/>
-          <w:lang w:val="hy-AM" w:eastAsia="ru-RU"/>
-        </w:rPr>
-        <w:t xml:space="preserve">համակարգերի </w:t>
-      </w:r>
-      <w:r>
-        <w:rPr>
-          <w:rFonts w:ascii="Sylfaen" w:eastAsia="Times New Roman" w:hAnsi="Sylfaen" w:cs="Times New Roman"/>
-          <w:bCs/>
-          <w:sz w:val="24"/>
-          <w:szCs w:val="24"/>
-          <w:lang w:val="hy-AM" w:eastAsia="ru-RU"/>
-        </w:rPr>
-        <w:t>որոշումների կայացման, ինչպես նաև real-time համակարգերի ավտոմատացման համար։</w:t>
-      </w:r>
-    </w:p>
-    <w:p>
-      <w:pPr>
-        <w:spacing w:before="30" w:after="30" w:line="36" w:lineRule="atLeast"/>
-        <w:ind w:left="425" w:firstLine="284"/>
-        <w:jc w:val="both"/>
-        <w:rPr>
-          <w:rFonts w:ascii="Sylfaen" w:eastAsia="Times New Roman" w:hAnsi="Sylfaen" w:cs="Segoe UI"/>
-          <w:color w:val="000000"/>
-          <w:sz w:val="24"/>
-          <w:szCs w:val="24"/>
-          <w:lang w:val="hy-AM" w:eastAsia="ru-RU"/>
-        </w:rPr>
-      </w:pPr>
-      <w:r>
-        <w:rPr>
-          <w:rFonts w:ascii="Sylfaen" w:eastAsia="Times New Roman" w:hAnsi="Sylfaen" w:cs="Times New Roman"/>
-          <w:bCs/>
-          <w:sz w:val="24"/>
-          <w:szCs w:val="24"/>
-          <w:lang w:val="hy-AM" w:eastAsia="ru-RU"/>
-        </w:rPr>
-        <w:t xml:space="preserve">Data Pipeline-ների կարևորությունն այն է, որ դրանք ապահովում են տվյալների հուսալի շրջանառություն՝ անկախ ծավալից կամ աղբյուրների բազմազանությունից, կրկնության դիմացկուն են՝ կարող են ինքնաշխատ վերագործարկվել կամ շարունակել սխալի դեպքում, ավտոմատացված են և նվազեցնում են ձեռքով միջամտության անհրաժեշտությունը, ինչպես նաև ապահովում են, որ տվյալները հասանելի լինեն ճիշտ պահին, ինչը կարևոր է վերլուծության, որոշումների կայացման և AI/ML համակարգերի համար։ Pipeline-ների միջոցով համակարգերը դառնում են </w:t>
-      </w:r>
-      <w:r>
-        <w:rPr>
-          <w:rFonts w:ascii="Sylfaen" w:eastAsia="Times New Roman" w:hAnsi="Sylfaen" w:cs="Times New Roman"/>
-          <w:bCs/>
-          <w:sz w:val="24"/>
-          <w:szCs w:val="24"/>
-          <w:lang w:val="hy-AM" w:eastAsia="ru-RU"/>
-        </w:rPr>
-        <w:t>ճկուն</w:t>
-      </w:r>
-      <w:r>
-        <w:rPr>
-          <w:rFonts w:ascii="Sylfaen" w:eastAsia="Times New Roman" w:hAnsi="Sylfaen" w:cs="Times New Roman"/>
-          <w:bCs/>
-          <w:sz w:val="24"/>
-          <w:szCs w:val="24"/>
-          <w:lang w:val="hy-AM" w:eastAsia="ru-RU"/>
-        </w:rPr>
-        <w:t>, քանի որ տվյալները կարող են հոսել մեծածավալ և արագ աճող համակարգերի միջև։</w:t>
-      </w:r>
-      <w:r>
-        <w:rPr>
-          <w:rFonts w:ascii="Sylfaen" w:eastAsia="Times New Roman" w:hAnsi="Sylfaen" w:cs="Segoe UI"/>
-          <w:color w:val="000000"/>
-          <w:sz w:val="24"/>
-          <w:szCs w:val="24"/>
-          <w:lang w:val="hy-AM" w:eastAsia="ru-RU"/>
-        </w:rPr>
-        <w:br w:type="page"/>
-      </w:r>
-    </w:p>
-    <w:p>
-      <w:pPr>
-        <w:spacing w:before="30" w:after="30" w:line="36" w:lineRule="atLeast"/>
-        <w:jc w:val="center"/>
+          <w:lang w:val="en-US" w:eastAsia="ru-RU"/>
+        </w:rPr>
+        <w:t xml:space="preserve">3.1: </w:t>
+      </w:r>
+      <w:r>
         <w:rPr>
           <w:rFonts w:ascii="Sylfaen" w:eastAsia="Times New Roman" w:hAnsi="Sylfaen" w:cs="Times New Roman"/>
           <w:b/>
@@ -3505,24 +4011,197 @@
           <w:szCs w:val="24"/>
           <w:lang w:val="hy-AM" w:eastAsia="ru-RU"/>
         </w:rPr>
-      </w:pPr>
-      <w:r>
-        <w:rPr>
-          <w:rFonts w:ascii="Sylfaen" w:eastAsia="Times New Roman" w:hAnsi="Sylfaen" w:cs="Times New Roman"/>
-          <w:b/>
+        <w:t>Microsoft Azure Data Factory</w:t>
+      </w:r>
+    </w:p>
+    <w:p>
+      <w:pPr>
+        <w:spacing w:before="30" w:after="30" w:line="36" w:lineRule="atLeast"/>
+        <w:ind w:firstLine="426"/>
+        <w:jc w:val="both"/>
+        <w:rPr>
+          <w:rFonts w:ascii="Sylfaen" w:eastAsia="Times New Roman" w:hAnsi="Sylfaen" w:cs="Times New Roman"/>
           <w:bCs/>
-          <w:sz w:val="32"/>
-          <w:szCs w:val="24"/>
-          <w:lang w:val="hy-AM" w:eastAsia="ru-RU"/>
-        </w:rPr>
-        <w:lastRenderedPageBreak/>
-        <w:t>Microsoft Azure Data Factory</w:t>
+          <w:sz w:val="24"/>
+          <w:szCs w:val="24"/>
+          <w:lang w:val="hy-AM" w:eastAsia="ru-RU"/>
+        </w:rPr>
+      </w:pPr>
+      <w:r>
+        <w:rPr>
+          <w:rFonts w:ascii="Sylfaen" w:eastAsia="Times New Roman" w:hAnsi="Sylfaen" w:cs="Times New Roman"/>
+          <w:bCs/>
+          <w:sz w:val="24"/>
+          <w:szCs w:val="24"/>
+          <w:lang w:val="hy-AM" w:eastAsia="ru-RU"/>
+        </w:rPr>
+        <w:t>Azure Data Factory</w:t>
+      </w:r>
+      <w:r>
+        <w:rPr>
+          <w:rFonts w:ascii="Sylfaen" w:eastAsia="Times New Roman" w:hAnsi="Sylfaen" w:cs="Times New Roman"/>
+          <w:bCs/>
+          <w:sz w:val="24"/>
+          <w:szCs w:val="24"/>
+          <w:lang w:val="hy-AM" w:eastAsia="ru-RU"/>
+        </w:rPr>
+        <w:t>-</w:t>
+      </w:r>
+      <w:r>
+        <w:rPr>
+          <w:rFonts w:ascii="Sylfaen" w:eastAsia="Times New Roman" w:hAnsi="Sylfaen" w:cs="Times New Roman"/>
+          <w:bCs/>
+          <w:sz w:val="24"/>
+          <w:szCs w:val="24"/>
+          <w:lang w:val="hy-AM" w:eastAsia="ru-RU"/>
+        </w:rPr>
+        <w:t>ն Microsoft Azure</w:t>
+      </w:r>
+      <w:r>
+        <w:rPr>
+          <w:rFonts w:ascii="Sylfaen" w:eastAsia="Times New Roman" w:hAnsi="Sylfaen" w:cs="Times New Roman"/>
+          <w:bCs/>
+          <w:sz w:val="24"/>
+          <w:szCs w:val="24"/>
+          <w:lang w:val="hy-AM" w:eastAsia="ru-RU"/>
+        </w:rPr>
+        <w:t>-</w:t>
+      </w:r>
+      <w:r>
+        <w:rPr>
+          <w:rFonts w:ascii="Sylfaen" w:eastAsia="Times New Roman" w:hAnsi="Sylfaen" w:cs="Times New Roman"/>
+          <w:bCs/>
+          <w:sz w:val="24"/>
+          <w:szCs w:val="24"/>
+          <w:lang w:val="hy-AM" w:eastAsia="ru-RU"/>
+        </w:rPr>
+        <w:t xml:space="preserve">ի ամպային տվյալների ինտեգրման ծառայությունն է, որը թույլ է տալիս կառուցել ամբողջական տվյալային հոսքեր՝ սկսած տվյալների հավաքագրումից մինչև դրանց մշակում, փոխակերպում և </w:t>
+      </w:r>
+      <w:r>
+        <w:rPr>
+          <w:rFonts w:ascii="Sylfaen" w:eastAsia="Times New Roman" w:hAnsi="Sylfaen" w:cs="Times New Roman"/>
+          <w:bCs/>
+          <w:sz w:val="24"/>
+          <w:szCs w:val="24"/>
+          <w:lang w:val="hy-AM" w:eastAsia="ru-RU"/>
+        </w:rPr>
+        <w:t>պահպանում</w:t>
+      </w:r>
+      <w:r>
+        <w:rPr>
+          <w:rFonts w:ascii="Sylfaen" w:eastAsia="Times New Roman" w:hAnsi="Sylfaen" w:cs="Times New Roman"/>
+          <w:bCs/>
+          <w:sz w:val="24"/>
+          <w:szCs w:val="24"/>
+          <w:lang w:val="hy-AM" w:eastAsia="ru-RU"/>
+        </w:rPr>
+        <w:t xml:space="preserve"> տարբեր նպատակային համակարգեր։ Այն </w:t>
+      </w:r>
+      <w:r>
+        <w:rPr>
+          <w:rFonts w:ascii="Sylfaen" w:eastAsia="Times New Roman" w:hAnsi="Sylfaen" w:cs="Times New Roman"/>
+          <w:bCs/>
+          <w:sz w:val="24"/>
+          <w:szCs w:val="24"/>
+          <w:lang w:val="hy-AM" w:eastAsia="ru-RU"/>
+        </w:rPr>
+        <w:t>հանդիսանում է որպես կապող օղակ տարբեր տվյալների</w:t>
+      </w:r>
+      <w:r>
+        <w:rPr>
+          <w:rFonts w:ascii="Sylfaen" w:eastAsia="Times New Roman" w:hAnsi="Sylfaen" w:cs="Times New Roman"/>
+          <w:bCs/>
+          <w:sz w:val="24"/>
+          <w:szCs w:val="24"/>
+          <w:lang w:val="hy-AM" w:eastAsia="ru-RU"/>
+        </w:rPr>
+        <w:t xml:space="preserve"> աղբյուրների միջև՝ ապահովելով ավտոմատացված, վերահսկվող և մասշտաբավորվող տվյալային գործընթացներ։ Azure Data Factory</w:t>
+      </w:r>
+      <w:r>
+        <w:rPr>
+          <w:rFonts w:ascii="Sylfaen" w:eastAsia="Times New Roman" w:hAnsi="Sylfaen" w:cs="Times New Roman"/>
+          <w:bCs/>
+          <w:sz w:val="24"/>
+          <w:szCs w:val="24"/>
+          <w:lang w:val="hy-AM" w:eastAsia="ru-RU"/>
+        </w:rPr>
+        <w:t>-</w:t>
+      </w:r>
+      <w:r>
+        <w:rPr>
+          <w:rFonts w:ascii="Sylfaen" w:eastAsia="Times New Roman" w:hAnsi="Sylfaen" w:cs="Times New Roman"/>
+          <w:bCs/>
+          <w:sz w:val="24"/>
+          <w:szCs w:val="24"/>
+          <w:lang w:val="hy-AM" w:eastAsia="ru-RU"/>
+        </w:rPr>
+        <w:t>ն լայնորեն կիրառվում է ETL և ELT գործընթացների իրականացման, Data Pipeline</w:t>
+      </w:r>
+      <w:r>
+        <w:rPr>
+          <w:rFonts w:ascii="Sylfaen" w:eastAsia="Times New Roman" w:hAnsi="Sylfaen" w:cs="Times New Roman"/>
+          <w:bCs/>
+          <w:sz w:val="24"/>
+          <w:szCs w:val="24"/>
+          <w:lang w:val="hy-AM" w:eastAsia="ru-RU"/>
+        </w:rPr>
+        <w:t>-</w:t>
+      </w:r>
+      <w:r>
+        <w:rPr>
+          <w:rFonts w:ascii="Sylfaen" w:eastAsia="Times New Roman" w:hAnsi="Sylfaen" w:cs="Times New Roman"/>
+          <w:bCs/>
+          <w:sz w:val="24"/>
+          <w:szCs w:val="24"/>
+          <w:lang w:val="hy-AM" w:eastAsia="ru-RU"/>
+        </w:rPr>
+        <w:t>ների ստեղծման ու կառավարման, բազմաթիվ աղբյուրներից</w:t>
+      </w:r>
+      <w:r>
+        <w:rPr>
+          <w:rFonts w:ascii="Sylfaen" w:eastAsia="Times New Roman" w:hAnsi="Sylfaen" w:cs="Times New Roman"/>
+          <w:bCs/>
+          <w:sz w:val="24"/>
+          <w:szCs w:val="24"/>
+          <w:lang w:val="hy-AM" w:eastAsia="ru-RU"/>
+        </w:rPr>
+        <w:t xml:space="preserve"> տվյալների տեղափոխելը</w:t>
+      </w:r>
+      <w:r>
+        <w:rPr>
+          <w:rFonts w:ascii="Sylfaen" w:eastAsia="Times New Roman" w:hAnsi="Sylfaen" w:cs="Times New Roman"/>
+          <w:bCs/>
+          <w:sz w:val="24"/>
+          <w:szCs w:val="24"/>
+          <w:lang w:val="hy-AM" w:eastAsia="ru-RU"/>
+        </w:rPr>
+        <w:t xml:space="preserve"> դեպի պահեստներ, ինչպես նաև տարբեր քայլերի հաջորդական կառավարման, ժամանակացույցի և սխալների մշակման համար։ Ծառայությունը հնարավորություն է տալիս աշխատել ինչպես Azure</w:t>
+      </w:r>
+      <w:r>
+        <w:rPr>
+          <w:rFonts w:ascii="Sylfaen" w:eastAsia="Times New Roman" w:hAnsi="Sylfaen" w:cs="Times New Roman"/>
+          <w:bCs/>
+          <w:sz w:val="24"/>
+          <w:szCs w:val="24"/>
+          <w:lang w:val="hy-AM" w:eastAsia="ru-RU"/>
+        </w:rPr>
+        <w:t>-</w:t>
+      </w:r>
+      <w:r>
+        <w:rPr>
+          <w:rFonts w:ascii="Sylfaen" w:eastAsia="Times New Roman" w:hAnsi="Sylfaen" w:cs="Times New Roman"/>
+          <w:bCs/>
+          <w:sz w:val="24"/>
+          <w:szCs w:val="24"/>
+          <w:lang w:val="hy-AM" w:eastAsia="ru-RU"/>
+        </w:rPr>
+        <w:t>ի ներքին, այնպես էլ արտաքին կամ տեղային տվյալների աղբյուրների հետ, ապահովելով ճկուն ինտեգրում։</w:t>
       </w:r>
     </w:p>
     <w:p>
       <w:pPr>
         <w:spacing w:before="30" w:after="30" w:line="36" w:lineRule="atLeast"/>
-        <w:ind w:left="425" w:firstLine="426"/>
+        <w:ind w:firstLine="426"/>
         <w:jc w:val="both"/>
         <w:rPr>
           <w:rFonts w:ascii="Sylfaen" w:eastAsia="Times New Roman" w:hAnsi="Sylfaen" w:cs="Times New Roman"/>
@@ -3560,7 +4239,7 @@
           <w:szCs w:val="24"/>
           <w:lang w:val="hy-AM" w:eastAsia="ru-RU"/>
         </w:rPr>
-        <w:t>ն Microsoft Azure</w:t>
+        <w:t>ի հիմնական բաղադրիչներն են Pipelines, Activities, Linked Services, Datasets և Integration Runtime։ Pipelines</w:t>
       </w:r>
       <w:r>
         <w:rPr>
@@ -3580,7 +4259,7 @@
           <w:szCs w:val="24"/>
           <w:lang w:val="hy-AM" w:eastAsia="ru-RU"/>
         </w:rPr>
-        <w:t xml:space="preserve">ի ամպային տվյալների ինտեգրման ծառայությունն է, որը թույլ է տալիս կառուցել ամբողջական տվյալային հոսքեր՝ սկսած տվյալների հավաքագրումից մինչև դրանց մշակում, փոխակերպում և </w:t>
+        <w:t>ը ADF</w:t>
       </w:r>
       <w:r>
         <w:rPr>
@@ -3590,7 +4269,7 @@
           <w:szCs w:val="24"/>
           <w:lang w:val="hy-AM" w:eastAsia="ru-RU"/>
         </w:rPr>
-        <w:t>պահպանում</w:t>
+        <w:t>-</w:t>
       </w:r>
       <w:r>
         <w:rPr>
@@ -3600,7 +4279,7 @@
           <w:szCs w:val="24"/>
           <w:lang w:val="hy-AM" w:eastAsia="ru-RU"/>
         </w:rPr>
-        <w:t xml:space="preserve"> տարբեր նպատակային համակարգեր։ Այն </w:t>
+        <w:t xml:space="preserve">ի հիմնական կառուցվածքային միավորն է, որը ներկայացնում է գործողությունների տրամաբանական հավաքածու՝ միաժամանակ կատարելով </w:t>
       </w:r>
       <w:r>
         <w:rPr>
@@ -3610,7 +4289,7 @@
           <w:szCs w:val="24"/>
           <w:lang w:val="hy-AM" w:eastAsia="ru-RU"/>
         </w:rPr>
-        <w:t>հանդիսանում է որպես կապող օղակ տարբեր տվյալների</w:t>
+        <w:t>գործընթացներ տվյալների հետ</w:t>
       </w:r>
       <w:r>
         <w:rPr>
@@ -3620,7 +4299,7 @@
           <w:szCs w:val="24"/>
           <w:lang w:val="hy-AM" w:eastAsia="ru-RU"/>
         </w:rPr>
-        <w:t xml:space="preserve"> աղբյուրների միջև՝ ապահովելով ավտոմատացված, վերահսկվող և մասշտաբավորվող տվյալային գործընթացներ։ Azure Data Factory</w:t>
+        <w:t>, օրինակ՝ տվյալների ստացում, մաքրում և պահեստավորում։ Pipeline</w:t>
       </w:r>
       <w:r>
         <w:rPr>
@@ -3640,7 +4319,7 @@
           <w:szCs w:val="24"/>
           <w:lang w:val="hy-AM" w:eastAsia="ru-RU"/>
         </w:rPr>
-        <w:t>ն լայնորեն կիրառվում է ETL և ELT գործընթացների իրականացման, Data Pipeline</w:t>
+        <w:t xml:space="preserve">ները կարող են աշխատել ժամանակացույցով, արձագանքել </w:t>
       </w:r>
       <w:r>
         <w:rPr>
@@ -3650,6 +4329,70 @@
           <w:szCs w:val="24"/>
           <w:lang w:val="hy-AM" w:eastAsia="ru-RU"/>
         </w:rPr>
+        <w:t>տրիգերն</w:t>
+      </w:r>
+      <w:r>
+        <w:rPr>
+          <w:rFonts w:ascii="Sylfaen" w:eastAsia="Times New Roman" w:hAnsi="Sylfaen" w:cs="Times New Roman"/>
+          <w:bCs/>
+          <w:sz w:val="24"/>
+          <w:szCs w:val="24"/>
+          <w:lang w:val="hy-AM" w:eastAsia="ru-RU"/>
+        </w:rPr>
+        <w:t xml:space="preserve">երին, պարունակել </w:t>
+      </w:r>
+      <w:r>
+        <w:rPr>
+          <w:rFonts w:ascii="Sylfaen" w:eastAsia="Times New Roman" w:hAnsi="Sylfaen" w:cs="Times New Roman"/>
+          <w:bCs/>
+          <w:sz w:val="24"/>
+          <w:szCs w:val="24"/>
+          <w:lang w:val="hy-AM" w:eastAsia="ru-RU"/>
+        </w:rPr>
+        <w:t>կախվածություններ</w:t>
+      </w:r>
+      <w:r>
+        <w:rPr>
+          <w:rFonts w:ascii="Sylfaen" w:eastAsia="Times New Roman" w:hAnsi="Sylfaen" w:cs="Times New Roman"/>
+          <w:bCs/>
+          <w:sz w:val="24"/>
+          <w:szCs w:val="24"/>
+          <w:lang w:val="hy-AM" w:eastAsia="ru-RU"/>
+        </w:rPr>
+        <w:t xml:space="preserve"> և լինել մասշտաբավորվող ու վերահսկվող։</w:t>
+      </w:r>
+    </w:p>
+    <w:p>
+      <w:pPr>
+        <w:spacing w:before="30" w:after="30" w:line="36" w:lineRule="atLeast"/>
+        <w:ind w:firstLine="426"/>
+        <w:jc w:val="both"/>
+        <w:rPr>
+          <w:rFonts w:ascii="Sylfaen" w:eastAsia="Times New Roman" w:hAnsi="Sylfaen" w:cs="Times New Roman"/>
+          <w:bCs/>
+          <w:sz w:val="24"/>
+          <w:szCs w:val="24"/>
+          <w:lang w:val="hy-AM" w:eastAsia="ru-RU"/>
+        </w:rPr>
+      </w:pPr>
+      <w:r>
+        <w:rPr>
+          <w:rFonts w:ascii="Sylfaen" w:eastAsia="Times New Roman" w:hAnsi="Sylfaen" w:cs="Times New Roman"/>
+          <w:bCs/>
+          <w:sz w:val="24"/>
+          <w:szCs w:val="24"/>
+          <w:lang w:val="hy-AM" w:eastAsia="ru-RU"/>
+        </w:rPr>
+        <w:t>Activities</w:t>
+      </w:r>
+      <w:r>
+        <w:rPr>
+          <w:rFonts w:ascii="Sylfaen" w:eastAsia="Times New Roman" w:hAnsi="Sylfaen" w:cs="Times New Roman"/>
+          <w:bCs/>
+          <w:sz w:val="24"/>
+          <w:szCs w:val="24"/>
+          <w:lang w:val="hy-AM" w:eastAsia="ru-RU"/>
+        </w:rPr>
         <w:t>-</w:t>
       </w:r>
       <w:r>
@@ -3660,7 +4403,7 @@
           <w:szCs w:val="24"/>
           <w:lang w:val="hy-AM" w:eastAsia="ru-RU"/>
         </w:rPr>
-        <w:t>ների ստեղծման ու կառավարման, բազմաթիվ աղբյուրներից</w:t>
+        <w:t>ը Pipeline</w:t>
       </w:r>
       <w:r>
         <w:rPr>
@@ -3670,7 +4413,7 @@
           <w:szCs w:val="24"/>
           <w:lang w:val="hy-AM" w:eastAsia="ru-RU"/>
         </w:rPr>
-        <w:t xml:space="preserve"> տվյալների տեղափոխելը</w:t>
+        <w:t>-</w:t>
       </w:r>
       <w:r>
         <w:rPr>
@@ -3680,7 +4423,7 @@
           <w:szCs w:val="24"/>
           <w:lang w:val="hy-AM" w:eastAsia="ru-RU"/>
         </w:rPr>
-        <w:t xml:space="preserve"> դեպի պահեստներ, ինչպես նաև տարբեր քայլերի հաջորդական կառավարման, ժամանակացույցի և սխալների մշակման համար։ Ծառայությունը հնարավորություն է տալիս աշխատել ինչպես Azure</w:t>
+        <w:t>ի մեջ գործող քայլերն են, որտեղ ամեն activity կատարում է կոնկրետ առաջադրանք, ինչպիսիք են տվյալների պատճենումը, SQL սքրիպտի գործարկումը կամ API կանչը։ Հիմնական activity</w:t>
       </w:r>
       <w:r>
         <w:rPr>
@@ -3700,13 +4443,113 @@
           <w:szCs w:val="24"/>
           <w:lang w:val="hy-AM" w:eastAsia="ru-RU"/>
         </w:rPr>
-        <w:t>ի ներքին, այնպես էլ արտաքին կամ տեղային տվյալների աղբյուրների հետ, ապահովելով ճկուն ինտեգրում։</w:t>
+        <w:t>ներն են Copy Activity, որը իրականացնում է տվյալների փոխանցում աղբյուրից դեպի նպատակային պահեստ, Data Flow, որը ապահովում է տվյալների գրաֆիկական ձևափոխում Spark</w:t>
+      </w:r>
+      <w:r>
+        <w:rPr>
+          <w:rFonts w:ascii="Sylfaen" w:eastAsia="Times New Roman" w:hAnsi="Sylfaen" w:cs="Times New Roman"/>
+          <w:bCs/>
+          <w:sz w:val="24"/>
+          <w:szCs w:val="24"/>
+          <w:lang w:val="hy-AM" w:eastAsia="ru-RU"/>
+        </w:rPr>
+        <w:t>-</w:t>
+      </w:r>
+      <w:r>
+        <w:rPr>
+          <w:rFonts w:ascii="Sylfaen" w:eastAsia="Times New Roman" w:hAnsi="Sylfaen" w:cs="Times New Roman"/>
+          <w:bCs/>
+          <w:sz w:val="24"/>
+          <w:szCs w:val="24"/>
+          <w:lang w:val="hy-AM" w:eastAsia="ru-RU"/>
+        </w:rPr>
+        <w:t>ին նման parallel engines</w:t>
+      </w:r>
+      <w:r>
+        <w:rPr>
+          <w:rFonts w:ascii="Sylfaen" w:eastAsia="Times New Roman" w:hAnsi="Sylfaen" w:cs="Times New Roman"/>
+          <w:bCs/>
+          <w:sz w:val="24"/>
+          <w:szCs w:val="24"/>
+          <w:lang w:val="hy-AM" w:eastAsia="ru-RU"/>
+        </w:rPr>
+        <w:t>-</w:t>
+      </w:r>
+      <w:r>
+        <w:rPr>
+          <w:rFonts w:ascii="Sylfaen" w:eastAsia="Times New Roman" w:hAnsi="Sylfaen" w:cs="Times New Roman"/>
+          <w:bCs/>
+          <w:sz w:val="24"/>
+          <w:szCs w:val="24"/>
+          <w:lang w:val="hy-AM" w:eastAsia="ru-RU"/>
+        </w:rPr>
+        <w:t>ի վրա, Stored Procedure Activity, որը գործարկում է SQL stored procedure տվյալների բազայում, Web/HTTP Activity, որը կատարում է վեբ API</w:t>
+      </w:r>
+      <w:r>
+        <w:rPr>
+          <w:rFonts w:ascii="Sylfaen" w:eastAsia="Times New Roman" w:hAnsi="Sylfaen" w:cs="Times New Roman"/>
+          <w:bCs/>
+          <w:sz w:val="24"/>
+          <w:szCs w:val="24"/>
+          <w:lang w:val="hy-AM" w:eastAsia="ru-RU"/>
+        </w:rPr>
+        <w:t>-</w:t>
+      </w:r>
+      <w:r>
+        <w:rPr>
+          <w:rFonts w:ascii="Sylfaen" w:eastAsia="Times New Roman" w:hAnsi="Sylfaen" w:cs="Times New Roman"/>
+          <w:bCs/>
+          <w:sz w:val="24"/>
+          <w:szCs w:val="24"/>
+          <w:lang w:val="hy-AM" w:eastAsia="ru-RU"/>
+        </w:rPr>
+        <w:t>ների կանչ տվյալներ ստանալու կամ գործողություն անելու համար, և Execute Pipeline, որը թույլ է տալիս մեկ pipeline</w:t>
+      </w:r>
+      <w:r>
+        <w:rPr>
+          <w:rFonts w:ascii="Sylfaen" w:eastAsia="Times New Roman" w:hAnsi="Sylfaen" w:cs="Times New Roman"/>
+          <w:bCs/>
+          <w:sz w:val="24"/>
+          <w:szCs w:val="24"/>
+          <w:lang w:val="hy-AM" w:eastAsia="ru-RU"/>
+        </w:rPr>
+        <w:t>-</w:t>
+      </w:r>
+      <w:r>
+        <w:rPr>
+          <w:rFonts w:ascii="Sylfaen" w:eastAsia="Times New Roman" w:hAnsi="Sylfaen" w:cs="Times New Roman"/>
+          <w:bCs/>
+          <w:sz w:val="24"/>
+          <w:szCs w:val="24"/>
+          <w:lang w:val="hy-AM" w:eastAsia="ru-RU"/>
+        </w:rPr>
+        <w:t xml:space="preserve">ի կանչը մյուսից՝ բարդ workflows կառուցելու </w:t>
+      </w:r>
+      <w:r>
+        <w:rPr>
+          <w:rFonts w:ascii="Sylfaen" w:eastAsia="Times New Roman" w:hAnsi="Sylfaen" w:cs="Times New Roman"/>
+          <w:bCs/>
+          <w:sz w:val="24"/>
+          <w:szCs w:val="24"/>
+          <w:lang w:val="hy-AM" w:eastAsia="ru-RU"/>
+        </w:rPr>
+        <w:t>ժամանակ</w:t>
+      </w:r>
+      <w:r>
+        <w:rPr>
+          <w:rFonts w:ascii="Sylfaen" w:eastAsia="Times New Roman" w:hAnsi="Sylfaen" w:cs="Times New Roman"/>
+          <w:bCs/>
+          <w:sz w:val="24"/>
+          <w:szCs w:val="24"/>
+          <w:lang w:val="hy-AM" w:eastAsia="ru-RU"/>
+        </w:rPr>
+        <w:t>։</w:t>
       </w:r>
     </w:p>
     <w:p>
       <w:pPr>
         <w:spacing w:before="30" w:after="30" w:line="36" w:lineRule="atLeast"/>
-        <w:ind w:left="425" w:firstLine="426"/>
+        <w:ind w:firstLine="426"/>
         <w:jc w:val="both"/>
         <w:rPr>
           <w:rFonts w:ascii="Sylfaen" w:eastAsia="Times New Roman" w:hAnsi="Sylfaen" w:cs="Times New Roman"/>
@@ -3724,7 +4567,7 @@
           <w:szCs w:val="24"/>
           <w:lang w:val="hy-AM" w:eastAsia="ru-RU"/>
         </w:rPr>
-        <w:t>Azure Data Factory</w:t>
+        <w:t>Linked Services</w:t>
       </w:r>
       <w:r>
         <w:rPr>
@@ -3744,7 +4587,7 @@
           <w:szCs w:val="24"/>
           <w:lang w:val="hy-AM" w:eastAsia="ru-RU"/>
         </w:rPr>
-        <w:t>ի հիմնական բաղադրիչներն են Pipelines, Activities, Linked Services, Datasets և Integration Runtime։ Pipelines</w:t>
+        <w:t xml:space="preserve">ը կապ է, որը սահմանում է, թե ինչպես է ստեղծվում </w:t>
       </w:r>
       <w:r>
         <w:rPr>
@@ -3754,6 +4597,46 @@
           <w:szCs w:val="24"/>
           <w:lang w:val="hy-AM" w:eastAsia="ru-RU"/>
         </w:rPr>
+        <w:t>կապը</w:t>
+      </w:r>
+      <w:r>
+        <w:rPr>
+          <w:rFonts w:ascii="Sylfaen" w:eastAsia="Times New Roman" w:hAnsi="Sylfaen" w:cs="Times New Roman"/>
+          <w:bCs/>
+          <w:sz w:val="24"/>
+          <w:szCs w:val="24"/>
+          <w:lang w:val="hy-AM" w:eastAsia="ru-RU"/>
+        </w:rPr>
+        <w:t xml:space="preserve"> տվյալների աղբյուրի </w:t>
+      </w:r>
+      <w:r>
+        <w:rPr>
+          <w:rFonts w:ascii="Sylfaen" w:eastAsia="Times New Roman" w:hAnsi="Sylfaen" w:cs="Times New Roman"/>
+          <w:bCs/>
+          <w:sz w:val="24"/>
+          <w:szCs w:val="24"/>
+          <w:lang w:val="hy-AM" w:eastAsia="ru-RU"/>
+        </w:rPr>
+        <w:t>և</w:t>
+      </w:r>
+      <w:r>
+        <w:rPr>
+          <w:rFonts w:ascii="Sylfaen" w:eastAsia="Times New Roman" w:hAnsi="Sylfaen" w:cs="Times New Roman"/>
+          <w:bCs/>
+          <w:sz w:val="24"/>
+          <w:szCs w:val="24"/>
+          <w:lang w:val="hy-AM" w:eastAsia="ru-RU"/>
+        </w:rPr>
+        <w:t xml:space="preserve"> նպատակային սերվիսի հետ։ Այն պարունակում է connection string, authentication տվյալներ և endpoint հասցե։ Օրինակներ են Azure Blob Storage, Azure SQL Database, On</w:t>
+      </w:r>
+      <w:r>
+        <w:rPr>
+          <w:rFonts w:ascii="Sylfaen" w:eastAsia="Times New Roman" w:hAnsi="Sylfaen" w:cs="Times New Roman"/>
+          <w:bCs/>
+          <w:sz w:val="24"/>
+          <w:szCs w:val="24"/>
+          <w:lang w:val="hy-AM" w:eastAsia="ru-RU"/>
+        </w:rPr>
         <w:t>-</w:t>
       </w:r>
       <w:r>
@@ -3764,6 +4647,26 @@
           <w:szCs w:val="24"/>
           <w:lang w:val="hy-AM" w:eastAsia="ru-RU"/>
         </w:rPr>
+        <w:t>premises SQL Server, Amazon S3, Salesforce և Oracle։ Linked Services</w:t>
+      </w:r>
+      <w:r>
+        <w:rPr>
+          <w:rFonts w:ascii="Sylfaen" w:eastAsia="Times New Roman" w:hAnsi="Sylfaen" w:cs="Times New Roman"/>
+          <w:bCs/>
+          <w:sz w:val="24"/>
+          <w:szCs w:val="24"/>
+          <w:lang w:val="hy-AM" w:eastAsia="ru-RU"/>
+        </w:rPr>
+        <w:t>-</w:t>
+      </w:r>
+      <w:r>
+        <w:rPr>
+          <w:rFonts w:ascii="Sylfaen" w:eastAsia="Times New Roman" w:hAnsi="Sylfaen" w:cs="Times New Roman"/>
+          <w:bCs/>
+          <w:sz w:val="24"/>
+          <w:szCs w:val="24"/>
+          <w:lang w:val="hy-AM" w:eastAsia="ru-RU"/>
+        </w:rPr>
         <w:t>ը ADF</w:t>
       </w:r>
       <w:r>
@@ -3784,7 +4687,7 @@
           <w:szCs w:val="24"/>
           <w:lang w:val="hy-AM" w:eastAsia="ru-RU"/>
         </w:rPr>
-        <w:t xml:space="preserve">ի հիմնական կառուցվածքային միավորն է, որը ներկայացնում է գործողությունների տրամաբանական հավաքածու՝ միաժամանակ կատարելով </w:t>
+        <w:t xml:space="preserve">ի </w:t>
       </w:r>
       <w:r>
         <w:rPr>
@@ -3794,7 +4697,7 @@
           <w:szCs w:val="24"/>
           <w:lang w:val="hy-AM" w:eastAsia="ru-RU"/>
         </w:rPr>
-        <w:t>գործընթացներ տվյալների հետ</w:t>
+        <w:t>օբյեկտների միջև կապերի հաստատման</w:t>
       </w:r>
       <w:r>
         <w:rPr>
@@ -3804,7 +4707,7 @@
           <w:szCs w:val="24"/>
           <w:lang w:val="hy-AM" w:eastAsia="ru-RU"/>
         </w:rPr>
-        <w:t>, օրինակ՝ տվյալների ստացում, մաքրում և պահեստավորում։ Pipeline</w:t>
+        <w:t xml:space="preserve"> </w:t>
       </w:r>
       <w:r>
         <w:rPr>
@@ -3814,6 +4717,50 @@
           <w:szCs w:val="24"/>
           <w:lang w:val="hy-AM" w:eastAsia="ru-RU"/>
         </w:rPr>
+        <w:t xml:space="preserve">գործիքն </w:t>
+      </w:r>
+      <w:r>
+        <w:rPr>
+          <w:rFonts w:ascii="Sylfaen" w:eastAsia="Times New Roman" w:hAnsi="Sylfaen" w:cs="Times New Roman"/>
+          <w:bCs/>
+          <w:sz w:val="24"/>
+          <w:szCs w:val="24"/>
+          <w:lang w:val="hy-AM" w:eastAsia="ru-RU"/>
+        </w:rPr>
+        <w:t>է։</w:t>
+      </w:r>
+    </w:p>
+    <w:p>
+      <w:pPr>
+        <w:spacing w:before="30" w:after="30" w:line="36" w:lineRule="atLeast"/>
+        <w:ind w:firstLine="426"/>
+        <w:jc w:val="both"/>
+        <w:rPr>
+          <w:rFonts w:ascii="Sylfaen" w:eastAsia="Times New Roman" w:hAnsi="Sylfaen" w:cs="Times New Roman"/>
+          <w:bCs/>
+          <w:sz w:val="24"/>
+          <w:szCs w:val="24"/>
+          <w:lang w:val="hy-AM" w:eastAsia="ru-RU"/>
+        </w:rPr>
+      </w:pPr>
+      <w:r>
+        <w:rPr>
+          <w:rFonts w:ascii="Sylfaen" w:eastAsia="Times New Roman" w:hAnsi="Sylfaen" w:cs="Times New Roman"/>
+          <w:bCs/>
+          <w:sz w:val="24"/>
+          <w:szCs w:val="24"/>
+          <w:lang w:val="hy-AM" w:eastAsia="ru-RU"/>
+        </w:rPr>
+        <w:t>Dataset</w:t>
+      </w:r>
+      <w:r>
+        <w:rPr>
+          <w:rFonts w:ascii="Sylfaen" w:eastAsia="Times New Roman" w:hAnsi="Sylfaen" w:cs="Times New Roman"/>
+          <w:bCs/>
+          <w:sz w:val="24"/>
+          <w:szCs w:val="24"/>
+          <w:lang w:val="hy-AM" w:eastAsia="ru-RU"/>
+        </w:rPr>
         <w:t>-</w:t>
       </w:r>
       <w:r>
@@ -3824,7 +4771,7 @@
           <w:szCs w:val="24"/>
           <w:lang w:val="hy-AM" w:eastAsia="ru-RU"/>
         </w:rPr>
-        <w:t xml:space="preserve">ները կարող են աշխատել ժամանակացույցով, արձագանքել </w:t>
+        <w:t>ը ներկայացնում է այն տվյալային օբյեկտը, որի վրա աշխատում են activity</w:t>
       </w:r>
       <w:r>
         <w:rPr>
@@ -3834,7 +4781,7 @@
           <w:szCs w:val="24"/>
           <w:lang w:val="hy-AM" w:eastAsia="ru-RU"/>
         </w:rPr>
-        <w:t>տրիգերն</w:t>
+        <w:t>-</w:t>
       </w:r>
       <w:r>
         <w:rPr>
@@ -3844,7 +4791,7 @@
           <w:szCs w:val="24"/>
           <w:lang w:val="hy-AM" w:eastAsia="ru-RU"/>
         </w:rPr>
-        <w:t xml:space="preserve">երին, պարունակել </w:t>
+        <w:t xml:space="preserve">ները։ Այն նկարագրում է տվյալների տեսակը, </w:t>
       </w:r>
       <w:r>
         <w:rPr>
@@ -3854,7 +4801,7 @@
           <w:szCs w:val="24"/>
           <w:lang w:val="hy-AM" w:eastAsia="ru-RU"/>
         </w:rPr>
-        <w:t>կախվածություններ</w:t>
+        <w:t>սխեմա</w:t>
       </w:r>
       <w:r>
         <w:rPr>
@@ -3864,515 +4811,63 @@
           <w:szCs w:val="24"/>
           <w:lang w:val="hy-AM" w:eastAsia="ru-RU"/>
         </w:rPr>
-        <w:t xml:space="preserve"> և լինել մասշտաբավորվող ու վերահսկվող։</w:t>
+        <w:t>ն, ֆա</w:t>
+      </w:r>
+      <w:r>
+        <w:rPr>
+          <w:rFonts w:ascii="Sylfaen" w:eastAsia="Times New Roman" w:hAnsi="Sylfaen" w:cs="Times New Roman"/>
+          <w:bCs/>
+          <w:sz w:val="24"/>
+          <w:szCs w:val="24"/>
+          <w:lang w:val="hy-AM" w:eastAsia="ru-RU"/>
+        </w:rPr>
+        <w:t>յլի ձևաչափը (CSV, JSON, Parquet</w:t>
+      </w:r>
+      <w:r>
+        <w:rPr>
+          <w:rFonts w:ascii="Sylfaen" w:eastAsia="Times New Roman" w:hAnsi="Sylfaen" w:cs="Times New Roman"/>
+          <w:bCs/>
+          <w:sz w:val="24"/>
+          <w:szCs w:val="24"/>
+          <w:lang w:val="hy-AM" w:eastAsia="ru-RU"/>
+        </w:rPr>
+        <w:t>)</w:t>
+      </w:r>
+      <w:r>
+        <w:rPr>
+          <w:rFonts w:ascii="Sylfaen" w:eastAsia="Times New Roman" w:hAnsi="Sylfaen" w:cs="Times New Roman"/>
+          <w:bCs/>
+          <w:sz w:val="24"/>
+          <w:szCs w:val="24"/>
+          <w:lang w:val="hy-AM" w:eastAsia="ru-RU"/>
+        </w:rPr>
+        <w:t>։ Dataset</w:t>
+      </w:r>
+      <w:r>
+        <w:rPr>
+          <w:rFonts w:ascii="Sylfaen" w:eastAsia="Times New Roman" w:hAnsi="Sylfaen" w:cs="Times New Roman"/>
+          <w:bCs/>
+          <w:sz w:val="24"/>
+          <w:szCs w:val="24"/>
+          <w:lang w:val="hy-AM" w:eastAsia="ru-RU"/>
+        </w:rPr>
+        <w:t>-</w:t>
+      </w:r>
+      <w:r>
+        <w:rPr>
+          <w:rFonts w:ascii="Sylfaen" w:eastAsia="Times New Roman" w:hAnsi="Sylfaen" w:cs="Times New Roman"/>
+          <w:bCs/>
+          <w:sz w:val="24"/>
+          <w:szCs w:val="24"/>
+          <w:lang w:val="hy-AM" w:eastAsia="ru-RU"/>
+        </w:rPr>
+        <w:t>ը տվյալներն ինքնին չեն, այլ դրանց ներկայացումն է։</w:t>
       </w:r>
     </w:p>
     <w:p>
       <w:pPr>
         <w:spacing w:before="30" w:after="30" w:line="36" w:lineRule="atLeast"/>
-        <w:ind w:left="425" w:firstLine="426"/>
-        <w:jc w:val="both"/>
-        <w:rPr>
-          <w:rFonts w:ascii="Sylfaen" w:eastAsia="Times New Roman" w:hAnsi="Sylfaen" w:cs="Times New Roman"/>
-          <w:bCs/>
-          <w:sz w:val="24"/>
-          <w:szCs w:val="24"/>
-          <w:lang w:val="hy-AM" w:eastAsia="ru-RU"/>
-        </w:rPr>
-      </w:pPr>
-      <w:r>
-        <w:rPr>
-          <w:rFonts w:ascii="Sylfaen" w:eastAsia="Times New Roman" w:hAnsi="Sylfaen" w:cs="Times New Roman"/>
-          <w:bCs/>
-          <w:sz w:val="24"/>
-          <w:szCs w:val="24"/>
-          <w:lang w:val="hy-AM" w:eastAsia="ru-RU"/>
-        </w:rPr>
-        <w:t>Activities</w:t>
-      </w:r>
-      <w:r>
-        <w:rPr>
-          <w:rFonts w:ascii="Sylfaen" w:eastAsia="Times New Roman" w:hAnsi="Sylfaen" w:cs="Times New Roman"/>
-          <w:bCs/>
-          <w:sz w:val="24"/>
-          <w:szCs w:val="24"/>
-          <w:lang w:val="hy-AM" w:eastAsia="ru-RU"/>
-        </w:rPr>
-        <w:t>-</w:t>
-      </w:r>
-      <w:r>
-        <w:rPr>
-          <w:rFonts w:ascii="Sylfaen" w:eastAsia="Times New Roman" w:hAnsi="Sylfaen" w:cs="Times New Roman"/>
-          <w:bCs/>
-          <w:sz w:val="24"/>
-          <w:szCs w:val="24"/>
-          <w:lang w:val="hy-AM" w:eastAsia="ru-RU"/>
-        </w:rPr>
-        <w:t>ը Pipeline</w:t>
-      </w:r>
-      <w:r>
-        <w:rPr>
-          <w:rFonts w:ascii="Sylfaen" w:eastAsia="Times New Roman" w:hAnsi="Sylfaen" w:cs="Times New Roman"/>
-          <w:bCs/>
-          <w:sz w:val="24"/>
-          <w:szCs w:val="24"/>
-          <w:lang w:val="hy-AM" w:eastAsia="ru-RU"/>
-        </w:rPr>
-        <w:t>-</w:t>
-      </w:r>
-      <w:r>
-        <w:rPr>
-          <w:rFonts w:ascii="Sylfaen" w:eastAsia="Times New Roman" w:hAnsi="Sylfaen" w:cs="Times New Roman"/>
-          <w:bCs/>
-          <w:sz w:val="24"/>
-          <w:szCs w:val="24"/>
-          <w:lang w:val="hy-AM" w:eastAsia="ru-RU"/>
-        </w:rPr>
-        <w:t>ի մեջ գործող քայլերն են, որտեղ ամեն activity կատարում է կոնկրետ առաջադրանք, ինչպիսիք են տվյալների պատճենումը, SQL սքրիպտի գործարկումը կամ API կանչը։ Հիմնական activity</w:t>
-      </w:r>
-      <w:r>
-        <w:rPr>
-          <w:rFonts w:ascii="Sylfaen" w:eastAsia="Times New Roman" w:hAnsi="Sylfaen" w:cs="Times New Roman"/>
-          <w:bCs/>
-          <w:sz w:val="24"/>
-          <w:szCs w:val="24"/>
-          <w:lang w:val="hy-AM" w:eastAsia="ru-RU"/>
-        </w:rPr>
-        <w:t>-</w:t>
-      </w:r>
-      <w:r>
-        <w:rPr>
-          <w:rFonts w:ascii="Sylfaen" w:eastAsia="Times New Roman" w:hAnsi="Sylfaen" w:cs="Times New Roman"/>
-          <w:bCs/>
-          <w:sz w:val="24"/>
-          <w:szCs w:val="24"/>
-          <w:lang w:val="hy-AM" w:eastAsia="ru-RU"/>
-        </w:rPr>
-        <w:t>ներն են Copy Activity, որը իրականացնում է տվյալների փոխանցում աղբյուրից դեպի նպատակային պահեստ, Data Flow, որը ապահովում է տվյալների գրաֆիկական ձևափոխում Spark</w:t>
-      </w:r>
-      <w:r>
-        <w:rPr>
-          <w:rFonts w:ascii="Sylfaen" w:eastAsia="Times New Roman" w:hAnsi="Sylfaen" w:cs="Times New Roman"/>
-          <w:bCs/>
-          <w:sz w:val="24"/>
-          <w:szCs w:val="24"/>
-          <w:lang w:val="hy-AM" w:eastAsia="ru-RU"/>
-        </w:rPr>
-        <w:t>-</w:t>
-      </w:r>
-      <w:r>
-        <w:rPr>
-          <w:rFonts w:ascii="Sylfaen" w:eastAsia="Times New Roman" w:hAnsi="Sylfaen" w:cs="Times New Roman"/>
-          <w:bCs/>
-          <w:sz w:val="24"/>
-          <w:szCs w:val="24"/>
-          <w:lang w:val="hy-AM" w:eastAsia="ru-RU"/>
-        </w:rPr>
-        <w:t>ին նման parallel engines</w:t>
-      </w:r>
-      <w:r>
-        <w:rPr>
-          <w:rFonts w:ascii="Sylfaen" w:eastAsia="Times New Roman" w:hAnsi="Sylfaen" w:cs="Times New Roman"/>
-          <w:bCs/>
-          <w:sz w:val="24"/>
-          <w:szCs w:val="24"/>
-          <w:lang w:val="hy-AM" w:eastAsia="ru-RU"/>
-        </w:rPr>
-        <w:t>-</w:t>
-      </w:r>
-      <w:r>
-        <w:rPr>
-          <w:rFonts w:ascii="Sylfaen" w:eastAsia="Times New Roman" w:hAnsi="Sylfaen" w:cs="Times New Roman"/>
-          <w:bCs/>
-          <w:sz w:val="24"/>
-          <w:szCs w:val="24"/>
-          <w:lang w:val="hy-AM" w:eastAsia="ru-RU"/>
-        </w:rPr>
-        <w:t>ի վրա, Stored Procedure Activity, որը գործարկում է SQL stored procedure տվյալների բազայում, Web/HTTP Activity, որը կատարում է վեբ API</w:t>
-      </w:r>
-      <w:r>
-        <w:rPr>
-          <w:rFonts w:ascii="Sylfaen" w:eastAsia="Times New Roman" w:hAnsi="Sylfaen" w:cs="Times New Roman"/>
-          <w:bCs/>
-          <w:sz w:val="24"/>
-          <w:szCs w:val="24"/>
-          <w:lang w:val="hy-AM" w:eastAsia="ru-RU"/>
-        </w:rPr>
-        <w:t>-</w:t>
-      </w:r>
-      <w:r>
-        <w:rPr>
-          <w:rFonts w:ascii="Sylfaen" w:eastAsia="Times New Roman" w:hAnsi="Sylfaen" w:cs="Times New Roman"/>
-          <w:bCs/>
-          <w:sz w:val="24"/>
-          <w:szCs w:val="24"/>
-          <w:lang w:val="hy-AM" w:eastAsia="ru-RU"/>
-        </w:rPr>
-        <w:t>ների կանչ տվյալներ ստանալու կամ գործողություն անելու համար, և Execute Pipeline, որը թույլ է տալիս մեկ pipeline</w:t>
-      </w:r>
-      <w:r>
-        <w:rPr>
-          <w:rFonts w:ascii="Sylfaen" w:eastAsia="Times New Roman" w:hAnsi="Sylfaen" w:cs="Times New Roman"/>
-          <w:bCs/>
-          <w:sz w:val="24"/>
-          <w:szCs w:val="24"/>
-          <w:lang w:val="hy-AM" w:eastAsia="ru-RU"/>
-        </w:rPr>
-        <w:t>-</w:t>
-      </w:r>
-      <w:r>
-        <w:rPr>
-          <w:rFonts w:ascii="Sylfaen" w:eastAsia="Times New Roman" w:hAnsi="Sylfaen" w:cs="Times New Roman"/>
-          <w:bCs/>
-          <w:sz w:val="24"/>
-          <w:szCs w:val="24"/>
-          <w:lang w:val="hy-AM" w:eastAsia="ru-RU"/>
-        </w:rPr>
-        <w:t xml:space="preserve">ի կանչը մյուսից՝ բարդ workflows կառուցելու </w:t>
-      </w:r>
-      <w:r>
-        <w:rPr>
-          <w:rFonts w:ascii="Sylfaen" w:eastAsia="Times New Roman" w:hAnsi="Sylfaen" w:cs="Times New Roman"/>
-          <w:bCs/>
-          <w:sz w:val="24"/>
-          <w:szCs w:val="24"/>
-          <w:lang w:val="hy-AM" w:eastAsia="ru-RU"/>
-        </w:rPr>
-        <w:t>ժամանակ</w:t>
-      </w:r>
-      <w:r>
-        <w:rPr>
-          <w:rFonts w:ascii="Sylfaen" w:eastAsia="Times New Roman" w:hAnsi="Sylfaen" w:cs="Times New Roman"/>
-          <w:bCs/>
-          <w:sz w:val="24"/>
-          <w:szCs w:val="24"/>
-          <w:lang w:val="hy-AM" w:eastAsia="ru-RU"/>
-        </w:rPr>
-        <w:t>։</w:t>
-      </w:r>
-    </w:p>
-    <w:p>
-      <w:pPr>
-        <w:spacing w:before="30" w:after="30" w:line="36" w:lineRule="atLeast"/>
-        <w:ind w:left="425" w:firstLine="426"/>
-        <w:jc w:val="both"/>
-        <w:rPr>
-          <w:rFonts w:ascii="Sylfaen" w:eastAsia="Times New Roman" w:hAnsi="Sylfaen" w:cs="Times New Roman"/>
-          <w:bCs/>
-          <w:sz w:val="24"/>
-          <w:szCs w:val="24"/>
-          <w:lang w:val="hy-AM" w:eastAsia="ru-RU"/>
-        </w:rPr>
-      </w:pPr>
-      <w:r>
-        <w:rPr>
-          <w:rFonts w:ascii="Sylfaen" w:eastAsia="Times New Roman" w:hAnsi="Sylfaen" w:cs="Times New Roman"/>
-          <w:bCs/>
-          <w:sz w:val="24"/>
-          <w:szCs w:val="24"/>
-          <w:lang w:val="hy-AM" w:eastAsia="ru-RU"/>
-        </w:rPr>
-        <w:t>Linked Services</w:t>
-      </w:r>
-      <w:r>
-        <w:rPr>
-          <w:rFonts w:ascii="Sylfaen" w:eastAsia="Times New Roman" w:hAnsi="Sylfaen" w:cs="Times New Roman"/>
-          <w:bCs/>
-          <w:sz w:val="24"/>
-          <w:szCs w:val="24"/>
-          <w:lang w:val="hy-AM" w:eastAsia="ru-RU"/>
-        </w:rPr>
-        <w:t>-</w:t>
-      </w:r>
-      <w:r>
-        <w:rPr>
-          <w:rFonts w:ascii="Sylfaen" w:eastAsia="Times New Roman" w:hAnsi="Sylfaen" w:cs="Times New Roman"/>
-          <w:bCs/>
-          <w:sz w:val="24"/>
-          <w:szCs w:val="24"/>
-          <w:lang w:val="hy-AM" w:eastAsia="ru-RU"/>
-        </w:rPr>
-        <w:t xml:space="preserve">ը կապ է, որը սահմանում է, թե ինչպես է ստեղծվում </w:t>
-      </w:r>
-      <w:r>
-        <w:rPr>
-          <w:rFonts w:ascii="Sylfaen" w:eastAsia="Times New Roman" w:hAnsi="Sylfaen" w:cs="Times New Roman"/>
-          <w:bCs/>
-          <w:sz w:val="24"/>
-          <w:szCs w:val="24"/>
-          <w:lang w:val="hy-AM" w:eastAsia="ru-RU"/>
-        </w:rPr>
-        <w:t>կապը</w:t>
-      </w:r>
-      <w:r>
-        <w:rPr>
-          <w:rFonts w:ascii="Sylfaen" w:eastAsia="Times New Roman" w:hAnsi="Sylfaen" w:cs="Times New Roman"/>
-          <w:bCs/>
-          <w:sz w:val="24"/>
-          <w:szCs w:val="24"/>
-          <w:lang w:val="hy-AM" w:eastAsia="ru-RU"/>
-        </w:rPr>
-        <w:t xml:space="preserve"> տվյալների աղբյուրի </w:t>
-      </w:r>
-      <w:r>
-        <w:rPr>
-          <w:rFonts w:ascii="Sylfaen" w:eastAsia="Times New Roman" w:hAnsi="Sylfaen" w:cs="Times New Roman"/>
-          <w:bCs/>
-          <w:sz w:val="24"/>
-          <w:szCs w:val="24"/>
-          <w:lang w:val="hy-AM" w:eastAsia="ru-RU"/>
-        </w:rPr>
-        <w:t>և</w:t>
-      </w:r>
-      <w:r>
-        <w:rPr>
-          <w:rFonts w:ascii="Sylfaen" w:eastAsia="Times New Roman" w:hAnsi="Sylfaen" w:cs="Times New Roman"/>
-          <w:bCs/>
-          <w:sz w:val="24"/>
-          <w:szCs w:val="24"/>
-          <w:lang w:val="hy-AM" w:eastAsia="ru-RU"/>
-        </w:rPr>
-        <w:t xml:space="preserve"> նպատակային սերվիսի հետ։ Այն պարունակում է connection string, authentication տվյալներ և endpoint հասցե։ Օրինակներ են Azure Blob Storage, Azure SQL Database, On</w:t>
-      </w:r>
-      <w:r>
-        <w:rPr>
-          <w:rFonts w:ascii="Sylfaen" w:eastAsia="Times New Roman" w:hAnsi="Sylfaen" w:cs="Times New Roman"/>
-          <w:bCs/>
-          <w:sz w:val="24"/>
-          <w:szCs w:val="24"/>
-          <w:lang w:val="hy-AM" w:eastAsia="ru-RU"/>
-        </w:rPr>
-        <w:t>-</w:t>
-      </w:r>
-      <w:r>
-        <w:rPr>
-          <w:rFonts w:ascii="Sylfaen" w:eastAsia="Times New Roman" w:hAnsi="Sylfaen" w:cs="Times New Roman"/>
-          <w:bCs/>
-          <w:sz w:val="24"/>
-          <w:szCs w:val="24"/>
-          <w:lang w:val="hy-AM" w:eastAsia="ru-RU"/>
-        </w:rPr>
-        <w:t>premises SQL Server, Amazon S3, Salesforce և Oracle։ Linked Services</w:t>
-      </w:r>
-      <w:r>
-        <w:rPr>
-          <w:rFonts w:ascii="Sylfaen" w:eastAsia="Times New Roman" w:hAnsi="Sylfaen" w:cs="Times New Roman"/>
-          <w:bCs/>
-          <w:sz w:val="24"/>
-          <w:szCs w:val="24"/>
-          <w:lang w:val="hy-AM" w:eastAsia="ru-RU"/>
-        </w:rPr>
-        <w:t>-</w:t>
-      </w:r>
-      <w:r>
-        <w:rPr>
-          <w:rFonts w:ascii="Sylfaen" w:eastAsia="Times New Roman" w:hAnsi="Sylfaen" w:cs="Times New Roman"/>
-          <w:bCs/>
-          <w:sz w:val="24"/>
-          <w:szCs w:val="24"/>
-          <w:lang w:val="hy-AM" w:eastAsia="ru-RU"/>
-        </w:rPr>
-        <w:t>ը ADF</w:t>
-      </w:r>
-      <w:r>
-        <w:rPr>
-          <w:rFonts w:ascii="Sylfaen" w:eastAsia="Times New Roman" w:hAnsi="Sylfaen" w:cs="Times New Roman"/>
-          <w:bCs/>
-          <w:sz w:val="24"/>
-          <w:szCs w:val="24"/>
-          <w:lang w:val="hy-AM" w:eastAsia="ru-RU"/>
-        </w:rPr>
-        <w:t>-</w:t>
-      </w:r>
-      <w:r>
-        <w:rPr>
-          <w:rFonts w:ascii="Sylfaen" w:eastAsia="Times New Roman" w:hAnsi="Sylfaen" w:cs="Times New Roman"/>
-          <w:bCs/>
-          <w:sz w:val="24"/>
-          <w:szCs w:val="24"/>
-          <w:lang w:val="hy-AM" w:eastAsia="ru-RU"/>
-        </w:rPr>
-        <w:t xml:space="preserve">ի </w:t>
-      </w:r>
-      <w:r>
-        <w:rPr>
-          <w:rFonts w:ascii="Sylfaen" w:eastAsia="Times New Roman" w:hAnsi="Sylfaen" w:cs="Times New Roman"/>
-          <w:bCs/>
-          <w:sz w:val="24"/>
-          <w:szCs w:val="24"/>
-          <w:lang w:val="hy-AM" w:eastAsia="ru-RU"/>
-        </w:rPr>
-        <w:t>օբյեկտների միջև կապերի հաստատման</w:t>
-      </w:r>
-      <w:r>
-        <w:rPr>
-          <w:rFonts w:ascii="Sylfaen" w:eastAsia="Times New Roman" w:hAnsi="Sylfaen" w:cs="Times New Roman"/>
-          <w:bCs/>
-          <w:sz w:val="24"/>
-          <w:szCs w:val="24"/>
-          <w:lang w:val="hy-AM" w:eastAsia="ru-RU"/>
-        </w:rPr>
-        <w:t xml:space="preserve"> </w:t>
-      </w:r>
-      <w:r>
-        <w:rPr>
-          <w:rFonts w:ascii="Sylfaen" w:eastAsia="Times New Roman" w:hAnsi="Sylfaen" w:cs="Times New Roman"/>
-          <w:bCs/>
-          <w:sz w:val="24"/>
-          <w:szCs w:val="24"/>
-          <w:lang w:val="hy-AM" w:eastAsia="ru-RU"/>
-        </w:rPr>
-        <w:t xml:space="preserve">գործիքն </w:t>
-      </w:r>
-      <w:r>
-        <w:rPr>
-          <w:rFonts w:ascii="Sylfaen" w:eastAsia="Times New Roman" w:hAnsi="Sylfaen" w:cs="Times New Roman"/>
-          <w:bCs/>
-          <w:sz w:val="24"/>
-          <w:szCs w:val="24"/>
-          <w:lang w:val="hy-AM" w:eastAsia="ru-RU"/>
-        </w:rPr>
-        <w:t>է։</w:t>
-      </w:r>
-    </w:p>
-    <w:p>
-      <w:pPr>
-        <w:spacing w:before="30" w:after="30" w:line="36" w:lineRule="atLeast"/>
-        <w:ind w:left="425" w:firstLine="426"/>
-        <w:jc w:val="both"/>
-        <w:rPr>
-          <w:rFonts w:ascii="Sylfaen" w:eastAsia="Times New Roman" w:hAnsi="Sylfaen" w:cs="Times New Roman"/>
-          <w:bCs/>
-          <w:sz w:val="24"/>
-          <w:szCs w:val="24"/>
-          <w:lang w:val="hy-AM" w:eastAsia="ru-RU"/>
-        </w:rPr>
-      </w:pPr>
-      <w:r>
-        <w:rPr>
-          <w:rFonts w:ascii="Sylfaen" w:eastAsia="Times New Roman" w:hAnsi="Sylfaen" w:cs="Times New Roman"/>
-          <w:bCs/>
-          <w:sz w:val="24"/>
-          <w:szCs w:val="24"/>
-          <w:lang w:val="hy-AM" w:eastAsia="ru-RU"/>
-        </w:rPr>
-        <w:t>Dataset</w:t>
-      </w:r>
-      <w:r>
-        <w:rPr>
-          <w:rFonts w:ascii="Sylfaen" w:eastAsia="Times New Roman" w:hAnsi="Sylfaen" w:cs="Times New Roman"/>
-          <w:bCs/>
-          <w:sz w:val="24"/>
-          <w:szCs w:val="24"/>
-          <w:lang w:val="hy-AM" w:eastAsia="ru-RU"/>
-        </w:rPr>
-        <w:t>-</w:t>
-      </w:r>
-      <w:r>
-        <w:rPr>
-          <w:rFonts w:ascii="Sylfaen" w:eastAsia="Times New Roman" w:hAnsi="Sylfaen" w:cs="Times New Roman"/>
-          <w:bCs/>
-          <w:sz w:val="24"/>
-          <w:szCs w:val="24"/>
-          <w:lang w:val="hy-AM" w:eastAsia="ru-RU"/>
-        </w:rPr>
-        <w:t>ը ներկայացնում է այն տվյալային օբյեկտը, որի վրա աշխատում են activity</w:t>
-      </w:r>
-      <w:r>
-        <w:rPr>
-          <w:rFonts w:ascii="Sylfaen" w:eastAsia="Times New Roman" w:hAnsi="Sylfaen" w:cs="Times New Roman"/>
-          <w:bCs/>
-          <w:sz w:val="24"/>
-          <w:szCs w:val="24"/>
-          <w:lang w:val="hy-AM" w:eastAsia="ru-RU"/>
-        </w:rPr>
-        <w:t>-</w:t>
-      </w:r>
-      <w:r>
-        <w:rPr>
-          <w:rFonts w:ascii="Sylfaen" w:eastAsia="Times New Roman" w:hAnsi="Sylfaen" w:cs="Times New Roman"/>
-          <w:bCs/>
-          <w:sz w:val="24"/>
-          <w:szCs w:val="24"/>
-          <w:lang w:val="hy-AM" w:eastAsia="ru-RU"/>
-        </w:rPr>
-        <w:t xml:space="preserve">ները։ Այն նկարագրում է տվյալների տեսակը, </w:t>
-      </w:r>
-      <w:r>
-        <w:rPr>
-          <w:rFonts w:ascii="Sylfaen" w:eastAsia="Times New Roman" w:hAnsi="Sylfaen" w:cs="Times New Roman"/>
-          <w:bCs/>
-          <w:sz w:val="24"/>
-          <w:szCs w:val="24"/>
-          <w:lang w:val="hy-AM" w:eastAsia="ru-RU"/>
-        </w:rPr>
-        <w:t>սխեմա</w:t>
-      </w:r>
-      <w:r>
-        <w:rPr>
-          <w:rFonts w:ascii="Sylfaen" w:eastAsia="Times New Roman" w:hAnsi="Sylfaen" w:cs="Times New Roman"/>
-          <w:bCs/>
-          <w:sz w:val="24"/>
-          <w:szCs w:val="24"/>
-          <w:lang w:val="hy-AM" w:eastAsia="ru-RU"/>
-        </w:rPr>
-        <w:t>ն, ֆա</w:t>
-      </w:r>
-      <w:r>
-        <w:rPr>
-          <w:rFonts w:ascii="Sylfaen" w:eastAsia="Times New Roman" w:hAnsi="Sylfaen" w:cs="Times New Roman"/>
-          <w:bCs/>
-          <w:sz w:val="24"/>
-          <w:szCs w:val="24"/>
-          <w:lang w:val="hy-AM" w:eastAsia="ru-RU"/>
-        </w:rPr>
-        <w:t>յլի ձևաչափը (CSV, JSON, Parquet</w:t>
-      </w:r>
-      <w:r>
-        <w:rPr>
-          <w:rFonts w:ascii="Sylfaen" w:eastAsia="Times New Roman" w:hAnsi="Sylfaen" w:cs="Times New Roman"/>
-          <w:bCs/>
-          <w:sz w:val="24"/>
-          <w:szCs w:val="24"/>
-          <w:lang w:val="hy-AM" w:eastAsia="ru-RU"/>
-        </w:rPr>
-        <w:t>)</w:t>
-      </w:r>
-      <w:r>
-        <w:rPr>
-          <w:rFonts w:ascii="Sylfaen" w:eastAsia="Times New Roman" w:hAnsi="Sylfaen" w:cs="Times New Roman"/>
-          <w:bCs/>
-          <w:sz w:val="24"/>
-          <w:szCs w:val="24"/>
-          <w:lang w:val="hy-AM" w:eastAsia="ru-RU"/>
-        </w:rPr>
-        <w:t>։ Dataset</w:t>
-      </w:r>
-      <w:r>
-        <w:rPr>
-          <w:rFonts w:ascii="Sylfaen" w:eastAsia="Times New Roman" w:hAnsi="Sylfaen" w:cs="Times New Roman"/>
-          <w:bCs/>
-          <w:sz w:val="24"/>
-          <w:szCs w:val="24"/>
-          <w:lang w:val="hy-AM" w:eastAsia="ru-RU"/>
-        </w:rPr>
-        <w:t>-</w:t>
-      </w:r>
-      <w:r>
-        <w:rPr>
-          <w:rFonts w:ascii="Sylfaen" w:eastAsia="Times New Roman" w:hAnsi="Sylfaen" w:cs="Times New Roman"/>
-          <w:bCs/>
-          <w:sz w:val="24"/>
-          <w:szCs w:val="24"/>
-          <w:lang w:val="hy-AM" w:eastAsia="ru-RU"/>
-        </w:rPr>
-        <w:t>ը տվյալներն ինքնին չեն, այլ դրանց ներկայացումն է։</w:t>
-      </w:r>
-    </w:p>
-    <w:p>
-      <w:pPr>
-        <w:spacing w:before="30" w:after="30" w:line="36" w:lineRule="atLeast"/>
-        <w:ind w:left="425" w:firstLine="426"/>
+        <w:ind w:firstLine="426"/>
         <w:jc w:val="both"/>
         <w:rPr>
           <w:rFonts w:ascii="Sylfaen" w:eastAsia="Times New Roman" w:hAnsi="Sylfaen" w:cs="Segoe UI"/>
@@ -4550,7 +5045,7 @@
           <w:szCs w:val="24"/>
           <w:lang w:val="hy-AM" w:eastAsia="ru-RU"/>
         </w:rPr>
-        <w:t>ի կողմից և օգտագործվում է cloud</w:t>
+        <w:t xml:space="preserve">ի կողմից և </w:t>
       </w:r>
       <w:r>
         <w:rPr>
@@ -4560,6 +5055,17 @@
           <w:szCs w:val="24"/>
           <w:lang w:val="hy-AM" w:eastAsia="ru-RU"/>
         </w:rPr>
+        <w:lastRenderedPageBreak/>
+        <w:t>օգտագործվում է cloud</w:t>
+      </w:r>
+      <w:r>
+        <w:rPr>
+          <w:rFonts w:ascii="Sylfaen" w:eastAsia="Times New Roman" w:hAnsi="Sylfaen" w:cs="Times New Roman"/>
+          <w:bCs/>
+          <w:sz w:val="24"/>
+          <w:szCs w:val="24"/>
+          <w:lang w:val="hy-AM" w:eastAsia="ru-RU"/>
+        </w:rPr>
         <w:t>-</w:t>
       </w:r>
       <w:r>
@@ -4600,18 +5106,7 @@
           <w:szCs w:val="24"/>
           <w:lang w:val="hy-AM" w:eastAsia="ru-RU"/>
         </w:rPr>
-        <w:t xml:space="preserve">առանձ </w:t>
-      </w:r>
-      <w:r>
-        <w:rPr>
-          <w:rFonts w:ascii="Sylfaen" w:eastAsia="Times New Roman" w:hAnsi="Sylfaen" w:cs="Times New Roman"/>
-          <w:bCs/>
-          <w:sz w:val="24"/>
-          <w:szCs w:val="24"/>
-          <w:lang w:val="hy-AM" w:eastAsia="ru-RU"/>
-        </w:rPr>
-        <w:lastRenderedPageBreak/>
-        <w:t>սերվեր</w:t>
+        <w:t>առանձ սերվեր</w:t>
       </w:r>
       <w:r>
         <w:rPr>
@@ -4748,10 +5243,10 @@
           <w:rFonts w:ascii="Sylfaen" w:hAnsi="Sylfaen"/>
           <w:b/>
           <w:sz w:val="32"/>
-          <w:lang w:val="hy-AM"/>
+          <w:lang w:val="en-US"/>
         </w:rPr>
         <w:lastRenderedPageBreak/>
-        <w:t>Azure Synapse և Azu</w:t>
+        <w:t xml:space="preserve">3.2: </w:t>
       </w:r>
       <w:r>
         <w:rPr>
@@ -4760,375 +5255,282 @@
           <w:sz w:val="32"/>
           <w:lang w:val="hy-AM"/>
         </w:rPr>
-        <w:t>re Databricks</w:t>
-      </w:r>
-    </w:p>
-    <w:p>
-      <w:pPr>
-        <w:pStyle w:val="NormalWeb"/>
-        <w:spacing w:before="30" w:beforeAutospacing="0" w:after="30" w:afterAutospacing="0" w:line="36" w:lineRule="atLeast"/>
-        <w:ind w:left="425" w:firstLine="426"/>
-        <w:jc w:val="both"/>
-        <w:rPr>
-          <w:rFonts w:ascii="Sylfaen" w:hAnsi="Sylfaen"/>
-          <w:lang w:val="hy-AM"/>
-        </w:rPr>
-      </w:pPr>
-      <w:r>
-        <w:rPr>
-          <w:rFonts w:ascii="Sylfaen" w:hAnsi="Sylfaen"/>
-          <w:lang w:val="hy-AM"/>
-        </w:rPr>
-        <w:t xml:space="preserve">Ժամանակակից թվային դարաշրջանում տվյալները դարձել են կազմակերպությունների, պետական կառույցների և նույնիսկ անհատների գործունեության կենտրոնական բաղադրիչը։ Տվյալների քանակը տարեցտարի աճում է երկրաչափական պրոգրեսիայով, և եթե մի քանի տասնամյակ առաջ հիմնականում աշխատում էինք մեգաբայթների կամ գիգաբայթների ծավալի տվյալների հետ, ապա այսօր խոսքը հաճախ գնում է տերաբայթների, պետաբայթների և նույնիսկ էկսաբայթների մասին։ Այս փոփոխությունը պայմանավորված է ինտերնետի տարածմամբ, սմարթֆոնների լայն կիրառմամբ, սոցիալական ցանցերի ակտիվ օգտագործմամբ, ինչպես նաև արդյունաբերական IoT սարքերի և սենսորների զանգվածային ներմուծմամբ։ Այս պայմաններում առաջացել է մեծ տվյալների կառավարման և իրական ժամանակի վերլուծության անհրաժեշտություն, ինչի համար ամպային տեխնոլոգիաները դարձել են առանցքային </w:t>
-      </w:r>
-      <w:r>
-        <w:rPr>
-          <w:rFonts w:ascii="Sylfaen" w:hAnsi="Sylfaen"/>
-          <w:lang w:val="hy-AM"/>
-        </w:rPr>
-        <w:t>լուծում։</w:t>
-      </w:r>
-    </w:p>
-    <w:p>
-      <w:pPr>
-        <w:pStyle w:val="NormalWeb"/>
-        <w:spacing w:before="30" w:beforeAutospacing="0" w:after="30" w:afterAutospacing="0" w:line="36" w:lineRule="atLeast"/>
-        <w:ind w:left="425" w:firstLine="426"/>
-        <w:jc w:val="both"/>
-        <w:rPr>
-          <w:rFonts w:ascii="Sylfaen" w:hAnsi="Sylfaen"/>
-          <w:lang w:val="hy-AM"/>
-        </w:rPr>
-      </w:pPr>
-      <w:r>
-        <w:rPr>
-          <w:rFonts w:ascii="Sylfaen" w:hAnsi="Sylfaen"/>
-          <w:lang w:val="hy-AM"/>
-        </w:rPr>
-        <w:t xml:space="preserve">Microsoft ընկերության ամպային հարթակը՝ Microsoft Azure, հանդիսանում է աշխարհի առաջատար ամպային ենթակառուցվածքներից մեկը։ Այն տրամադրում է հաշվարկային, պահեստային, ցանցային և անալիտիկ ծառայությունների լայն շրջանակ։ Տվյալների վերլուծության ոլորտում առանձնահատուկ կարևորություն ունեն Azure Databricks և Azure Synapse Analytics հարթակները, որոնք թեև ծառայում են տարբեր նպատակների, սակայն հաճախ օգտագործվում են նույն ժամանակակից տվյալային </w:t>
-      </w:r>
-      <w:r>
-        <w:rPr>
-          <w:rFonts w:ascii="Sylfaen" w:hAnsi="Sylfaen"/>
-          <w:lang w:val="hy-AM"/>
-        </w:rPr>
-        <w:t>ճարտարապետության շրջանակներում։</w:t>
-      </w:r>
-    </w:p>
-    <w:p>
-      <w:pPr>
-        <w:pStyle w:val="NormalWeb"/>
-        <w:spacing w:before="30" w:beforeAutospacing="0" w:after="30" w:afterAutospacing="0" w:line="36" w:lineRule="atLeast"/>
-        <w:ind w:left="425" w:firstLine="426"/>
-        <w:jc w:val="both"/>
-        <w:rPr>
-          <w:rFonts w:ascii="Sylfaen" w:hAnsi="Sylfaen"/>
-          <w:lang w:val="hy-AM"/>
-        </w:rPr>
-      </w:pPr>
-      <w:r>
-        <w:rPr>
-          <w:rFonts w:ascii="Sylfaen" w:hAnsi="Sylfaen"/>
-          <w:lang w:val="hy-AM"/>
-        </w:rPr>
-        <w:t>Մեծ տվյալների գաղափարը սովորաբար նկարագրվում է ծավալի, արագության և բազմազանության երեք հիմնական բնութագրիչներով։ Ծավալը վերաբերում է տվյալների մեծ քանակին, արագությունը՝ դրանց ստեղծման և փոխանցման բարձր տեմպին, իսկ բազմազանությունը՝ տվյալների տարբեր ձևաչափերին։ Ժամանակակից կազմակերպությունները մշակում են ոչ միայն աղյուսակային տվյալներ, այլ նաև տեքստային փաստաթղթեր, պատկերներ, վիդեոներ, լոգ-ֆայլեր և սենսորային հոսքեր։ Իրական ժամանակի անալիտիկան նշանակում է, որ այդ տվյալները պետք է մշակվեն գրեթե անմիջապես՝ առանց երկար սպասման։ Օրինակ, առցանց վճարումների համակարգը պետք է վայրկյանների ընթացքում որոշի՝ արդյոք գործարքը կասկածելի է, թե ոչ։ Նույն կերպ, արտադրական ձեռնարկությունում սենսորային տվյալների մշակումն անհրաժեշտ է սարքավորումների անսարք</w:t>
-      </w:r>
-      <w:r>
-        <w:rPr>
-          <w:rFonts w:ascii="Sylfaen" w:hAnsi="Sylfaen"/>
-          <w:lang w:val="hy-AM"/>
-        </w:rPr>
-        <w:t>ությունները կանխատեսելու համար։</w:t>
-      </w:r>
-    </w:p>
-    <w:p>
-      <w:pPr>
-        <w:pStyle w:val="NormalWeb"/>
-        <w:spacing w:before="30" w:beforeAutospacing="0" w:after="30" w:afterAutospacing="0" w:line="36" w:lineRule="atLeast"/>
-        <w:ind w:left="425" w:firstLine="426"/>
-        <w:jc w:val="both"/>
-        <w:rPr>
-          <w:rFonts w:ascii="Sylfaen" w:hAnsi="Sylfaen"/>
-          <w:lang w:val="hy-AM"/>
-        </w:rPr>
-      </w:pPr>
-      <w:r>
-        <w:rPr>
-          <w:rFonts w:ascii="Sylfaen" w:hAnsi="Sylfaen"/>
-          <w:lang w:val="hy-AM"/>
-        </w:rPr>
-        <w:t>Azure Databricks-ը ստեղծվել է որպես համատեղ լուծում Microsoft-ի և Databricks ընկերության միջև։ Այն հիմնված է Apache Spark տեխնոլոգիայի վրա, որը բաշխված հաշվարկային հարթակ է մեծ տվյալների մշակման համար։ Spark-ը թույլ է տալիս տվյալները բաժանել փոքր հատվածների և մշակել դրանք զուգահեռ տարբեր հաշվարկային հանգույցներում։ Այս մոտեցումը զգալիորեն բարձրացնում է կատարողականությունը և նվազեցնում մշակման ժամանակը։ Databricks-ը Spark-ի վրա կառուցելով՝ առաջարկում է օպտիմիզացված, կառավարվող միջավայր Azure ամպում, որտեղ օգտատերերը կարող են ստեղծել կլաստերներ, աշխատել notebook միջավայրում և կատարել</w:t>
-      </w:r>
-      <w:r>
-        <w:rPr>
-          <w:rFonts w:ascii="Sylfaen" w:hAnsi="Sylfaen"/>
-          <w:lang w:val="hy-AM"/>
-        </w:rPr>
-        <w:t xml:space="preserve"> բարդ տվյալային փոխակերպումներ։</w:t>
-      </w:r>
-    </w:p>
-    <w:p>
-      <w:pPr>
-        <w:pStyle w:val="NormalWeb"/>
-        <w:spacing w:before="30" w:beforeAutospacing="0" w:after="30" w:afterAutospacing="0" w:line="36" w:lineRule="atLeast"/>
-        <w:ind w:left="425" w:firstLine="426"/>
-        <w:jc w:val="both"/>
-        <w:rPr>
-          <w:rFonts w:ascii="Sylfaen" w:hAnsi="Sylfaen"/>
-          <w:lang w:val="hy-AM"/>
-        </w:rPr>
-      </w:pPr>
-      <w:r>
-        <w:rPr>
-          <w:rFonts w:ascii="Sylfaen" w:hAnsi="Sylfaen"/>
-          <w:lang w:val="hy-AM"/>
-        </w:rPr>
-        <w:t xml:space="preserve">Databricks-ի հիմնական կիրառման ոլորտներից մեկը տվյալների ինժեներիան է։ Տվյալների ինժեներները պատասխանատու են տվյալների ներմուծման, մաքրման, </w:t>
-      </w:r>
-      <w:r>
-        <w:rPr>
-          <w:rFonts w:ascii="Sylfaen" w:hAnsi="Sylfaen"/>
-          <w:lang w:val="hy-AM"/>
+        <w:t xml:space="preserve">Azure </w:t>
+      </w:r>
+      <w:r>
+        <w:rPr>
+          <w:rFonts w:ascii="Sylfaen" w:hAnsi="Sylfaen"/>
+          <w:b/>
+          <w:sz w:val="32"/>
+          <w:lang w:val="hy-AM"/>
+        </w:rPr>
+        <w:t>Databricks</w:t>
+      </w:r>
+    </w:p>
+    <w:p>
+      <w:pPr>
+        <w:spacing w:before="30" w:after="30"/>
+        <w:ind w:firstLine="426"/>
+        <w:jc w:val="both"/>
+        <w:rPr>
+          <w:rFonts w:ascii="Sylfaen" w:eastAsia="Times New Roman" w:hAnsi="Sylfaen" w:cs="Times New Roman"/>
+          <w:sz w:val="24"/>
+          <w:szCs w:val="24"/>
+          <w:lang w:val="hy-AM" w:eastAsia="ru-RU"/>
+        </w:rPr>
+      </w:pPr>
+      <w:r>
+        <w:rPr>
+          <w:rFonts w:ascii="Sylfaen" w:eastAsia="Times New Roman" w:hAnsi="Sylfaen" w:cs="Times New Roman"/>
+          <w:sz w:val="24"/>
+          <w:szCs w:val="24"/>
+          <w:lang w:val="hy-AM" w:eastAsia="ru-RU"/>
+        </w:rPr>
+        <w:t>Ժամանակակից թվային միջավայրում, որտեղ տվյալների ծավալը հասնում է տերաբայթների և պետաբայթների, մեծ տվյալների արդյունավետ մշակումը դարձել է կազմակերպությունների ռազմավարական առաջնահերթություն։ Microsoft ընկերության ամպային հարթակում գործող Azure Databricks ծառայությունը ստեղծվել է որպես համատեղ լուծում Databricks ընկերության հետ և հիմնված է Apache Spark բաշխվա</w:t>
+      </w:r>
+      <w:r>
+        <w:rPr>
+          <w:rFonts w:ascii="Sylfaen" w:eastAsia="Times New Roman" w:hAnsi="Sylfaen" w:cs="Times New Roman"/>
+          <w:sz w:val="24"/>
+          <w:szCs w:val="24"/>
+          <w:lang w:val="hy-AM" w:eastAsia="ru-RU"/>
+        </w:rPr>
+        <w:t>ծ հաշվարկային տեխնոլոգիայի վրա։</w:t>
+      </w:r>
+    </w:p>
+    <w:p>
+      <w:pPr>
+        <w:spacing w:before="30" w:after="30"/>
+        <w:ind w:firstLine="426"/>
+        <w:jc w:val="both"/>
+        <w:rPr>
+          <w:rFonts w:ascii="Sylfaen" w:eastAsia="Times New Roman" w:hAnsi="Sylfaen" w:cs="Times New Roman"/>
+          <w:sz w:val="24"/>
+          <w:szCs w:val="24"/>
+          <w:lang w:val="hy-AM" w:eastAsia="ru-RU"/>
+        </w:rPr>
+      </w:pPr>
+      <w:r>
+        <w:rPr>
+          <w:rFonts w:ascii="Sylfaen" w:eastAsia="Times New Roman" w:hAnsi="Sylfaen" w:cs="Times New Roman"/>
+          <w:sz w:val="24"/>
+          <w:szCs w:val="24"/>
+          <w:lang w:val="hy-AM" w:eastAsia="ru-RU"/>
+        </w:rPr>
+        <w:t>Azure Databricks-ը նախատեսված է մեծ տվյալների բաշխված մշակման, տվյալների ինժեներիայի և մեքենայական ուսուցման խնդիրների լուծման համար։ Apache Spark-ի հիմքով այն թույլ է տալիս տվյալները բաժանել փոքր հատվածների և մշակել զուգահեռ հաշվարկային հանգույցներում, ինչի արդյունքում զգալիորեն բարձրանում է կատարողականությունը և կրճատվում մշակման ժամանակը։ Ծառայությունը տրամադրում է ամբողջությամբ կառավարվող միջավայր, որտեղ հնարավոր է ստեղծել ավտոմատ մասշտաբավորվող հաշվարկային կլաստերներ, վերահսկել ռեսուրսների օգտագործումը և օպտիմալացնել ծախսերը</w:t>
+      </w:r>
+      <w:r>
+        <w:rPr>
+          <w:rFonts w:ascii="Sylfaen" w:eastAsia="Times New Roman" w:hAnsi="Sylfaen" w:cs="Times New Roman"/>
+          <w:sz w:val="24"/>
+          <w:szCs w:val="24"/>
+          <w:lang w:val="hy-AM" w:eastAsia="ru-RU"/>
+        </w:rPr>
+        <w:t>՝ կախված ծանրաբեռնվածությունից։</w:t>
+      </w:r>
+    </w:p>
+    <w:p>
+      <w:pPr>
+        <w:spacing w:before="30" w:after="30"/>
+        <w:ind w:firstLine="426"/>
+        <w:jc w:val="both"/>
+        <w:rPr>
+          <w:rFonts w:ascii="Sylfaen" w:eastAsia="Times New Roman" w:hAnsi="Sylfaen" w:cs="Times New Roman"/>
+          <w:sz w:val="24"/>
+          <w:szCs w:val="24"/>
+          <w:lang w:val="hy-AM" w:eastAsia="ru-RU"/>
+        </w:rPr>
+      </w:pPr>
+      <w:r>
+        <w:rPr>
+          <w:rFonts w:ascii="Sylfaen" w:eastAsia="Times New Roman" w:hAnsi="Sylfaen" w:cs="Times New Roman"/>
+          <w:sz w:val="24"/>
+          <w:szCs w:val="24"/>
+          <w:lang w:val="hy-AM" w:eastAsia="ru-RU"/>
+        </w:rPr>
+        <w:t>Databricks միջավայրը ապահովում է համագործակցային notebook-ներ, որոնք աջակցում են մի քանի ծրագրավորման լեզուների, մասնավորապես Python, SQL, Scala և R։ Սա թույլ է տալիս տվյալների ինժեներներին, վերլուծաբաններին և տվյալագետներին աշխատել նույն նախագծի վրա՝ միևնույն միջավայրում։ Notebook-ները հնարավորություն են տալիս համատեղել կոդը, վիզուալիզացիան և բացատրական տեքստը, ինչը կարևոր է ինչպես հետազոտական, այնպես</w:t>
+      </w:r>
+      <w:r>
+        <w:rPr>
+          <w:rFonts w:ascii="Sylfaen" w:eastAsia="Times New Roman" w:hAnsi="Sylfaen" w:cs="Times New Roman"/>
+          <w:sz w:val="24"/>
+          <w:szCs w:val="24"/>
+          <w:lang w:val="hy-AM" w:eastAsia="ru-RU"/>
+        </w:rPr>
+        <w:t xml:space="preserve"> էլ արտադրական նախագծերի համար։</w:t>
+      </w:r>
+    </w:p>
+    <w:p>
+      <w:pPr>
+        <w:spacing w:before="30" w:after="30"/>
+        <w:ind w:firstLine="426"/>
+        <w:jc w:val="both"/>
+        <w:rPr>
+          <w:rFonts w:ascii="Sylfaen" w:eastAsia="Times New Roman" w:hAnsi="Sylfaen" w:cs="Times New Roman"/>
+          <w:sz w:val="24"/>
+          <w:szCs w:val="24"/>
+          <w:lang w:val="hy-AM" w:eastAsia="ru-RU"/>
+        </w:rPr>
+      </w:pPr>
+      <w:r>
+        <w:rPr>
+          <w:rFonts w:ascii="Sylfaen" w:eastAsia="Times New Roman" w:hAnsi="Sylfaen" w:cs="Times New Roman"/>
+          <w:sz w:val="24"/>
+          <w:szCs w:val="24"/>
+          <w:lang w:val="hy-AM" w:eastAsia="ru-RU"/>
+        </w:rPr>
+        <w:t>Databricks-ը լայնորեն կիրառվում է տվյալների ներմուծման, մաքրման և վերափոխման գործընթացներում։ Այն աջակցում է ինչպես batch, այնպես էլ streaming մշակում, ինչը թույլ է տալիս աշխատել ինչպես կուտակված, այնպես էլ իրական ժամանակում հոսող տվյալների հետ։ Structured Streaming տեխնոլոգիան ապահովում է միասնական ծրագրավորման մոդել՝ պարզեցնելով տվյալների հոսքային մշակումը և ապահովելով բարձր հուսալիություն նույնիսկ մեծ բեռնվածության պայմաններում։ Այս մոտեցումը հատկապես կարևոր է ֆինանսական գործարքների մշակումում, առցանց ծառայություններում և IoT միջավայրերում, որտեղ տվյալների ուշացումը կարող է հանգեցնել ռիս</w:t>
+      </w:r>
+      <w:r>
+        <w:rPr>
+          <w:rFonts w:ascii="Sylfaen" w:eastAsia="Times New Roman" w:hAnsi="Sylfaen" w:cs="Times New Roman"/>
+          <w:sz w:val="24"/>
+          <w:szCs w:val="24"/>
+          <w:lang w:val="hy-AM" w:eastAsia="ru-RU"/>
+        </w:rPr>
+        <w:t>կերի կամ տնտեսական կորուստների։</w:t>
+      </w:r>
+    </w:p>
+    <w:p>
+      <w:pPr>
+        <w:spacing w:before="30" w:after="30"/>
+        <w:ind w:firstLine="426"/>
+        <w:jc w:val="both"/>
+        <w:rPr>
+          <w:rFonts w:ascii="Sylfaen" w:eastAsia="Times New Roman" w:hAnsi="Sylfaen" w:cs="Times New Roman"/>
+          <w:sz w:val="24"/>
+          <w:szCs w:val="24"/>
+          <w:lang w:val="hy-AM" w:eastAsia="ru-RU"/>
+        </w:rPr>
+      </w:pPr>
+      <w:r>
+        <w:rPr>
+          <w:rFonts w:ascii="Sylfaen" w:eastAsia="Times New Roman" w:hAnsi="Sylfaen" w:cs="Times New Roman"/>
+          <w:sz w:val="24"/>
+          <w:szCs w:val="24"/>
+          <w:lang w:val="hy-AM" w:eastAsia="ru-RU"/>
+        </w:rPr>
+        <w:t xml:space="preserve">Հատուկ կարևորություն ունի Delta Lake տեխնոլոգիան, որը տվյալների լճում ապահովում է տրանզակցիոն հատկություններ և տվյալների վերսիանավորում։ Delta Lake-ը ներդնում է ACID հատկություններ, ինչը նշանակում է, որ տվյալների գրառումները կատարվում են հուսալի և վերահսկվող եղանակով։ Բացի այդ, այն ապահովում է schema enforcement և schema evolution հնարավորություններ, որոնք կարևոր են տվյալների կառուցվածքի փոփոխությունների կառավարման համար։ Այս </w:t>
+      </w:r>
+      <w:r>
+        <w:rPr>
+          <w:rFonts w:ascii="Sylfaen" w:eastAsia="Times New Roman" w:hAnsi="Sylfaen" w:cs="Times New Roman"/>
+          <w:sz w:val="24"/>
+          <w:szCs w:val="24"/>
+          <w:lang w:val="hy-AM" w:eastAsia="ru-RU"/>
         </w:rPr>
         <w:lastRenderedPageBreak/>
-        <w:t>փոխակերպման և պահպանման գործընթացների համար։ Databricks-ում հնարավոր է իրականացնել ինչպես batch, այնպես էլ streaming մշակում։ Batch մշակումն օգտագործվում է, երբ տվյալները կուտակվում են որոշակի ժամանակահատվածում և հետո մշակվում միասնական փաթեթով։ Streaming մշակումն օգտագործվում է, երբ տվյալները մշտապես հոսում են համակարգ և պահանջում են անմիջական արձագանք։ Spark Structured Streaming տեխնոլոգիան թույլ է տալիս մշակել հոսքային տվյալները նույն ծրագրավորման մոդելով, ինչ batch տվյալները, ինչը մեծապես պարզեց</w:t>
-      </w:r>
-      <w:r>
-        <w:rPr>
-          <w:rFonts w:ascii="Sylfaen" w:hAnsi="Sylfaen"/>
-          <w:lang w:val="hy-AM"/>
-        </w:rPr>
-        <w:t>նում է ծրագրավորման գործընթացը։</w:t>
-      </w:r>
-    </w:p>
-    <w:p>
-      <w:pPr>
-        <w:pStyle w:val="NormalWeb"/>
-        <w:spacing w:before="30" w:beforeAutospacing="0" w:after="30" w:afterAutospacing="0" w:line="36" w:lineRule="atLeast"/>
-        <w:ind w:left="425" w:firstLine="426"/>
-        <w:jc w:val="both"/>
-        <w:rPr>
-          <w:rFonts w:ascii="Sylfaen" w:hAnsi="Sylfaen"/>
-          <w:lang w:val="hy-AM"/>
-        </w:rPr>
-      </w:pPr>
-      <w:r>
-        <w:rPr>
-          <w:rFonts w:ascii="Sylfaen" w:hAnsi="Sylfaen"/>
-          <w:lang w:val="hy-AM"/>
-        </w:rPr>
-        <w:t>Databricks-ի կարևոր բաղադրիչ է Delta Lake տեխնոլոգիան, որը ներդնում է տվյալների լճում տրանզակցիոն հատկություններ։ Ավանդաբար տվյալների լիճը պարզապես ֆայլային պահեստ է, որտեղ տվյալները պահվում են տարբեր ձևաչափերով։ Սակայն առանց տրանզակցիոն մեխանիզմների կարող են առաջանալ տվյալների անհամապատասխանություններ։ Delta Lake-ը ապահովում է ACID հատկություններ, տվյալների վերսիանավորում և schema enforcement։ Սա հատկապես կարևոր է մեծ կազմակերպություններում, որտեղ տվյալների որակը և հուսալիությունը առաջնային նշանակություն ունեն։</w:t>
-      </w:r>
-    </w:p>
-    <w:p>
-      <w:pPr>
-        <w:pStyle w:val="NormalWeb"/>
-        <w:spacing w:before="30" w:beforeAutospacing="0" w:after="30" w:afterAutospacing="0" w:line="36" w:lineRule="atLeast"/>
-        <w:ind w:left="425" w:firstLine="426"/>
-        <w:jc w:val="both"/>
-        <w:rPr>
-          <w:rFonts w:ascii="Sylfaen" w:hAnsi="Sylfaen"/>
-          <w:lang w:val="hy-AM"/>
-        </w:rPr>
-      </w:pPr>
-      <w:r>
-        <w:rPr>
-          <w:rFonts w:ascii="Sylfaen" w:hAnsi="Sylfaen"/>
-          <w:lang w:val="hy-AM"/>
-        </w:rPr>
-        <w:t>Մեքենայական ուսուցումը ևս կարևոր ուղղություն է Databricks-ի համար։ Տվյալագիտության թիմերը կարող են օգտագործել Python և ML գրադարաններ, օրինակ՝ TensorFlow կամ PyTorch, մոդելների ուսուցման համար։ Spark-ի բաշխված բնույթը թույլ է տալիս մոդելները ուսուցանել մեծ ծավալի տվյալների վրա։ Բացի այդ, Databricks-ը աջակցում է ML lifecycle կառավարմանը, ներառյալ մոդելների փորձարկումը,</w:t>
-      </w:r>
-      <w:r>
-        <w:rPr>
-          <w:rFonts w:ascii="Sylfaen" w:hAnsi="Sylfaen"/>
-          <w:lang w:val="hy-AM"/>
-        </w:rPr>
-        <w:t xml:space="preserve"> վերսիանավորումը և տեղակայումը։</w:t>
-      </w:r>
-    </w:p>
-    <w:p>
-      <w:pPr>
-        <w:pStyle w:val="NormalWeb"/>
-        <w:spacing w:before="30" w:beforeAutospacing="0" w:after="30" w:afterAutospacing="0" w:line="36" w:lineRule="atLeast"/>
-        <w:ind w:left="425" w:firstLine="426"/>
-        <w:jc w:val="both"/>
-        <w:rPr>
-          <w:rFonts w:ascii="Sylfaen" w:hAnsi="Sylfaen"/>
-          <w:lang w:val="hy-AM"/>
-        </w:rPr>
-      </w:pPr>
-      <w:r>
-        <w:rPr>
-          <w:rFonts w:ascii="Sylfaen" w:hAnsi="Sylfaen"/>
-          <w:lang w:val="hy-AM"/>
-        </w:rPr>
-        <w:t>Azure Synapse Analytics-ը, մյուս կողմից, ավելի լայնածավալ անալիտիկ հարթակ է, որը համատեղում է տվյալների պահեստավորումը և մեծ տվյալների մշակումը։ Այն նախատեսված է enterprise մակարդակի կազմակերպությունների համար, որոնք ունեն մեծ քանակի կառուցվածքային տվյալներ և օգտագործում են SQL հարցումներ բիզնես վերլուծությունների համար։ Synapse-ում կարելի է ստեղծել dedicated SQL pool, որը տրամադրում է բարձր կատարողականությամբ բաշխված տվյալների պահեստ։ Այս լուծումը հատկապես հարմար է մեծ հաշվետվությու</w:t>
-      </w:r>
-      <w:r>
-        <w:rPr>
-          <w:rFonts w:ascii="Sylfaen" w:hAnsi="Sylfaen"/>
-          <w:lang w:val="hy-AM"/>
-        </w:rPr>
-        <w:t>նների և բարդ հարցումների համար։</w:t>
-      </w:r>
-    </w:p>
-    <w:p>
-      <w:pPr>
-        <w:pStyle w:val="NormalWeb"/>
-        <w:spacing w:before="30" w:beforeAutospacing="0" w:after="30" w:afterAutospacing="0" w:line="36" w:lineRule="atLeast"/>
-        <w:ind w:left="425" w:firstLine="426"/>
-        <w:jc w:val="both"/>
-        <w:rPr>
-          <w:rFonts w:ascii="Sylfaen" w:hAnsi="Sylfaen"/>
-          <w:lang w:val="hy-AM"/>
-        </w:rPr>
-      </w:pPr>
-      <w:r>
-        <w:rPr>
-          <w:rFonts w:ascii="Sylfaen" w:hAnsi="Sylfaen"/>
-          <w:lang w:val="hy-AM"/>
-        </w:rPr>
-        <w:t>Synapse-ը նաև տրամադրում է serverless SQL հնարավորություններ, որոնք թույլ են տալիս ուղղակիորեն հարցումներ կատարել տվյալների լճում պահվող ֆայլերի վրա՝ առանց դրանք նախապես բեռնելու տվյալների պահեստ։ Սա ապահովում է ճկունություն և ծախսերի օպտիմալացում, քանի որ օգտատերը վճարում է միայն կատարված հարցումների համար։ Բացի այդ, Synapse-ում առկա է Spark pool, ինչը նշանակում է, որ այն կարող է իրականացնել նաև բաշխված տվյալների մշակում՝ նման Databricks-ին, սակա</w:t>
-      </w:r>
-      <w:r>
-        <w:rPr>
-          <w:rFonts w:ascii="Sylfaen" w:hAnsi="Sylfaen"/>
-          <w:lang w:val="hy-AM"/>
-        </w:rPr>
-        <w:t>յն ավելի ինտեգրված միջավայրում։</w:t>
-      </w:r>
-    </w:p>
-    <w:p>
-      <w:pPr>
-        <w:pStyle w:val="NormalWeb"/>
-        <w:spacing w:before="30" w:beforeAutospacing="0" w:after="30" w:afterAutospacing="0" w:line="36" w:lineRule="atLeast"/>
-        <w:ind w:left="425" w:firstLine="426"/>
-        <w:jc w:val="both"/>
-        <w:rPr>
-          <w:rFonts w:ascii="Sylfaen" w:hAnsi="Sylfaen"/>
-          <w:lang w:val="hy-AM"/>
-        </w:rPr>
-      </w:pPr>
-      <w:r>
-        <w:rPr>
-          <w:rFonts w:ascii="Sylfaen" w:hAnsi="Sylfaen"/>
-          <w:lang w:val="hy-AM"/>
-        </w:rPr>
-        <w:t>Synapse-ի առավելություններից մեկն այն է, որ այն ինտեգրված է Azure-ի մյուս ծառայությունների հետ։ Տվյալների ներմուծման համար կարելի է օգտագործել Azure Data Factory կամ Synapse Pipelines, տվյալների պահեստավորման համար՝ Azure Data Lake Storage, իսկ վիզուալիզացիայի համար՝ Power BI։ Այս ամբողջական էկոհամակարգը թույլ է տալիս կառուցել վերջից վերջ տվյալային լուծումներ մեկ</w:t>
-      </w:r>
-      <w:r>
-        <w:rPr>
-          <w:rFonts w:ascii="Sylfaen" w:hAnsi="Sylfaen"/>
-          <w:lang w:val="hy-AM"/>
-        </w:rPr>
-        <w:t xml:space="preserve"> ամպային հարթակի շրջանակներում։</w:t>
-      </w:r>
-    </w:p>
-    <w:p>
-      <w:pPr>
-        <w:pStyle w:val="NormalWeb"/>
-        <w:spacing w:before="30" w:beforeAutospacing="0" w:after="30" w:afterAutospacing="0" w:line="36" w:lineRule="atLeast"/>
-        <w:ind w:left="425" w:firstLine="426"/>
-        <w:jc w:val="both"/>
-        <w:rPr>
-          <w:rFonts w:ascii="Sylfaen" w:hAnsi="Sylfaen"/>
-          <w:lang w:val="hy-AM"/>
-        </w:rPr>
-      </w:pPr>
-      <w:r>
-        <w:rPr>
-          <w:rFonts w:ascii="Sylfaen" w:hAnsi="Sylfaen"/>
-          <w:lang w:val="hy-AM"/>
-        </w:rPr>
-        <w:lastRenderedPageBreak/>
-        <w:t>Եթե համեմատենք երկու հարթակները, կարելի է ասել, որ Databricks-ը ավելի շատ ուղղված է ծրագրավորողներին և տվյալագետներին, իսկ Synapse-ը՝ տվյալների ճարտարապետներին և բիզնես վերլուծաբաններին։ Databricks-ը առանձնանում է իր ճկունությամբ և բաց էկոհամակարգով, մինչդեռ Synapse-ը առաջարկում է ավելի կառավարվող և կենտրոնացված միջավայր։ Այնուամենայնիվ, դրանք մրցակիցներ չեն, այլ փոխլրացնող լուծումներ։ Շատ կազմակերպություններ ընտրում են հիբրիդային մոտեցում, որտեղ Databricks-ը օգտագործվում է տվյալների նախնական մշակման և մեքենայական ուսուցման համար, իսկ Synapse-ը՝ վերջնական վերլուծությունն</w:t>
-      </w:r>
-      <w:r>
-        <w:rPr>
-          <w:rFonts w:ascii="Sylfaen" w:hAnsi="Sylfaen"/>
-          <w:lang w:val="hy-AM"/>
-        </w:rPr>
-        <w:t>երի և հաշվետվությունների համար։</w:t>
-      </w:r>
-    </w:p>
-    <w:p>
-      <w:pPr>
-        <w:pStyle w:val="NormalWeb"/>
-        <w:spacing w:before="30" w:beforeAutospacing="0" w:after="30" w:afterAutospacing="0" w:line="36" w:lineRule="atLeast"/>
-        <w:ind w:left="425" w:firstLine="426"/>
-        <w:jc w:val="both"/>
-        <w:rPr>
-          <w:rFonts w:ascii="Sylfaen" w:hAnsi="Sylfaen"/>
-          <w:lang w:val="hy-AM"/>
-        </w:rPr>
-      </w:pPr>
-      <w:r>
-        <w:rPr>
-          <w:rFonts w:ascii="Sylfaen" w:hAnsi="Sylfaen"/>
-          <w:lang w:val="hy-AM"/>
-        </w:rPr>
-        <w:t>Իրական ժամանակի տվյալների անալիտիկայի ամբողջական ճարտարապետությունը սովորաբար ներառում է տվյալների ներմուծման շերտ, մշակման շերտ, պահպանման շերտ և վիզուալիզացիայի շերտ։ Տվյալները կարող են մուտք գործել համակարգ Azure Event Hub-ի կամ IoT Hub-ի միջոցով, այնուհետև մշակվել Databricks-ում կամ Synapse Spark pool-ում, պահպանվել Data Lake-ում կամ SQL pool-ում և վերջում ներկայացվել Power BI-ի միջոցով։ Այսպիսի ճարտարապետությունը ապահովում է բարձր մասշտաբելիություն, ճկունություն և հուսալիություն։</w:t>
-      </w:r>
-    </w:p>
-    <w:p>
-      <w:pPr>
-        <w:pStyle w:val="NormalWeb"/>
-        <w:spacing w:before="30" w:beforeAutospacing="0" w:after="30" w:afterAutospacing="0" w:line="36" w:lineRule="atLeast"/>
-        <w:ind w:left="425" w:firstLine="426"/>
-        <w:jc w:val="both"/>
-        <w:rPr>
-          <w:rFonts w:ascii="Sylfaen" w:hAnsi="Sylfaen"/>
-          <w:lang w:val="hy-AM"/>
-        </w:rPr>
-      </w:pPr>
-      <w:r>
-        <w:rPr>
-          <w:rFonts w:ascii="Sylfaen" w:hAnsi="Sylfaen"/>
-          <w:lang w:val="hy-AM"/>
-        </w:rPr>
-        <w:t>Ժամանակակից կազմակերպությունների համար կարևոր է ոչ միայն տվյալների հավաքումը, այլ նաև դրանցից արժեք ստեղծելը։ Իրական ժամանակի անալիտիկան թույլ է տալիս արագ արձագանքել շուկայական փոփոխություններին, կանխատեսել հաճախորդների վարքագիծը և օպտիմալացնել ներքին գործընթացները։ Azure Databricks և Azure Synapse Analytics ծառայությունները հանդիսանում են այս նպատակին հասնելու հզոր գործիքներ։ Դրանք հնարավորություն են տալիս կառուցել ժամանակակից տվյալային հարթակներ, որոնք միավորում են մեծ տվյալների մշակումը, մեքենայական ուսուցումը և բիզնես վերլուծություն</w:t>
-      </w:r>
-      <w:r>
-        <w:rPr>
-          <w:rFonts w:ascii="Sylfaen" w:hAnsi="Sylfaen"/>
-          <w:lang w:val="hy-AM"/>
-        </w:rPr>
-        <w:t>ը մեկ միասնական էկոհամակարգում։</w:t>
-      </w:r>
-    </w:p>
-    <w:p>
-      <w:pPr>
-        <w:pStyle w:val="NormalWeb"/>
-        <w:spacing w:before="30" w:beforeAutospacing="0" w:after="30" w:afterAutospacing="0" w:line="36" w:lineRule="atLeast"/>
-        <w:ind w:left="425" w:firstLine="426"/>
-        <w:jc w:val="both"/>
-        <w:rPr>
-          <w:rFonts w:ascii="Sylfaen" w:hAnsi="Sylfaen"/>
-          <w:lang w:val="hy-AM"/>
-        </w:rPr>
-      </w:pPr>
-      <w:r>
-        <w:rPr>
-          <w:rFonts w:ascii="Sylfaen" w:hAnsi="Sylfaen"/>
-          <w:lang w:val="hy-AM"/>
-        </w:rPr>
-        <w:t>Այսպիսով, կարելի է եզրակացնել, որ Azure-ի տվյալային ծառայությունները կարևոր դեր ունեն թվային փոխակերպման գործընթացում։ Դրանք ապահովում են մասշտաբելի, ճկուն և բարձր արդյունավետությամբ միջավայր, որը կարող է հարմարվել ինչպես փոքր կազմակերպությունների, այնպես էլ գլոբալ ձեռնարկությունների պահանջներին։ Իրական ժամանակի անալիտիկան այլևս ապագայի տեխնոլոգիա չէ, այլ ներկայի անհրաժեշտություն, և Azure-ի հարթակները հնարավորություն են տալիս արդյունավետորեն իրականացնել այդ պահանջները։</w:t>
+        <w:t>մեխանիզմները զգալիորեն բարձրացնում են տվյալների որակը և նվազեցնում սխալների հավանականութ</w:t>
+      </w:r>
+      <w:r>
+        <w:rPr>
+          <w:rFonts w:ascii="Sylfaen" w:eastAsia="Times New Roman" w:hAnsi="Sylfaen" w:cs="Times New Roman"/>
+          <w:sz w:val="24"/>
+          <w:szCs w:val="24"/>
+          <w:lang w:val="hy-AM" w:eastAsia="ru-RU"/>
+        </w:rPr>
+        <w:t>յունը արտադրական համակարգերում։</w:t>
       </w:r>
     </w:p>
     <w:p>
       <w:pPr>
         <w:spacing w:before="30" w:after="30"/>
-        <w:rPr>
-          <w:rFonts w:ascii="Sylfaen" w:eastAsia="Times New Roman" w:hAnsi="Sylfaen" w:cs="Times New Roman"/>
-          <w:sz w:val="24"/>
-          <w:szCs w:val="24"/>
-          <w:lang w:val="hy-AM" w:eastAsia="ru-RU"/>
-        </w:rPr>
-      </w:pPr>
-      <w:r>
-        <w:rPr>
-          <w:rFonts w:ascii="Sylfaen" w:hAnsi="Sylfaen"/>
-          <w:lang w:val="hy-AM"/>
+        <w:ind w:firstLine="426"/>
+        <w:jc w:val="both"/>
+        <w:rPr>
+          <w:rFonts w:ascii="Sylfaen" w:eastAsia="Times New Roman" w:hAnsi="Sylfaen" w:cs="Times New Roman"/>
+          <w:sz w:val="24"/>
+          <w:szCs w:val="24"/>
+          <w:lang w:val="hy-AM" w:eastAsia="ru-RU"/>
+        </w:rPr>
+      </w:pPr>
+      <w:r>
+        <w:rPr>
+          <w:rFonts w:ascii="Sylfaen" w:eastAsia="Times New Roman" w:hAnsi="Sylfaen" w:cs="Times New Roman"/>
+          <w:sz w:val="24"/>
+          <w:szCs w:val="24"/>
+          <w:lang w:val="hy-AM" w:eastAsia="ru-RU"/>
+        </w:rPr>
+        <w:t>Azure Databricks-ը նաև հզոր գործիք է մեքենայական ուսուցման և առաջադեմ վերլուծության համար։ Տվյալագիտության թիմերը կարող են կիրառել տարբեր գրադարաններ և շրջանակներ՝ ներառյալ խորը ուսուցման և դասական մեքենայական ուսուցման մեթոդները։ Spark-ի բաշխված բնույթը թույլ է տալիս մոդելները ուսուցանել մեծածավալ տվյալների վրա՝ օգտագործելով զուգահեռ հաշվարկներ։ Ծառայությունը տրամադրում է գործիքներ փորձարկումների կառավարման, մոդելների վերսիանավորման և արդյունքների վերահսկման համար, ինչը կարևոր է արտադրական միջավայրու</w:t>
+      </w:r>
+      <w:r>
+        <w:rPr>
+          <w:rFonts w:ascii="Sylfaen" w:eastAsia="Times New Roman" w:hAnsi="Sylfaen" w:cs="Times New Roman"/>
+          <w:sz w:val="24"/>
+          <w:szCs w:val="24"/>
+          <w:lang w:val="hy-AM" w:eastAsia="ru-RU"/>
+        </w:rPr>
+        <w:t>մ մոդելների տեղակայման ժամանակ։</w:t>
+      </w:r>
+    </w:p>
+    <w:p>
+      <w:pPr>
+        <w:spacing w:before="30" w:after="30"/>
+        <w:ind w:firstLine="426"/>
+        <w:jc w:val="both"/>
+        <w:rPr>
+          <w:rFonts w:ascii="Sylfaen" w:eastAsia="Times New Roman" w:hAnsi="Sylfaen" w:cs="Times New Roman"/>
+          <w:sz w:val="24"/>
+          <w:szCs w:val="24"/>
+          <w:lang w:val="hy-AM" w:eastAsia="ru-RU"/>
+        </w:rPr>
+      </w:pPr>
+      <w:r>
+        <w:rPr>
+          <w:rFonts w:ascii="Sylfaen" w:eastAsia="Times New Roman" w:hAnsi="Sylfaen" w:cs="Times New Roman"/>
+          <w:sz w:val="24"/>
+          <w:szCs w:val="24"/>
+          <w:lang w:val="hy-AM" w:eastAsia="ru-RU"/>
+        </w:rPr>
+        <w:t>Բացի տվյալների մշակման և մեքենայական ուսուցման հնարավորություններից, Azure Databricks-ը ինտեգրվում է ամպային տվյալների պահեստավորման ծառայությունների և տվյալների ներմուծման գործիքների հետ։ Սա հնարավորություն է տալիս կառուցել ամբողջական տվյալային ճարտարապետություն՝ տվյալների հավաքագրումից մինչև վերլուծություն և մոդելների տեղակայում։ Ինտեգրված անվտանգության մեխանիզմները, ներառյալ նույնականացումը և մուտքի վերահսկումը, ապահովում են տվյալների պաշտպանությունը և համապատասխանությունը կազմակերպությա</w:t>
+      </w:r>
+      <w:r>
+        <w:rPr>
+          <w:rFonts w:ascii="Sylfaen" w:eastAsia="Times New Roman" w:hAnsi="Sylfaen" w:cs="Times New Roman"/>
+          <w:sz w:val="24"/>
+          <w:szCs w:val="24"/>
+          <w:lang w:val="hy-AM" w:eastAsia="ru-RU"/>
+        </w:rPr>
+        <w:t>ն ներքին քաղաքականություններին։</w:t>
+      </w:r>
+    </w:p>
+    <w:p>
+      <w:pPr>
+        <w:spacing w:before="30" w:after="30"/>
+        <w:ind w:firstLine="426"/>
+        <w:jc w:val="both"/>
+        <w:rPr>
+          <w:rFonts w:ascii="Sylfaen" w:eastAsia="Times New Roman" w:hAnsi="Sylfaen" w:cs="Times New Roman"/>
+          <w:sz w:val="24"/>
+          <w:szCs w:val="24"/>
+          <w:lang w:val="hy-AM" w:eastAsia="ru-RU"/>
+        </w:rPr>
+      </w:pPr>
+      <w:r>
+        <w:rPr>
+          <w:rFonts w:ascii="Sylfaen" w:eastAsia="Times New Roman" w:hAnsi="Sylfaen" w:cs="Times New Roman"/>
+          <w:sz w:val="24"/>
+          <w:szCs w:val="24"/>
+          <w:lang w:val="hy-AM" w:eastAsia="ru-RU"/>
+        </w:rPr>
+        <w:t>Այսպիսով, Azure Databricks-ը հանդիսանում է ժամանակակից մեծ տվյալների հարթակ, որը միավորում է բաշխված հաշվարկը, տվյալների ինժեներիան և մեքենայական ուսուցումը մեկ միասնական և մասշտաբելի միջավայրում։ Այն հնարավորություն է տալիս կազմակերպություններին արագ մշակել մեծածավալ տվյալներ, ստեղծել կանխատեսողական մոդելներ և վերածել տվյալները բիզնես արժեքի՝ ապահովելով բարձր արտադրողականություն և ճկունություն թվային փոխակերպման գործընթացում։</w:t>
+      </w:r>
+    </w:p>
+    <w:p>
+      <w:pPr>
+        <w:rPr>
+          <w:rFonts w:ascii="Sylfaen" w:eastAsia="Times New Roman" w:hAnsi="Sylfaen" w:cs="Times New Roman"/>
+          <w:sz w:val="24"/>
+          <w:szCs w:val="24"/>
+          <w:lang w:val="hy-AM" w:eastAsia="ru-RU"/>
+        </w:rPr>
+      </w:pPr>
+      <w:r>
+        <w:rPr>
+          <w:rFonts w:ascii="Sylfaen" w:eastAsia="Times New Roman" w:hAnsi="Sylfaen" w:cs="Times New Roman"/>
+          <w:sz w:val="24"/>
+          <w:szCs w:val="24"/>
+          <w:lang w:val="hy-AM" w:eastAsia="ru-RU"/>
         </w:rPr>
         <w:br w:type="page"/>
       </w:r>
@@ -5141,7 +5543,7 @@
         <w:rPr>
           <w:rFonts w:ascii="Sylfaen" w:hAnsi="Sylfaen"/>
           <w:b/>
-          <w:sz w:val="28"/>
+          <w:sz w:val="32"/>
           <w:lang w:val="hy-AM"/>
         </w:rPr>
       </w:pPr>
@@ -5153,101 +5555,474 @@
           <w:lang w:val="hy-AM"/>
         </w:rPr>
         <w:lastRenderedPageBreak/>
-        <w:t>Գլխի ամփոփում</w:t>
+        <w:t>3.</w:t>
+      </w:r>
+      <w:r>
+        <w:rPr>
+          <w:rFonts w:ascii="Sylfaen" w:hAnsi="Sylfaen"/>
+          <w:b/>
+          <w:sz w:val="32"/>
+          <w:lang w:val="en-US"/>
+        </w:rPr>
+        <w:t>3</w:t>
+      </w:r>
+      <w:r>
+        <w:rPr>
+          <w:rFonts w:ascii="Sylfaen" w:hAnsi="Sylfaen"/>
+          <w:b/>
+          <w:sz w:val="32"/>
+          <w:lang w:val="hy-AM"/>
+        </w:rPr>
+        <w:t xml:space="preserve">: </w:t>
+      </w:r>
+      <w:r>
+        <w:rPr>
+          <w:rFonts w:ascii="Sylfaen" w:hAnsi="Sylfaen"/>
+          <w:b/>
+          <w:sz w:val="32"/>
+          <w:lang w:val="hy-AM"/>
+        </w:rPr>
+        <w:t xml:space="preserve">Azure </w:t>
+      </w:r>
+      <w:r>
+        <w:rPr>
+          <w:rFonts w:ascii="Sylfaen" w:hAnsi="Sylfaen"/>
+          <w:b/>
+          <w:sz w:val="32"/>
+          <w:lang w:val="hy-AM"/>
+        </w:rPr>
+        <w:t>Synapse</w:t>
+      </w:r>
+    </w:p>
+    <w:p>
+      <w:pPr>
+        <w:spacing w:before="30" w:after="30"/>
+        <w:ind w:firstLine="426"/>
+        <w:jc w:val="both"/>
+        <w:rPr>
+          <w:rFonts w:ascii="Sylfaen" w:hAnsi="Sylfaen"/>
+          <w:lang w:val="hy-AM"/>
+        </w:rPr>
+      </w:pPr>
+      <w:r>
+        <w:rPr>
+          <w:rFonts w:ascii="Sylfaen" w:hAnsi="Sylfaen"/>
+          <w:lang w:val="hy-AM"/>
+        </w:rPr>
+        <w:t>Azure Synapse Analytics ծառայությունը հանդիսանում է համալիր անալիտիկ հարթակ, որը համատեղում է տվյալների պահեստավորումը և մեծ տվյալների մշակումը մեկ միասնական միջավայրում։ Այն մշակվել է Microsoft ընկերության կողմից և նախատեսված է հատկապես enterprise մակարդակի կազմակերպությունների համար, որոնք աշխատում են մեծ քանակի կառուցվածքային տվյալների հետ և իրականացնում են բարդ բիզնես վերլուծություններ, ֆինանսական հաշվարկներ և ռազմավարական պլանավորում։</w:t>
+      </w:r>
+    </w:p>
+    <w:p>
+      <w:pPr>
+        <w:spacing w:before="30" w:after="30"/>
+        <w:ind w:firstLine="426"/>
+        <w:jc w:val="both"/>
+        <w:rPr>
+          <w:rFonts w:ascii="Sylfaen" w:hAnsi="Sylfaen"/>
+          <w:lang w:val="hy-AM"/>
+        </w:rPr>
+      </w:pPr>
+      <w:r>
+        <w:rPr>
+          <w:rFonts w:ascii="Sylfaen" w:hAnsi="Sylfaen"/>
+          <w:lang w:val="hy-AM"/>
+        </w:rPr>
+        <w:t>Synapse-ի հիմնական գաղափարախոսությունը տվյալների տարբեր աշխարհների միավորումն է մեկ ընդհանուր միջավայրում։ Ավանդաբար կազմակերպությունները առանձնացնում էին տվյալների պահեստը (Data Warehouse) և մեծ տվյալների մշակման հարթակները։ Synapse-ը միավորում է այս մոտեցումները՝ թույլ տալով աշխատել ինչպես դասական SQL հարցումների, այնպես էլ բաշխված հաշվարկային մեխանիզմների միջոցով։</w:t>
+      </w:r>
+    </w:p>
+    <w:p>
+      <w:pPr>
+        <w:spacing w:before="30" w:after="30"/>
+        <w:ind w:firstLine="426"/>
+        <w:jc w:val="both"/>
+        <w:rPr>
+          <w:rFonts w:ascii="Sylfaen" w:hAnsi="Sylfaen"/>
+          <w:lang w:val="hy-AM"/>
+        </w:rPr>
+      </w:pPr>
+      <w:r>
+        <w:rPr>
+          <w:rFonts w:ascii="Sylfaen" w:hAnsi="Sylfaen"/>
+          <w:lang w:val="hy-AM"/>
+        </w:rPr>
+        <w:t>Synapse-ը տրամադրում է dedicated SQL pool, որը բաշխված տվյալների պահեստ է բարձր կատարողականությամբ հարցումների համար։ Այս ճարտարապետությունը հիմնված է տվյալների հորիզոնական բաժանման վրա, ինչը թույլ է տալիս մեծ ծավալի տվյալների վրա իրականացնել բարդ հարցումներ կարճ ժամանակահատվածում։ Dedicated SQL pool-ը հատկապես արդյունավետ է ֆինանսական հաշվետվությունների, բազմաչափ վերլուծությունների, KPI-ների հաշվարկման և գործադիր մակարդակի հաշվետվությունների ձևավորման համար։ Այն ապահովում է բարձր հասանելիություն և կայուն կատարողականություն նույնիսկ ծանրաբեռնվածության պայմաններում։</w:t>
+      </w:r>
+    </w:p>
+    <w:p>
+      <w:pPr>
+        <w:spacing w:before="30" w:after="30"/>
+        <w:ind w:firstLine="426"/>
+        <w:jc w:val="both"/>
+        <w:rPr>
+          <w:rFonts w:ascii="Sylfaen" w:hAnsi="Sylfaen"/>
+          <w:lang w:val="hy-AM"/>
+        </w:rPr>
+      </w:pPr>
+      <w:r>
+        <w:rPr>
+          <w:rFonts w:ascii="Sylfaen" w:hAnsi="Sylfaen"/>
+          <w:lang w:val="hy-AM"/>
+        </w:rPr>
+        <w:t>Բացի dedicated ռեժիմից, Synapse-ն առաջարկում է նաև serverless SQL հնարավորություններ։ Այս մոտեցման դեպքում օգտատերը կարող է անմիջապես հարցումներ կատարել տվյալների լճում պահվող ֆայլերի վրա՝ առանց դրանք նախապես բեռնելու տվյալների պահեստ։ Սա էապես նվազեցնում է ենթակառուցվածքային բարդությունը և թույլ է տալիս իրականացնել արագ փորձարկումներ կամ ադ հոկ վերլուծություններ։ Serverless մոդելը նաև նպաստում է ծախսերի օպտիմալացմանը, քանի որ վճարումը կատարվում է ըստ հարցումների իրական կատարման ծավալի, այլ ոչ թե մշտապես գործող հաշվարկային ռեսուրսների համար։</w:t>
+      </w:r>
+    </w:p>
+    <w:p>
+      <w:pPr>
+        <w:spacing w:before="30" w:after="30"/>
+        <w:ind w:firstLine="426"/>
+        <w:jc w:val="both"/>
+        <w:rPr>
+          <w:rFonts w:ascii="Sylfaen" w:hAnsi="Sylfaen"/>
+          <w:lang w:val="hy-AM"/>
+        </w:rPr>
+      </w:pPr>
+      <w:r>
+        <w:rPr>
+          <w:rFonts w:ascii="Sylfaen" w:hAnsi="Sylfaen"/>
+          <w:lang w:val="hy-AM"/>
+        </w:rPr>
+        <w:t>Synapse-ը ներառում է նաև Spark pool, որը հնարավորություն է տալիս իրականացնել բաշխված տվյալների մշակում նույն միջավայրում։ Spark pool-ի միջոցով հնարավոր է աշխատել կիսակառուցվածքային և չկառուցվածքային տվյալների հետ, իրականացնել տվյալների նախնական մշակում, վերափոխում և ինտեգրում մինչև դրանց ներմուծումը տվյալների պահեստ։ Այսպիսով, Synapse-ը համադրում է ETL գործընթացները, մեծ տվյալների մշակումն ու ավանդական տվյալների պահեստավորումը մեկ միասնական հարթակում։</w:t>
+      </w:r>
+    </w:p>
+    <w:p>
+      <w:pPr>
+        <w:spacing w:before="30" w:after="30"/>
+        <w:ind w:firstLine="426"/>
+        <w:jc w:val="both"/>
+        <w:rPr>
+          <w:rFonts w:ascii="Sylfaen" w:hAnsi="Sylfaen"/>
+          <w:lang w:val="hy-AM"/>
+        </w:rPr>
+      </w:pPr>
+      <w:r>
+        <w:rPr>
+          <w:rFonts w:ascii="Sylfaen" w:hAnsi="Sylfaen"/>
+          <w:lang w:val="hy-AM"/>
+        </w:rPr>
+        <w:t>Հարթակը տրամադրում է նաև ինտեգրված աշխատանքային միջավայր՝ Synapse Studio, որտեղ օգտատերերը կարող են կառավարել SQL հարցումները, Spark աշխատանքները, տվյալների ներմուծման գործընթացները և մոնիթորինգը մեկ վեբ միջերեսից։ Սա բարձրացնում է թիմային համագործակցության արդյունավետությունը և նվազեցնում տարբեր գործիքների միջև անցումների անհրաժեշտությունը։</w:t>
+      </w:r>
+    </w:p>
+    <w:p>
+      <w:pPr>
+        <w:spacing w:before="30" w:after="30"/>
+        <w:ind w:firstLine="426"/>
+        <w:jc w:val="both"/>
+        <w:rPr>
+          <w:rFonts w:ascii="Sylfaen" w:hAnsi="Sylfaen"/>
+          <w:lang w:val="hy-AM"/>
+        </w:rPr>
+      </w:pPr>
+      <w:r>
+        <w:rPr>
+          <w:rFonts w:ascii="Sylfaen" w:hAnsi="Sylfaen"/>
+          <w:lang w:val="hy-AM"/>
+        </w:rPr>
+        <w:t xml:space="preserve">Synapse-ը լայնորեն կիրառվում է բիզնես վերլուծության, ֆինանսական մոդելավորման, մատակարարման շղթայի կառավարման, հաճախորդների վարքագծի վերլուծության և ռիսկերի գնահատման ոլորտներում։ Այն թույլ է տալիս միավորել պատմական տվյալները և իրական </w:t>
+      </w:r>
+      <w:r>
+        <w:rPr>
+          <w:rFonts w:ascii="Sylfaen" w:hAnsi="Sylfaen"/>
+          <w:lang w:val="hy-AM"/>
+        </w:rPr>
+        <w:lastRenderedPageBreak/>
+        <w:t>ժամանակում մուտք գործող տեղեկատվությունը՝ ստեղծելով ամբողջական վերլուծական պատկեր։</w:t>
+      </w:r>
+    </w:p>
+    <w:p>
+      <w:pPr>
+        <w:spacing w:before="30" w:after="30"/>
+        <w:ind w:firstLine="426"/>
+        <w:jc w:val="both"/>
+        <w:rPr>
+          <w:rFonts w:ascii="Sylfaen" w:hAnsi="Sylfaen"/>
+          <w:lang w:val="hy-AM"/>
+        </w:rPr>
+      </w:pPr>
+      <w:r>
+        <w:rPr>
+          <w:rFonts w:ascii="Sylfaen" w:hAnsi="Sylfaen"/>
+          <w:lang w:val="hy-AM"/>
+        </w:rPr>
+        <w:t>Ծառայությունը ինտեգրված է Azure-ի այլ տվյալային և վիզուալիզացիոն լուծումների հետ, ինչը հնարավորություն է տալիս կառուցել ամբողջական տվյալային ճարտարապետություն՝ տվյալների հավաքագրումից և մաքրումից մինչև խորացված վերլուծություն և արդյունքների ներկայացում բիզնես օգտատերերին։ Այս ինտեգրված մոտեցումը ապահովում է բարձր մասշտաբելիություն, տվյալների անվտանգություն և կազմակերպության մակարդակով կենտրոնացված կառավարում։</w:t>
+      </w:r>
+    </w:p>
+    <w:p>
+      <w:pPr>
+        <w:spacing w:before="30" w:after="30"/>
+        <w:ind w:firstLine="426"/>
+        <w:jc w:val="both"/>
+        <w:rPr>
+          <w:rFonts w:ascii="Sylfaen" w:hAnsi="Sylfaen"/>
+          <w:lang w:val="hy-AM"/>
+        </w:rPr>
+      </w:pPr>
+      <w:r>
+        <w:rPr>
+          <w:rFonts w:ascii="Sylfaen" w:hAnsi="Sylfaen"/>
+          <w:lang w:val="hy-AM"/>
+        </w:rPr>
+        <w:t>Այսպիսով, Azure Synapse Analytics-ը հանդիսանում է ժամանակակից ձեռնարկությունների համար համապարփակ անալիտիկ հարթակ, որը միավորում է տվյալների պահեստավորման հզորությունը և մեծ տվյալների մշակման ճկունությունը մեկ կառավարվող և մասշտաբելի միջավայրում։</w:t>
+      </w:r>
+    </w:p>
+    <w:p>
+      <w:pPr>
+        <w:rPr>
+          <w:rFonts w:ascii="Sylfaen" w:hAnsi="Sylfaen"/>
+          <w:lang w:val="hy-AM"/>
+        </w:rPr>
+      </w:pPr>
+      <w:r>
+        <w:rPr>
+          <w:rFonts w:ascii="Sylfaen" w:hAnsi="Sylfaen"/>
+          <w:lang w:val="hy-AM"/>
+        </w:rPr>
+        <w:br w:type="page"/>
+      </w:r>
+    </w:p>
+    <w:p>
+      <w:pPr>
+        <w:spacing w:before="30" w:after="30"/>
+        <w:jc w:val="center"/>
+        <w:rPr>
+          <w:rFonts w:ascii="Sylfaen" w:hAnsi="Sylfaen"/>
+          <w:b/>
+          <w:sz w:val="32"/>
+          <w:lang w:val="hy-AM"/>
+        </w:rPr>
+      </w:pPr>
+      <w:r>
+        <w:rPr>
+          <w:rFonts w:ascii="Sylfaen" w:hAnsi="Sylfaen"/>
+          <w:b/>
+          <w:sz w:val="32"/>
+          <w:lang w:val="hy-AM"/>
+        </w:rPr>
+        <w:lastRenderedPageBreak/>
+        <w:t xml:space="preserve">3.4: Գործիքների </w:t>
+      </w:r>
+      <w:r>
+        <w:rPr>
+          <w:rFonts w:ascii="Sylfaen" w:hAnsi="Sylfaen"/>
+          <w:b/>
+          <w:sz w:val="32"/>
+          <w:lang w:val="hy-AM"/>
+        </w:rPr>
+        <w:t>Տարբերությունները</w:t>
+      </w:r>
+    </w:p>
+    <w:p>
+      <w:pPr>
+        <w:spacing w:before="30" w:after="30"/>
+        <w:ind w:firstLine="426"/>
+        <w:jc w:val="both"/>
+        <w:rPr>
+          <w:rFonts w:ascii="Sylfaen" w:hAnsi="Sylfaen"/>
+          <w:sz w:val="24"/>
+          <w:lang w:val="hy-AM"/>
+        </w:rPr>
+      </w:pPr>
+      <w:r>
+        <w:rPr>
+          <w:rFonts w:ascii="Sylfaen" w:hAnsi="Sylfaen"/>
+          <w:sz w:val="24"/>
+          <w:lang w:val="hy-AM"/>
+        </w:rPr>
+        <w:t>Azure Databricks և Azure Synapse Analytics ծառայությունները նախատեսված են մեծ տվյալների և անալիտիկ խնդիրների լուծման համար, սակայն ունեն տարբեր առաջնահերթություններ, կիրառման ոլորտներ և թիրախային օգտատերերի խմբեր։ Երկուսն էլ հանդիսանում են Microsoft ընկերության ամպային էկոհամակարգի կարևոր բաղադրիչներ, սակայն նախագծված են տարբեր սցենարների և աշխատանքային հոսքերի համար։</w:t>
+      </w:r>
+    </w:p>
+    <w:p>
+      <w:pPr>
+        <w:spacing w:before="30" w:after="30"/>
+        <w:ind w:firstLine="426"/>
+        <w:jc w:val="both"/>
+        <w:rPr>
+          <w:rFonts w:ascii="Sylfaen" w:hAnsi="Sylfaen"/>
+          <w:sz w:val="24"/>
+          <w:lang w:val="hy-AM"/>
+        </w:rPr>
+      </w:pPr>
+      <w:r>
+        <w:rPr>
+          <w:rFonts w:ascii="Sylfaen" w:hAnsi="Sylfaen"/>
+          <w:sz w:val="24"/>
+          <w:lang w:val="hy-AM"/>
+        </w:rPr>
+        <w:t>Databricks-ը առավելապես ուղղված է տվյալների ինժեներներին և տվյալագետներին։ Այն առանձնանում է ճկունությամբ, բաց էկոհամակարգով և առաջադեմ մեքենայական ուսուցման հնարավորություններով։ Apache Spark-ի վրա հիմնված ճարտարապետությունը ապահովում է բարձր կատարողականություն մեծածավալ և չկառուցվածքային տվյալների մշակման ժամանակ։ Այն հատկապես արդյունավետ է տվյալների նախնական մշակումի, բարդ փոխակերպումների, հոսքային տվյալների մշակման և փորձարարական վերլուծությունների դեպքում։ Databricks միջավայրում հնարավոր է արագ կառուցել տվյալային pipeline-ներ, փորձարկել տարբեր ալգորիթմներ և կիրառել խորը ուսուցման մոդելներ։ Դրա առավելությունն է արագ զարգացումը, կոդային միջավայրի հարմարավետությունը, համագործակցային notebook-ների աջակցությունը և ML նախագծերի ամբողջական կյանքի ցիկլի կառավարումը։ Սակայն այն պահանջում է ավելի խորը տեխնիկական գիտելիքներ, Spark ճարտարապետության ըմբռնում և ծրագրավորման հմտություններ, ինչի պատճառով հիմնականում օգտագործվում է տեխնիկական թիմերի կողմից։</w:t>
+      </w:r>
+    </w:p>
+    <w:p>
+      <w:pPr>
+        <w:spacing w:before="30" w:after="30"/>
+        <w:ind w:firstLine="426"/>
+        <w:jc w:val="both"/>
+        <w:rPr>
+          <w:rFonts w:ascii="Sylfaen" w:hAnsi="Sylfaen"/>
+          <w:sz w:val="24"/>
+          <w:lang w:val="hy-AM"/>
+        </w:rPr>
+      </w:pPr>
+      <w:r>
+        <w:rPr>
+          <w:rFonts w:ascii="Sylfaen" w:hAnsi="Sylfaen"/>
+          <w:sz w:val="24"/>
+          <w:lang w:val="hy-AM"/>
+        </w:rPr>
+        <w:t>Synapse-ը, մյուս կողմից, ավելի կառավարվող և կենտրոնացված միջավայր է, որը հարմար է բիզնես վերլուծաբանների, տվյալների ճարտարապետների և հաշվետվությունների մշակմամբ զբաղվող թիմերի համար։ Այն ուժեղ է կառուցվածքային տվյալների պահեստավորման և SQL հիմքով վերլուծությունների մեջ։ Dedicated SQL pool-ը ապահովում է բարձր արտադրողականություն մեծ հաշվետվությունների և բազմաչափ հարցումների համար, ինչը կարևոր է ֆինանսական, կառավարչական և օպերացիոն վերլուծությունների իրականացման ժամանակ։ Serverless հնարավորությունները թույլ են տալիս կատարել ճկուն հարցումներ տվյալների լճում պահվող ֆայլերի վրա՝ առանց մշտական ենթակառուցվածքային ծախսերի։ Synapse-ը նաև տրամադրում է միասնական կառավարման միջավայր, որտեղ հնարավոր է վերահսկել տվյալների ներմուծումը, մշակումը և հարցումների կատարողականությունը։ Սակայն Synapse-ի մեքենայական ուսուցման հնարավորությունները սովորաբար ավելի սահմանափակ են Databricks-ի համեմատ, և այն պակաս ճկուն է բարդ տվյալագիտական և հետազոտական նախագծերի համար։</w:t>
+      </w:r>
+    </w:p>
+    <w:p>
+      <w:pPr>
+        <w:spacing w:before="30" w:after="30"/>
+        <w:ind w:firstLine="426"/>
+        <w:jc w:val="both"/>
+        <w:rPr>
+          <w:rFonts w:ascii="Sylfaen" w:hAnsi="Sylfaen"/>
+          <w:sz w:val="24"/>
+          <w:lang w:val="hy-AM"/>
+        </w:rPr>
+      </w:pPr>
+      <w:r>
+        <w:rPr>
+          <w:rFonts w:ascii="Sylfaen" w:hAnsi="Sylfaen"/>
+          <w:sz w:val="24"/>
+          <w:lang w:val="hy-AM"/>
+        </w:rPr>
+        <w:t xml:space="preserve">Կարևոր տարբերություններից մեկը վերաբերում է աշխատանքային ոճին։ Databricks-ը առավելապես կենտրոնացած է կոդային, ճկուն և փորձարարական միջավայրի վրա, որտեղ օգտատերը կարող է արագ փորձարկել գաղափարներ և փոխել տվյալների </w:t>
+      </w:r>
+      <w:r>
+        <w:rPr>
+          <w:rFonts w:ascii="Sylfaen" w:hAnsi="Sylfaen"/>
+          <w:sz w:val="24"/>
+          <w:lang w:val="hy-AM"/>
+        </w:rPr>
+        <w:lastRenderedPageBreak/>
+        <w:t>մշակման տրամաբանությունը։ Synapse-ը ավելի շատ կառուցվածքային և արտադրական միջավայր է, որտեղ առաջնային են կայունությունը, կառավարելիությունը և կանխատեսելի կատարողականությունը։</w:t>
+      </w:r>
+    </w:p>
+    <w:p>
+      <w:pPr>
+        <w:spacing w:before="30" w:after="30"/>
+        <w:ind w:firstLine="426"/>
+        <w:jc w:val="both"/>
+        <w:rPr>
+          <w:rFonts w:ascii="Sylfaen" w:hAnsi="Sylfaen"/>
+          <w:sz w:val="24"/>
+          <w:lang w:val="hy-AM"/>
+        </w:rPr>
+      </w:pPr>
+      <w:r>
+        <w:rPr>
+          <w:rFonts w:ascii="Sylfaen" w:hAnsi="Sylfaen"/>
+          <w:sz w:val="24"/>
+          <w:lang w:val="hy-AM"/>
+        </w:rPr>
+        <w:t>Գործնականում այս երկու հարթակները հաճախ չեն դիտարկվում որպես մրցակիցներ։ Շատ կազմակերպություններ կիրառում են համակցված կամ հիբրիդային մոտեցում, որտեղ Databricks-ը օգտագործվում է տվյալների նախնական մշակումի, բարդ վերափոխումների և մեքենայական ուսուցման մոդելների ստեղծման համար, իսկ Synapse-ը՝ տվյալների պահեստավորման, ագրեգացման և բիզնես վերլուծությունների իրականացման համար։ Այս համադրությունը հնարավորություն է տալիս առանձնացնել տեխնիկական և վերլուծական շերտերը՝ պահպանելով համակարգի մասշտաբելիությունն ու արդյունավետությունը։</w:t>
+      </w:r>
+    </w:p>
+    <w:p>
+      <w:pPr>
+        <w:spacing w:before="30" w:after="30"/>
+        <w:ind w:firstLine="426"/>
+        <w:jc w:val="both"/>
+        <w:rPr>
+          <w:rFonts w:ascii="Sylfaen" w:eastAsia="Times New Roman" w:hAnsi="Sylfaen" w:cs="Times New Roman"/>
+          <w:sz w:val="24"/>
+          <w:szCs w:val="24"/>
+          <w:lang w:val="hy-AM" w:eastAsia="ru-RU"/>
+        </w:rPr>
+      </w:pPr>
+      <w:r>
+        <w:rPr>
+          <w:rFonts w:ascii="Sylfaen" w:hAnsi="Sylfaen"/>
+          <w:sz w:val="24"/>
+          <w:lang w:val="hy-AM"/>
+        </w:rPr>
+        <w:t>Այդպիսի ինտեգրված մոտեցումը թույլ է տալիս կառուցել ամբողջական տվյալային էկոհամակարգ, որտեղ տվյալները անցնում են ներմուծման, մաքրման, վերափոխման, պահեստավորման և վերլուծության փուլերով՝ առանց միջավայրերի միջև բարդ ինտեգրացիաների։ Արդյունքում կազմակերպությունները ստանում են ճկուն, մասշտաբելի և արդյունավետ լուծում, որը կարող է միաժամանակ բավարարել ինչպես տվյալագիտության, այնպես էլ բիզնես վերլուծության պահանջները։</w:t>
+      </w:r>
+      <w:r>
+        <w:rPr>
+          <w:rFonts w:ascii="Sylfaen" w:hAnsi="Sylfaen"/>
+          <w:lang w:val="hy-AM"/>
+        </w:rPr>
+        <w:br w:type="page"/>
       </w:r>
     </w:p>
     <w:p>
       <w:pPr>
         <w:pStyle w:val="NormalWeb"/>
         <w:spacing w:before="30" w:beforeAutospacing="0" w:after="30" w:afterAutospacing="0" w:line="36" w:lineRule="atLeast"/>
-        <w:ind w:left="425" w:firstLine="426"/>
-        <w:jc w:val="both"/>
-        <w:rPr>
-          <w:rFonts w:ascii="Sylfaen" w:hAnsi="Sylfaen"/>
-          <w:lang w:val="hy-AM"/>
-        </w:rPr>
-      </w:pPr>
-      <w:r>
-        <w:rPr>
-          <w:rFonts w:ascii="Sylfaen" w:hAnsi="Sylfaen"/>
-          <w:lang w:val="hy-AM"/>
-        </w:rPr>
-        <w:t>Azure</w:t>
-      </w:r>
-      <w:r>
-        <w:rPr>
-          <w:rFonts w:ascii="Sylfaen" w:hAnsi="Sylfaen"/>
-          <w:lang w:val="hy-AM"/>
-        </w:rPr>
-        <w:t>-</w:t>
-      </w:r>
-      <w:r>
-        <w:rPr>
-          <w:rFonts w:ascii="Sylfaen" w:hAnsi="Sylfaen"/>
-          <w:lang w:val="hy-AM"/>
-        </w:rPr>
-        <w:t>ը ապահովում է միա</w:t>
-      </w:r>
-      <w:r>
-        <w:rPr>
-          <w:rFonts w:ascii="Sylfaen" w:hAnsi="Sylfaen"/>
-          <w:lang w:val="hy-AM"/>
-        </w:rPr>
-        <w:t>սնական</w:t>
-      </w:r>
-      <w:r>
-        <w:rPr>
-          <w:rFonts w:ascii="Sylfaen" w:hAnsi="Sylfaen"/>
-          <w:lang w:val="hy-AM"/>
-        </w:rPr>
-        <w:t xml:space="preserve"> միջավայր, որտեղ տվյալների հավաքագրումը, փոխանցումը, պահպանումը և վերլուծությունը իրականացվում են նույն հարթա</w:t>
-      </w:r>
-      <w:r>
-        <w:rPr>
-          <w:rFonts w:ascii="Sylfaen" w:hAnsi="Sylfaen"/>
-          <w:lang w:val="hy-AM"/>
-        </w:rPr>
-        <w:t>կի վրա՝ բարձր արդյունավետության</w:t>
-      </w:r>
-      <w:r>
-        <w:rPr>
-          <w:rFonts w:ascii="Sylfaen" w:hAnsi="Sylfaen"/>
-          <w:lang w:val="hy-AM"/>
-        </w:rPr>
-        <w:t xml:space="preserve"> և ավտոմատացման մակարդակով։ Այս մոդելը թույլ է տալիս կազմակերպություններին արագ կառուցել </w:t>
-      </w:r>
-      <w:r>
-        <w:rPr>
-          <w:rFonts w:ascii="Sylfaen" w:hAnsi="Sylfaen"/>
-          <w:lang w:val="hy-AM"/>
-        </w:rPr>
-        <w:t>տեխնոլոգիական</w:t>
-      </w:r>
-      <w:r>
-        <w:rPr>
-          <w:rFonts w:ascii="Sylfaen" w:hAnsi="Sylfaen"/>
-          <w:lang w:val="hy-AM"/>
-        </w:rPr>
-        <w:t xml:space="preserve"> լուծումներ՝ առանց բարդ ենթակառուցվածք կազմակերպելու։</w:t>
+        <w:jc w:val="center"/>
+        <w:rPr>
+          <w:rFonts w:ascii="Sylfaen" w:hAnsi="Sylfaen"/>
+          <w:b/>
+          <w:sz w:val="28"/>
+          <w:lang w:val="hy-AM"/>
+        </w:rPr>
+      </w:pPr>
+      <w:r>
+        <w:rPr>
+          <w:rFonts w:ascii="Sylfaen" w:hAnsi="Sylfaen"/>
+          <w:b/>
+          <w:sz w:val="32"/>
+          <w:lang w:val="en-US"/>
+        </w:rPr>
+        <w:lastRenderedPageBreak/>
+        <w:t>3</w:t>
+      </w:r>
+      <w:r>
+        <w:rPr>
+          <w:rFonts w:ascii="Sylfaen" w:hAnsi="Sylfaen"/>
+          <w:b/>
+          <w:sz w:val="32"/>
+          <w:lang w:val="hy-AM"/>
+        </w:rPr>
+        <w:t>.</w:t>
+      </w:r>
+      <w:r>
+        <w:rPr>
+          <w:rFonts w:ascii="Sylfaen" w:hAnsi="Sylfaen"/>
+          <w:b/>
+          <w:sz w:val="32"/>
+          <w:lang w:val="en-US"/>
+        </w:rPr>
+        <w:t>5</w:t>
+      </w:r>
+      <w:r>
+        <w:rPr>
+          <w:rFonts w:ascii="Sylfaen" w:hAnsi="Sylfaen"/>
+          <w:b/>
+          <w:sz w:val="32"/>
+          <w:lang w:val="hy-AM"/>
+        </w:rPr>
+        <w:t xml:space="preserve">: </w:t>
+      </w:r>
+      <w:r>
+        <w:rPr>
+          <w:rFonts w:ascii="Sylfaen" w:hAnsi="Sylfaen"/>
+          <w:b/>
+          <w:sz w:val="32"/>
+          <w:lang w:val="hy-AM"/>
+        </w:rPr>
+        <w:t>Գլխի ամփոփում</w:t>
       </w:r>
     </w:p>
     <w:p>
       <w:pPr>
         <w:pStyle w:val="NormalWeb"/>
         <w:spacing w:before="30" w:beforeAutospacing="0" w:after="30" w:afterAutospacing="0" w:line="36" w:lineRule="atLeast"/>
-        <w:ind w:left="425" w:firstLine="426"/>
-        <w:jc w:val="both"/>
-        <w:rPr>
-          <w:rFonts w:ascii="Sylfaen" w:hAnsi="Sylfaen"/>
-          <w:lang w:val="hy-AM"/>
-        </w:rPr>
-      </w:pPr>
-      <w:r>
-        <w:rPr>
-          <w:rFonts w:ascii="Sylfaen" w:hAnsi="Sylfaen"/>
-          <w:lang w:val="hy-AM"/>
-        </w:rPr>
-        <w:t>Տվյալների շարժի և կառավարման միասնական մոտեցումը ապահովվում է Azure Data Factory</w:t>
+        <w:ind w:firstLine="426"/>
+        <w:jc w:val="both"/>
+        <w:rPr>
+          <w:rFonts w:ascii="Sylfaen" w:hAnsi="Sylfaen"/>
+          <w:lang w:val="hy-AM"/>
+        </w:rPr>
+      </w:pPr>
+      <w:r>
+        <w:rPr>
+          <w:rFonts w:ascii="Sylfaen" w:hAnsi="Sylfaen"/>
+          <w:lang w:val="hy-AM"/>
+        </w:rPr>
+        <w:t>Azure</w:t>
       </w:r>
       <w:r>
         <w:rPr>
@@ -5261,40 +6036,68 @@
           <w:rFonts w:ascii="Sylfaen" w:hAnsi="Sylfaen"/>
           <w:lang w:val="hy-AM"/>
         </w:rPr>
-        <w:t xml:space="preserve">ի միջոցով, որը կարգավորում է տվյալների հոսքերի ամբողջական ցիկլը՝ թույլ տալով կապել տարբեր բիզնես համակարգեր, ավտոմատացնել ժամանակացույցով գործընթացներ և ապահովել տվյալների մշտական թարմացում։ Սա դարձնում է տվյալային ճարտարապետությունը կանխատեսելի, վերահսկվող և </w:t>
-      </w:r>
-      <w:r>
-        <w:rPr>
-          <w:rFonts w:ascii="Sylfaen" w:hAnsi="Sylfaen"/>
-          <w:lang w:val="hy-AM"/>
-        </w:rPr>
-        <w:t>ճկուն</w:t>
-      </w:r>
-      <w:r>
-        <w:rPr>
-          <w:rFonts w:ascii="Sylfaen" w:hAnsi="Sylfaen"/>
-          <w:lang w:val="hy-AM"/>
-        </w:rPr>
-        <w:t>։</w:t>
+        <w:t>ը ապահովում է միա</w:t>
+      </w:r>
+      <w:r>
+        <w:rPr>
+          <w:rFonts w:ascii="Sylfaen" w:hAnsi="Sylfaen"/>
+          <w:lang w:val="hy-AM"/>
+        </w:rPr>
+        <w:t>սնական</w:t>
+      </w:r>
+      <w:r>
+        <w:rPr>
+          <w:rFonts w:ascii="Sylfaen" w:hAnsi="Sylfaen"/>
+          <w:lang w:val="hy-AM"/>
+        </w:rPr>
+        <w:t xml:space="preserve"> միջավայր, որտեղ տվյալների հավաքագրումը, փոխանցումը, պահպանումը և վերլուծությունը իրականացվում են նույն հարթա</w:t>
+      </w:r>
+      <w:r>
+        <w:rPr>
+          <w:rFonts w:ascii="Sylfaen" w:hAnsi="Sylfaen"/>
+          <w:lang w:val="hy-AM"/>
+        </w:rPr>
+        <w:t>կի վրա՝ բարձր արդյունավետության</w:t>
+      </w:r>
+      <w:r>
+        <w:rPr>
+          <w:rFonts w:ascii="Sylfaen" w:hAnsi="Sylfaen"/>
+          <w:lang w:val="hy-AM"/>
+        </w:rPr>
+        <w:t xml:space="preserve"> և ավտոմատացման մակարդակով։ Այս մոդելը թույլ է տալիս կազմակերպություններին արագ կառուցել </w:t>
+      </w:r>
+      <w:r>
+        <w:rPr>
+          <w:rFonts w:ascii="Sylfaen" w:hAnsi="Sylfaen"/>
+          <w:lang w:val="hy-AM"/>
+        </w:rPr>
+        <w:t>տեխնոլոգիական</w:t>
+      </w:r>
+      <w:r>
+        <w:rPr>
+          <w:rFonts w:ascii="Sylfaen" w:hAnsi="Sylfaen"/>
+          <w:lang w:val="hy-AM"/>
+        </w:rPr>
+        <w:t xml:space="preserve"> լուծումներ՝ առանց բարդ ենթակառուցվածք կազմակերպելու։</w:t>
       </w:r>
     </w:p>
     <w:p>
       <w:pPr>
         <w:pStyle w:val="NormalWeb"/>
         <w:spacing w:before="30" w:beforeAutospacing="0" w:after="30" w:afterAutospacing="0" w:line="36" w:lineRule="atLeast"/>
-        <w:ind w:left="425" w:firstLine="426"/>
-        <w:jc w:val="both"/>
-        <w:rPr>
-          <w:rFonts w:ascii="Sylfaen" w:hAnsi="Sylfaen"/>
-          <w:lang w:val="hy-AM"/>
-        </w:rPr>
-      </w:pPr>
-      <w:r>
-        <w:rPr>
-          <w:rFonts w:ascii="Sylfaen" w:hAnsi="Sylfaen"/>
-          <w:lang w:val="hy-AM"/>
-        </w:rPr>
-        <w:t>Azure</w:t>
+        <w:ind w:firstLine="426"/>
+        <w:jc w:val="both"/>
+        <w:rPr>
+          <w:rFonts w:ascii="Sylfaen" w:hAnsi="Sylfaen"/>
+          <w:lang w:val="hy-AM"/>
+        </w:rPr>
+      </w:pPr>
+      <w:r>
+        <w:rPr>
+          <w:rFonts w:ascii="Sylfaen" w:hAnsi="Sylfaen"/>
+          <w:lang w:val="hy-AM"/>
+        </w:rPr>
+        <w:t>Տվյալների շարժի և կառավարման միասնական մոտեցումը ապահովվում է Azure Data Factory</w:t>
       </w:r>
       <w:r>
         <w:rPr>
@@ -5308,54 +6111,40 @@
           <w:rFonts w:ascii="Sylfaen" w:hAnsi="Sylfaen"/>
           <w:lang w:val="hy-AM"/>
         </w:rPr>
-        <w:t>ի տվյալային ծառայությունները համակցված աշխատելով ապահովում են տվյալների ճշգրտությ</w:t>
-      </w:r>
-      <w:r>
-        <w:rPr>
-          <w:rFonts w:ascii="Sylfaen" w:hAnsi="Sylfaen"/>
-          <w:lang w:val="hy-AM"/>
-        </w:rPr>
-        <w:t>ունը</w:t>
-      </w:r>
-      <w:r>
-        <w:rPr>
-          <w:rFonts w:ascii="Sylfaen" w:hAnsi="Sylfaen"/>
-          <w:lang w:val="hy-AM"/>
-        </w:rPr>
-        <w:t>, վերահսկվող շարժ, բռնկումների և սխալների ավտոմատ մշակ</w:t>
-      </w:r>
-      <w:r>
-        <w:rPr>
-          <w:rFonts w:ascii="Sylfaen" w:hAnsi="Sylfaen"/>
-          <w:lang w:val="hy-AM"/>
-        </w:rPr>
-        <w:t>ելի</w:t>
-      </w:r>
-      <w:r>
-        <w:rPr>
-          <w:rFonts w:ascii="Sylfaen" w:hAnsi="Sylfaen"/>
-          <w:lang w:val="hy-AM"/>
-        </w:rPr>
-        <w:t>ություն, ինչպես նաև տվյալների հասանելիություն տարբեր թիմերի և գործիքների համար։</w:t>
+        <w:t xml:space="preserve">ի միջոցով, որը կարգավորում է տվյալների հոսքերի ամբողջական ցիկլը՝ թույլ տալով կապել տարբեր բիզնես համակարգեր, ավտոմատացնել ժամանակացույցով գործընթացներ և ապահովել տվյալների մշտական թարմացում։ Սա դարձնում է տվյալային ճարտարապետությունը կանխատեսելի, վերահսկվող և </w:t>
+      </w:r>
+      <w:r>
+        <w:rPr>
+          <w:rFonts w:ascii="Sylfaen" w:hAnsi="Sylfaen"/>
+          <w:lang w:val="hy-AM"/>
+        </w:rPr>
+        <w:t>ճկուն</w:t>
+      </w:r>
+      <w:r>
+        <w:rPr>
+          <w:rFonts w:ascii="Sylfaen" w:hAnsi="Sylfaen"/>
+          <w:lang w:val="hy-AM"/>
+        </w:rPr>
+        <w:t>։</w:t>
       </w:r>
     </w:p>
     <w:p>
       <w:pPr>
         <w:pStyle w:val="NormalWeb"/>
         <w:spacing w:before="30" w:beforeAutospacing="0" w:after="30" w:afterAutospacing="0" w:line="36" w:lineRule="atLeast"/>
-        <w:ind w:left="425" w:firstLine="426"/>
-        <w:jc w:val="both"/>
-        <w:rPr>
-          <w:rFonts w:ascii="Sylfaen" w:hAnsi="Sylfaen"/>
-          <w:lang w:val="hy-AM"/>
-        </w:rPr>
-      </w:pPr>
-      <w:r>
-        <w:rPr>
-          <w:rFonts w:ascii="Sylfaen" w:hAnsi="Sylfaen"/>
-          <w:lang w:val="hy-AM"/>
-        </w:rPr>
-        <w:t>Վերլուծության և որոշումների արագացման համար Azure</w:t>
+        <w:ind w:firstLine="426"/>
+        <w:jc w:val="both"/>
+        <w:rPr>
+          <w:rFonts w:ascii="Sylfaen" w:hAnsi="Sylfaen"/>
+          <w:lang w:val="hy-AM"/>
+        </w:rPr>
+      </w:pPr>
+      <w:r>
+        <w:rPr>
+          <w:rFonts w:ascii="Sylfaen" w:hAnsi="Sylfaen"/>
+          <w:lang w:val="hy-AM"/>
+        </w:rPr>
+        <w:t>Azure</w:t>
       </w:r>
       <w:r>
         <w:rPr>
@@ -5369,42 +6158,103 @@
           <w:rFonts w:ascii="Sylfaen" w:hAnsi="Sylfaen"/>
           <w:lang w:val="hy-AM"/>
         </w:rPr>
-        <w:t>ի վերլուծական ծառայությունները անմիջապես օգտագործում են Data Factory</w:t>
-      </w:r>
-      <w:r>
-        <w:rPr>
-          <w:rFonts w:ascii="Sylfaen" w:hAnsi="Sylfaen"/>
-          <w:lang w:val="hy-AM"/>
-        </w:rPr>
-        <w:t>-</w:t>
-      </w:r>
-      <w:r>
-        <w:rPr>
-          <w:rFonts w:ascii="Sylfaen" w:hAnsi="Sylfaen"/>
-          <w:lang w:val="hy-AM"/>
-        </w:rPr>
-        <w:t>ի միջոցով բեռնված և մշակված տվյալները, ինչը թույլ է տալիս ստեղծել իրական ժամանակի dashboard</w:t>
-      </w:r>
-      <w:r>
-        <w:rPr>
-          <w:rFonts w:ascii="Sylfaen" w:hAnsi="Sylfaen"/>
-          <w:lang w:val="hy-AM"/>
-        </w:rPr>
-        <w:t>-</w:t>
-      </w:r>
-      <w:r>
-        <w:rPr>
-          <w:rFonts w:ascii="Sylfaen" w:hAnsi="Sylfaen"/>
-          <w:lang w:val="hy-AM"/>
-        </w:rPr>
-        <w:t>ներ, կատարել պատմական տվյալների խորքային վերլուծություն, արագ պատրաստել մեքենայական ուսուցման մոդելներ և ընդունել բիզնես որոշումներ։</w:t>
+        <w:t>ի տվյալային ծառայությունները համակցված աշխատելով ապահովում են տվյալների ճշգրտությ</w:t>
+      </w:r>
+      <w:r>
+        <w:rPr>
+          <w:rFonts w:ascii="Sylfaen" w:hAnsi="Sylfaen"/>
+          <w:lang w:val="hy-AM"/>
+        </w:rPr>
+        <w:t>ունը</w:t>
+      </w:r>
+      <w:r>
+        <w:rPr>
+          <w:rFonts w:ascii="Sylfaen" w:hAnsi="Sylfaen"/>
+          <w:lang w:val="hy-AM"/>
+        </w:rPr>
+        <w:t>, վերահսկվող շարժ, բռնկումների և սխալների ավտոմատ մշակ</w:t>
+      </w:r>
+      <w:r>
+        <w:rPr>
+          <w:rFonts w:ascii="Sylfaen" w:hAnsi="Sylfaen"/>
+          <w:lang w:val="hy-AM"/>
+        </w:rPr>
+        <w:t>ելի</w:t>
+      </w:r>
+      <w:r>
+        <w:rPr>
+          <w:rFonts w:ascii="Sylfaen" w:hAnsi="Sylfaen"/>
+          <w:lang w:val="hy-AM"/>
+        </w:rPr>
+        <w:t>ություն, ինչպես նաև տվյալների հասանելիություն տարբեր թիմերի և գործիքների համար։</w:t>
       </w:r>
     </w:p>
     <w:p>
       <w:pPr>
         <w:pStyle w:val="NormalWeb"/>
         <w:spacing w:before="30" w:beforeAutospacing="0" w:after="30" w:afterAutospacing="0" w:line="36" w:lineRule="atLeast"/>
-        <w:ind w:left="425" w:firstLine="426"/>
+        <w:ind w:firstLine="426"/>
+        <w:jc w:val="both"/>
+        <w:rPr>
+          <w:rFonts w:ascii="Sylfaen" w:hAnsi="Sylfaen"/>
+          <w:lang w:val="hy-AM"/>
+        </w:rPr>
+      </w:pPr>
+      <w:r>
+        <w:rPr>
+          <w:rFonts w:ascii="Sylfaen" w:hAnsi="Sylfaen"/>
+          <w:lang w:val="hy-AM"/>
+        </w:rPr>
+        <w:t>Վերլուծության և որոշումների արագացման համար Azure</w:t>
+      </w:r>
+      <w:r>
+        <w:rPr>
+          <w:rFonts w:ascii="Sylfaen" w:hAnsi="Sylfaen"/>
+          <w:lang w:val="hy-AM"/>
+        </w:rPr>
+        <w:t>-</w:t>
+      </w:r>
+      <w:r>
+        <w:rPr>
+          <w:rFonts w:ascii="Sylfaen" w:hAnsi="Sylfaen"/>
+          <w:lang w:val="hy-AM"/>
+        </w:rPr>
+        <w:t>ի վերլուծական ծառայությունները անմիջապես օգտագործում են Data Factory</w:t>
+      </w:r>
+      <w:r>
+        <w:rPr>
+          <w:rFonts w:ascii="Sylfaen" w:hAnsi="Sylfaen"/>
+          <w:lang w:val="hy-AM"/>
+        </w:rPr>
+        <w:t>-</w:t>
+      </w:r>
+      <w:r>
+        <w:rPr>
+          <w:rFonts w:ascii="Sylfaen" w:hAnsi="Sylfaen"/>
+          <w:lang w:val="hy-AM"/>
+        </w:rPr>
+        <w:t>ի միջոցով բեռնված և մշակված տվյալները, ինչը թույլ է տալիս ստեղծել իրական ժամանակի dashboard</w:t>
+      </w:r>
+      <w:r>
+        <w:rPr>
+          <w:rFonts w:ascii="Sylfaen" w:hAnsi="Sylfaen"/>
+          <w:lang w:val="hy-AM"/>
+        </w:rPr>
+        <w:t>-</w:t>
+      </w:r>
+      <w:r>
+        <w:rPr>
+          <w:rFonts w:ascii="Sylfaen" w:hAnsi="Sylfaen"/>
+          <w:lang w:val="hy-AM"/>
+        </w:rPr>
+        <w:t>ներ, կատարել պատմական տվյալների խորքային վերլուծություն, արագ պատրաստել մեքենայական ուսուցման մոդելներ և ընդունել բիզնես որոշումներ։</w:t>
+      </w:r>
+    </w:p>
+    <w:p>
+      <w:pPr>
+        <w:pStyle w:val="NormalWeb"/>
+        <w:spacing w:before="30" w:beforeAutospacing="0" w:after="30" w:afterAutospacing="0" w:line="36" w:lineRule="atLeast"/>
+        <w:ind w:firstLine="426"/>
         <w:jc w:val="both"/>
         <w:rPr>
           <w:rFonts w:ascii="Sylfaen" w:hAnsi="Sylfaen"/>
@@ -5495,7 +6345,7 @@
           <w:szCs w:val="24"/>
           <w:lang w:val="hy-AM" w:eastAsia="ru-RU"/>
         </w:rPr>
-        <w:t xml:space="preserve"> 2: </w:t>
+        <w:t xml:space="preserve"> </w:t>
       </w:r>
       <w:r>
         <w:rPr>
@@ -5505,7 +6355,7 @@
           <w:szCs w:val="24"/>
           <w:lang w:val="hy-AM" w:eastAsia="ru-RU"/>
         </w:rPr>
-        <w:t xml:space="preserve">ECL-ի </w:t>
+        <w:t>4</w:t>
       </w:r>
       <w:r>
         <w:rPr>
@@ -5515,7 +6365,7 @@
           <w:szCs w:val="24"/>
           <w:lang w:val="hy-AM" w:eastAsia="ru-RU"/>
         </w:rPr>
-        <w:t>Ն</w:t>
+        <w:t xml:space="preserve">: </w:t>
       </w:r>
       <w:r>
         <w:rPr>
@@ -5525,7 +6375,7 @@
           <w:szCs w:val="24"/>
           <w:lang w:val="hy-AM" w:eastAsia="ru-RU"/>
         </w:rPr>
-        <w:t xml:space="preserve">շանակությունը </w:t>
+        <w:t>ECL</w:t>
       </w:r>
       <w:r>
         <w:rPr>
@@ -5535,7 +6385,7 @@
           <w:szCs w:val="24"/>
           <w:lang w:val="hy-AM" w:eastAsia="ru-RU"/>
         </w:rPr>
-        <w:t>և</w:t>
+        <w:t xml:space="preserve"> </w:t>
       </w:r>
       <w:r>
         <w:rPr>
@@ -5545,7 +6395,7 @@
           <w:szCs w:val="24"/>
           <w:lang w:val="hy-AM" w:eastAsia="ru-RU"/>
         </w:rPr>
-        <w:t xml:space="preserve"> </w:t>
+        <w:t>Գործակց</w:t>
       </w:r>
       <w:r>
         <w:rPr>
@@ -5555,7 +6405,7 @@
           <w:szCs w:val="24"/>
           <w:lang w:val="hy-AM" w:eastAsia="ru-RU"/>
         </w:rPr>
-        <w:t>Հ</w:t>
+        <w:t xml:space="preserve">ի </w:t>
       </w:r>
       <w:r>
         <w:rPr>
@@ -5565,32 +6415,11 @@
           <w:szCs w:val="24"/>
           <w:lang w:val="hy-AM" w:eastAsia="ru-RU"/>
         </w:rPr>
-        <w:t>աշվարկելու</w:t>
-      </w:r>
-      <w:r>
-        <w:rPr>
-          <w:rFonts w:ascii="Sylfaen" w:eastAsia="Times New Roman" w:hAnsi="Sylfaen" w:cs="Times New Roman"/>
-          <w:b/>
-          <w:sz w:val="36"/>
-          <w:szCs w:val="24"/>
-          <w:lang w:val="hy-AM" w:eastAsia="ru-RU"/>
-        </w:rPr>
-        <w:t xml:space="preserve"> Եղանակը</w:t>
-      </w:r>
-      <w:r>
-        <w:rPr>
-          <w:rFonts w:ascii="Sylfaen" w:eastAsia="Times New Roman" w:hAnsi="Sylfaen" w:cs="Times New Roman"/>
-          <w:b/>
-          <w:sz w:val="36"/>
-          <w:szCs w:val="24"/>
-          <w:lang w:val="hy-AM" w:eastAsia="ru-RU"/>
-        </w:rPr>
-        <w:t xml:space="preserve"> </w:t>
-      </w:r>
-    </w:p>
-    <w:p>
-      <w:pPr>
-        <w:spacing w:before="30" w:after="30" w:line="240" w:lineRule="auto"/>
+        <w:t>Հաշվումը</w:t>
+      </w:r>
+    </w:p>
+    <w:p>
+      <w:pPr>
         <w:jc w:val="center"/>
         <w:rPr>
           <w:rFonts w:ascii="Sylfaen" w:eastAsia="Times New Roman" w:hAnsi="Sylfaen" w:cs="Times New Roman"/>
@@ -5608,567 +6437,8 @@
           <w:szCs w:val="24"/>
           <w:lang w:val="hy-AM" w:eastAsia="ru-RU"/>
         </w:rPr>
-        <w:t>Ներածություն</w:t>
-      </w:r>
-    </w:p>
-    <w:p>
-      <w:pPr>
-        <w:spacing w:before="30" w:after="30" w:line="240" w:lineRule="auto"/>
-        <w:ind w:firstLine="426"/>
-        <w:jc w:val="both"/>
-        <w:rPr>
-          <w:rFonts w:ascii="Sylfaen" w:eastAsia="Times New Roman" w:hAnsi="Sylfaen" w:cs="Times New Roman"/>
-          <w:sz w:val="24"/>
-          <w:szCs w:val="24"/>
-          <w:lang w:val="hy-AM" w:eastAsia="ru-RU"/>
-        </w:rPr>
-      </w:pPr>
-      <w:r>
-        <w:rPr>
-          <w:rFonts w:ascii="Sylfaen" w:eastAsia="Times New Roman" w:hAnsi="Sylfaen" w:cs="Times New Roman"/>
-          <w:sz w:val="24"/>
-          <w:szCs w:val="24"/>
-          <w:lang w:val="hy-AM" w:eastAsia="ru-RU"/>
-        </w:rPr>
-        <w:t>Վարկային ռիսկի կառավարման ժամանակակից համակարգում Expected Credit Loss-ը (ECL) հանդիսանում է ոչ միայն հաշվարկային ցուցանիշ, այլ ամբողջական մեթոդաբանական մոտեցում, որը վերափոխել է ֆինանսական ակտիվների արժեզրկման տրամաբանությունը։ Եթե նախկինում բանկային համակարգում գերակշռում էր «իրականացած կորուստների» մոդելը, այսինքն՝ պահուստները ձևավորվում էին այն պահին, երբ արդեն առկա էր օբյեկտիվ ապացույց, որ վարկառուն չի կատարելու իր պարտավորությունները, ապա ECL մոտեցումը հիմնված է առաջատեսական (forward-looking) գնահատման վրա։ Սա նշանակում է, որ ֆինանսական հաստատությունը պարտավոր է դեռևս վարկի տրամադրման կամ հաշվետու ժամանակահատվածի ընթացքում գնահատել այն ռիսկը, որ ապագայում կարող է առաջանալ կորուստ, նույնիսկ եթե տվյալ պահին որևէ դեֆոլտ կամ ուշացում դեռևս չի գրանցվել։</w:t>
-      </w:r>
-    </w:p>
-    <w:p>
-      <w:pPr>
-        <w:spacing w:before="30" w:after="30" w:line="240" w:lineRule="auto"/>
-        <w:ind w:firstLine="426"/>
-        <w:jc w:val="both"/>
-        <w:rPr>
-          <w:rFonts w:ascii="Sylfaen" w:eastAsia="Times New Roman" w:hAnsi="Sylfaen" w:cs="Times New Roman"/>
-          <w:sz w:val="24"/>
-          <w:szCs w:val="24"/>
-          <w:lang w:val="hy-AM" w:eastAsia="ru-RU"/>
-        </w:rPr>
-      </w:pPr>
-      <w:r>
-        <w:rPr>
-          <w:rFonts w:ascii="Sylfaen" w:eastAsia="Times New Roman" w:hAnsi="Sylfaen" w:cs="Times New Roman"/>
-          <w:sz w:val="24"/>
-          <w:szCs w:val="24"/>
-          <w:lang w:val="hy-AM" w:eastAsia="ru-RU"/>
-        </w:rPr>
-        <w:t xml:space="preserve">ECL-ի գաղափարախոսությունը հատկապես կարևոր դարձավ International Financial Reporting Standards շրջանակում հրապարակված </w:t>
-      </w:r>
-      <w:r>
-        <w:rPr>
-          <w:rFonts w:ascii="Sylfaen" w:eastAsia="Times New Roman" w:hAnsi="Sylfaen" w:cs="Times New Roman"/>
-          <w:sz w:val="24"/>
-          <w:szCs w:val="24"/>
-          <w:lang w:val="hy-AM" w:eastAsia="ru-RU"/>
-        </w:rPr>
-        <w:t>ՖՀ</w:t>
-      </w:r>
-      <w:r>
-        <w:rPr>
-          <w:rFonts w:ascii="Sylfaen" w:eastAsia="Times New Roman" w:hAnsi="Sylfaen" w:cs="Times New Roman"/>
-          <w:sz w:val="24"/>
-          <w:szCs w:val="24"/>
-          <w:lang w:val="hy-AM" w:eastAsia="ru-RU"/>
-        </w:rPr>
-        <w:t>ՄՍ</w:t>
-      </w:r>
-      <w:r>
-        <w:rPr>
-          <w:rFonts w:ascii="Sylfaen" w:eastAsia="Times New Roman" w:hAnsi="Sylfaen" w:cs="Times New Roman"/>
-          <w:sz w:val="24"/>
-          <w:szCs w:val="24"/>
-          <w:lang w:val="hy-AM" w:eastAsia="ru-RU"/>
-        </w:rPr>
-        <w:t xml:space="preserve"> 9 ստանդարտի ներդրումից հետո։ </w:t>
-      </w:r>
-      <w:r>
-        <w:rPr>
-          <w:rFonts w:ascii="Sylfaen" w:eastAsia="Times New Roman" w:hAnsi="Sylfaen" w:cs="Times New Roman"/>
-          <w:sz w:val="24"/>
-          <w:szCs w:val="24"/>
-          <w:lang w:val="hy-AM" w:eastAsia="ru-RU"/>
-        </w:rPr>
-        <w:t>ՖՀՄՍ</w:t>
-      </w:r>
-      <w:r>
-        <w:rPr>
-          <w:rFonts w:ascii="Sylfaen" w:eastAsia="Times New Roman" w:hAnsi="Sylfaen" w:cs="Times New Roman"/>
-          <w:sz w:val="24"/>
-          <w:szCs w:val="24"/>
-          <w:lang w:val="hy-AM" w:eastAsia="ru-RU"/>
-        </w:rPr>
-        <w:t xml:space="preserve"> 9-ը փոխարինեց նախկին IAS 39 ստանդարտին և արմատապես փոխեց արժեզրկման հաշվառման մոտեցումը։ Եթե IAS 39-ը հիմնված էր incurred loss model-ի վրա, ապա </w:t>
-      </w:r>
-      <w:r>
-        <w:rPr>
-          <w:rFonts w:ascii="Sylfaen" w:eastAsia="Times New Roman" w:hAnsi="Sylfaen" w:cs="Times New Roman"/>
-          <w:sz w:val="24"/>
-          <w:szCs w:val="24"/>
-          <w:lang w:val="hy-AM" w:eastAsia="ru-RU"/>
-        </w:rPr>
-        <w:t>ՖՀՄՍ</w:t>
-      </w:r>
-      <w:r>
-        <w:rPr>
-          <w:rFonts w:ascii="Sylfaen" w:eastAsia="Times New Roman" w:hAnsi="Sylfaen" w:cs="Times New Roman"/>
-          <w:sz w:val="24"/>
-          <w:szCs w:val="24"/>
-          <w:lang w:val="hy-AM" w:eastAsia="ru-RU"/>
-        </w:rPr>
-        <w:t xml:space="preserve"> 9-ը ներդրեց expected credit loss model-ը, որը պահանջում է հաշվարկել սպասվող կորուստները նույնիսկ այն դեպքում, երբ դեֆոլտի օբյեկտիվ ապացույց չկա։ Սա մեծ ազդեցություն ունեցավ ինչպես հաշվապահական հաշվառման, այնպես էլ ռիսկերի կառավարման գործընթացների վրա։</w:t>
-      </w:r>
-    </w:p>
-    <w:p>
-      <w:pPr>
-        <w:spacing w:before="30" w:after="30" w:line="240" w:lineRule="auto"/>
-        <w:ind w:firstLine="426"/>
-        <w:jc w:val="both"/>
-        <w:rPr>
-          <w:rFonts w:ascii="Sylfaen" w:eastAsia="Times New Roman" w:hAnsi="Sylfaen" w:cs="Times New Roman"/>
-          <w:sz w:val="24"/>
-          <w:szCs w:val="24"/>
-          <w:lang w:val="hy-AM" w:eastAsia="ru-RU"/>
-        </w:rPr>
-      </w:pPr>
-      <w:r>
-        <w:rPr>
-          <w:rFonts w:ascii="Sylfaen" w:eastAsia="Times New Roman" w:hAnsi="Sylfaen" w:cs="Times New Roman"/>
-          <w:sz w:val="24"/>
-          <w:szCs w:val="24"/>
-          <w:lang w:val="hy-AM" w:eastAsia="ru-RU"/>
-        </w:rPr>
-        <w:t>ՖՀՄՍ</w:t>
-      </w:r>
-      <w:r>
-        <w:rPr>
-          <w:rFonts w:ascii="Sylfaen" w:eastAsia="Times New Roman" w:hAnsi="Sylfaen" w:cs="Times New Roman"/>
-          <w:sz w:val="24"/>
-          <w:szCs w:val="24"/>
-          <w:lang w:val="hy-AM" w:eastAsia="ru-RU"/>
-        </w:rPr>
-        <w:t xml:space="preserve"> 9-ի շրջանա</w:t>
-      </w:r>
-      <w:r>
-        <w:rPr>
-          <w:rFonts w:ascii="Sylfaen" w:eastAsia="Times New Roman" w:hAnsi="Sylfaen" w:cs="Times New Roman"/>
-          <w:sz w:val="24"/>
-          <w:szCs w:val="24"/>
-          <w:lang w:val="hy-AM" w:eastAsia="ru-RU"/>
-        </w:rPr>
-        <w:t>կում սահմանվում է երեք փուլանոց</w:t>
-      </w:r>
-      <w:r>
-        <w:rPr>
-          <w:rFonts w:ascii="Sylfaen" w:eastAsia="Times New Roman" w:hAnsi="Sylfaen" w:cs="Times New Roman"/>
-          <w:sz w:val="24"/>
-          <w:szCs w:val="24"/>
-          <w:lang w:val="hy-AM" w:eastAsia="ru-RU"/>
-        </w:rPr>
-        <w:t xml:space="preserve"> մոդել, ըստ որի ֆինանսական ակտիվները դասակարգվում են՝ կախված վարկային ռիսկի փոփոխությունից։ Առաջին փուլում ներառվում են այն ակտիվները, որոնց վարկային ռիսկը էականորեն չի աճել սկզբնական ճանաչումից հետո, և դրանց համար հաշվարկվում է 12-ամսյա ECL։ Երկրորդ փուլում ներառվում են ակտիվները, որոնց վարկային ռիսկը էականորեն աճել է, սակայն դեֆոլտ չի արձանագրվել, և այստեղ հաշվարկվում է ամբողջ ժամկետային ECL։ Երրորդ փուլում ներառվում են դեֆոլտային ակտիվները, որոնց համար նույնպես հաշվարկվում է lifetime ECL, սակայն տոկոսային եկամուտը հաշվարկվում է զուտ հաշվեկշռային արժեքից։ Այս փուլային մոտեցումը ապահովում է, որ ռիսկի աճը ժամանակին արտացոլվի ֆինանսական հաշվետվություններում։</w:t>
-      </w:r>
-    </w:p>
-    <w:p>
-      <w:pPr>
-        <w:spacing w:before="30" w:after="30" w:line="240" w:lineRule="auto"/>
-        <w:ind w:firstLine="426"/>
-        <w:jc w:val="both"/>
-        <w:rPr>
-          <w:rFonts w:ascii="Sylfaen" w:eastAsia="Times New Roman" w:hAnsi="Sylfaen" w:cs="Times New Roman"/>
-          <w:sz w:val="24"/>
-          <w:szCs w:val="24"/>
-          <w:lang w:val="hy-AM" w:eastAsia="ru-RU"/>
-        </w:rPr>
-      </w:pPr>
-      <w:r>
-        <w:rPr>
-          <w:rFonts w:ascii="Sylfaen" w:eastAsia="Times New Roman" w:hAnsi="Sylfaen" w:cs="Times New Roman"/>
-          <w:sz w:val="24"/>
-          <w:szCs w:val="24"/>
-          <w:lang w:val="hy-AM" w:eastAsia="ru-RU"/>
-        </w:rPr>
-        <w:t>ECL-ի կիրառումը միայն հաշվապահական պահանջ չէ</w:t>
-      </w:r>
-      <w:r>
-        <w:rPr>
-          <w:rFonts w:ascii="Times New Roman" w:eastAsia="Times New Roman" w:hAnsi="Times New Roman" w:cs="Times New Roman"/>
-          <w:sz w:val="24"/>
-          <w:szCs w:val="24"/>
-          <w:lang w:val="hy-AM" w:eastAsia="ru-RU"/>
-        </w:rPr>
-        <w:t>․</w:t>
-      </w:r>
-      <w:r>
-        <w:rPr>
-          <w:rFonts w:ascii="Sylfaen" w:eastAsia="Times New Roman" w:hAnsi="Sylfaen" w:cs="Times New Roman"/>
-          <w:sz w:val="24"/>
-          <w:szCs w:val="24"/>
-          <w:lang w:val="hy-AM" w:eastAsia="ru-RU"/>
-        </w:rPr>
-        <w:t xml:space="preserve"> </w:t>
-      </w:r>
-      <w:r>
-        <w:rPr>
-          <w:rFonts w:ascii="Sylfaen" w:eastAsia="Times New Roman" w:hAnsi="Sylfaen" w:cs="Sylfaen"/>
-          <w:sz w:val="24"/>
-          <w:szCs w:val="24"/>
-          <w:lang w:val="hy-AM" w:eastAsia="ru-RU"/>
-        </w:rPr>
-        <w:t>այն</w:t>
-      </w:r>
-      <w:r>
-        <w:rPr>
-          <w:rFonts w:ascii="Sylfaen" w:eastAsia="Times New Roman" w:hAnsi="Sylfaen" w:cs="Times New Roman"/>
-          <w:sz w:val="24"/>
-          <w:szCs w:val="24"/>
-          <w:lang w:val="hy-AM" w:eastAsia="ru-RU"/>
-        </w:rPr>
-        <w:t xml:space="preserve"> </w:t>
-      </w:r>
-      <w:r>
-        <w:rPr>
-          <w:rFonts w:ascii="Sylfaen" w:eastAsia="Times New Roman" w:hAnsi="Sylfaen" w:cs="Sylfaen"/>
-          <w:sz w:val="24"/>
-          <w:szCs w:val="24"/>
-          <w:lang w:val="hy-AM" w:eastAsia="ru-RU"/>
-        </w:rPr>
-        <w:t>դարձել</w:t>
-      </w:r>
-      <w:r>
-        <w:rPr>
-          <w:rFonts w:ascii="Sylfaen" w:eastAsia="Times New Roman" w:hAnsi="Sylfaen" w:cs="Times New Roman"/>
-          <w:sz w:val="24"/>
-          <w:szCs w:val="24"/>
-          <w:lang w:val="hy-AM" w:eastAsia="ru-RU"/>
-        </w:rPr>
-        <w:t xml:space="preserve"> </w:t>
-      </w:r>
-      <w:r>
-        <w:rPr>
-          <w:rFonts w:ascii="Sylfaen" w:eastAsia="Times New Roman" w:hAnsi="Sylfaen" w:cs="Sylfaen"/>
-          <w:sz w:val="24"/>
-          <w:szCs w:val="24"/>
-          <w:lang w:val="hy-AM" w:eastAsia="ru-RU"/>
-        </w:rPr>
-        <w:t>է</w:t>
-      </w:r>
-      <w:r>
-        <w:rPr>
-          <w:rFonts w:ascii="Sylfaen" w:eastAsia="Times New Roman" w:hAnsi="Sylfaen" w:cs="Times New Roman"/>
-          <w:sz w:val="24"/>
-          <w:szCs w:val="24"/>
-          <w:lang w:val="hy-AM" w:eastAsia="ru-RU"/>
-        </w:rPr>
-        <w:t xml:space="preserve"> </w:t>
-      </w:r>
-      <w:r>
-        <w:rPr>
-          <w:rFonts w:ascii="Sylfaen" w:eastAsia="Times New Roman" w:hAnsi="Sylfaen" w:cs="Sylfaen"/>
-          <w:sz w:val="24"/>
-          <w:szCs w:val="24"/>
-          <w:lang w:val="hy-AM" w:eastAsia="ru-RU"/>
-        </w:rPr>
-        <w:t>ռազմավարական</w:t>
-      </w:r>
-      <w:r>
-        <w:rPr>
-          <w:rFonts w:ascii="Sylfaen" w:eastAsia="Times New Roman" w:hAnsi="Sylfaen" w:cs="Times New Roman"/>
-          <w:sz w:val="24"/>
-          <w:szCs w:val="24"/>
-          <w:lang w:val="hy-AM" w:eastAsia="ru-RU"/>
-        </w:rPr>
-        <w:t xml:space="preserve"> </w:t>
-      </w:r>
-      <w:r>
-        <w:rPr>
-          <w:rFonts w:ascii="Sylfaen" w:eastAsia="Times New Roman" w:hAnsi="Sylfaen" w:cs="Sylfaen"/>
-          <w:sz w:val="24"/>
-          <w:szCs w:val="24"/>
-          <w:lang w:val="hy-AM" w:eastAsia="ru-RU"/>
-        </w:rPr>
-        <w:t>գործիք</w:t>
-      </w:r>
-      <w:r>
-        <w:rPr>
-          <w:rFonts w:ascii="Sylfaen" w:eastAsia="Times New Roman" w:hAnsi="Sylfaen" w:cs="Times New Roman"/>
-          <w:sz w:val="24"/>
-          <w:szCs w:val="24"/>
-          <w:lang w:val="hy-AM" w:eastAsia="ru-RU"/>
-        </w:rPr>
-        <w:t xml:space="preserve"> </w:t>
-      </w:r>
-      <w:r>
-        <w:rPr>
-          <w:rFonts w:ascii="Sylfaen" w:eastAsia="Times New Roman" w:hAnsi="Sylfaen" w:cs="Sylfaen"/>
-          <w:sz w:val="24"/>
-          <w:szCs w:val="24"/>
-          <w:lang w:val="hy-AM" w:eastAsia="ru-RU"/>
-        </w:rPr>
-        <w:t>վարկային</w:t>
-      </w:r>
-      <w:r>
-        <w:rPr>
-          <w:rFonts w:ascii="Sylfaen" w:eastAsia="Times New Roman" w:hAnsi="Sylfaen" w:cs="Times New Roman"/>
-          <w:sz w:val="24"/>
-          <w:szCs w:val="24"/>
-          <w:lang w:val="hy-AM" w:eastAsia="ru-RU"/>
-        </w:rPr>
-        <w:t xml:space="preserve"> </w:t>
-      </w:r>
-      <w:r>
-        <w:rPr>
-          <w:rFonts w:ascii="Sylfaen" w:eastAsia="Times New Roman" w:hAnsi="Sylfaen" w:cs="Sylfaen"/>
-          <w:sz w:val="24"/>
-          <w:szCs w:val="24"/>
-          <w:lang w:val="hy-AM" w:eastAsia="ru-RU"/>
-        </w:rPr>
-        <w:t>պորտֆելի</w:t>
-      </w:r>
-      <w:r>
-        <w:rPr>
-          <w:rFonts w:ascii="Sylfaen" w:eastAsia="Times New Roman" w:hAnsi="Sylfaen" w:cs="Times New Roman"/>
-          <w:sz w:val="24"/>
-          <w:szCs w:val="24"/>
-          <w:lang w:val="hy-AM" w:eastAsia="ru-RU"/>
-        </w:rPr>
-        <w:t xml:space="preserve"> </w:t>
-      </w:r>
-      <w:r>
-        <w:rPr>
-          <w:rFonts w:ascii="Sylfaen" w:eastAsia="Times New Roman" w:hAnsi="Sylfaen" w:cs="Sylfaen"/>
-          <w:sz w:val="24"/>
-          <w:szCs w:val="24"/>
-          <w:lang w:val="hy-AM" w:eastAsia="ru-RU"/>
-        </w:rPr>
-        <w:t>կառավարման</w:t>
-      </w:r>
-      <w:r>
-        <w:rPr>
-          <w:rFonts w:ascii="Sylfaen" w:eastAsia="Times New Roman" w:hAnsi="Sylfaen" w:cs="Times New Roman"/>
-          <w:sz w:val="24"/>
-          <w:szCs w:val="24"/>
-          <w:lang w:val="hy-AM" w:eastAsia="ru-RU"/>
-        </w:rPr>
-        <w:t xml:space="preserve"> </w:t>
-      </w:r>
-      <w:r>
-        <w:rPr>
-          <w:rFonts w:ascii="Sylfaen" w:eastAsia="Times New Roman" w:hAnsi="Sylfaen" w:cs="Sylfaen"/>
-          <w:sz w:val="24"/>
-          <w:szCs w:val="24"/>
-          <w:lang w:val="hy-AM" w:eastAsia="ru-RU"/>
-        </w:rPr>
-        <w:t>համար։</w:t>
-      </w:r>
-      <w:r>
-        <w:rPr>
-          <w:rFonts w:ascii="Sylfaen" w:eastAsia="Times New Roman" w:hAnsi="Sylfaen" w:cs="Times New Roman"/>
-          <w:sz w:val="24"/>
-          <w:szCs w:val="24"/>
-          <w:lang w:val="hy-AM" w:eastAsia="ru-RU"/>
-        </w:rPr>
-        <w:t xml:space="preserve"> </w:t>
-      </w:r>
-      <w:r>
-        <w:rPr>
-          <w:rFonts w:ascii="Sylfaen" w:eastAsia="Times New Roman" w:hAnsi="Sylfaen" w:cs="Sylfaen"/>
-          <w:sz w:val="24"/>
-          <w:szCs w:val="24"/>
-          <w:lang w:val="hy-AM" w:eastAsia="ru-RU"/>
-        </w:rPr>
-        <w:t>Բանկեր</w:t>
-      </w:r>
-      <w:r>
-        <w:rPr>
-          <w:rFonts w:ascii="Sylfaen" w:eastAsia="Times New Roman" w:hAnsi="Sylfaen" w:cs="Times New Roman"/>
-          <w:sz w:val="24"/>
-          <w:szCs w:val="24"/>
-          <w:lang w:val="hy-AM" w:eastAsia="ru-RU"/>
-        </w:rPr>
-        <w:t xml:space="preserve">ը ECL հաշվարկների միջոցով գնահատում են, թե որ հատվածներում է ռիսկը կենտրոնացված, ինչպիսի դինամիկա ունի պորտֆելը մակրոտնտեսական փոփոխությունների պայմաններում, և ինչպես պետք է օպտիմալացվի վարկային քաղաքականությունը։ Օրինակ, եթե մակրոտնտեսական կանխատեսումները ցույց են տալիս գործազրկության աճ կամ ՀՆԱ-ի անկում, ապա ECL մոդելները պետք է ներառեն այդ տեղեկատվությունը և վերագնահատեն դեֆոլտի հավանականությունները։ Սա նշանակում է, որ ECL-ը </w:t>
-      </w:r>
-      <w:r>
-        <w:rPr>
-          <w:rFonts w:ascii="Sylfaen" w:eastAsia="Times New Roman" w:hAnsi="Sylfaen" w:cs="Times New Roman"/>
-          <w:sz w:val="24"/>
-          <w:szCs w:val="24"/>
-          <w:lang w:val="hy-AM" w:eastAsia="ru-RU"/>
-        </w:rPr>
-        <w:lastRenderedPageBreak/>
-        <w:t>սերտորեն կապված է սցենարային վերլուծության և սթրես-թեստավորման գործընթացների հետ։</w:t>
-      </w:r>
-    </w:p>
-    <w:p>
-      <w:pPr>
-        <w:spacing w:before="30" w:after="30" w:line="240" w:lineRule="auto"/>
-        <w:ind w:firstLine="426"/>
-        <w:jc w:val="both"/>
-        <w:rPr>
-          <w:rFonts w:ascii="Sylfaen" w:eastAsia="Times New Roman" w:hAnsi="Sylfaen" w:cs="Times New Roman"/>
-          <w:sz w:val="24"/>
-          <w:szCs w:val="24"/>
-          <w:lang w:eastAsia="ru-RU"/>
-        </w:rPr>
-      </w:pPr>
-      <w:r>
-        <w:rPr>
-          <w:rFonts w:ascii="Sylfaen" w:eastAsia="Times New Roman" w:hAnsi="Sylfaen" w:cs="Times New Roman"/>
-          <w:sz w:val="24"/>
-          <w:szCs w:val="24"/>
-          <w:lang w:eastAsia="ru-RU"/>
-        </w:rPr>
-        <w:t>Ֆինանսական հաշվետվությունների պատրաստման տեսանկյունից ECL-ը ուղղակիորեն ազդում է շահույթի և վնասի հաշվետվության, ինչպես նաև հաշվեկշռի վրա։ Սպասվող կորուստների աճը հանգեցնում է ավելի մեծ պահուստների ձևավորմանը, ինչը նվազեցնում է հաշվետու շահույթը և ակտիվների հաշվեկշռային արժեքը։ Հետևաբար, ECL-ի գնահատումը դառնում է ոչ միայն տեխնիկական խնդիր, այլ նաև կառավարման և վերահսկողության կարևոր գործիք, քանի որ այն կարող է էական ազդեցություն ունենալ կազմակերպության ֆինանսական ցուցանիշների վրա։</w:t>
-      </w:r>
-    </w:p>
-    <w:p>
-      <w:pPr>
-        <w:spacing w:before="30" w:after="30" w:line="240" w:lineRule="auto"/>
-        <w:ind w:firstLine="426"/>
-        <w:jc w:val="both"/>
-        <w:rPr>
-          <w:rFonts w:ascii="Sylfaen" w:eastAsia="Times New Roman" w:hAnsi="Sylfaen" w:cs="Times New Roman"/>
-          <w:sz w:val="24"/>
-          <w:szCs w:val="24"/>
-          <w:lang w:eastAsia="ru-RU"/>
-        </w:rPr>
-      </w:pPr>
-      <w:r>
-        <w:rPr>
-          <w:rFonts w:ascii="Sylfaen" w:eastAsia="Times New Roman" w:hAnsi="Sylfaen" w:cs="Times New Roman"/>
-          <w:sz w:val="24"/>
-          <w:szCs w:val="24"/>
-          <w:lang w:eastAsia="ru-RU"/>
-        </w:rPr>
-        <w:t>Ռիսկերի մոնիթորինգի գործընթացում ECL-ը ծառայում է որպես վաղ ազդանշանային մեխանիզմ։ Քանի որ այն հիմնված է առաջատեսական տեղեկատվության վրա, նույնիսկ փոքր փոփոխությունները վարկառուների վարքագծում կամ տնտեսական միջավայրում կարող են արտացոլվել ECL հաշվարկներում։ Սա հնարավորություն է տալիս բանկերին ժամանակին վերանայել վարկային սահմանաչափերը, խստացնել կամ մեղմացնել վարկավորման չափանիշները և վերակառուցել պորտֆելը՝ նվազեցնելով համակարգային ռիսկերը։</w:t>
-      </w:r>
-    </w:p>
-    <w:p>
-      <w:pPr>
-        <w:spacing w:before="30" w:after="30" w:line="240" w:lineRule="auto"/>
-        <w:ind w:firstLine="426"/>
-        <w:jc w:val="both"/>
-        <w:rPr>
-          <w:rFonts w:ascii="Sylfaen" w:eastAsia="Times New Roman" w:hAnsi="Sylfaen" w:cs="Times New Roman"/>
-          <w:sz w:val="24"/>
-          <w:szCs w:val="24"/>
-          <w:lang w:eastAsia="ru-RU"/>
-        </w:rPr>
-      </w:pPr>
-      <w:r>
-        <w:rPr>
-          <w:rFonts w:ascii="Sylfaen" w:eastAsia="Times New Roman" w:hAnsi="Sylfaen" w:cs="Times New Roman"/>
-          <w:sz w:val="24"/>
-          <w:szCs w:val="24"/>
-          <w:lang w:eastAsia="ru-RU"/>
-        </w:rPr>
-        <w:t>Կապիտալի բավարարության գնահատման տեսանկյունից ECL-ը նույնպես ունի կարևոր դեր։ Թեև կարգավորող կապիտալի հաշվարկը իրականացվում է Բազելյան համաձայնագրերի շրջանակում, nevertheless հաշվապահական պահուստների մակարդակը կարող է ազդել սեփական կապիտալի չափի վրա։ Բարձր ECL պահուստները նվազեցնում են զուտ ակտիվները և կարող են ազդել կապիտալի համարժեքության ցուցանիշների վրա։ Այդ պատճառով բանկերը ձգտում են կառուցել ճշգրիտ, վիճակագրորեն հիմնավորված մոդելներ, որոնք հավասարակշռում են պահպանողականությունն ու ռեալիզմը։</w:t>
-      </w:r>
-    </w:p>
-    <w:p>
-      <w:pPr>
-        <w:spacing w:before="30" w:after="30" w:line="240" w:lineRule="auto"/>
-        <w:ind w:firstLine="426"/>
-        <w:jc w:val="both"/>
-        <w:rPr>
-          <w:rFonts w:ascii="Sylfaen" w:eastAsia="Times New Roman" w:hAnsi="Sylfaen" w:cs="Times New Roman"/>
-          <w:sz w:val="24"/>
-          <w:szCs w:val="24"/>
-          <w:lang w:eastAsia="ru-RU"/>
-        </w:rPr>
-      </w:pPr>
-      <w:r>
-        <w:rPr>
-          <w:rFonts w:ascii="Sylfaen" w:eastAsia="Times New Roman" w:hAnsi="Sylfaen" w:cs="Times New Roman"/>
-          <w:sz w:val="24"/>
-          <w:szCs w:val="24"/>
-          <w:lang w:eastAsia="ru-RU"/>
-        </w:rPr>
-        <w:t>ECL-ը կիրառվում է տարբեր տեսակի ֆինանսական գործիքների համար՝ ներառյալ դասական սպառողական վարկերը, հիպոթեքային վարկերը, կորպորատիվ վարկային գծերը, օվերդրաֆտները և վարկային քարտերը։ Յուրաքանչյուր գործիքի համար մոդելավորման առանձնահատկությունները կարող են տարբեր լինել։ Օրինակ, վարկային քարտերի դեպքում կարևոր է ոչ միայն ընթացիկ պարտքի չափը, այլ նաև ապագա օգտագործման հնարավորությունը, ինչը բարդացնում է Exposure at Default-ի գնահատումը։ Հիպոթեքային վարկերի դեպքում էական դեր է խաղում գրավի արժեքը և դրա փոփոխականությունը շուկայում։ Կորպորատիվ վարկերի դեպքում հաճախ օգտագործվում են ֆինանսական ցուցանիշներ, ինչպիսիք են պարտք/եկամուտ հարաբերակցությունը կամ դրամական հոսքերի կայունությունը։</w:t>
-      </w:r>
-    </w:p>
-    <w:p>
-      <w:pPr>
-        <w:spacing w:before="30" w:after="30" w:line="240" w:lineRule="auto"/>
-        <w:ind w:firstLine="426"/>
-        <w:jc w:val="both"/>
-        <w:rPr>
-          <w:rFonts w:ascii="Sylfaen" w:eastAsia="Times New Roman" w:hAnsi="Sylfaen" w:cs="Times New Roman"/>
-          <w:sz w:val="24"/>
-          <w:szCs w:val="24"/>
-          <w:lang w:eastAsia="ru-RU"/>
-        </w:rPr>
-      </w:pPr>
-      <w:r>
-        <w:rPr>
-          <w:rFonts w:ascii="Sylfaen" w:eastAsia="Times New Roman" w:hAnsi="Sylfaen" w:cs="Times New Roman"/>
-          <w:sz w:val="24"/>
-          <w:szCs w:val="24"/>
-          <w:lang w:eastAsia="ru-RU"/>
-        </w:rPr>
-        <w:t>Բացի այդ, ECL մոդելները պետք է համապատասխանեն մի շարք որակական պահանջների։ Դրանք պետք է լինեն վիճակագրորեն հիմնավորված, վերարտադրելի, թափանցիկ և վավերացված անկախ ստորաբաժանումների կողմից։ Մոդելների վալիդացիան ներառում է հետադարձ փորձարկում (backtesting), սենսիտիվության վերլուծություն և կանխատեսումների ճշգրտության գնահատում։ Սա ապահովում է, որ հաշվարկված ECL ցուցանիշը լինի վստահելի և համապատասխանի իրական ռիսկային պրոֆիլին։</w:t>
-      </w:r>
-    </w:p>
-    <w:p>
-      <w:pPr>
-        <w:spacing w:before="30" w:after="30" w:line="240" w:lineRule="auto"/>
-        <w:ind w:firstLine="426"/>
-        <w:jc w:val="both"/>
-        <w:rPr>
-          <w:rFonts w:ascii="Sylfaen" w:eastAsia="Times New Roman" w:hAnsi="Sylfaen" w:cs="Times New Roman"/>
-          <w:sz w:val="24"/>
-          <w:szCs w:val="24"/>
-          <w:lang w:eastAsia="ru-RU"/>
-        </w:rPr>
-      </w:pPr>
-      <w:r>
-        <w:rPr>
-          <w:rFonts w:ascii="Sylfaen" w:eastAsia="Times New Roman" w:hAnsi="Sylfaen" w:cs="Times New Roman"/>
-          <w:sz w:val="24"/>
-          <w:szCs w:val="24"/>
-          <w:lang w:eastAsia="ru-RU"/>
-        </w:rPr>
-        <w:t xml:space="preserve">Այսպիսով, Expected Credit Loss-ը հանդիսանում է ժամանակակից ֆինանսական կառավարման առանցքային բաղադրիչ, որը միավորում է հաշվապահական ստանդարտները, վիճակագրական մոդելավորումը, մակրոտնտեսական </w:t>
-      </w:r>
-      <w:r>
-        <w:rPr>
-          <w:rFonts w:ascii="Sylfaen" w:eastAsia="Times New Roman" w:hAnsi="Sylfaen" w:cs="Times New Roman"/>
-          <w:sz w:val="24"/>
-          <w:szCs w:val="24"/>
-          <w:lang w:eastAsia="ru-RU"/>
-        </w:rPr>
-        <w:lastRenderedPageBreak/>
-        <w:t>կանխատեսումները և ռազմավարական որոշումների կայացումը։ Այն փոխել է վարկային ռիսկի գնահատման մշակույթը՝ դարձնելով այն ավելի առաջատեսական, տվյալահեն և ինտեգրված ֆինանսական կառավարման համակարգի մեջ։</w:t>
-      </w:r>
-    </w:p>
-    <w:p>
-      <w:pPr>
-        <w:rPr>
-          <w:rFonts w:ascii="Sylfaen" w:eastAsia="Times New Roman" w:hAnsi="Sylfaen" w:cs="Times New Roman"/>
-          <w:sz w:val="24"/>
-          <w:szCs w:val="24"/>
-          <w:lang w:val="hy-AM" w:eastAsia="ru-RU"/>
-        </w:rPr>
-      </w:pPr>
-      <w:r>
-        <w:rPr>
-          <w:rFonts w:ascii="Sylfaen" w:eastAsia="Times New Roman" w:hAnsi="Sylfaen" w:cs="Times New Roman"/>
-          <w:sz w:val="24"/>
-          <w:szCs w:val="24"/>
-          <w:lang w:val="hy-AM" w:eastAsia="ru-RU"/>
-        </w:rPr>
-        <w:br w:type="page"/>
-      </w:r>
-    </w:p>
-    <w:p>
-      <w:pPr>
-        <w:spacing w:before="30" w:after="30" w:line="240" w:lineRule="auto"/>
-        <w:jc w:val="center"/>
-        <w:rPr>
-          <w:rFonts w:ascii="Sylfaen" w:eastAsia="Times New Roman" w:hAnsi="Sylfaen" w:cs="Times New Roman"/>
-          <w:sz w:val="28"/>
-          <w:szCs w:val="24"/>
-          <w:lang w:val="hy-AM" w:eastAsia="ru-RU"/>
-        </w:rPr>
-      </w:pPr>
+        <w:t>4.</w:t>
+      </w:r>
       <w:r>
         <w:rPr>
           <w:rFonts w:ascii="Sylfaen" w:eastAsia="Times New Roman" w:hAnsi="Sylfaen" w:cs="Times New Roman"/>
@@ -6177,804 +6447,9 @@
           <w:szCs w:val="24"/>
           <w:lang w:val="hy-AM" w:eastAsia="ru-RU"/>
         </w:rPr>
-        <w:lastRenderedPageBreak/>
-        <w:t>ECL-ի Հաշվարկելու Եղանակը</w:t>
-      </w:r>
-    </w:p>
-    <w:p>
-      <w:pPr>
-        <w:spacing w:before="30" w:after="30" w:line="240" w:lineRule="auto"/>
-        <w:ind w:firstLine="426"/>
-        <w:jc w:val="both"/>
-        <w:rPr>
-          <w:rFonts w:ascii="Sylfaen" w:eastAsia="Times New Roman" w:hAnsi="Sylfaen" w:cs="Times New Roman"/>
-          <w:sz w:val="24"/>
-          <w:szCs w:val="24"/>
-          <w:lang w:val="en-US" w:eastAsia="ru-RU"/>
-        </w:rPr>
-      </w:pPr>
-      <w:r>
-        <w:rPr>
-          <w:rFonts w:ascii="Sylfaen" w:eastAsia="Times New Roman" w:hAnsi="Sylfaen" w:cs="Times New Roman"/>
-          <w:sz w:val="24"/>
-          <w:szCs w:val="24"/>
-          <w:lang w:val="hy-AM" w:eastAsia="ru-RU"/>
-        </w:rPr>
-        <w:t xml:space="preserve">ECL-ի հիմնական բաղադրիչներն են Probability of Default (PD), Loss Given Default (LGD) և Exposure at Default (EAD)։ </w:t>
-      </w:r>
-      <w:r>
-        <w:rPr>
-          <w:rFonts w:ascii="Sylfaen" w:eastAsia="Times New Roman" w:hAnsi="Sylfaen" w:cs="Times New Roman"/>
-          <w:sz w:val="24"/>
-          <w:szCs w:val="24"/>
-          <w:lang w:eastAsia="ru-RU"/>
-        </w:rPr>
-        <w:t>Ընդհանուր</w:t>
-      </w:r>
-      <w:r>
-        <w:rPr>
-          <w:rFonts w:ascii="Sylfaen" w:eastAsia="Times New Roman" w:hAnsi="Sylfaen" w:cs="Times New Roman"/>
-          <w:sz w:val="24"/>
-          <w:szCs w:val="24"/>
-          <w:lang w:val="en-US" w:eastAsia="ru-RU"/>
-        </w:rPr>
-        <w:t xml:space="preserve"> </w:t>
-      </w:r>
-      <w:r>
-        <w:rPr>
-          <w:rFonts w:ascii="Sylfaen" w:eastAsia="Times New Roman" w:hAnsi="Sylfaen" w:cs="Times New Roman"/>
-          <w:sz w:val="24"/>
-          <w:szCs w:val="24"/>
-          <w:lang w:eastAsia="ru-RU"/>
-        </w:rPr>
-        <w:t>բանաձևը</w:t>
-      </w:r>
-      <w:r>
-        <w:rPr>
-          <w:rFonts w:ascii="Sylfaen" w:eastAsia="Times New Roman" w:hAnsi="Sylfaen" w:cs="Times New Roman"/>
-          <w:sz w:val="24"/>
-          <w:szCs w:val="24"/>
-          <w:lang w:val="en-US" w:eastAsia="ru-RU"/>
-        </w:rPr>
-        <w:t xml:space="preserve"> </w:t>
-      </w:r>
-      <w:r>
-        <w:rPr>
-          <w:rFonts w:ascii="Sylfaen" w:eastAsia="Times New Roman" w:hAnsi="Sylfaen" w:cs="Times New Roman"/>
-          <w:sz w:val="24"/>
-          <w:szCs w:val="24"/>
-          <w:lang w:eastAsia="ru-RU"/>
-        </w:rPr>
-        <w:t>կարելի</w:t>
-      </w:r>
-      <w:r>
-        <w:rPr>
-          <w:rFonts w:ascii="Sylfaen" w:eastAsia="Times New Roman" w:hAnsi="Sylfaen" w:cs="Times New Roman"/>
-          <w:sz w:val="24"/>
-          <w:szCs w:val="24"/>
-          <w:lang w:val="en-US" w:eastAsia="ru-RU"/>
-        </w:rPr>
-        <w:t xml:space="preserve"> </w:t>
-      </w:r>
-      <w:r>
-        <w:rPr>
-          <w:rFonts w:ascii="Sylfaen" w:eastAsia="Times New Roman" w:hAnsi="Sylfaen" w:cs="Times New Roman"/>
-          <w:sz w:val="24"/>
-          <w:szCs w:val="24"/>
-          <w:lang w:eastAsia="ru-RU"/>
-        </w:rPr>
-        <w:t>է</w:t>
-      </w:r>
-      <w:r>
-        <w:rPr>
-          <w:rFonts w:ascii="Sylfaen" w:eastAsia="Times New Roman" w:hAnsi="Sylfaen" w:cs="Times New Roman"/>
-          <w:sz w:val="24"/>
-          <w:szCs w:val="24"/>
-          <w:lang w:val="en-US" w:eastAsia="ru-RU"/>
-        </w:rPr>
-        <w:t xml:space="preserve"> </w:t>
-      </w:r>
-      <w:r>
-        <w:rPr>
-          <w:rFonts w:ascii="Sylfaen" w:eastAsia="Times New Roman" w:hAnsi="Sylfaen" w:cs="Times New Roman"/>
-          <w:sz w:val="24"/>
-          <w:szCs w:val="24"/>
-          <w:lang w:eastAsia="ru-RU"/>
-        </w:rPr>
-        <w:t>ներկայացնել</w:t>
-      </w:r>
-      <w:r>
-        <w:rPr>
-          <w:rFonts w:ascii="Sylfaen" w:eastAsia="Times New Roman" w:hAnsi="Sylfaen" w:cs="Times New Roman"/>
-          <w:sz w:val="24"/>
-          <w:szCs w:val="24"/>
-          <w:lang w:val="en-US" w:eastAsia="ru-RU"/>
-        </w:rPr>
-        <w:t xml:space="preserve"> </w:t>
-      </w:r>
-      <w:r>
-        <w:rPr>
-          <w:rFonts w:ascii="Sylfaen" w:eastAsia="Times New Roman" w:hAnsi="Sylfaen" w:cs="Times New Roman"/>
-          <w:sz w:val="24"/>
-          <w:szCs w:val="24"/>
-          <w:lang w:eastAsia="ru-RU"/>
-        </w:rPr>
-        <w:t>հետևյալ</w:t>
-      </w:r>
-      <w:r>
-        <w:rPr>
-          <w:rFonts w:ascii="Sylfaen" w:eastAsia="Times New Roman" w:hAnsi="Sylfaen" w:cs="Times New Roman"/>
-          <w:sz w:val="24"/>
-          <w:szCs w:val="24"/>
-          <w:lang w:val="en-US" w:eastAsia="ru-RU"/>
-        </w:rPr>
-        <w:t xml:space="preserve"> </w:t>
-      </w:r>
-      <w:r>
-        <w:rPr>
-          <w:rFonts w:ascii="Sylfaen" w:eastAsia="Times New Roman" w:hAnsi="Sylfaen" w:cs="Times New Roman"/>
-          <w:sz w:val="24"/>
-          <w:szCs w:val="24"/>
-          <w:lang w:eastAsia="ru-RU"/>
-        </w:rPr>
-        <w:t>կերպ</w:t>
-      </w:r>
-      <w:r>
-        <w:rPr>
-          <w:rFonts w:ascii="Sylfaen" w:eastAsia="Times New Roman" w:hAnsi="Sylfaen" w:cs="Times New Roman"/>
-          <w:sz w:val="24"/>
-          <w:szCs w:val="24"/>
-          <w:lang w:val="en-US" w:eastAsia="ru-RU"/>
-        </w:rPr>
-        <w:t>.</w:t>
-      </w:r>
-    </w:p>
-    <w:p>
-      <w:pPr>
-        <w:spacing w:before="30" w:after="30" w:line="240" w:lineRule="auto"/>
-        <w:ind w:firstLine="426"/>
-        <w:jc w:val="both"/>
-        <w:rPr>
-          <w:rFonts w:ascii="Sylfaen" w:eastAsia="Times New Roman" w:hAnsi="Sylfaen" w:cs="Times New Roman"/>
-          <w:sz w:val="24"/>
-          <w:szCs w:val="24"/>
-          <w:lang w:val="en-US" w:eastAsia="ru-RU"/>
-        </w:rPr>
-      </w:pPr>
-      <m:oMathPara>
-        <m:oMath>
-          <m:r>
-            <w:rPr>
-              <w:rFonts w:ascii="Cambria Math" w:eastAsia="Times New Roman" w:hAnsi="Cambria Math" w:cs="Times New Roman"/>
-              <w:sz w:val="24"/>
-              <w:szCs w:val="24"/>
-              <w:lang w:eastAsia="ru-RU"/>
-            </w:rPr>
-            <m:t>ECL=PD×EAD×LGD</m:t>
-          </m:r>
-        </m:oMath>
-      </m:oMathPara>
-    </w:p>
-    <w:p>
-      <w:pPr>
-        <w:spacing w:before="30" w:after="30" w:line="240" w:lineRule="auto"/>
-        <w:ind w:firstLine="426"/>
-        <w:jc w:val="both"/>
-        <w:rPr>
-          <w:rFonts w:ascii="Sylfaen" w:eastAsia="Times New Roman" w:hAnsi="Sylfaen" w:cs="Times New Roman"/>
-          <w:sz w:val="24"/>
-          <w:szCs w:val="24"/>
-          <w:lang w:val="en-US" w:eastAsia="ru-RU"/>
-        </w:rPr>
-      </w:pPr>
-      <w:r>
-        <w:rPr>
-          <w:rFonts w:ascii="Sylfaen" w:eastAsia="Times New Roman" w:hAnsi="Sylfaen" w:cs="Times New Roman"/>
-          <w:sz w:val="24"/>
-          <w:szCs w:val="24"/>
-          <w:lang w:eastAsia="ru-RU"/>
-        </w:rPr>
-        <w:t>Եթե</w:t>
-      </w:r>
-      <w:r>
-        <w:rPr>
-          <w:rFonts w:ascii="Sylfaen" w:eastAsia="Times New Roman" w:hAnsi="Sylfaen" w:cs="Times New Roman"/>
-          <w:sz w:val="24"/>
-          <w:szCs w:val="24"/>
-          <w:lang w:val="en-US" w:eastAsia="ru-RU"/>
-        </w:rPr>
-        <w:t xml:space="preserve"> </w:t>
-      </w:r>
-      <w:r>
-        <w:rPr>
-          <w:rFonts w:ascii="Sylfaen" w:eastAsia="Times New Roman" w:hAnsi="Sylfaen" w:cs="Times New Roman"/>
-          <w:sz w:val="24"/>
-          <w:szCs w:val="24"/>
-          <w:lang w:eastAsia="ru-RU"/>
-        </w:rPr>
-        <w:t>հաշվի</w:t>
-      </w:r>
-      <w:r>
-        <w:rPr>
-          <w:rFonts w:ascii="Sylfaen" w:eastAsia="Times New Roman" w:hAnsi="Sylfaen" w:cs="Times New Roman"/>
-          <w:sz w:val="24"/>
-          <w:szCs w:val="24"/>
-          <w:lang w:val="en-US" w:eastAsia="ru-RU"/>
-        </w:rPr>
-        <w:t xml:space="preserve"> </w:t>
-      </w:r>
-      <w:r>
-        <w:rPr>
-          <w:rFonts w:ascii="Sylfaen" w:eastAsia="Times New Roman" w:hAnsi="Sylfaen" w:cs="Times New Roman"/>
-          <w:sz w:val="24"/>
-          <w:szCs w:val="24"/>
-          <w:lang w:eastAsia="ru-RU"/>
-        </w:rPr>
-        <w:t>ենք</w:t>
-      </w:r>
-      <w:r>
-        <w:rPr>
-          <w:rFonts w:ascii="Sylfaen" w:eastAsia="Times New Roman" w:hAnsi="Sylfaen" w:cs="Times New Roman"/>
-          <w:sz w:val="24"/>
-          <w:szCs w:val="24"/>
-          <w:lang w:val="en-US" w:eastAsia="ru-RU"/>
-        </w:rPr>
-        <w:t xml:space="preserve"> </w:t>
-      </w:r>
-      <w:r>
-        <w:rPr>
-          <w:rFonts w:ascii="Sylfaen" w:eastAsia="Times New Roman" w:hAnsi="Sylfaen" w:cs="Times New Roman"/>
-          <w:sz w:val="24"/>
-          <w:szCs w:val="24"/>
-          <w:lang w:eastAsia="ru-RU"/>
-        </w:rPr>
-        <w:t>առնում</w:t>
-      </w:r>
-      <w:r>
-        <w:rPr>
-          <w:rFonts w:ascii="Sylfaen" w:eastAsia="Times New Roman" w:hAnsi="Sylfaen" w:cs="Times New Roman"/>
-          <w:sz w:val="24"/>
-          <w:szCs w:val="24"/>
-          <w:lang w:val="en-US" w:eastAsia="ru-RU"/>
-        </w:rPr>
-        <w:t xml:space="preserve"> </w:t>
-      </w:r>
-      <w:r>
-        <w:rPr>
-          <w:rFonts w:ascii="Sylfaen" w:eastAsia="Times New Roman" w:hAnsi="Sylfaen" w:cs="Times New Roman"/>
-          <w:sz w:val="24"/>
-          <w:szCs w:val="24"/>
-          <w:lang w:eastAsia="ru-RU"/>
-        </w:rPr>
-        <w:t>ժամանակային</w:t>
-      </w:r>
-      <w:r>
-        <w:rPr>
-          <w:rFonts w:ascii="Sylfaen" w:eastAsia="Times New Roman" w:hAnsi="Sylfaen" w:cs="Times New Roman"/>
-          <w:sz w:val="24"/>
-          <w:szCs w:val="24"/>
-          <w:lang w:val="en-US" w:eastAsia="ru-RU"/>
-        </w:rPr>
-        <w:t xml:space="preserve"> </w:t>
-      </w:r>
-      <w:r>
-        <w:rPr>
-          <w:rFonts w:ascii="Sylfaen" w:eastAsia="Times New Roman" w:hAnsi="Sylfaen" w:cs="Times New Roman"/>
-          <w:sz w:val="24"/>
-          <w:szCs w:val="24"/>
-          <w:lang w:eastAsia="ru-RU"/>
-        </w:rPr>
-        <w:t>դիսկոնտավորումը</w:t>
-      </w:r>
-      <w:r>
-        <w:rPr>
-          <w:rFonts w:ascii="Sylfaen" w:eastAsia="Times New Roman" w:hAnsi="Sylfaen" w:cs="Times New Roman"/>
-          <w:sz w:val="24"/>
-          <w:szCs w:val="24"/>
-          <w:lang w:val="en-US" w:eastAsia="ru-RU"/>
-        </w:rPr>
-        <w:t xml:space="preserve">, </w:t>
-      </w:r>
-      <w:r>
-        <w:rPr>
-          <w:rFonts w:ascii="Sylfaen" w:eastAsia="Times New Roman" w:hAnsi="Sylfaen" w:cs="Times New Roman"/>
-          <w:sz w:val="24"/>
-          <w:szCs w:val="24"/>
-          <w:lang w:eastAsia="ru-RU"/>
-        </w:rPr>
-        <w:t>ապա</w:t>
-      </w:r>
-      <w:r>
-        <w:rPr>
-          <w:rFonts w:ascii="Sylfaen" w:eastAsia="Times New Roman" w:hAnsi="Sylfaen" w:cs="Times New Roman"/>
-          <w:sz w:val="24"/>
-          <w:szCs w:val="24"/>
-          <w:lang w:val="en-US" w:eastAsia="ru-RU"/>
-        </w:rPr>
-        <w:t xml:space="preserve"> </w:t>
-      </w:r>
-      <w:r>
-        <w:rPr>
-          <w:rFonts w:ascii="Sylfaen" w:eastAsia="Times New Roman" w:hAnsi="Sylfaen" w:cs="Times New Roman"/>
-          <w:sz w:val="24"/>
-          <w:szCs w:val="24"/>
-          <w:lang w:eastAsia="ru-RU"/>
-        </w:rPr>
-        <w:t>բազմափուլ</w:t>
-      </w:r>
-      <w:r>
-        <w:rPr>
-          <w:rFonts w:ascii="Sylfaen" w:eastAsia="Times New Roman" w:hAnsi="Sylfaen" w:cs="Times New Roman"/>
-          <w:sz w:val="24"/>
-          <w:szCs w:val="24"/>
-          <w:lang w:val="en-US" w:eastAsia="ru-RU"/>
-        </w:rPr>
-        <w:t xml:space="preserve"> </w:t>
-      </w:r>
-      <w:r>
-        <w:rPr>
-          <w:rFonts w:ascii="Sylfaen" w:eastAsia="Times New Roman" w:hAnsi="Sylfaen" w:cs="Times New Roman"/>
-          <w:sz w:val="24"/>
-          <w:szCs w:val="24"/>
-          <w:lang w:eastAsia="ru-RU"/>
-        </w:rPr>
-        <w:t>մոդելի</w:t>
-      </w:r>
-      <w:r>
-        <w:rPr>
-          <w:rFonts w:ascii="Sylfaen" w:eastAsia="Times New Roman" w:hAnsi="Sylfaen" w:cs="Times New Roman"/>
-          <w:sz w:val="24"/>
-          <w:szCs w:val="24"/>
-          <w:lang w:val="en-US" w:eastAsia="ru-RU"/>
-        </w:rPr>
-        <w:t xml:space="preserve"> </w:t>
-      </w:r>
-      <w:r>
-        <w:rPr>
-          <w:rFonts w:ascii="Sylfaen" w:eastAsia="Times New Roman" w:hAnsi="Sylfaen" w:cs="Times New Roman"/>
-          <w:sz w:val="24"/>
-          <w:szCs w:val="24"/>
-          <w:lang w:eastAsia="ru-RU"/>
-        </w:rPr>
-        <w:t>դեպքում</w:t>
-      </w:r>
-      <w:r>
-        <w:rPr>
-          <w:rFonts w:ascii="Sylfaen" w:eastAsia="Times New Roman" w:hAnsi="Sylfaen" w:cs="Times New Roman"/>
-          <w:sz w:val="24"/>
-          <w:szCs w:val="24"/>
-          <w:lang w:val="en-US" w:eastAsia="ru-RU"/>
-        </w:rPr>
-        <w:t xml:space="preserve"> </w:t>
-      </w:r>
-      <w:r>
-        <w:rPr>
-          <w:rFonts w:ascii="Sylfaen" w:eastAsia="Times New Roman" w:hAnsi="Sylfaen" w:cs="Times New Roman"/>
-          <w:sz w:val="24"/>
-          <w:szCs w:val="24"/>
-          <w:lang w:eastAsia="ru-RU"/>
-        </w:rPr>
-        <w:t>ընդհանուր</w:t>
-      </w:r>
-      <w:r>
-        <w:rPr>
-          <w:rFonts w:ascii="Sylfaen" w:eastAsia="Times New Roman" w:hAnsi="Sylfaen" w:cs="Times New Roman"/>
-          <w:sz w:val="24"/>
-          <w:szCs w:val="24"/>
-          <w:lang w:val="en-US" w:eastAsia="ru-RU"/>
-        </w:rPr>
-        <w:t xml:space="preserve"> </w:t>
-      </w:r>
-      <w:r>
-        <w:rPr>
-          <w:rFonts w:ascii="Sylfaen" w:eastAsia="Times New Roman" w:hAnsi="Sylfaen" w:cs="Times New Roman"/>
-          <w:sz w:val="24"/>
-          <w:szCs w:val="24"/>
-          <w:lang w:eastAsia="ru-RU"/>
-        </w:rPr>
-        <w:t>ձևը</w:t>
-      </w:r>
-      <w:r>
-        <w:rPr>
-          <w:rFonts w:ascii="Sylfaen" w:eastAsia="Times New Roman" w:hAnsi="Sylfaen" w:cs="Times New Roman"/>
-          <w:sz w:val="24"/>
-          <w:szCs w:val="24"/>
-          <w:lang w:val="en-US" w:eastAsia="ru-RU"/>
-        </w:rPr>
-        <w:t xml:space="preserve"> </w:t>
-      </w:r>
-      <w:r>
-        <w:rPr>
-          <w:rFonts w:ascii="Sylfaen" w:eastAsia="Times New Roman" w:hAnsi="Sylfaen" w:cs="Times New Roman"/>
-          <w:sz w:val="24"/>
-          <w:szCs w:val="24"/>
-          <w:lang w:eastAsia="ru-RU"/>
-        </w:rPr>
-        <w:t>կլինի</w:t>
-      </w:r>
-    </w:p>
-    <w:p>
-      <w:pPr>
-        <w:spacing w:before="30" w:after="30" w:line="240" w:lineRule="auto"/>
-        <w:ind w:firstLine="426"/>
-        <w:jc w:val="both"/>
-        <w:rPr>
-          <w:rFonts w:ascii="Sylfaen" w:eastAsia="Times New Roman" w:hAnsi="Sylfaen" w:cs="Times New Roman"/>
-          <w:sz w:val="24"/>
-          <w:szCs w:val="24"/>
-          <w:lang w:val="en-US" w:eastAsia="ru-RU"/>
-        </w:rPr>
-      </w:pPr>
-      <m:oMathPara>
-        <m:oMath>
-          <m:r>
-            <w:rPr>
-              <w:rFonts w:ascii="Cambria Math" w:eastAsia="Times New Roman" w:hAnsi="Cambria Math" w:cs="Times New Roman"/>
-              <w:sz w:val="24"/>
-              <w:szCs w:val="24"/>
-              <w:lang w:eastAsia="ru-RU"/>
-            </w:rPr>
-            <m:t>ECL=</m:t>
-          </m:r>
-          <m:nary>
-            <m:naryPr>
-              <m:chr m:val="∑"/>
-              <m:limLoc m:val="undOvr"/>
-              <m:ctrlPr>
-                <w:rPr>
-                  <w:rFonts w:ascii="Cambria Math" w:eastAsia="Times New Roman" w:hAnsi="Cambria Math" w:cs="Times New Roman"/>
-                  <w:i/>
-                  <w:sz w:val="24"/>
-                  <w:szCs w:val="24"/>
-                  <w:lang w:eastAsia="ru-RU"/>
-                </w:rPr>
-              </m:ctrlPr>
-            </m:naryPr>
-            <m:sub>
-              <m:r>
-                <w:rPr>
-                  <w:rFonts w:ascii="Cambria Math" w:eastAsia="Times New Roman" w:hAnsi="Cambria Math" w:cs="Times New Roman"/>
-                  <w:sz w:val="24"/>
-                  <w:szCs w:val="24"/>
-                  <w:lang w:eastAsia="ru-RU"/>
-                </w:rPr>
-                <m:t>t=0</m:t>
-              </m:r>
-            </m:sub>
-            <m:sup>
-              <m:r>
-                <w:rPr>
-                  <w:rFonts w:ascii="Cambria Math" w:eastAsia="Times New Roman" w:hAnsi="Cambria Math" w:cs="Times New Roman"/>
-                  <w:sz w:val="24"/>
-                  <w:szCs w:val="24"/>
-                  <w:lang w:eastAsia="ru-RU"/>
-                </w:rPr>
-                <m:t>T</m:t>
-              </m:r>
-            </m:sup>
-            <m:e>
-              <m:r>
-                <w:rPr>
-                  <w:rFonts w:ascii="Cambria Math" w:eastAsia="Times New Roman" w:hAnsi="Cambria Math" w:cs="Times New Roman"/>
-                  <w:sz w:val="24"/>
-                  <w:szCs w:val="24"/>
-                  <w:lang w:eastAsia="ru-RU"/>
-                </w:rPr>
-                <m:t>PD_t×EAD_t×LGD_t</m:t>
-              </m:r>
-            </m:e>
-          </m:nary>
-        </m:oMath>
-      </m:oMathPara>
-    </w:p>
-    <w:p>
-      <w:pPr>
-        <w:spacing w:before="30" w:after="30" w:line="240" w:lineRule="auto"/>
-        <w:ind w:firstLine="426"/>
-        <w:jc w:val="both"/>
-        <w:rPr>
-          <w:rFonts w:ascii="Sylfaen" w:eastAsia="Times New Roman" w:hAnsi="Sylfaen" w:cs="Times New Roman"/>
-          <w:sz w:val="24"/>
-          <w:szCs w:val="24"/>
-          <w:lang w:val="en-US" w:eastAsia="ru-RU"/>
-        </w:rPr>
-      </w:pPr>
-      <w:r>
-        <w:rPr>
-          <w:rFonts w:ascii="Sylfaen" w:eastAsia="Times New Roman" w:hAnsi="Sylfaen" w:cs="Times New Roman"/>
-          <w:sz w:val="24"/>
-          <w:szCs w:val="24"/>
-          <w:lang w:eastAsia="ru-RU"/>
-        </w:rPr>
-        <w:t>որտեղ</w:t>
-      </w:r>
-      <w:r>
-        <w:rPr>
-          <w:rFonts w:ascii="Sylfaen" w:eastAsia="Times New Roman" w:hAnsi="Sylfaen" w:cs="Times New Roman"/>
-          <w:sz w:val="24"/>
-          <w:szCs w:val="24"/>
-          <w:lang w:val="en-US" w:eastAsia="ru-RU"/>
-        </w:rPr>
-        <w:t xml:space="preserve"> </w:t>
-      </w:r>
-      <m:oMath>
-        <m:r>
-          <w:rPr>
-            <w:rFonts w:ascii="Cambria Math" w:eastAsia="Times New Roman" w:hAnsi="Cambria Math" w:cs="Times New Roman"/>
-            <w:sz w:val="28"/>
-            <w:szCs w:val="24"/>
-            <w:lang w:val="en-US" w:eastAsia="ru-RU"/>
-          </w:rPr>
-          <m:t>DF_t=</m:t>
-        </m:r>
-        <m:f>
-          <m:fPr>
-            <m:ctrlPr>
-              <w:rPr>
-                <w:rFonts w:ascii="Cambria Math" w:eastAsia="Times New Roman" w:hAnsi="Cambria Math" w:cs="Times New Roman"/>
-                <w:i/>
-                <w:sz w:val="28"/>
-                <w:szCs w:val="24"/>
-                <w:lang w:val="en-US" w:eastAsia="ru-RU"/>
-              </w:rPr>
-            </m:ctrlPr>
-          </m:fPr>
-          <m:num>
-            <m:r>
-              <w:rPr>
-                <w:rFonts w:ascii="Cambria Math" w:eastAsia="Times New Roman" w:hAnsi="Cambria Math" w:cs="Times New Roman"/>
-                <w:sz w:val="28"/>
-                <w:szCs w:val="24"/>
-                <w:lang w:val="en-US" w:eastAsia="ru-RU"/>
-              </w:rPr>
-              <m:t>1</m:t>
-            </m:r>
-          </m:num>
-          <m:den>
-            <m:sSup>
-              <m:sSupPr>
-                <m:ctrlPr>
-                  <w:rPr>
-                    <w:rFonts w:ascii="Cambria Math" w:eastAsia="Times New Roman" w:hAnsi="Cambria Math" w:cs="Times New Roman"/>
-                    <w:i/>
-                    <w:sz w:val="28"/>
-                    <w:szCs w:val="24"/>
-                    <w:lang w:val="en-US" w:eastAsia="ru-RU"/>
-                  </w:rPr>
-                </m:ctrlPr>
-              </m:sSupPr>
-              <m:e>
-                <m:r>
-                  <m:rPr>
-                    <m:sty m:val="p"/>
-                  </m:rPr>
-                  <w:rPr>
-                    <w:rFonts w:ascii="Cambria Math" w:eastAsia="Times New Roman" w:hAnsi="Cambria Math" w:cs="Times New Roman"/>
-                    <w:sz w:val="28"/>
-                    <w:szCs w:val="24"/>
-                    <w:lang w:val="en-US" w:eastAsia="ru-RU"/>
-                  </w:rPr>
-                  <m:t>(1 + r)</m:t>
-                </m:r>
-              </m:e>
-              <m:sup>
-                <m:r>
-                  <w:rPr>
-                    <w:rFonts w:ascii="Cambria Math" w:eastAsia="Times New Roman" w:hAnsi="Cambria Math" w:cs="Times New Roman"/>
-                    <w:sz w:val="28"/>
-                    <w:szCs w:val="24"/>
-                    <w:lang w:val="en-US" w:eastAsia="ru-RU"/>
-                  </w:rPr>
-                  <m:t>t</m:t>
-                </m:r>
-              </m:sup>
-            </m:sSup>
-          </m:den>
-        </m:f>
-      </m:oMath>
-      <w:r>
-        <w:rPr>
-          <w:rFonts w:ascii="Sylfaen" w:eastAsia="Times New Roman" w:hAnsi="Sylfaen" w:cs="Times New Roman"/>
-          <w:sz w:val="24"/>
-          <w:szCs w:val="24"/>
-          <w:lang w:val="en-US" w:eastAsia="ru-RU"/>
-        </w:rPr>
-        <w:t xml:space="preserve"> </w:t>
-      </w:r>
-      <w:r>
-        <w:rPr>
-          <w:rFonts w:ascii="Sylfaen" w:eastAsia="Times New Roman" w:hAnsi="Sylfaen" w:cs="Times New Roman"/>
-          <w:sz w:val="24"/>
-          <w:szCs w:val="24"/>
-          <w:lang w:eastAsia="ru-RU"/>
-        </w:rPr>
-        <w:t>դիսկոնտավորման</w:t>
-      </w:r>
-      <w:r>
-        <w:rPr>
-          <w:rFonts w:ascii="Sylfaen" w:eastAsia="Times New Roman" w:hAnsi="Sylfaen" w:cs="Times New Roman"/>
-          <w:sz w:val="24"/>
-          <w:szCs w:val="24"/>
-          <w:lang w:val="en-US" w:eastAsia="ru-RU"/>
-        </w:rPr>
-        <w:t xml:space="preserve"> </w:t>
-      </w:r>
-      <w:r>
-        <w:rPr>
-          <w:rFonts w:ascii="Sylfaen" w:eastAsia="Times New Roman" w:hAnsi="Sylfaen" w:cs="Times New Roman"/>
-          <w:sz w:val="24"/>
-          <w:szCs w:val="24"/>
-          <w:lang w:eastAsia="ru-RU"/>
-        </w:rPr>
-        <w:t>գործակիցն</w:t>
-      </w:r>
-      <w:r>
-        <w:rPr>
-          <w:rFonts w:ascii="Sylfaen" w:eastAsia="Times New Roman" w:hAnsi="Sylfaen" w:cs="Times New Roman"/>
-          <w:sz w:val="24"/>
-          <w:szCs w:val="24"/>
-          <w:lang w:val="en-US" w:eastAsia="ru-RU"/>
-        </w:rPr>
-        <w:t xml:space="preserve"> </w:t>
-      </w:r>
-      <w:r>
-        <w:rPr>
-          <w:rFonts w:ascii="Sylfaen" w:eastAsia="Times New Roman" w:hAnsi="Sylfaen" w:cs="Times New Roman"/>
-          <w:sz w:val="24"/>
-          <w:szCs w:val="24"/>
-          <w:lang w:eastAsia="ru-RU"/>
-        </w:rPr>
-        <w:t>է</w:t>
-      </w:r>
-      <w:r>
-        <w:rPr>
-          <w:rFonts w:ascii="Sylfaen" w:eastAsia="Times New Roman" w:hAnsi="Sylfaen" w:cs="Times New Roman"/>
-          <w:sz w:val="24"/>
-          <w:szCs w:val="24"/>
-          <w:lang w:val="en-US" w:eastAsia="ru-RU"/>
-        </w:rPr>
-        <w:t>, r-</w:t>
-      </w:r>
-      <w:r>
-        <w:rPr>
-          <w:rFonts w:ascii="Sylfaen" w:eastAsia="Times New Roman" w:hAnsi="Sylfaen" w:cs="Times New Roman"/>
-          <w:sz w:val="24"/>
-          <w:szCs w:val="24"/>
-          <w:lang w:eastAsia="ru-RU"/>
-        </w:rPr>
-        <w:t>ը՝</w:t>
-      </w:r>
-      <w:r>
-        <w:rPr>
-          <w:rFonts w:ascii="Sylfaen" w:eastAsia="Times New Roman" w:hAnsi="Sylfaen" w:cs="Times New Roman"/>
-          <w:sz w:val="24"/>
-          <w:szCs w:val="24"/>
-          <w:lang w:val="en-US" w:eastAsia="ru-RU"/>
-        </w:rPr>
-        <w:t xml:space="preserve"> </w:t>
-      </w:r>
-      <w:r>
-        <w:rPr>
-          <w:rFonts w:ascii="Sylfaen" w:eastAsia="Times New Roman" w:hAnsi="Sylfaen" w:cs="Times New Roman"/>
-          <w:sz w:val="24"/>
-          <w:szCs w:val="24"/>
-          <w:lang w:eastAsia="ru-RU"/>
-        </w:rPr>
-        <w:t>արդյունավետ</w:t>
-      </w:r>
-      <w:r>
-        <w:rPr>
-          <w:rFonts w:ascii="Sylfaen" w:eastAsia="Times New Roman" w:hAnsi="Sylfaen" w:cs="Times New Roman"/>
-          <w:sz w:val="24"/>
-          <w:szCs w:val="24"/>
-          <w:lang w:val="en-US" w:eastAsia="ru-RU"/>
-        </w:rPr>
-        <w:t xml:space="preserve"> </w:t>
-      </w:r>
-      <w:r>
-        <w:rPr>
-          <w:rFonts w:ascii="Sylfaen" w:eastAsia="Times New Roman" w:hAnsi="Sylfaen" w:cs="Times New Roman"/>
-          <w:sz w:val="24"/>
-          <w:szCs w:val="24"/>
-          <w:lang w:eastAsia="ru-RU"/>
-        </w:rPr>
-        <w:t>տոկոսադրույքը</w:t>
-      </w:r>
-      <w:r>
-        <w:rPr>
-          <w:rFonts w:ascii="Sylfaen" w:eastAsia="Times New Roman" w:hAnsi="Sylfaen" w:cs="Times New Roman"/>
-          <w:sz w:val="24"/>
-          <w:szCs w:val="24"/>
-          <w:lang w:val="en-US" w:eastAsia="ru-RU"/>
-        </w:rPr>
-        <w:t xml:space="preserve">, </w:t>
-      </w:r>
-      <w:r>
-        <w:rPr>
-          <w:rFonts w:ascii="Sylfaen" w:eastAsia="Times New Roman" w:hAnsi="Sylfaen" w:cs="Times New Roman"/>
-          <w:sz w:val="24"/>
-          <w:szCs w:val="24"/>
-          <w:lang w:eastAsia="ru-RU"/>
-        </w:rPr>
-        <w:t>իսկ</w:t>
-      </w:r>
-      <w:r>
-        <w:rPr>
-          <w:rFonts w:ascii="Sylfaen" w:eastAsia="Times New Roman" w:hAnsi="Sylfaen" w:cs="Times New Roman"/>
-          <w:sz w:val="24"/>
-          <w:szCs w:val="24"/>
-          <w:lang w:val="en-US" w:eastAsia="ru-RU"/>
-        </w:rPr>
-        <w:t xml:space="preserve"> T-</w:t>
-      </w:r>
-      <w:r>
-        <w:rPr>
-          <w:rFonts w:ascii="Sylfaen" w:eastAsia="Times New Roman" w:hAnsi="Sylfaen" w:cs="Times New Roman"/>
-          <w:sz w:val="24"/>
-          <w:szCs w:val="24"/>
-          <w:lang w:eastAsia="ru-RU"/>
-        </w:rPr>
-        <w:t>ը՝</w:t>
-      </w:r>
-      <w:r>
-        <w:rPr>
-          <w:rFonts w:ascii="Sylfaen" w:eastAsia="Times New Roman" w:hAnsi="Sylfaen" w:cs="Times New Roman"/>
-          <w:sz w:val="24"/>
-          <w:szCs w:val="24"/>
-          <w:lang w:val="en-US" w:eastAsia="ru-RU"/>
-        </w:rPr>
-        <w:t xml:space="preserve"> </w:t>
-      </w:r>
-      <w:r>
-        <w:rPr>
-          <w:rFonts w:ascii="Sylfaen" w:eastAsia="Times New Roman" w:hAnsi="Sylfaen" w:cs="Times New Roman"/>
-          <w:sz w:val="24"/>
-          <w:szCs w:val="24"/>
-          <w:lang w:eastAsia="ru-RU"/>
-        </w:rPr>
-        <w:t>դիտարկվող</w:t>
-      </w:r>
-      <w:r>
-        <w:rPr>
-          <w:rFonts w:ascii="Sylfaen" w:eastAsia="Times New Roman" w:hAnsi="Sylfaen" w:cs="Times New Roman"/>
-          <w:sz w:val="24"/>
-          <w:szCs w:val="24"/>
-          <w:lang w:val="en-US" w:eastAsia="ru-RU"/>
-        </w:rPr>
-        <w:t xml:space="preserve"> </w:t>
-      </w:r>
-      <w:r>
-        <w:rPr>
-          <w:rFonts w:ascii="Sylfaen" w:eastAsia="Times New Roman" w:hAnsi="Sylfaen" w:cs="Times New Roman"/>
-          <w:sz w:val="24"/>
-          <w:szCs w:val="24"/>
-          <w:lang w:eastAsia="ru-RU"/>
-        </w:rPr>
-        <w:t>ժամանակահատվածը։</w:t>
-      </w:r>
-    </w:p>
-    <w:p>
-      <w:pPr>
-        <w:rPr>
-          <w:rFonts w:ascii="Sylfaen" w:eastAsia="Times New Roman" w:hAnsi="Sylfaen" w:cs="Times New Roman"/>
-          <w:sz w:val="24"/>
-          <w:szCs w:val="24"/>
-          <w:lang w:val="en-US" w:eastAsia="ru-RU"/>
-        </w:rPr>
-      </w:pPr>
-      <w:r>
-        <w:rPr>
-          <w:rFonts w:ascii="Sylfaen" w:eastAsia="Times New Roman" w:hAnsi="Sylfaen" w:cs="Times New Roman"/>
-          <w:sz w:val="24"/>
-          <w:szCs w:val="24"/>
-          <w:lang w:val="en-US" w:eastAsia="ru-RU"/>
-        </w:rPr>
-        <w:br w:type="page"/>
-      </w:r>
-    </w:p>
-    <w:p>
-      <w:pPr>
-        <w:jc w:val="center"/>
+        <w:t>1</w:t>
+      </w:r>
+      <w:r>
         <w:rPr>
           <w:rFonts w:ascii="Sylfaen" w:eastAsia="Times New Roman" w:hAnsi="Sylfaen" w:cs="Times New Roman"/>
           <w:b/>
@@ -6982,16 +6457,16 @@
           <w:szCs w:val="24"/>
           <w:lang w:val="hy-AM" w:eastAsia="ru-RU"/>
         </w:rPr>
-      </w:pPr>
+        <w:t xml:space="preserve">: </w:t>
+      </w:r>
       <w:r>
         <w:rPr>
           <w:rFonts w:ascii="Sylfaen" w:eastAsia="Times New Roman" w:hAnsi="Sylfaen" w:cs="Times New Roman"/>
           <w:b/>
           <w:sz w:val="32"/>
           <w:szCs w:val="24"/>
-          <w:lang w:val="en-US" w:eastAsia="ru-RU"/>
-        </w:rPr>
-        <w:lastRenderedPageBreak/>
+          <w:lang w:val="hy-AM" w:eastAsia="ru-RU"/>
+        </w:rPr>
         <w:t xml:space="preserve">PD </w:t>
       </w:r>
       <w:r>
@@ -7002,7 +6477,17 @@
           <w:szCs w:val="24"/>
           <w:lang w:val="hy-AM" w:eastAsia="ru-RU"/>
         </w:rPr>
-        <w:t>Գործակիցը, Մեքենայական Ուսուցումը և Լոգիստիկ Ռեգրեսիան</w:t>
+        <w:t>Գործակցի Հաշվումը</w:t>
+      </w:r>
+      <w:r>
+        <w:rPr>
+          <w:rFonts w:ascii="Sylfaen" w:eastAsia="Times New Roman" w:hAnsi="Sylfaen" w:cs="Times New Roman"/>
+          <w:b/>
+          <w:sz w:val="32"/>
+          <w:szCs w:val="24"/>
+          <w:lang w:val="hy-AM" w:eastAsia="ru-RU"/>
+        </w:rPr>
+        <w:t>, Մեքենայական Ուսուցումը և Լոգիստիկ Ռեգրեսիան</w:t>
       </w:r>
     </w:p>
     <w:p>
@@ -10070,7 +9555,17 @@
           <w:szCs w:val="24"/>
           <w:lang w:val="hy-AM"/>
         </w:rPr>
-        <w:t xml:space="preserve">ինանսներ — վարկի չվճարման կամ այլ ռիսկային իրադարձությունների </w:t>
+        <w:t xml:space="preserve">ինանսներ — վարկի չվճարման կամ այլ ռիսկային </w:t>
+      </w:r>
+      <w:r>
+        <w:rPr>
+          <w:rFonts w:ascii="Sylfaen" w:hAnsi="Sylfaen"/>
+          <w:sz w:val="24"/>
+          <w:szCs w:val="24"/>
+          <w:lang w:val="hy-AM"/>
+        </w:rPr>
+        <w:lastRenderedPageBreak/>
+        <w:t xml:space="preserve">իրադարձությունների </w:t>
       </w:r>
       <w:r>
         <w:rPr>
@@ -10088,17 +9583,7 @@
           <w:szCs w:val="24"/>
           <w:lang w:val="hy-AM"/>
         </w:rPr>
-        <w:t xml:space="preserve">ասարակագիտություն — </w:t>
-      </w:r>
-      <w:r>
-        <w:rPr>
-          <w:rFonts w:ascii="Sylfaen" w:hAnsi="Sylfaen"/>
-          <w:sz w:val="24"/>
-          <w:szCs w:val="24"/>
-          <w:lang w:val="hy-AM"/>
-        </w:rPr>
-        <w:lastRenderedPageBreak/>
-        <w:t>սոցիալական խմբերին կամ վարքագծային կատեգորիաներին պատկանելու հավանականություն։</w:t>
+        <w:t>ասարակագիտություն — սոցիալական խմբերին կամ վարքագծային կատեգորիաներին պատկանելու հավանականություն։</w:t>
       </w:r>
     </w:p>
     <w:p>
@@ -10256,7 +9741,7 @@
           <w:lang w:val="hy-AM" w:eastAsia="ru-RU"/>
         </w:rPr>
         <w:lastRenderedPageBreak/>
-        <w:t xml:space="preserve">EAD </w:t>
+        <w:t>4.</w:t>
       </w:r>
       <w:r>
         <w:rPr>
@@ -10266,7 +9751,7 @@
           <w:szCs w:val="24"/>
           <w:lang w:val="hy-AM" w:eastAsia="ru-RU"/>
         </w:rPr>
-        <w:t>Գ</w:t>
+        <w:t>2</w:t>
       </w:r>
       <w:r>
         <w:rPr>
@@ -10276,7 +9761,47 @@
           <w:szCs w:val="24"/>
           <w:lang w:val="hy-AM" w:eastAsia="ru-RU"/>
         </w:rPr>
-        <w:t>ործակիցը</w:t>
+        <w:t xml:space="preserve">: </w:t>
+      </w:r>
+      <w:r>
+        <w:rPr>
+          <w:rFonts w:ascii="Sylfaen" w:eastAsia="Times New Roman" w:hAnsi="Sylfaen" w:cs="Times New Roman"/>
+          <w:b/>
+          <w:sz w:val="32"/>
+          <w:szCs w:val="24"/>
+          <w:lang w:val="hy-AM" w:eastAsia="ru-RU"/>
+        </w:rPr>
+        <w:t xml:space="preserve">EAD </w:t>
+      </w:r>
+      <w:r>
+        <w:rPr>
+          <w:rFonts w:ascii="Sylfaen" w:eastAsia="Times New Roman" w:hAnsi="Sylfaen" w:cs="Times New Roman"/>
+          <w:b/>
+          <w:sz w:val="32"/>
+          <w:szCs w:val="24"/>
+          <w:lang w:val="hy-AM" w:eastAsia="ru-RU"/>
+        </w:rPr>
+        <w:t>Գ</w:t>
+      </w:r>
+      <w:r>
+        <w:rPr>
+          <w:rFonts w:ascii="Sylfaen" w:eastAsia="Times New Roman" w:hAnsi="Sylfaen" w:cs="Times New Roman"/>
+          <w:b/>
+          <w:sz w:val="32"/>
+          <w:szCs w:val="24"/>
+          <w:lang w:val="hy-AM" w:eastAsia="ru-RU"/>
+        </w:rPr>
+        <w:t>ործակցի Հաշվում</w:t>
+      </w:r>
+      <w:r>
+        <w:rPr>
+          <w:rFonts w:ascii="Sylfaen" w:eastAsia="Times New Roman" w:hAnsi="Sylfaen" w:cs="Times New Roman"/>
+          <w:b/>
+          <w:sz w:val="32"/>
+          <w:szCs w:val="24"/>
+          <w:lang w:val="hy-AM" w:eastAsia="ru-RU"/>
+        </w:rPr>
+        <w:t>ը</w:t>
       </w:r>
     </w:p>
     <w:p>
@@ -10578,7 +10103,16 @@
           <w:szCs w:val="24"/>
           <w:lang w:val="hy-AM" w:eastAsia="ru-RU"/>
         </w:rPr>
-        <w:t xml:space="preserve">Ընդհանուր առմամբ, EAD գործակիցը ներկայացնում է դեֆոլտի պահին առկա ընդհանուր ռիսկային ազդեցությունը և հանդիսանում է վարկային ռիսկի գնահատման հիմնարար տարրերից մեկը։ Այն լրացնում է PD և LGD ցուցանիշներին՝ ապահովելով ամբողջական պատկերացում այն մասին, թե որքան գումար է գտնվում ռիսկի տակ և </w:t>
+        <w:t>Ընդհանուր առմամբ</w:t>
+      </w:r>
+      <w:r>
+        <w:rPr>
+          <w:rFonts w:ascii="Sylfaen" w:eastAsia="Times New Roman" w:hAnsi="Sylfaen" w:cs="Times New Roman"/>
+          <w:sz w:val="24"/>
+          <w:szCs w:val="24"/>
+          <w:lang w:val="hy-AM" w:eastAsia="ru-RU"/>
+        </w:rPr>
+        <w:t xml:space="preserve"> EAD գործակիցը ներկայացնում է դեֆոլտի պահին առկա ընդհանուր ռիսկային ազդեցությունը և հանդիսանում է վարկային ռիսկի գնահատման հիմնարար տարրերից մեկը։ Այն լրացնում է PD և LGD ցուցանիշներին՝ ապահովելով ամբողջական պատկերացում այն մասին, թե որքան գումար է գտնվում ռիսկի տակ և ինչ չափի կորուստ կարող է կրել ֆինանսական կազմակերպությունը։ Առանց EAD-ի </w:t>
       </w:r>
       <w:r>
         <w:rPr>
@@ -10588,7 +10122,7 @@
           <w:lang w:val="hy-AM" w:eastAsia="ru-RU"/>
         </w:rPr>
         <w:lastRenderedPageBreak/>
-        <w:t>ինչ չափի կորուստ կարող է կրել ֆինանսական կազմակերպությունը։ Առանց EAD-ի գնահատման հնարավոր չէ իրական և ամբողջական կերպով հասկանալ վարկային ռիսկի ծավալը և արդյունավետորեն կառավարել ֆինանսական հաստատության պորտֆելը։</w:t>
+        <w:t>գնահատման հնարավոր չէ իրական և ամբողջական կերպով հասկանալ վարկային ռիսկի ծավալը և արդյունավետորեն կառավարել ֆինանսական հաստատության պորտֆելը։</w:t>
       </w:r>
       <w:r>
         <w:rPr>
@@ -10659,9 +10193,7 @@
         <w:jc w:val="both"/>
         <w:rPr>
           <w:rFonts w:ascii="Sylfaen" w:hAnsi="Sylfaen"/>
-          <w:sz w:val="27"/>
-          <w:szCs w:val="27"/>
-          <w:lang w:val="hy-AM"/>
+          <w:lang w:val="hy-AM" w:eastAsia="ru-RU"/>
         </w:rPr>
       </w:pPr>
       <w:r>
@@ -10732,7 +10264,14 @@
           <w:rFonts w:ascii="Sylfaen" w:hAnsi="Sylfaen"/>
           <w:lang w:val="hy-AM" w:eastAsia="ru-RU"/>
         </w:rPr>
-        <w:t xml:space="preserve">արկային սահմանաչափի չօգտագործված մասը։ </w:t>
+        <w:t xml:space="preserve">արկային սահմանաչափի չօգտագործված </w:t>
+      </w:r>
+      <w:r>
+        <w:rPr>
+          <w:rFonts w:ascii="Sylfaen" w:hAnsi="Sylfaen"/>
+          <w:lang w:val="hy-AM" w:eastAsia="ru-RU"/>
+        </w:rPr>
+        <w:t>մասը</w:t>
       </w:r>
       <w:r>
         <w:rPr>
@@ -10744,8 +10283,6 @@
     </w:p>
     <w:p>
       <w:pPr>
-        <w:spacing w:before="30" w:after="30"/>
-        <w:jc w:val="both"/>
         <w:rPr>
           <w:rFonts w:ascii="Sylfaen" w:eastAsia="Times New Roman" w:hAnsi="Sylfaen" w:cs="Times New Roman"/>
           <w:b/>
@@ -10762,9 +10299,12 @@
           <w:szCs w:val="24"/>
           <w:lang w:val="hy-AM" w:eastAsia="ru-RU"/>
         </w:rPr>
-        <w:t xml:space="preserve"> </w:t>
-      </w:r>
-      <w:r>
+        <w:br w:type="page"/>
+      </w:r>
+    </w:p>
+    <w:p>
+      <w:pPr>
+        <w:jc w:val="center"/>
         <w:rPr>
           <w:rFonts w:ascii="Sylfaen" w:eastAsia="Times New Roman" w:hAnsi="Sylfaen" w:cs="Times New Roman"/>
           <w:b/>
@@ -10772,12 +10312,8 @@
           <w:szCs w:val="24"/>
           <w:lang w:val="hy-AM" w:eastAsia="ru-RU"/>
         </w:rPr>
-        <w:br w:type="page"/>
-      </w:r>
-    </w:p>
-    <w:p>
-      <w:pPr>
-        <w:jc w:val="center"/>
+      </w:pPr>
+      <w:r>
         <w:rPr>
           <w:rFonts w:ascii="Sylfaen" w:eastAsia="Times New Roman" w:hAnsi="Sylfaen" w:cs="Times New Roman"/>
           <w:b/>
@@ -10785,7 +10321,9 @@
           <w:szCs w:val="24"/>
           <w:lang w:val="hy-AM" w:eastAsia="ru-RU"/>
         </w:rPr>
-      </w:pPr>
+        <w:lastRenderedPageBreak/>
+        <w:t xml:space="preserve">4.3: </w:t>
+      </w:r>
       <w:r>
         <w:rPr>
           <w:rFonts w:ascii="Sylfaen" w:eastAsia="Times New Roman" w:hAnsi="Sylfaen" w:cs="Times New Roman"/>
@@ -10794,7 +10332,6 @@
           <w:szCs w:val="24"/>
           <w:lang w:val="hy-AM" w:eastAsia="ru-RU"/>
         </w:rPr>
-        <w:lastRenderedPageBreak/>
         <w:t xml:space="preserve">LGD </w:t>
       </w:r>
       <w:r>
@@ -10805,7 +10342,47 @@
           <w:szCs w:val="24"/>
           <w:lang w:val="hy-AM" w:eastAsia="ru-RU"/>
         </w:rPr>
-        <w:t>Գործակիցը</w:t>
+        <w:t>Գործակցի Հաշվում</w:t>
+      </w:r>
+      <w:r>
+        <w:rPr>
+          <w:rFonts w:ascii="Sylfaen" w:eastAsia="Times New Roman" w:hAnsi="Sylfaen" w:cs="Times New Roman"/>
+          <w:b/>
+          <w:sz w:val="32"/>
+          <w:szCs w:val="24"/>
+          <w:lang w:val="hy-AM" w:eastAsia="ru-RU"/>
+        </w:rPr>
+        <w:t xml:space="preserve">ը և </w:t>
+      </w:r>
+      <w:r>
+        <w:rPr>
+          <w:rFonts w:ascii="Sylfaen" w:eastAsia="Times New Roman" w:hAnsi="Sylfaen" w:cs="Times New Roman"/>
+          <w:b/>
+          <w:sz w:val="32"/>
+          <w:szCs w:val="24"/>
+          <w:lang w:val="hy-AM" w:eastAsia="ru-RU"/>
+        </w:rPr>
+        <w:t xml:space="preserve">ECL </w:t>
+      </w:r>
+      <w:r>
+        <w:rPr>
+          <w:rFonts w:ascii="Sylfaen" w:eastAsia="Times New Roman" w:hAnsi="Sylfaen" w:cs="Times New Roman"/>
+          <w:b/>
+          <w:sz w:val="32"/>
+          <w:szCs w:val="24"/>
+          <w:lang w:val="hy-AM" w:eastAsia="ru-RU"/>
+        </w:rPr>
+        <w:t xml:space="preserve">Գործակցի </w:t>
+      </w:r>
+      <w:r>
+        <w:rPr>
+          <w:rFonts w:ascii="Sylfaen" w:eastAsia="Times New Roman" w:hAnsi="Sylfaen" w:cs="Times New Roman"/>
+          <w:b/>
+          <w:sz w:val="32"/>
+          <w:szCs w:val="24"/>
+          <w:lang w:val="hy-AM" w:eastAsia="ru-RU"/>
+        </w:rPr>
+        <w:t>Բանաձևը</w:t>
       </w:r>
     </w:p>
     <w:p>
@@ -10951,17 +10528,7 @@
           <w:szCs w:val="24"/>
           <w:lang w:val="hy-AM" w:eastAsia="ru-RU"/>
         </w:rPr>
-        <w:t xml:space="preserve">LGD-ն կարևոր բաղադրիչ է սպասվող վարկային կորուստների գնահատման գործընթացում։ Դեֆոլտի հավանականությունը միայն ցույց է տալիս, թե որքան հավանական է պարտավորության չկատարումը, սակայն չի ասում, թե որքան մեծ կլինի իրական ֆինանսական վնասը։ LGD-ն լրացնում է այդ բացը՝ թույլ տալով հաշվարկել, թե դեֆոլտի դեպքում որքան կորուստ է սպասվում։ Այսպիսով, այն հանդիսանում է ռիսկի քանակականացման հիմնական գործիքներից մեկը և անմիջական ազդեցություն ունի </w:t>
-      </w:r>
-      <w:r>
-        <w:rPr>
-          <w:rFonts w:ascii="Sylfaen" w:eastAsia="Times New Roman" w:hAnsi="Sylfaen" w:cs="Times New Roman"/>
-          <w:sz w:val="24"/>
-          <w:szCs w:val="24"/>
-          <w:lang w:val="hy-AM" w:eastAsia="ru-RU"/>
-        </w:rPr>
-        <w:lastRenderedPageBreak/>
-        <w:t>կապիտալի պահանջների, ռեզերվների ձևավորման և գ</w:t>
+        <w:t>LGD-ն կարևոր բաղադրիչ է սպասվող վարկային կորուստների գնահատման գործընթացում։ Դեֆոլտի հավանականությունը միայն ցույց է տալիս, թե որքան հավանական է պարտավորության չկատարումը, սակայն չի ասում, թե որքան մեծ կլինի իրական ֆինանսական վնասը։ LGD-ն լրացնում է այդ բացը՝ թույլ տալով հաշվարկել, թե դեֆոլտի դեպքում որքան կորուստ է սպասվում։ Այսպիսով, այն հանդիսանում է ռիսկի քանակականացման հիմնական գործիքներից մեկը և անմիջական ազդեցություն ունի կապիտալի պահանջների, ռեզերվների ձևավորման և գ</w:t>
       </w:r>
       <w:r>
         <w:rPr>
@@ -10992,6 +10559,7 @@
           <w:szCs w:val="24"/>
           <w:lang w:val="hy-AM" w:eastAsia="ru-RU"/>
         </w:rPr>
+        <w:lastRenderedPageBreak/>
         <w:t>Վարկային պորտֆելի կառավարման տեսանկյունից LGD-ն օգտագործվում է ռիսկերի տարբերակման նպատակով։ Բանկերը կարող են ունենալ երկու վարկային պորտֆել՝ նույն PD մակարդակով, սակայն տարբեր LGD ցուցանիշներով։ Այդ դեպքում պորտֆելը, որի LGD-ն բարձր է, կհամարվի ավելի ռիսկային, քանի որ դեֆոլտի դեպքում սպասվող կորուստները կլինեն ավելի մեծ։ Հետևաբար, ռիսկի գնահատման ժամանակ անհրաժեշտ է համադրել ինչպես դեֆոլտի հավանականությունը, այնպես էլ դեֆոլտի</w:t>
       </w:r>
       <w:r>
@@ -11202,19 +10770,25 @@
     </w:p>
     <w:p>
       <w:pPr>
-        <w:pStyle w:val="NormalWeb"/>
-        <w:spacing w:before="30" w:beforeAutospacing="0" w:after="30" w:afterAutospacing="0" w:line="36" w:lineRule="atLeast"/>
-        <w:rPr>
-          <w:rFonts w:ascii="Sylfaen" w:hAnsi="Sylfaen"/>
-          <w:lang w:val="hy-AM"/>
-        </w:rPr>
-      </w:pPr>
-      <w:r>
-        <w:rPr>
-          <w:rFonts w:ascii="Sylfaen" w:hAnsi="Sylfaen"/>
-          <w:lang w:val="hy-AM"/>
-        </w:rPr>
-        <w:t xml:space="preserve">Որտեղ </w:t>
+        <w:spacing w:before="30" w:after="30" w:line="240" w:lineRule="auto"/>
+        <w:rPr>
+          <w:rFonts w:ascii="Sylfaen" w:hAnsi="Sylfaen"/>
+          <w:lang w:val="hy-AM"/>
+        </w:rPr>
+      </w:pPr>
+      <w:r>
+        <w:rPr>
+          <w:rFonts w:ascii="Sylfaen" w:hAnsi="Sylfaen"/>
+          <w:lang w:val="hy-AM"/>
+        </w:rPr>
+        <w:t>ո</w:t>
+      </w:r>
+      <w:r>
+        <w:rPr>
+          <w:rFonts w:ascii="Sylfaen" w:hAnsi="Sylfaen"/>
+          <w:lang w:val="hy-AM"/>
+        </w:rPr>
+        <w:t xml:space="preserve">րտեղ </w:t>
       </w:r>
       <w:r>
         <w:rPr>
@@ -11236,6 +10810,678 @@
           <w:lang w:val="hy-AM"/>
         </w:rPr>
         <w:t xml:space="preserve"> (Recovery Rate) սպասվող տոկոսային եկամտաբերությունն է։</w:t>
+      </w:r>
+    </w:p>
+    <w:p>
+      <w:pPr>
+        <w:spacing w:before="30" w:after="30" w:line="240" w:lineRule="auto"/>
+        <w:ind w:firstLine="426"/>
+        <w:jc w:val="both"/>
+        <w:rPr>
+          <w:rFonts w:ascii="Sylfaen" w:eastAsia="Times New Roman" w:hAnsi="Sylfaen" w:cs="Times New Roman"/>
+          <w:sz w:val="24"/>
+          <w:szCs w:val="24"/>
+          <w:lang w:val="hy-AM" w:eastAsia="ru-RU"/>
+        </w:rPr>
+      </w:pPr>
+      <w:r>
+        <w:rPr>
+          <w:rFonts w:ascii="Sylfaen" w:eastAsia="Times New Roman" w:hAnsi="Sylfaen" w:cs="Times New Roman"/>
+          <w:sz w:val="24"/>
+          <w:szCs w:val="24"/>
+          <w:lang w:val="hy-AM" w:eastAsia="ru-RU"/>
+        </w:rPr>
+        <w:t>Արդյունքում կարող ենք արտածել ECL գործակց</w:t>
+      </w:r>
+      <w:r>
+        <w:rPr>
+          <w:rFonts w:ascii="Sylfaen" w:eastAsia="Times New Roman" w:hAnsi="Sylfaen" w:cs="Times New Roman"/>
+          <w:sz w:val="24"/>
+          <w:szCs w:val="24"/>
+          <w:lang w:val="hy-AM" w:eastAsia="ru-RU"/>
+        </w:rPr>
+        <w:t>ի</w:t>
+      </w:r>
+      <w:r>
+        <w:rPr>
+          <w:rFonts w:ascii="Sylfaen" w:eastAsia="Times New Roman" w:hAnsi="Sylfaen" w:cs="Times New Roman"/>
+          <w:sz w:val="24"/>
+          <w:szCs w:val="24"/>
+          <w:lang w:val="hy-AM" w:eastAsia="ru-RU"/>
+        </w:rPr>
+        <w:t xml:space="preserve"> բանաձևը</w:t>
+      </w:r>
+      <w:r>
+        <w:rPr>
+          <w:rFonts w:ascii="Sylfaen" w:eastAsia="Times New Roman" w:hAnsi="Sylfaen" w:cs="Times New Roman"/>
+          <w:sz w:val="24"/>
+          <w:szCs w:val="24"/>
+          <w:lang w:val="hy-AM" w:eastAsia="ru-RU"/>
+        </w:rPr>
+        <w:t>.</w:t>
+      </w:r>
+    </w:p>
+    <w:p>
+      <w:pPr>
+        <w:spacing w:before="30" w:after="30" w:line="240" w:lineRule="auto"/>
+        <w:ind w:firstLine="426"/>
+        <w:jc w:val="both"/>
+        <w:rPr>
+          <w:rFonts w:ascii="Sylfaen" w:eastAsia="Times New Roman" w:hAnsi="Sylfaen" w:cs="Times New Roman"/>
+          <w:sz w:val="24"/>
+          <w:szCs w:val="24"/>
+          <w:lang w:val="en-US" w:eastAsia="ru-RU"/>
+        </w:rPr>
+      </w:pPr>
+      <m:oMathPara>
+        <m:oMath>
+          <m:r>
+            <w:rPr>
+              <w:rFonts w:ascii="Cambria Math" w:eastAsia="Times New Roman" w:hAnsi="Cambria Math" w:cs="Times New Roman"/>
+              <w:sz w:val="24"/>
+              <w:szCs w:val="24"/>
+              <w:lang w:eastAsia="ru-RU"/>
+            </w:rPr>
+            <m:t>ECL=PD×EAD×LGD</m:t>
+          </m:r>
+        </m:oMath>
+      </m:oMathPara>
+    </w:p>
+    <w:p>
+      <w:pPr>
+        <w:spacing w:before="30" w:after="30" w:line="240" w:lineRule="auto"/>
+        <w:ind w:firstLine="426"/>
+        <w:jc w:val="both"/>
+        <w:rPr>
+          <w:rFonts w:ascii="Sylfaen" w:eastAsia="Times New Roman" w:hAnsi="Sylfaen" w:cs="Times New Roman"/>
+          <w:sz w:val="24"/>
+          <w:szCs w:val="24"/>
+          <w:lang w:val="en-US" w:eastAsia="ru-RU"/>
+        </w:rPr>
+      </w:pPr>
+      <w:r>
+        <w:rPr>
+          <w:rFonts w:ascii="Sylfaen" w:eastAsia="Times New Roman" w:hAnsi="Sylfaen" w:cs="Times New Roman"/>
+          <w:sz w:val="24"/>
+          <w:szCs w:val="24"/>
+          <w:lang w:eastAsia="ru-RU"/>
+        </w:rPr>
+        <w:t>Եթե</w:t>
+      </w:r>
+      <w:r>
+        <w:rPr>
+          <w:rFonts w:ascii="Sylfaen" w:eastAsia="Times New Roman" w:hAnsi="Sylfaen" w:cs="Times New Roman"/>
+          <w:sz w:val="24"/>
+          <w:szCs w:val="24"/>
+          <w:lang w:val="en-US" w:eastAsia="ru-RU"/>
+        </w:rPr>
+        <w:t xml:space="preserve"> </w:t>
+      </w:r>
+      <w:r>
+        <w:rPr>
+          <w:rFonts w:ascii="Sylfaen" w:eastAsia="Times New Roman" w:hAnsi="Sylfaen" w:cs="Times New Roman"/>
+          <w:sz w:val="24"/>
+          <w:szCs w:val="24"/>
+          <w:lang w:eastAsia="ru-RU"/>
+        </w:rPr>
+        <w:t>հաշվի</w:t>
+      </w:r>
+      <w:r>
+        <w:rPr>
+          <w:rFonts w:ascii="Sylfaen" w:eastAsia="Times New Roman" w:hAnsi="Sylfaen" w:cs="Times New Roman"/>
+          <w:sz w:val="24"/>
+          <w:szCs w:val="24"/>
+          <w:lang w:val="en-US" w:eastAsia="ru-RU"/>
+        </w:rPr>
+        <w:t xml:space="preserve"> </w:t>
+      </w:r>
+      <w:r>
+        <w:rPr>
+          <w:rFonts w:ascii="Sylfaen" w:eastAsia="Times New Roman" w:hAnsi="Sylfaen" w:cs="Times New Roman"/>
+          <w:sz w:val="24"/>
+          <w:szCs w:val="24"/>
+          <w:lang w:eastAsia="ru-RU"/>
+        </w:rPr>
+        <w:t>ենք</w:t>
+      </w:r>
+      <w:r>
+        <w:rPr>
+          <w:rFonts w:ascii="Sylfaen" w:eastAsia="Times New Roman" w:hAnsi="Sylfaen" w:cs="Times New Roman"/>
+          <w:sz w:val="24"/>
+          <w:szCs w:val="24"/>
+          <w:lang w:val="en-US" w:eastAsia="ru-RU"/>
+        </w:rPr>
+        <w:t xml:space="preserve"> </w:t>
+      </w:r>
+      <w:r>
+        <w:rPr>
+          <w:rFonts w:ascii="Sylfaen" w:eastAsia="Times New Roman" w:hAnsi="Sylfaen" w:cs="Times New Roman"/>
+          <w:sz w:val="24"/>
+          <w:szCs w:val="24"/>
+          <w:lang w:eastAsia="ru-RU"/>
+        </w:rPr>
+        <w:t>առնում</w:t>
+      </w:r>
+      <w:r>
+        <w:rPr>
+          <w:rFonts w:ascii="Sylfaen" w:eastAsia="Times New Roman" w:hAnsi="Sylfaen" w:cs="Times New Roman"/>
+          <w:sz w:val="24"/>
+          <w:szCs w:val="24"/>
+          <w:lang w:val="en-US" w:eastAsia="ru-RU"/>
+        </w:rPr>
+        <w:t xml:space="preserve"> </w:t>
+      </w:r>
+      <w:r>
+        <w:rPr>
+          <w:rFonts w:ascii="Sylfaen" w:eastAsia="Times New Roman" w:hAnsi="Sylfaen" w:cs="Times New Roman"/>
+          <w:sz w:val="24"/>
+          <w:szCs w:val="24"/>
+          <w:lang w:eastAsia="ru-RU"/>
+        </w:rPr>
+        <w:t>ժամանակային</w:t>
+      </w:r>
+      <w:r>
+        <w:rPr>
+          <w:rFonts w:ascii="Sylfaen" w:eastAsia="Times New Roman" w:hAnsi="Sylfaen" w:cs="Times New Roman"/>
+          <w:sz w:val="24"/>
+          <w:szCs w:val="24"/>
+          <w:lang w:val="en-US" w:eastAsia="ru-RU"/>
+        </w:rPr>
+        <w:t xml:space="preserve"> </w:t>
+      </w:r>
+      <w:r>
+        <w:rPr>
+          <w:rFonts w:ascii="Sylfaen" w:eastAsia="Times New Roman" w:hAnsi="Sylfaen" w:cs="Times New Roman"/>
+          <w:sz w:val="24"/>
+          <w:szCs w:val="24"/>
+          <w:lang w:eastAsia="ru-RU"/>
+        </w:rPr>
+        <w:t>դիսկոնտավորումը</w:t>
+      </w:r>
+      <w:r>
+        <w:rPr>
+          <w:rFonts w:ascii="Sylfaen" w:eastAsia="Times New Roman" w:hAnsi="Sylfaen" w:cs="Times New Roman"/>
+          <w:sz w:val="24"/>
+          <w:szCs w:val="24"/>
+          <w:lang w:val="en-US" w:eastAsia="ru-RU"/>
+        </w:rPr>
+        <w:t xml:space="preserve">, </w:t>
+      </w:r>
+      <w:r>
+        <w:rPr>
+          <w:rFonts w:ascii="Sylfaen" w:eastAsia="Times New Roman" w:hAnsi="Sylfaen" w:cs="Times New Roman"/>
+          <w:sz w:val="24"/>
+          <w:szCs w:val="24"/>
+          <w:lang w:eastAsia="ru-RU"/>
+        </w:rPr>
+        <w:t>ապա</w:t>
+      </w:r>
+      <w:r>
+        <w:rPr>
+          <w:rFonts w:ascii="Sylfaen" w:eastAsia="Times New Roman" w:hAnsi="Sylfaen" w:cs="Times New Roman"/>
+          <w:sz w:val="24"/>
+          <w:szCs w:val="24"/>
+          <w:lang w:val="en-US" w:eastAsia="ru-RU"/>
+        </w:rPr>
+        <w:t xml:space="preserve"> </w:t>
+      </w:r>
+      <w:r>
+        <w:rPr>
+          <w:rFonts w:ascii="Sylfaen" w:eastAsia="Times New Roman" w:hAnsi="Sylfaen" w:cs="Times New Roman"/>
+          <w:sz w:val="24"/>
+          <w:szCs w:val="24"/>
+          <w:lang w:eastAsia="ru-RU"/>
+        </w:rPr>
+        <w:t>բազմափուլ</w:t>
+      </w:r>
+      <w:r>
+        <w:rPr>
+          <w:rFonts w:ascii="Sylfaen" w:eastAsia="Times New Roman" w:hAnsi="Sylfaen" w:cs="Times New Roman"/>
+          <w:sz w:val="24"/>
+          <w:szCs w:val="24"/>
+          <w:lang w:val="en-US" w:eastAsia="ru-RU"/>
+        </w:rPr>
+        <w:t xml:space="preserve"> </w:t>
+      </w:r>
+      <w:r>
+        <w:rPr>
+          <w:rFonts w:ascii="Sylfaen" w:eastAsia="Times New Roman" w:hAnsi="Sylfaen" w:cs="Times New Roman"/>
+          <w:sz w:val="24"/>
+          <w:szCs w:val="24"/>
+          <w:lang w:eastAsia="ru-RU"/>
+        </w:rPr>
+        <w:t>մոդելի</w:t>
+      </w:r>
+      <w:r>
+        <w:rPr>
+          <w:rFonts w:ascii="Sylfaen" w:eastAsia="Times New Roman" w:hAnsi="Sylfaen" w:cs="Times New Roman"/>
+          <w:sz w:val="24"/>
+          <w:szCs w:val="24"/>
+          <w:lang w:val="en-US" w:eastAsia="ru-RU"/>
+        </w:rPr>
+        <w:t xml:space="preserve"> </w:t>
+      </w:r>
+      <w:r>
+        <w:rPr>
+          <w:rFonts w:ascii="Sylfaen" w:eastAsia="Times New Roman" w:hAnsi="Sylfaen" w:cs="Times New Roman"/>
+          <w:sz w:val="24"/>
+          <w:szCs w:val="24"/>
+          <w:lang w:eastAsia="ru-RU"/>
+        </w:rPr>
+        <w:t>դեպքում</w:t>
+      </w:r>
+      <w:r>
+        <w:rPr>
+          <w:rFonts w:ascii="Sylfaen" w:eastAsia="Times New Roman" w:hAnsi="Sylfaen" w:cs="Times New Roman"/>
+          <w:sz w:val="24"/>
+          <w:szCs w:val="24"/>
+          <w:lang w:val="en-US" w:eastAsia="ru-RU"/>
+        </w:rPr>
+        <w:t xml:space="preserve"> </w:t>
+      </w:r>
+      <w:r>
+        <w:rPr>
+          <w:rFonts w:ascii="Sylfaen" w:eastAsia="Times New Roman" w:hAnsi="Sylfaen" w:cs="Times New Roman"/>
+          <w:sz w:val="24"/>
+          <w:szCs w:val="24"/>
+          <w:lang w:eastAsia="ru-RU"/>
+        </w:rPr>
+        <w:t>ընդհանուր</w:t>
+      </w:r>
+      <w:r>
+        <w:rPr>
+          <w:rFonts w:ascii="Sylfaen" w:eastAsia="Times New Roman" w:hAnsi="Sylfaen" w:cs="Times New Roman"/>
+          <w:sz w:val="24"/>
+          <w:szCs w:val="24"/>
+          <w:lang w:val="en-US" w:eastAsia="ru-RU"/>
+        </w:rPr>
+        <w:t xml:space="preserve"> </w:t>
+      </w:r>
+      <w:r>
+        <w:rPr>
+          <w:rFonts w:ascii="Sylfaen" w:eastAsia="Times New Roman" w:hAnsi="Sylfaen" w:cs="Times New Roman"/>
+          <w:sz w:val="24"/>
+          <w:szCs w:val="24"/>
+          <w:lang w:eastAsia="ru-RU"/>
+        </w:rPr>
+        <w:t>ձևը</w:t>
+      </w:r>
+      <w:r>
+        <w:rPr>
+          <w:rFonts w:ascii="Sylfaen" w:eastAsia="Times New Roman" w:hAnsi="Sylfaen" w:cs="Times New Roman"/>
+          <w:sz w:val="24"/>
+          <w:szCs w:val="24"/>
+          <w:lang w:val="en-US" w:eastAsia="ru-RU"/>
+        </w:rPr>
+        <w:t xml:space="preserve"> </w:t>
+      </w:r>
+      <w:r>
+        <w:rPr>
+          <w:rFonts w:ascii="Sylfaen" w:eastAsia="Times New Roman" w:hAnsi="Sylfaen" w:cs="Times New Roman"/>
+          <w:sz w:val="24"/>
+          <w:szCs w:val="24"/>
+          <w:lang w:eastAsia="ru-RU"/>
+        </w:rPr>
+        <w:t>կլինի</w:t>
+      </w:r>
+    </w:p>
+    <w:p>
+      <w:pPr>
+        <w:spacing w:before="30" w:after="30" w:line="240" w:lineRule="auto"/>
+        <w:ind w:firstLine="426"/>
+        <w:jc w:val="both"/>
+        <w:rPr>
+          <w:rFonts w:ascii="Sylfaen" w:eastAsia="Times New Roman" w:hAnsi="Sylfaen" w:cs="Times New Roman"/>
+          <w:sz w:val="24"/>
+          <w:szCs w:val="24"/>
+          <w:lang w:val="en-US" w:eastAsia="ru-RU"/>
+        </w:rPr>
+      </w:pPr>
+      <m:oMathPara>
+        <m:oMath>
+          <m:r>
+            <w:rPr>
+              <w:rFonts w:ascii="Cambria Math" w:eastAsia="Times New Roman" w:hAnsi="Cambria Math" w:cs="Times New Roman"/>
+              <w:sz w:val="24"/>
+              <w:szCs w:val="24"/>
+              <w:lang w:eastAsia="ru-RU"/>
+            </w:rPr>
+            <m:t>ECL=</m:t>
+          </m:r>
+          <m:nary>
+            <m:naryPr>
+              <m:chr m:val="∑"/>
+              <m:limLoc m:val="undOvr"/>
+              <m:ctrlPr>
+                <w:rPr>
+                  <w:rFonts w:ascii="Cambria Math" w:eastAsia="Times New Roman" w:hAnsi="Cambria Math" w:cs="Times New Roman"/>
+                  <w:i/>
+                  <w:sz w:val="24"/>
+                  <w:szCs w:val="24"/>
+                </w:rPr>
+              </m:ctrlPr>
+            </m:naryPr>
+            <m:sub>
+              <m:r>
+                <w:rPr>
+                  <w:rFonts w:ascii="Cambria Math" w:eastAsia="Times New Roman" w:hAnsi="Cambria Math" w:cs="Times New Roman"/>
+                  <w:sz w:val="24"/>
+                  <w:szCs w:val="24"/>
+                  <w:lang w:eastAsia="ru-RU"/>
+                </w:rPr>
+                <m:t>t=0</m:t>
+              </m:r>
+            </m:sub>
+            <m:sup>
+              <m:r>
+                <w:rPr>
+                  <w:rFonts w:ascii="Cambria Math" w:eastAsia="Times New Roman" w:hAnsi="Cambria Math" w:cs="Times New Roman"/>
+                  <w:sz w:val="24"/>
+                  <w:szCs w:val="24"/>
+                  <w:lang w:eastAsia="ru-RU"/>
+                </w:rPr>
+                <m:t>T</m:t>
+              </m:r>
+            </m:sup>
+            <m:e>
+              <m:r>
+                <w:rPr>
+                  <w:rFonts w:ascii="Cambria Math" w:eastAsia="Times New Roman" w:hAnsi="Cambria Math" w:cs="Times New Roman"/>
+                  <w:sz w:val="24"/>
+                  <w:szCs w:val="24"/>
+                  <w:lang w:eastAsia="ru-RU"/>
+                </w:rPr>
+                <m:t>PD_t×EAD_t×LGD_t</m:t>
+              </m:r>
+            </m:e>
+          </m:nary>
+        </m:oMath>
+      </m:oMathPara>
+    </w:p>
+    <w:p>
+      <w:pPr>
+        <w:spacing w:before="30" w:after="30" w:line="240" w:lineRule="auto"/>
+        <w:ind w:firstLine="426"/>
+        <w:jc w:val="both"/>
+        <w:rPr>
+          <w:rFonts w:ascii="Sylfaen" w:eastAsia="Times New Roman" w:hAnsi="Sylfaen" w:cs="Times New Roman"/>
+          <w:sz w:val="24"/>
+          <w:szCs w:val="24"/>
+          <w:lang w:val="en-US" w:eastAsia="ru-RU"/>
+        </w:rPr>
+      </w:pPr>
+      <w:r>
+        <w:rPr>
+          <w:rFonts w:ascii="Sylfaen" w:eastAsia="Times New Roman" w:hAnsi="Sylfaen" w:cs="Times New Roman"/>
+          <w:sz w:val="24"/>
+          <w:szCs w:val="24"/>
+          <w:lang w:eastAsia="ru-RU"/>
+        </w:rPr>
+        <w:t>որտեղ</w:t>
+      </w:r>
+      <w:r>
+        <w:rPr>
+          <w:rFonts w:ascii="Sylfaen" w:eastAsia="Times New Roman" w:hAnsi="Sylfaen" w:cs="Times New Roman"/>
+          <w:sz w:val="24"/>
+          <w:szCs w:val="24"/>
+          <w:lang w:val="en-US" w:eastAsia="ru-RU"/>
+        </w:rPr>
+        <w:t xml:space="preserve"> </w:t>
+      </w:r>
+      <m:oMath>
+        <m:r>
+          <w:rPr>
+            <w:rFonts w:ascii="Cambria Math" w:eastAsia="Times New Roman" w:hAnsi="Cambria Math" w:cs="Times New Roman"/>
+            <w:sz w:val="28"/>
+            <w:szCs w:val="24"/>
+            <w:lang w:val="en-US" w:eastAsia="ru-RU"/>
+          </w:rPr>
+          <m:t>DF_t=</m:t>
+        </m:r>
+        <m:f>
+          <m:fPr>
+            <m:ctrlPr>
+              <w:rPr>
+                <w:rFonts w:ascii="Cambria Math" w:eastAsia="Times New Roman" w:hAnsi="Cambria Math" w:cs="Times New Roman"/>
+                <w:i/>
+                <w:sz w:val="28"/>
+                <w:szCs w:val="24"/>
+                <w:lang w:val="en-US"/>
+              </w:rPr>
+            </m:ctrlPr>
+          </m:fPr>
+          <m:num>
+            <m:r>
+              <w:rPr>
+                <w:rFonts w:ascii="Cambria Math" w:eastAsia="Times New Roman" w:hAnsi="Cambria Math" w:cs="Times New Roman"/>
+                <w:sz w:val="28"/>
+                <w:szCs w:val="24"/>
+                <w:lang w:val="en-US" w:eastAsia="ru-RU"/>
+              </w:rPr>
+              <m:t>1</m:t>
+            </m:r>
+          </m:num>
+          <m:den>
+            <m:sSup>
+              <m:sSupPr>
+                <m:ctrlPr>
+                  <w:rPr>
+                    <w:rFonts w:ascii="Cambria Math" w:eastAsia="Times New Roman" w:hAnsi="Cambria Math" w:cs="Times New Roman"/>
+                    <w:i/>
+                    <w:sz w:val="28"/>
+                    <w:szCs w:val="24"/>
+                    <w:lang w:val="en-US"/>
+                  </w:rPr>
+                </m:ctrlPr>
+              </m:sSupPr>
+              <m:e>
+                <m:r>
+                  <m:rPr>
+                    <m:sty m:val="p"/>
+                  </m:rPr>
+                  <w:rPr>
+                    <w:rFonts w:ascii="Cambria Math" w:eastAsia="Times New Roman" w:hAnsi="Cambria Math" w:cs="Times New Roman"/>
+                    <w:sz w:val="28"/>
+                    <w:szCs w:val="24"/>
+                    <w:lang w:val="en-US" w:eastAsia="ru-RU"/>
+                  </w:rPr>
+                  <m:t>(1 + r)</m:t>
+                </m:r>
+              </m:e>
+              <m:sup>
+                <m:r>
+                  <w:rPr>
+                    <w:rFonts w:ascii="Cambria Math" w:eastAsia="Times New Roman" w:hAnsi="Cambria Math" w:cs="Times New Roman"/>
+                    <w:sz w:val="28"/>
+                    <w:szCs w:val="24"/>
+                    <w:lang w:val="en-US" w:eastAsia="ru-RU"/>
+                  </w:rPr>
+                  <m:t>t</m:t>
+                </m:r>
+              </m:sup>
+            </m:sSup>
+          </m:den>
+        </m:f>
+      </m:oMath>
+      <w:r>
+        <w:rPr>
+          <w:rFonts w:ascii="Sylfaen" w:eastAsia="Times New Roman" w:hAnsi="Sylfaen" w:cs="Times New Roman"/>
+          <w:sz w:val="24"/>
+          <w:szCs w:val="24"/>
+          <w:lang w:val="en-US" w:eastAsia="ru-RU"/>
+        </w:rPr>
+        <w:t xml:space="preserve"> </w:t>
+      </w:r>
+      <w:r>
+        <w:rPr>
+          <w:rFonts w:ascii="Sylfaen" w:eastAsia="Times New Roman" w:hAnsi="Sylfaen" w:cs="Times New Roman"/>
+          <w:sz w:val="24"/>
+          <w:szCs w:val="24"/>
+          <w:lang w:eastAsia="ru-RU"/>
+        </w:rPr>
+        <w:t>դիսկոնտավորման</w:t>
+      </w:r>
+      <w:r>
+        <w:rPr>
+          <w:rFonts w:ascii="Sylfaen" w:eastAsia="Times New Roman" w:hAnsi="Sylfaen" w:cs="Times New Roman"/>
+          <w:sz w:val="24"/>
+          <w:szCs w:val="24"/>
+          <w:lang w:val="en-US" w:eastAsia="ru-RU"/>
+        </w:rPr>
+        <w:t xml:space="preserve"> </w:t>
+      </w:r>
+      <w:r>
+        <w:rPr>
+          <w:rFonts w:ascii="Sylfaen" w:eastAsia="Times New Roman" w:hAnsi="Sylfaen" w:cs="Times New Roman"/>
+          <w:sz w:val="24"/>
+          <w:szCs w:val="24"/>
+          <w:lang w:eastAsia="ru-RU"/>
+        </w:rPr>
+        <w:t>գործակիցն</w:t>
+      </w:r>
+      <w:r>
+        <w:rPr>
+          <w:rFonts w:ascii="Sylfaen" w:eastAsia="Times New Roman" w:hAnsi="Sylfaen" w:cs="Times New Roman"/>
+          <w:sz w:val="24"/>
+          <w:szCs w:val="24"/>
+          <w:lang w:val="en-US" w:eastAsia="ru-RU"/>
+        </w:rPr>
+        <w:t xml:space="preserve"> </w:t>
+      </w:r>
+      <w:r>
+        <w:rPr>
+          <w:rFonts w:ascii="Sylfaen" w:eastAsia="Times New Roman" w:hAnsi="Sylfaen" w:cs="Times New Roman"/>
+          <w:sz w:val="24"/>
+          <w:szCs w:val="24"/>
+          <w:lang w:eastAsia="ru-RU"/>
+        </w:rPr>
+        <w:t>է</w:t>
+      </w:r>
+      <w:r>
+        <w:rPr>
+          <w:rFonts w:ascii="Sylfaen" w:eastAsia="Times New Roman" w:hAnsi="Sylfaen" w:cs="Times New Roman"/>
+          <w:sz w:val="24"/>
+          <w:szCs w:val="24"/>
+          <w:lang w:val="en-US" w:eastAsia="ru-RU"/>
+        </w:rPr>
+        <w:t>, r-</w:t>
+      </w:r>
+      <w:r>
+        <w:rPr>
+          <w:rFonts w:ascii="Sylfaen" w:eastAsia="Times New Roman" w:hAnsi="Sylfaen" w:cs="Times New Roman"/>
+          <w:sz w:val="24"/>
+          <w:szCs w:val="24"/>
+          <w:lang w:eastAsia="ru-RU"/>
+        </w:rPr>
+        <w:t>ը՝</w:t>
+      </w:r>
+      <w:r>
+        <w:rPr>
+          <w:rFonts w:ascii="Sylfaen" w:eastAsia="Times New Roman" w:hAnsi="Sylfaen" w:cs="Times New Roman"/>
+          <w:sz w:val="24"/>
+          <w:szCs w:val="24"/>
+          <w:lang w:val="en-US" w:eastAsia="ru-RU"/>
+        </w:rPr>
+        <w:t xml:space="preserve"> </w:t>
+      </w:r>
+      <w:r>
+        <w:rPr>
+          <w:rFonts w:ascii="Sylfaen" w:eastAsia="Times New Roman" w:hAnsi="Sylfaen" w:cs="Times New Roman"/>
+          <w:sz w:val="24"/>
+          <w:szCs w:val="24"/>
+          <w:lang w:eastAsia="ru-RU"/>
+        </w:rPr>
+        <w:t>արդյունավետ</w:t>
+      </w:r>
+      <w:r>
+        <w:rPr>
+          <w:rFonts w:ascii="Sylfaen" w:eastAsia="Times New Roman" w:hAnsi="Sylfaen" w:cs="Times New Roman"/>
+          <w:sz w:val="24"/>
+          <w:szCs w:val="24"/>
+          <w:lang w:val="en-US" w:eastAsia="ru-RU"/>
+        </w:rPr>
+        <w:t xml:space="preserve"> </w:t>
+      </w:r>
+      <w:r>
+        <w:rPr>
+          <w:rFonts w:ascii="Sylfaen" w:eastAsia="Times New Roman" w:hAnsi="Sylfaen" w:cs="Times New Roman"/>
+          <w:sz w:val="24"/>
+          <w:szCs w:val="24"/>
+          <w:lang w:eastAsia="ru-RU"/>
+        </w:rPr>
+        <w:t>տոկոսադրույքը</w:t>
+      </w:r>
+      <w:r>
+        <w:rPr>
+          <w:rFonts w:ascii="Sylfaen" w:eastAsia="Times New Roman" w:hAnsi="Sylfaen" w:cs="Times New Roman"/>
+          <w:sz w:val="24"/>
+          <w:szCs w:val="24"/>
+          <w:lang w:val="en-US" w:eastAsia="ru-RU"/>
+        </w:rPr>
+        <w:t xml:space="preserve">, </w:t>
+      </w:r>
+      <w:r>
+        <w:rPr>
+          <w:rFonts w:ascii="Sylfaen" w:eastAsia="Times New Roman" w:hAnsi="Sylfaen" w:cs="Times New Roman"/>
+          <w:sz w:val="24"/>
+          <w:szCs w:val="24"/>
+          <w:lang w:eastAsia="ru-RU"/>
+        </w:rPr>
+        <w:t>իսկ</w:t>
+      </w:r>
+      <w:r>
+        <w:rPr>
+          <w:rFonts w:ascii="Sylfaen" w:eastAsia="Times New Roman" w:hAnsi="Sylfaen" w:cs="Times New Roman"/>
+          <w:sz w:val="24"/>
+          <w:szCs w:val="24"/>
+          <w:lang w:val="en-US" w:eastAsia="ru-RU"/>
+        </w:rPr>
+        <w:t xml:space="preserve"> T-</w:t>
+      </w:r>
+      <w:r>
+        <w:rPr>
+          <w:rFonts w:ascii="Sylfaen" w:eastAsia="Times New Roman" w:hAnsi="Sylfaen" w:cs="Times New Roman"/>
+          <w:sz w:val="24"/>
+          <w:szCs w:val="24"/>
+          <w:lang w:eastAsia="ru-RU"/>
+        </w:rPr>
+        <w:t>ը՝</w:t>
+      </w:r>
+      <w:r>
+        <w:rPr>
+          <w:rFonts w:ascii="Sylfaen" w:eastAsia="Times New Roman" w:hAnsi="Sylfaen" w:cs="Times New Roman"/>
+          <w:sz w:val="24"/>
+          <w:szCs w:val="24"/>
+          <w:lang w:val="en-US" w:eastAsia="ru-RU"/>
+        </w:rPr>
+        <w:t xml:space="preserve"> </w:t>
+      </w:r>
+      <w:r>
+        <w:rPr>
+          <w:rFonts w:ascii="Sylfaen" w:eastAsia="Times New Roman" w:hAnsi="Sylfaen" w:cs="Times New Roman"/>
+          <w:sz w:val="24"/>
+          <w:szCs w:val="24"/>
+          <w:lang w:eastAsia="ru-RU"/>
+        </w:rPr>
+        <w:t>դիտարկվող</w:t>
+      </w:r>
+      <w:r>
+        <w:rPr>
+          <w:rFonts w:ascii="Sylfaen" w:eastAsia="Times New Roman" w:hAnsi="Sylfaen" w:cs="Times New Roman"/>
+          <w:sz w:val="24"/>
+          <w:szCs w:val="24"/>
+          <w:lang w:val="en-US" w:eastAsia="ru-RU"/>
+        </w:rPr>
+        <w:t xml:space="preserve"> </w:t>
+      </w:r>
+      <w:r>
+        <w:rPr>
+          <w:rFonts w:ascii="Sylfaen" w:eastAsia="Times New Roman" w:hAnsi="Sylfaen" w:cs="Times New Roman"/>
+          <w:sz w:val="24"/>
+          <w:szCs w:val="24"/>
+          <w:lang w:eastAsia="ru-RU"/>
+        </w:rPr>
+        <w:t>ժամանակահատվածը։</w:t>
       </w:r>
     </w:p>
     <w:p>
@@ -11275,7 +11521,7 @@
           <w:lang w:val="hy-AM"/>
         </w:rPr>
         <w:lastRenderedPageBreak/>
-        <w:t xml:space="preserve">Գլուխ 3: ECL Գործակցի Հաշվման Ալգորիթմը </w:t>
+        <w:t xml:space="preserve">Գլուխ </w:t>
       </w:r>
       <w:r>
         <w:rPr>
@@ -11284,7 +11530,124 @@
           <w:sz w:val="36"/>
           <w:lang w:val="hy-AM"/>
         </w:rPr>
-        <w:t>Microsoft Azure Ամպային Տեխնոլոգիաների Միջոցով</w:t>
+        <w:t>5</w:t>
+      </w:r>
+      <w:r>
+        <w:rPr>
+          <w:rFonts w:ascii="Sylfaen" w:hAnsi="Sylfaen"/>
+          <w:b/>
+          <w:sz w:val="36"/>
+          <w:lang w:val="hy-AM"/>
+        </w:rPr>
+        <w:t>: ECL Գ</w:t>
+      </w:r>
+      <w:r>
+        <w:rPr>
+          <w:rFonts w:ascii="Sylfaen" w:hAnsi="Sylfaen"/>
+          <w:b/>
+          <w:sz w:val="36"/>
+          <w:lang w:val="hy-AM"/>
+        </w:rPr>
+        <w:t>ՈՐԾԱԿՑԻ</w:t>
+      </w:r>
+      <w:r>
+        <w:rPr>
+          <w:rFonts w:ascii="Sylfaen" w:hAnsi="Sylfaen"/>
+          <w:b/>
+          <w:sz w:val="36"/>
+          <w:lang w:val="hy-AM"/>
+        </w:rPr>
+        <w:t xml:space="preserve"> Հ</w:t>
+      </w:r>
+      <w:r>
+        <w:rPr>
+          <w:rFonts w:ascii="Sylfaen" w:hAnsi="Sylfaen"/>
+          <w:b/>
+          <w:sz w:val="36"/>
+          <w:lang w:val="hy-AM"/>
+        </w:rPr>
+        <w:t xml:space="preserve">ԱՇՎՄԱՆ </w:t>
+      </w:r>
+      <w:r>
+        <w:rPr>
+          <w:rFonts w:ascii="Sylfaen" w:hAnsi="Sylfaen"/>
+          <w:b/>
+          <w:sz w:val="36"/>
+          <w:lang w:val="hy-AM"/>
+        </w:rPr>
+        <w:t>Ա</w:t>
+      </w:r>
+      <w:r>
+        <w:rPr>
+          <w:rFonts w:ascii="Sylfaen" w:hAnsi="Sylfaen"/>
+          <w:b/>
+          <w:sz w:val="36"/>
+          <w:lang w:val="hy-AM"/>
+        </w:rPr>
+        <w:t xml:space="preserve">ԼԳՈՐԻԹՄԸ </w:t>
+      </w:r>
+      <w:r>
+        <w:rPr>
+          <w:rFonts w:ascii="Sylfaen" w:hAnsi="Sylfaen"/>
+          <w:b/>
+          <w:sz w:val="36"/>
+          <w:lang w:val="hy-AM"/>
+        </w:rPr>
+        <w:t>MICROSOFT AZURE</w:t>
+      </w:r>
+      <w:r>
+        <w:rPr>
+          <w:rFonts w:ascii="Sylfaen" w:hAnsi="Sylfaen"/>
+          <w:b/>
+          <w:sz w:val="36"/>
+          <w:lang w:val="hy-AM"/>
+        </w:rPr>
+        <w:t xml:space="preserve"> Ա</w:t>
+      </w:r>
+      <w:r>
+        <w:rPr>
+          <w:rFonts w:ascii="Sylfaen" w:hAnsi="Sylfaen"/>
+          <w:b/>
+          <w:sz w:val="36"/>
+          <w:lang w:val="hy-AM"/>
+        </w:rPr>
+        <w:t xml:space="preserve">ՄՊԱՅԻՆ </w:t>
+      </w:r>
+      <w:r>
+        <w:rPr>
+          <w:rFonts w:ascii="Sylfaen" w:hAnsi="Sylfaen"/>
+          <w:b/>
+          <w:sz w:val="36"/>
+          <w:lang w:val="hy-AM"/>
+        </w:rPr>
+        <w:t>Տ</w:t>
+      </w:r>
+      <w:r>
+        <w:rPr>
+          <w:rFonts w:ascii="Sylfaen" w:hAnsi="Sylfaen"/>
+          <w:b/>
+          <w:sz w:val="36"/>
+          <w:lang w:val="hy-AM"/>
+        </w:rPr>
+        <w:t xml:space="preserve">ԵԽՆՈԼՈԳԻԱՆԵՐԻ </w:t>
+      </w:r>
+      <w:r>
+        <w:rPr>
+          <w:rFonts w:ascii="Sylfaen" w:hAnsi="Sylfaen"/>
+          <w:b/>
+          <w:sz w:val="36"/>
+          <w:lang w:val="hy-AM"/>
+        </w:rPr>
+        <w:t>Մ</w:t>
+      </w:r>
+      <w:r>
+        <w:rPr>
+          <w:rFonts w:ascii="Sylfaen" w:hAnsi="Sylfaen"/>
+          <w:b/>
+          <w:sz w:val="36"/>
+          <w:lang w:val="hy-AM"/>
+        </w:rPr>
+        <w:t>ԻՋՈՑՈՎ</w:t>
       </w:r>
     </w:p>
     <w:p>
@@ -11582,16 +11945,7 @@
           <w:rFonts w:ascii="Sylfaen" w:hAnsi="Sylfaen"/>
           <w:lang w:val="hy-AM"/>
         </w:rPr>
-        <w:t xml:space="preserve"> 9 մոտեցման շրջանակում վարկերը դասակարգվում են տարբեր փուլերի՝ կախված վարկային ռիսկի փոփոխությունից։ Առաջին փուլում ընդգրկվում են այն ակտիվները, որոնց ռիսկը էականորեն չի աճել սկզբնական ճանաչումից հետո։ Երկրորդ </w:t>
-      </w:r>
-      <w:bookmarkStart w:id="0" w:name="_GoBack"/>
-      <w:bookmarkEnd w:id="0"/>
-      <w:r>
-        <w:rPr>
-          <w:rFonts w:ascii="Sylfaen" w:hAnsi="Sylfaen"/>
-          <w:lang w:val="hy-AM"/>
-        </w:rPr>
-        <w:t>փուլում ներառվում են այն ակտիվները, որոնց դեպքում գրանցվել է էական աճ վարկային ռիսկում։ Երրորդ փուլում ընդգրկվում են դեֆոլտային ակտիվները։ Azure միջավայրում staging-ի իրականացումը կարող է կատարվել տվյալների մշակման հարթակների միջոցով՝ օրինակ տվյալների պահոցում (Data Lake) պահպանված պատմական տվյալների հիման վրա, կիրառելով բիզնես կանոններ կամ մեքենայական ուսուցման մոդելներ։ Այս փուլում որոշվում է, թե յուրաքանչյուր վարկի համար պետք է կիրառվի 12-ամսյա, թե ամբողջ կյանքի հորիզոնով ECL հաշվարկ։</w:t>
+        <w:t xml:space="preserve"> 9 մոտեցման շրջանակում վարկերը դասակարգվում են տարբեր փուլերի՝ կախված վարկային ռիսկի փոփոխությունից։ Առաջին փուլում ընդգրկվում են այն ակտիվները, որոնց ռիսկը էականորեն չի աճել սկզբնական ճանաչումից հետո։ Երկրորդ փուլում ներառվում են այն ակտիվները, որոնց դեպքում գրանցվել է էական աճ վարկային ռիսկում։ Երրորդ փուլում ընդգրկվում են դեֆոլտային ակտիվները։ Azure միջավայրում staging-ի իրականացումը կարող է կատարվել տվյալների մշակման հարթակների միջոցով՝ օրինակ տվյալների պահոցում (Data Lake) պահպանված պատմական տվյալների հիման վրա, կիրառելով բիզնես կանոններ կամ մեքենայական ուսուցման մոդելներ։ Այս փուլում որոշվում է, թե յուրաքանչյուր վարկի համար պետք է կիրառվի 12-ամսյա, թե ամբողջ կյանքի հորիզոնով ECL հաշվարկ։</w:t>
       </w:r>
     </w:p>
     <w:p>
@@ -12536,7 +12890,7 @@
           <w:rFonts w:ascii="Sylfaen" w:hAnsi="Sylfaen"/>
           <w:lang w:val="hy-AM"/>
         </w:rPr>
-        <w:t xml:space="preserve">Ձեր մշակած ալգորիթմը, որը կառուցված է staging, CCF, MPD, PD, EAD, LGD-Stat, LGD-Econ և վերջնական ECL փուլերի տրամաբանական հաջորդականության վրա, կարելի է գնահատել որպես համակարգային և ամբողջական մոտեցում։ Այն ապահովում է ռիսկի գնահատման ոչ միայն մեխանիկական, այլև վերլուծական խորություն՝ հաշվի առնելով ինչպես վարքագծային, այնպես էլ մակրոտնտեսական ազդեցությունները։ Ալգորիթմի ուժեղ կողմերից է փուլային կառուցվածքը, որը թույլ է տալիս յուրաքանչյուր բաղադրիչ առանձին վավերացնել, թեստավորել և բարելավել՝ առանց ամբողջ համակարգը վերակառուցելու անհրաժեշտության։ Սա բարձրացնում է </w:t>
+        <w:t xml:space="preserve">Ձեր մշակած ալգորիթմը, որը կառուցված է staging, CCF, MPD, PD, EAD, LGD-Stat, LGD-Econ և վերջնական ECL փուլերի տրամաբանական հաջորդականության վրա, կարելի է գնահատել որպես համակարգային և ամբողջական մոտեցում։ Այն ապահովում է ռիսկի գնահատման ոչ միայն մեխանիկական, այլև վերլուծական խորություն՝ հաշվի առնելով ինչպես վարքագծային, այնպես էլ մակրոտնտեսական ազդեցությունները։ Ալգորիթմի ուժեղ կողմերից է փուլային կառուցվածքը, որը թույլ է տալիս յուրաքանչյուր բաղադրիչ առանձին վավերացնել, թեստավորել և բարելավել՝ առանց ամբողջ համակարգը վերակառուցելու անհրաժեշտության։ Սա բարձրացնում է մոդելի </w:t>
       </w:r>
       <w:r>
         <w:rPr>
@@ -12544,7 +12898,7 @@
           <w:lang w:val="hy-AM"/>
         </w:rPr>
         <w:lastRenderedPageBreak/>
-        <w:t>մոդելի կայունությունն ու վերահսկելիությունը, ինչպես նաև հեշտացնում է կարգավորող պահանջներին համապատ</w:t>
+        <w:t>կայունությունն ու վերահսկելիությունը, ինչպես նաև հեշտացնում է կարգավորող պահանջներին համապատ</w:t>
       </w:r>
       <w:r>
         <w:rPr>
@@ -13469,6 +13823,689 @@
           <w:lang w:val="hy-AM"/>
         </w:rPr>
         <w:t>ություն</w:t>
+      </w:r>
+    </w:p>
+    <w:p>
+      <w:pPr>
+        <w:pStyle w:val="NormalWeb"/>
+        <w:numPr>
+          <w:ilvl w:val="0"/>
+          <w:numId w:val="16"/>
+        </w:numPr>
+        <w:spacing w:before="30" w:beforeAutospacing="0" w:after="30" w:afterAutospacing="0"/>
+        <w:ind w:left="284" w:hanging="284"/>
+        <w:rPr>
+          <w:rFonts w:ascii="Sylfaen" w:hAnsi="Sylfaen"/>
+          <w:lang w:val="hy-AM"/>
+        </w:rPr>
+      </w:pPr>
+      <w:r>
+        <w:rPr>
+          <w:rFonts w:ascii="Sylfaen" w:hAnsi="Sylfaen"/>
+          <w:lang w:val="hy-AM"/>
+        </w:rPr>
+        <w:t>Ներածություն</w:t>
+      </w:r>
+    </w:p>
+    <w:p>
+      <w:pPr>
+        <w:pStyle w:val="NormalWeb"/>
+        <w:numPr>
+          <w:ilvl w:val="0"/>
+          <w:numId w:val="16"/>
+        </w:numPr>
+        <w:spacing w:before="30" w:beforeAutospacing="0" w:after="30" w:afterAutospacing="0"/>
+        <w:ind w:left="284" w:hanging="284"/>
+        <w:rPr>
+          <w:rFonts w:ascii="Sylfaen" w:hAnsi="Sylfaen"/>
+          <w:lang w:val="hy-AM"/>
+        </w:rPr>
+      </w:pPr>
+      <w:r>
+        <w:rPr>
+          <w:rFonts w:ascii="Sylfaen" w:hAnsi="Sylfaen"/>
+          <w:lang w:val="hy-AM"/>
+        </w:rPr>
+        <w:t>ԳԼՈՒԽ 1: ԵՆԹԱԿԱՌՈՒՑՎԱԾՔՆԵՐԻ ՏԵՍԱԿՆԵՐԸ ԱՄՊԱՅԻՆ ՏԵԽՆՈԼՈԳԻԱՆԵՐՈՒՄ</w:t>
+      </w:r>
+    </w:p>
+    <w:p>
+      <w:pPr>
+        <w:pStyle w:val="NormalWeb"/>
+        <w:numPr>
+          <w:ilvl w:val="0"/>
+          <w:numId w:val="21"/>
+        </w:numPr>
+        <w:spacing w:before="30" w:beforeAutospacing="0" w:after="30" w:afterAutospacing="0"/>
+        <w:rPr>
+          <w:rFonts w:ascii="Sylfaen" w:hAnsi="Sylfaen"/>
+          <w:lang w:val="hy-AM"/>
+        </w:rPr>
+      </w:pPr>
+      <w:r>
+        <w:rPr>
+          <w:rFonts w:ascii="Sylfaen" w:hAnsi="Sylfaen"/>
+          <w:lang w:val="en-US"/>
+        </w:rPr>
+        <w:t xml:space="preserve">1.1: </w:t>
+      </w:r>
+      <w:r>
+        <w:rPr>
+          <w:rFonts w:ascii="Sylfaen" w:hAnsi="Sylfaen"/>
+          <w:lang w:val="hy-AM"/>
+        </w:rPr>
+        <w:t xml:space="preserve">On-Premise </w:t>
+      </w:r>
+      <w:r>
+        <w:rPr>
+          <w:rFonts w:ascii="Sylfaen" w:hAnsi="Sylfaen"/>
+          <w:lang w:val="hy-AM"/>
+        </w:rPr>
+        <w:t>(Տեղային Տեղակայում) Մոդելը</w:t>
+      </w:r>
+    </w:p>
+    <w:p>
+      <w:pPr>
+        <w:pStyle w:val="NormalWeb"/>
+        <w:numPr>
+          <w:ilvl w:val="0"/>
+          <w:numId w:val="21"/>
+        </w:numPr>
+        <w:spacing w:before="30" w:beforeAutospacing="0" w:after="30" w:afterAutospacing="0"/>
+        <w:rPr>
+          <w:rFonts w:ascii="Sylfaen" w:hAnsi="Sylfaen"/>
+          <w:lang w:val="hy-AM"/>
+        </w:rPr>
+      </w:pPr>
+      <w:r>
+        <w:rPr>
+          <w:rFonts w:ascii="Sylfaen" w:hAnsi="Sylfaen"/>
+          <w:lang w:val="hy-AM"/>
+        </w:rPr>
+        <w:t>1.</w:t>
+      </w:r>
+      <w:r>
+        <w:rPr>
+          <w:rFonts w:ascii="Sylfaen" w:hAnsi="Sylfaen"/>
+          <w:lang w:val="hy-AM"/>
+        </w:rPr>
+        <w:t>2</w:t>
+      </w:r>
+      <w:r>
+        <w:rPr>
+          <w:rFonts w:ascii="Sylfaen" w:hAnsi="Sylfaen"/>
+          <w:lang w:val="hy-AM"/>
+        </w:rPr>
+        <w:t>:</w:t>
+      </w:r>
+      <w:r>
+        <w:rPr>
+          <w:rFonts w:ascii="Sylfaen" w:hAnsi="Sylfaen"/>
+          <w:lang w:val="hy-AM"/>
+        </w:rPr>
+        <w:t xml:space="preserve"> </w:t>
+      </w:r>
+      <w:r>
+        <w:rPr>
+          <w:rFonts w:ascii="Sylfaen" w:hAnsi="Sylfaen"/>
+          <w:lang w:val="hy-AM"/>
+        </w:rPr>
+        <w:t>IaaS</w:t>
+      </w:r>
+      <w:r>
+        <w:rPr>
+          <w:rFonts w:ascii="Sylfaen" w:hAnsi="Sylfaen"/>
+          <w:lang w:val="hy-AM"/>
+        </w:rPr>
+        <w:t xml:space="preserve"> </w:t>
+      </w:r>
+      <w:r>
+        <w:rPr>
+          <w:rFonts w:ascii="Sylfaen" w:hAnsi="Sylfaen"/>
+          <w:lang w:val="hy-AM"/>
+        </w:rPr>
+        <w:t>(Ենթակառուցվածքը Որպես Ծառայություն) Մոդելը</w:t>
+      </w:r>
+    </w:p>
+    <w:p>
+      <w:pPr>
+        <w:pStyle w:val="NormalWeb"/>
+        <w:numPr>
+          <w:ilvl w:val="0"/>
+          <w:numId w:val="21"/>
+        </w:numPr>
+        <w:spacing w:before="30" w:beforeAutospacing="0" w:after="30" w:afterAutospacing="0"/>
+        <w:rPr>
+          <w:rFonts w:ascii="Sylfaen" w:hAnsi="Sylfaen"/>
+          <w:lang w:val="hy-AM"/>
+        </w:rPr>
+      </w:pPr>
+      <w:r>
+        <w:rPr>
+          <w:rFonts w:ascii="Sylfaen" w:hAnsi="Sylfaen"/>
+          <w:lang w:val="en-US"/>
+        </w:rPr>
+        <w:t>1.</w:t>
+      </w:r>
+      <w:r>
+        <w:rPr>
+          <w:rFonts w:ascii="Sylfaen" w:hAnsi="Sylfaen"/>
+          <w:lang w:val="en-US"/>
+        </w:rPr>
+        <w:t>3</w:t>
+      </w:r>
+      <w:r>
+        <w:rPr>
+          <w:rFonts w:ascii="Sylfaen" w:hAnsi="Sylfaen"/>
+          <w:lang w:val="en-US"/>
+        </w:rPr>
+        <w:t>:</w:t>
+      </w:r>
+      <w:r>
+        <w:rPr>
+          <w:rFonts w:ascii="Sylfaen" w:hAnsi="Sylfaen"/>
+          <w:lang w:val="en-US"/>
+        </w:rPr>
+        <w:t xml:space="preserve"> </w:t>
+      </w:r>
+      <w:r>
+        <w:rPr>
+          <w:rFonts w:ascii="Sylfaen" w:hAnsi="Sylfaen"/>
+          <w:lang w:val="en-US"/>
+        </w:rPr>
+        <w:t>PaaS</w:t>
+      </w:r>
+      <w:r>
+        <w:rPr>
+          <w:rFonts w:ascii="Sylfaen" w:hAnsi="Sylfaen"/>
+          <w:lang w:val="hy-AM"/>
+        </w:rPr>
+        <w:t xml:space="preserve"> </w:t>
+      </w:r>
+      <w:r>
+        <w:rPr>
+          <w:rFonts w:ascii="Sylfaen" w:hAnsi="Sylfaen"/>
+          <w:lang w:val="hy-AM"/>
+        </w:rPr>
+        <w:t>(Հարթակը Որպես Ծառայություն) Մոդելը</w:t>
+      </w:r>
+    </w:p>
+    <w:p>
+      <w:pPr>
+        <w:pStyle w:val="NormalWeb"/>
+        <w:numPr>
+          <w:ilvl w:val="0"/>
+          <w:numId w:val="21"/>
+        </w:numPr>
+        <w:spacing w:before="30" w:beforeAutospacing="0" w:after="30" w:afterAutospacing="0"/>
+        <w:rPr>
+          <w:rFonts w:ascii="Sylfaen" w:hAnsi="Sylfaen"/>
+          <w:lang w:val="hy-AM"/>
+        </w:rPr>
+      </w:pPr>
+      <w:r>
+        <w:rPr>
+          <w:rFonts w:ascii="Sylfaen" w:hAnsi="Sylfaen"/>
+          <w:lang w:val="hy-AM"/>
+        </w:rPr>
+        <w:t>1.</w:t>
+      </w:r>
+      <w:r>
+        <w:rPr>
+          <w:rFonts w:ascii="Sylfaen" w:hAnsi="Sylfaen"/>
+          <w:lang w:val="hy-AM"/>
+        </w:rPr>
+        <w:t>4</w:t>
+      </w:r>
+      <w:r>
+        <w:rPr>
+          <w:rFonts w:ascii="Sylfaen" w:hAnsi="Sylfaen"/>
+          <w:lang w:val="hy-AM"/>
+        </w:rPr>
+        <w:t xml:space="preserve">: </w:t>
+      </w:r>
+      <w:r>
+        <w:rPr>
+          <w:rFonts w:ascii="Sylfaen" w:hAnsi="Sylfaen"/>
+          <w:lang w:val="hy-AM"/>
+        </w:rPr>
+        <w:t>SaaS</w:t>
+      </w:r>
+      <w:r>
+        <w:rPr>
+          <w:rFonts w:ascii="Sylfaen" w:hAnsi="Sylfaen"/>
+          <w:lang w:val="hy-AM"/>
+        </w:rPr>
+        <w:t xml:space="preserve"> </w:t>
+      </w:r>
+      <w:r>
+        <w:rPr>
+          <w:rFonts w:ascii="Sylfaen" w:hAnsi="Sylfaen"/>
+          <w:lang w:val="hy-AM"/>
+        </w:rPr>
+        <w:t>(Ծրագրային Ապահովումը Որպես Ծառայություն) Մոդելը</w:t>
+      </w:r>
+    </w:p>
+    <w:p>
+      <w:pPr>
+        <w:pStyle w:val="NormalWeb"/>
+        <w:numPr>
+          <w:ilvl w:val="0"/>
+          <w:numId w:val="21"/>
+        </w:numPr>
+        <w:spacing w:before="30" w:beforeAutospacing="0" w:after="30" w:afterAutospacing="0"/>
+        <w:rPr>
+          <w:rFonts w:ascii="Sylfaen" w:hAnsi="Sylfaen"/>
+          <w:lang w:val="hy-AM"/>
+        </w:rPr>
+      </w:pPr>
+      <w:r>
+        <w:rPr>
+          <w:rFonts w:ascii="Sylfaen" w:hAnsi="Sylfaen"/>
+          <w:lang w:val="hy-AM"/>
+        </w:rPr>
+        <w:t>1.5: Ամպային Տեխնոլոգիաների Մատակարարները</w:t>
+      </w:r>
+    </w:p>
+    <w:p>
+      <w:pPr>
+        <w:pStyle w:val="NormalWeb"/>
+        <w:numPr>
+          <w:ilvl w:val="0"/>
+          <w:numId w:val="21"/>
+        </w:numPr>
+        <w:spacing w:before="30" w:beforeAutospacing="0" w:after="30" w:afterAutospacing="0"/>
+        <w:rPr>
+          <w:rFonts w:ascii="Sylfaen" w:hAnsi="Sylfaen"/>
+          <w:lang w:val="hy-AM"/>
+        </w:rPr>
+      </w:pPr>
+      <w:r>
+        <w:rPr>
+          <w:rFonts w:ascii="Sylfaen" w:hAnsi="Sylfaen"/>
+          <w:lang w:val="en-US"/>
+        </w:rPr>
+        <w:t>1.</w:t>
+      </w:r>
+      <w:r>
+        <w:rPr>
+          <w:rFonts w:ascii="Sylfaen" w:hAnsi="Sylfaen"/>
+          <w:lang w:val="en-US"/>
+        </w:rPr>
+        <w:t>6</w:t>
+      </w:r>
+      <w:r>
+        <w:rPr>
+          <w:rFonts w:ascii="Sylfaen" w:hAnsi="Sylfaen"/>
+          <w:lang w:val="en-US"/>
+        </w:rPr>
+        <w:t xml:space="preserve">: </w:t>
+      </w:r>
+      <w:r>
+        <w:rPr>
+          <w:rFonts w:ascii="Sylfaen" w:hAnsi="Sylfaen"/>
+          <w:lang w:val="en-US"/>
+        </w:rPr>
+        <w:t>Microsoft Azure</w:t>
+      </w:r>
+    </w:p>
+    <w:p>
+      <w:pPr>
+        <w:pStyle w:val="NormalWeb"/>
+        <w:numPr>
+          <w:ilvl w:val="0"/>
+          <w:numId w:val="15"/>
+        </w:numPr>
+        <w:spacing w:before="30" w:beforeAutospacing="0" w:after="30" w:afterAutospacing="0"/>
+        <w:ind w:left="284" w:hanging="284"/>
+        <w:rPr>
+          <w:rFonts w:ascii="Sylfaen" w:hAnsi="Sylfaen"/>
+          <w:lang w:val="hy-AM"/>
+        </w:rPr>
+      </w:pPr>
+      <w:r>
+        <w:rPr>
+          <w:rFonts w:ascii="Sylfaen" w:hAnsi="Sylfaen"/>
+          <w:lang w:val="hy-AM"/>
+        </w:rPr>
+        <w:t>ԳԼՈՒԽ 2: ՕԳՏԱԳՈՐԾՎԱԾ ՏՎՅԱԼՆԵՐԻ ՃԱՐՏԱՐԱՊԵՏՈՒԹՅՈՒՆ</w:t>
+      </w:r>
+    </w:p>
+    <w:p>
+      <w:pPr>
+        <w:pStyle w:val="NormalWeb"/>
+        <w:numPr>
+          <w:ilvl w:val="0"/>
+          <w:numId w:val="22"/>
+        </w:numPr>
+        <w:spacing w:before="30" w:beforeAutospacing="0" w:after="30" w:afterAutospacing="0"/>
+        <w:rPr>
+          <w:rFonts w:ascii="Sylfaen" w:hAnsi="Sylfaen"/>
+          <w:lang w:val="hy-AM"/>
+        </w:rPr>
+      </w:pPr>
+      <w:r>
+        <w:rPr>
+          <w:rFonts w:ascii="Sylfaen" w:hAnsi="Sylfaen"/>
+          <w:lang w:val="hy-AM"/>
+        </w:rPr>
+        <w:t xml:space="preserve">2.1: </w:t>
+      </w:r>
+      <w:r>
+        <w:rPr>
+          <w:rFonts w:ascii="Sylfaen" w:hAnsi="Sylfaen"/>
+          <w:lang w:val="hy-AM"/>
+        </w:rPr>
+        <w:t>ETL/ELT</w:t>
+      </w:r>
+      <w:r>
+        <w:rPr>
+          <w:rFonts w:ascii="Sylfaen" w:hAnsi="Sylfaen"/>
+          <w:lang w:val="hy-AM"/>
+        </w:rPr>
+        <w:t xml:space="preserve"> </w:t>
+      </w:r>
+      <w:r>
+        <w:rPr>
+          <w:rFonts w:ascii="Sylfaen" w:hAnsi="Sylfaen"/>
+          <w:lang w:val="hy-AM"/>
+        </w:rPr>
+        <w:t>Տվյալային խողովակաշարեր (Data Pipelines)</w:t>
+      </w:r>
+    </w:p>
+    <w:p>
+      <w:pPr>
+        <w:pStyle w:val="NormalWeb"/>
+        <w:numPr>
+          <w:ilvl w:val="0"/>
+          <w:numId w:val="22"/>
+        </w:numPr>
+        <w:spacing w:before="30" w:beforeAutospacing="0" w:after="30" w:afterAutospacing="0"/>
+        <w:rPr>
+          <w:rFonts w:ascii="Sylfaen" w:hAnsi="Sylfaen"/>
+          <w:lang w:val="hy-AM"/>
+        </w:rPr>
+      </w:pPr>
+      <w:r>
+        <w:rPr>
+          <w:rFonts w:ascii="Sylfaen" w:hAnsi="Sylfaen"/>
+          <w:lang w:val="hy-AM"/>
+        </w:rPr>
+        <w:t>2.</w:t>
+      </w:r>
+      <w:r>
+        <w:rPr>
+          <w:rFonts w:ascii="Sylfaen" w:hAnsi="Sylfaen"/>
+          <w:lang w:val="en-US"/>
+        </w:rPr>
+        <w:t>2</w:t>
+      </w:r>
+      <w:r>
+        <w:rPr>
+          <w:rFonts w:ascii="Sylfaen" w:hAnsi="Sylfaen"/>
+          <w:lang w:val="hy-AM"/>
+        </w:rPr>
+        <w:t xml:space="preserve">: </w:t>
+      </w:r>
+      <w:r>
+        <w:rPr>
+          <w:rFonts w:ascii="Sylfaen" w:hAnsi="Sylfaen"/>
+          <w:lang w:val="hy-AM"/>
+        </w:rPr>
+        <w:t>«Մեդալիոն» Ճարտարապետություն</w:t>
+      </w:r>
+    </w:p>
+    <w:p>
+      <w:pPr>
+        <w:pStyle w:val="NormalWeb"/>
+        <w:numPr>
+          <w:ilvl w:val="0"/>
+          <w:numId w:val="22"/>
+        </w:numPr>
+        <w:spacing w:before="30" w:beforeAutospacing="0" w:after="30" w:afterAutospacing="0"/>
+        <w:rPr>
+          <w:rFonts w:ascii="Sylfaen" w:hAnsi="Sylfaen"/>
+          <w:lang w:val="hy-AM"/>
+        </w:rPr>
+      </w:pPr>
+      <w:r>
+        <w:rPr>
+          <w:rFonts w:ascii="Sylfaen" w:hAnsi="Sylfaen"/>
+          <w:lang w:val="hy-AM"/>
+        </w:rPr>
+        <w:t>2.</w:t>
+      </w:r>
+      <w:r>
+        <w:rPr>
+          <w:rFonts w:ascii="Sylfaen" w:hAnsi="Sylfaen"/>
+          <w:lang w:val="en-US"/>
+        </w:rPr>
+        <w:t>3</w:t>
+      </w:r>
+      <w:r>
+        <w:rPr>
+          <w:rFonts w:ascii="Sylfaen" w:hAnsi="Sylfaen"/>
+          <w:lang w:val="hy-AM"/>
+        </w:rPr>
+        <w:t xml:space="preserve">: </w:t>
+      </w:r>
+      <w:r>
+        <w:rPr>
+          <w:rFonts w:ascii="Sylfaen" w:hAnsi="Sylfaen"/>
+          <w:lang w:val="hy-AM"/>
+        </w:rPr>
+        <w:t>OLTP/OLAP համակարգեր</w:t>
+      </w:r>
+    </w:p>
+    <w:p>
+      <w:pPr>
+        <w:pStyle w:val="NormalWeb"/>
+        <w:numPr>
+          <w:ilvl w:val="0"/>
+          <w:numId w:val="15"/>
+        </w:numPr>
+        <w:spacing w:before="30" w:beforeAutospacing="0" w:after="30" w:afterAutospacing="0"/>
+        <w:ind w:left="284" w:hanging="284"/>
+        <w:rPr>
+          <w:rFonts w:ascii="Sylfaen" w:hAnsi="Sylfaen"/>
+          <w:lang w:val="hy-AM"/>
+        </w:rPr>
+      </w:pPr>
+      <w:r>
+        <w:rPr>
+          <w:rFonts w:ascii="Sylfaen" w:hAnsi="Sylfaen"/>
+          <w:lang w:val="hy-AM"/>
+        </w:rPr>
+        <w:t xml:space="preserve">ՏՎՅԱԼՆԵՐԻ ՃԱՐՏԱՐԱՊԵՏՈՒԹՅԱՆ ԳՈՐԾԻՔԱԿԱՑՄԵՐԸ MICROSOFT AZURE-ՈԻՄ </w:t>
+      </w:r>
+    </w:p>
+    <w:p>
+      <w:pPr>
+        <w:pStyle w:val="NormalWeb"/>
+        <w:numPr>
+          <w:ilvl w:val="0"/>
+          <w:numId w:val="23"/>
+        </w:numPr>
+        <w:spacing w:before="30" w:beforeAutospacing="0" w:after="30" w:afterAutospacing="0"/>
+        <w:rPr>
+          <w:rFonts w:ascii="Sylfaen" w:hAnsi="Sylfaen"/>
+          <w:lang w:val="hy-AM"/>
+        </w:rPr>
+      </w:pPr>
+      <w:r>
+        <w:rPr>
+          <w:rFonts w:ascii="Sylfaen" w:hAnsi="Sylfaen"/>
+          <w:lang w:val="en-US"/>
+        </w:rPr>
+        <w:t xml:space="preserve">3.1: </w:t>
+      </w:r>
+      <w:r>
+        <w:rPr>
+          <w:rFonts w:ascii="Sylfaen" w:hAnsi="Sylfaen"/>
+          <w:lang w:val="hy-AM"/>
+        </w:rPr>
+        <w:t>Microsoft Azure Data Factory</w:t>
+      </w:r>
+    </w:p>
+    <w:p>
+      <w:pPr>
+        <w:pStyle w:val="NormalWeb"/>
+        <w:numPr>
+          <w:ilvl w:val="0"/>
+          <w:numId w:val="23"/>
+        </w:numPr>
+        <w:spacing w:before="30" w:beforeAutospacing="0" w:after="30" w:afterAutospacing="0"/>
+        <w:rPr>
+          <w:rFonts w:ascii="Sylfaen" w:hAnsi="Sylfaen"/>
+          <w:lang w:val="hy-AM"/>
+        </w:rPr>
+      </w:pPr>
+      <w:r>
+        <w:rPr>
+          <w:rFonts w:ascii="Sylfaen" w:hAnsi="Sylfaen"/>
+          <w:lang w:val="en-US"/>
+        </w:rPr>
+        <w:t>3.</w:t>
+      </w:r>
+      <w:r>
+        <w:rPr>
+          <w:rFonts w:ascii="Sylfaen" w:hAnsi="Sylfaen"/>
+          <w:lang w:val="en-US"/>
+        </w:rPr>
+        <w:t>2</w:t>
+      </w:r>
+      <w:r>
+        <w:rPr>
+          <w:rFonts w:ascii="Sylfaen" w:hAnsi="Sylfaen"/>
+          <w:lang w:val="en-US"/>
+        </w:rPr>
+        <w:t xml:space="preserve">: </w:t>
+      </w:r>
+      <w:r>
+        <w:rPr>
+          <w:rFonts w:ascii="Sylfaen" w:hAnsi="Sylfaen"/>
+          <w:lang w:val="hy-AM"/>
+        </w:rPr>
+        <w:t>Azure Databricks</w:t>
+      </w:r>
+    </w:p>
+    <w:p>
+      <w:pPr>
+        <w:pStyle w:val="NormalWeb"/>
+        <w:numPr>
+          <w:ilvl w:val="0"/>
+          <w:numId w:val="23"/>
+        </w:numPr>
+        <w:spacing w:before="30" w:beforeAutospacing="0" w:after="30" w:afterAutospacing="0"/>
+        <w:rPr>
+          <w:rFonts w:ascii="Sylfaen" w:hAnsi="Sylfaen"/>
+          <w:lang w:val="hy-AM"/>
+        </w:rPr>
+      </w:pPr>
+      <w:r>
+        <w:rPr>
+          <w:rFonts w:ascii="Sylfaen" w:hAnsi="Sylfaen"/>
+          <w:lang w:val="en-US"/>
+        </w:rPr>
+        <w:t>3.</w:t>
+      </w:r>
+      <w:r>
+        <w:rPr>
+          <w:rFonts w:ascii="Sylfaen" w:hAnsi="Sylfaen"/>
+          <w:lang w:val="en-US"/>
+        </w:rPr>
+        <w:t>3</w:t>
+      </w:r>
+      <w:r>
+        <w:rPr>
+          <w:rFonts w:ascii="Sylfaen" w:hAnsi="Sylfaen"/>
+          <w:lang w:val="en-US"/>
+        </w:rPr>
+        <w:t xml:space="preserve">: </w:t>
+      </w:r>
+      <w:r>
+        <w:rPr>
+          <w:rFonts w:ascii="Sylfaen" w:hAnsi="Sylfaen"/>
+          <w:lang w:val="hy-AM"/>
+        </w:rPr>
+        <w:t>Azure Synapse</w:t>
+      </w:r>
+    </w:p>
+    <w:p>
+      <w:pPr>
+        <w:pStyle w:val="NormalWeb"/>
+        <w:numPr>
+          <w:ilvl w:val="0"/>
+          <w:numId w:val="23"/>
+        </w:numPr>
+        <w:spacing w:before="30" w:beforeAutospacing="0" w:after="30" w:afterAutospacing="0"/>
+        <w:rPr>
+          <w:rFonts w:ascii="Sylfaen" w:hAnsi="Sylfaen"/>
+          <w:lang w:val="hy-AM"/>
+        </w:rPr>
+      </w:pPr>
+      <w:r>
+        <w:rPr>
+          <w:rFonts w:ascii="Sylfaen" w:hAnsi="Sylfaen"/>
+          <w:lang w:val="en-US"/>
+        </w:rPr>
+        <w:t xml:space="preserve">3.4: </w:t>
+      </w:r>
+      <w:r>
+        <w:rPr>
+          <w:rFonts w:ascii="Sylfaen" w:hAnsi="Sylfaen"/>
+          <w:lang w:val="hy-AM"/>
+        </w:rPr>
+        <w:t xml:space="preserve">Գործիքների </w:t>
+      </w:r>
+      <w:r>
+        <w:rPr>
+          <w:rFonts w:ascii="Sylfaen" w:hAnsi="Sylfaen"/>
+          <w:lang w:val="hy-AM"/>
+        </w:rPr>
+        <w:t>Տարբերությունները</w:t>
+      </w:r>
+    </w:p>
+    <w:p>
+      <w:pPr>
+        <w:pStyle w:val="NormalWeb"/>
+        <w:numPr>
+          <w:ilvl w:val="0"/>
+          <w:numId w:val="23"/>
+        </w:numPr>
+        <w:spacing w:before="30" w:beforeAutospacing="0" w:after="30" w:afterAutospacing="0"/>
+        <w:rPr>
+          <w:rFonts w:ascii="Sylfaen" w:hAnsi="Sylfaen"/>
+          <w:lang w:val="hy-AM"/>
+        </w:rPr>
+      </w:pPr>
+      <w:r>
+        <w:rPr>
+          <w:rFonts w:ascii="Sylfaen" w:hAnsi="Sylfaen"/>
+          <w:lang w:val="en-US"/>
+        </w:rPr>
+        <w:t>3.</w:t>
+      </w:r>
+      <w:r>
+        <w:rPr>
+          <w:rFonts w:ascii="Sylfaen" w:hAnsi="Sylfaen"/>
+          <w:lang w:val="en-US"/>
+        </w:rPr>
+        <w:t>5</w:t>
+      </w:r>
+      <w:r>
+        <w:rPr>
+          <w:rFonts w:ascii="Sylfaen" w:hAnsi="Sylfaen"/>
+          <w:lang w:val="en-US"/>
+        </w:rPr>
+        <w:t xml:space="preserve">: </w:t>
+      </w:r>
+      <w:r>
+        <w:rPr>
+          <w:rFonts w:ascii="Sylfaen" w:hAnsi="Sylfaen"/>
+          <w:lang w:val="hy-AM"/>
+        </w:rPr>
+        <w:t>Գլխի ամփոփում</w:t>
       </w:r>
     </w:p>
     <w:p>
@@ -13490,7 +14527,7 @@
           <w:rFonts w:ascii="Sylfaen" w:hAnsi="Sylfaen"/>
           <w:lang w:val="hy-AM"/>
         </w:rPr>
-        <w:t>Գլուխ 1: Տեղեկատվական Տեխնոլոգիաների Մոդելների Տեսակները, Microsoft Azure-ի Գործիքները</w:t>
+        <w:t>Գլուխ 4: ECL Գործակցի Հաշվումը</w:t>
       </w:r>
     </w:p>
     <w:p>
@@ -13498,7 +14535,7 @@
         <w:pStyle w:val="NormalWeb"/>
         <w:numPr>
           <w:ilvl w:val="0"/>
-          <w:numId w:val="16"/>
+          <w:numId w:val="14"/>
         </w:numPr>
         <w:spacing w:before="30" w:beforeAutospacing="0" w:after="30" w:afterAutospacing="0"/>
         <w:rPr>
@@ -13511,7 +14548,35 @@
           <w:rFonts w:ascii="Sylfaen" w:hAnsi="Sylfaen"/>
           <w:lang w:val="hy-AM"/>
         </w:rPr>
-        <w:t>Ներածություն</w:t>
+        <w:t>4</w:t>
+      </w:r>
+      <w:r>
+        <w:rPr>
+          <w:rFonts w:ascii="Sylfaen" w:hAnsi="Sylfaen"/>
+          <w:lang w:val="hy-AM"/>
+        </w:rPr>
+        <w:t xml:space="preserve">.1: </w:t>
+      </w:r>
+      <w:r>
+        <w:rPr>
+          <w:rFonts w:ascii="Sylfaen" w:hAnsi="Sylfaen"/>
+          <w:lang w:val="hy-AM"/>
+        </w:rPr>
+        <w:t xml:space="preserve">PD </w:t>
+      </w:r>
+      <w:r>
+        <w:rPr>
+          <w:rFonts w:ascii="Sylfaen" w:hAnsi="Sylfaen"/>
+          <w:lang w:val="hy-AM"/>
+        </w:rPr>
+        <w:t>Գործակցի Հաշվումը</w:t>
+      </w:r>
+      <w:r>
+        <w:rPr>
+          <w:rFonts w:ascii="Sylfaen" w:hAnsi="Sylfaen"/>
+          <w:lang w:val="hy-AM"/>
+        </w:rPr>
+        <w:t>, Մեքենայական Ուսուցումը և Լոգիստիկ Ռեգրեսիան</w:t>
       </w:r>
     </w:p>
     <w:p>
@@ -13519,7 +14584,7 @@
         <w:pStyle w:val="NormalWeb"/>
         <w:numPr>
           <w:ilvl w:val="0"/>
-          <w:numId w:val="15"/>
+          <w:numId w:val="24"/>
         </w:numPr>
         <w:spacing w:before="30" w:beforeAutospacing="0" w:after="30" w:afterAutospacing="0"/>
         <w:rPr>
@@ -13532,7 +14597,35 @@
           <w:rFonts w:ascii="Sylfaen" w:hAnsi="Sylfaen"/>
           <w:lang w:val="hy-AM"/>
         </w:rPr>
-        <w:t>On-Premise Մոդել</w:t>
+        <w:t>4</w:t>
+      </w:r>
+      <w:r>
+        <w:rPr>
+          <w:rFonts w:ascii="Sylfaen" w:hAnsi="Sylfaen"/>
+          <w:lang w:val="hy-AM"/>
+        </w:rPr>
+        <w:t>.</w:t>
+      </w:r>
+      <w:r>
+        <w:rPr>
+          <w:rFonts w:ascii="Sylfaen" w:hAnsi="Sylfaen"/>
+          <w:lang w:val="en-US"/>
+        </w:rPr>
+        <w:t>2</w:t>
+      </w:r>
+      <w:r>
+        <w:rPr>
+          <w:rFonts w:ascii="Sylfaen" w:hAnsi="Sylfaen"/>
+          <w:lang w:val="hy-AM"/>
+        </w:rPr>
+        <w:t xml:space="preserve">: </w:t>
+      </w:r>
+      <w:r>
+        <w:rPr>
+          <w:rFonts w:ascii="Sylfaen" w:hAnsi="Sylfaen"/>
+          <w:lang w:val="hy-AM"/>
+        </w:rPr>
+        <w:t>EAD Գործակցի Հաշվումը</w:t>
       </w:r>
     </w:p>
     <w:p>
@@ -13540,7 +14633,7 @@
         <w:pStyle w:val="NormalWeb"/>
         <w:numPr>
           <w:ilvl w:val="0"/>
-          <w:numId w:val="15"/>
+          <w:numId w:val="24"/>
         </w:numPr>
         <w:spacing w:before="30" w:beforeAutospacing="0" w:after="30" w:afterAutospacing="0"/>
         <w:rPr>
@@ -13551,275 +14644,39 @@
       <w:r>
         <w:rPr>
           <w:rFonts w:ascii="Sylfaen" w:hAnsi="Sylfaen"/>
+          <w:lang w:val="hy-AM"/>
+        </w:rPr>
+        <w:t>4</w:t>
+      </w:r>
+      <w:r>
+        <w:rPr>
+          <w:rFonts w:ascii="Sylfaen" w:hAnsi="Sylfaen"/>
+          <w:lang w:val="hy-AM"/>
+        </w:rPr>
+        <w:t>.</w:t>
+      </w:r>
+      <w:r>
+        <w:rPr>
+          <w:rFonts w:ascii="Sylfaen" w:hAnsi="Sylfaen"/>
           <w:lang w:val="en-US"/>
         </w:rPr>
-        <w:t>IaaS</w:t>
-      </w:r>
-      <w:r>
-        <w:rPr>
-          <w:rFonts w:ascii="Sylfaen" w:hAnsi="Sylfaen"/>
-          <w:lang w:val="hy-AM"/>
-        </w:rPr>
-        <w:t xml:space="preserve"> Մոդել</w:t>
-      </w:r>
-    </w:p>
-    <w:p>
-      <w:pPr>
-        <w:pStyle w:val="NormalWeb"/>
-        <w:numPr>
-          <w:ilvl w:val="0"/>
-          <w:numId w:val="15"/>
-        </w:numPr>
-        <w:spacing w:before="30" w:beforeAutospacing="0" w:after="30" w:afterAutospacing="0"/>
-        <w:rPr>
-          <w:rFonts w:ascii="Sylfaen" w:hAnsi="Sylfaen"/>
-          <w:lang w:val="hy-AM"/>
-        </w:rPr>
-      </w:pPr>
-      <w:r>
-        <w:rPr>
-          <w:rFonts w:ascii="Sylfaen" w:hAnsi="Sylfaen"/>
-          <w:lang w:val="en-US"/>
-        </w:rPr>
-        <w:t>PaaS</w:t>
-      </w:r>
-      <w:r>
-        <w:rPr>
-          <w:rFonts w:ascii="Sylfaen" w:hAnsi="Sylfaen"/>
-          <w:lang w:val="hy-AM"/>
-        </w:rPr>
-        <w:t xml:space="preserve"> Մոդել</w:t>
-      </w:r>
-    </w:p>
-    <w:p>
-      <w:pPr>
-        <w:pStyle w:val="NormalWeb"/>
-        <w:numPr>
-          <w:ilvl w:val="0"/>
-          <w:numId w:val="15"/>
-        </w:numPr>
-        <w:spacing w:before="30" w:beforeAutospacing="0" w:after="30" w:afterAutospacing="0"/>
-        <w:rPr>
-          <w:rFonts w:ascii="Sylfaen" w:hAnsi="Sylfaen"/>
-          <w:lang w:val="hy-AM"/>
-        </w:rPr>
-      </w:pPr>
-      <w:r>
-        <w:rPr>
-          <w:rFonts w:ascii="Sylfaen" w:hAnsi="Sylfaen"/>
-          <w:lang w:val="en-US"/>
-        </w:rPr>
-        <w:t>SaaS</w:t>
-      </w:r>
-      <w:r>
-        <w:rPr>
-          <w:rFonts w:ascii="Sylfaen" w:hAnsi="Sylfaen"/>
-          <w:lang w:val="hy-AM"/>
-        </w:rPr>
-        <w:t xml:space="preserve"> Մոդել</w:t>
-      </w:r>
-    </w:p>
-    <w:p>
-      <w:pPr>
-        <w:pStyle w:val="NormalWeb"/>
-        <w:numPr>
-          <w:ilvl w:val="0"/>
-          <w:numId w:val="15"/>
-        </w:numPr>
-        <w:spacing w:before="30" w:beforeAutospacing="0" w:after="30" w:afterAutospacing="0"/>
-        <w:rPr>
-          <w:rFonts w:ascii="Sylfaen" w:hAnsi="Sylfaen"/>
-          <w:lang w:val="hy-AM"/>
-        </w:rPr>
-      </w:pPr>
-      <w:r>
-        <w:rPr>
-          <w:rFonts w:ascii="Sylfaen" w:hAnsi="Sylfaen"/>
-          <w:lang w:val="en-US"/>
-        </w:rPr>
-        <w:t>Microsoft Azure</w:t>
-      </w:r>
-    </w:p>
-    <w:p>
-      <w:pPr>
-        <w:pStyle w:val="NormalWeb"/>
-        <w:numPr>
-          <w:ilvl w:val="0"/>
-          <w:numId w:val="15"/>
-        </w:numPr>
-        <w:spacing w:before="30" w:beforeAutospacing="0" w:after="30" w:afterAutospacing="0"/>
-        <w:rPr>
-          <w:rFonts w:ascii="Sylfaen" w:hAnsi="Sylfaen"/>
-          <w:lang w:val="hy-AM"/>
-        </w:rPr>
-      </w:pPr>
-      <w:r>
-        <w:rPr>
-          <w:rFonts w:ascii="Sylfaen" w:hAnsi="Sylfaen"/>
-          <w:lang w:val="en-US"/>
-        </w:rPr>
-        <w:t>ETL/ELT</w:t>
-      </w:r>
-      <w:r>
-        <w:rPr>
-          <w:rFonts w:ascii="Sylfaen" w:hAnsi="Sylfaen"/>
-          <w:lang w:val="hy-AM"/>
-        </w:rPr>
-        <w:t xml:space="preserve"> </w:t>
-      </w:r>
-      <w:r>
-        <w:rPr>
-          <w:rFonts w:ascii="Sylfaen" w:hAnsi="Sylfaen"/>
-          <w:lang w:val="hy-AM"/>
-        </w:rPr>
-        <w:t>տվյալների ինտեգրման եղանակները</w:t>
-      </w:r>
-    </w:p>
-    <w:p>
-      <w:pPr>
-        <w:pStyle w:val="NormalWeb"/>
-        <w:numPr>
-          <w:ilvl w:val="0"/>
-          <w:numId w:val="15"/>
-        </w:numPr>
-        <w:spacing w:before="30" w:beforeAutospacing="0" w:after="30" w:afterAutospacing="0"/>
-        <w:rPr>
-          <w:rFonts w:ascii="Sylfaen" w:hAnsi="Sylfaen"/>
-          <w:lang w:val="hy-AM"/>
-        </w:rPr>
-      </w:pPr>
-      <w:r>
-        <w:rPr>
-          <w:rFonts w:ascii="Sylfaen" w:hAnsi="Sylfaen"/>
-          <w:lang w:val="hy-AM"/>
-        </w:rPr>
-        <w:t>On-Premise Մոդել</w:t>
-      </w:r>
-    </w:p>
-    <w:p>
-      <w:pPr>
-        <w:pStyle w:val="NormalWeb"/>
-        <w:numPr>
-          <w:ilvl w:val="0"/>
-          <w:numId w:val="15"/>
-        </w:numPr>
-        <w:spacing w:before="30" w:beforeAutospacing="0" w:after="30" w:afterAutospacing="0"/>
-        <w:rPr>
-          <w:rFonts w:ascii="Sylfaen" w:hAnsi="Sylfaen"/>
-          <w:lang w:val="hy-AM"/>
-        </w:rPr>
-      </w:pPr>
-      <w:r>
-        <w:rPr>
-          <w:rFonts w:ascii="Sylfaen" w:hAnsi="Sylfaen"/>
-          <w:lang w:val="hy-AM"/>
-        </w:rPr>
-        <w:t>«Մեդալիոն» Ճարտարապետություն</w:t>
-      </w:r>
-    </w:p>
-    <w:p>
-      <w:pPr>
-        <w:pStyle w:val="NormalWeb"/>
-        <w:numPr>
-          <w:ilvl w:val="0"/>
-          <w:numId w:val="15"/>
-        </w:numPr>
-        <w:spacing w:before="30" w:beforeAutospacing="0" w:after="30" w:afterAutospacing="0"/>
-        <w:rPr>
-          <w:rFonts w:ascii="Sylfaen" w:hAnsi="Sylfaen"/>
-          <w:lang w:val="hy-AM"/>
-        </w:rPr>
-      </w:pPr>
-      <w:r>
-        <w:rPr>
-          <w:rFonts w:ascii="Sylfaen" w:hAnsi="Sylfaen"/>
-          <w:lang w:val="hy-AM"/>
-        </w:rPr>
-        <w:t>OLTP/OLAP համակարգեր</w:t>
-      </w:r>
-    </w:p>
-    <w:p>
-      <w:pPr>
-        <w:pStyle w:val="NormalWeb"/>
-        <w:numPr>
-          <w:ilvl w:val="0"/>
-          <w:numId w:val="15"/>
-        </w:numPr>
-        <w:spacing w:before="30" w:beforeAutospacing="0" w:after="30" w:afterAutospacing="0"/>
-        <w:rPr>
-          <w:rFonts w:ascii="Sylfaen" w:hAnsi="Sylfaen"/>
-          <w:lang w:val="hy-AM"/>
-        </w:rPr>
-      </w:pPr>
-      <w:r>
-        <w:rPr>
-          <w:rFonts w:ascii="Sylfaen" w:hAnsi="Sylfaen"/>
-          <w:lang w:val="hy-AM"/>
-        </w:rPr>
-        <w:t>Տվյալային խողովակաշարեր (Data Pipelines)</w:t>
-      </w:r>
-    </w:p>
-    <w:p>
-      <w:pPr>
-        <w:pStyle w:val="NormalWeb"/>
-        <w:numPr>
-          <w:ilvl w:val="0"/>
-          <w:numId w:val="15"/>
-        </w:numPr>
-        <w:spacing w:before="30" w:beforeAutospacing="0" w:after="30" w:afterAutospacing="0"/>
-        <w:rPr>
-          <w:rFonts w:ascii="Sylfaen" w:hAnsi="Sylfaen"/>
-          <w:lang w:val="hy-AM"/>
-        </w:rPr>
-      </w:pPr>
-      <w:r>
-        <w:rPr>
-          <w:rFonts w:ascii="Sylfaen" w:hAnsi="Sylfaen"/>
-          <w:lang w:val="hy-AM"/>
-        </w:rPr>
-        <w:t>Microsoft Azure Data Factory</w:t>
-      </w:r>
-    </w:p>
-    <w:p>
-      <w:pPr>
-        <w:pStyle w:val="NormalWeb"/>
-        <w:numPr>
-          <w:ilvl w:val="0"/>
-          <w:numId w:val="15"/>
-        </w:numPr>
-        <w:spacing w:before="30" w:beforeAutospacing="0" w:after="30" w:afterAutospacing="0"/>
-        <w:rPr>
-          <w:rFonts w:ascii="Sylfaen" w:hAnsi="Sylfaen"/>
-          <w:lang w:val="hy-AM"/>
-        </w:rPr>
-      </w:pPr>
-      <w:r>
-        <w:rPr>
-          <w:rFonts w:ascii="Sylfaen" w:hAnsi="Sylfaen"/>
-          <w:lang w:val="hy-AM"/>
-        </w:rPr>
-        <w:t>Azure Synapse և Azure Databricks</w:t>
-      </w:r>
-    </w:p>
-    <w:p>
-      <w:pPr>
-        <w:pStyle w:val="NormalWeb"/>
-        <w:numPr>
-          <w:ilvl w:val="0"/>
-          <w:numId w:val="15"/>
-        </w:numPr>
-        <w:spacing w:before="30" w:beforeAutospacing="0" w:after="30" w:afterAutospacing="0"/>
-        <w:rPr>
-          <w:rFonts w:ascii="Sylfaen" w:hAnsi="Sylfaen"/>
-          <w:lang w:val="hy-AM"/>
-        </w:rPr>
-      </w:pPr>
-      <w:r>
-        <w:rPr>
-          <w:rFonts w:ascii="Sylfaen" w:hAnsi="Sylfaen"/>
-          <w:lang w:val="hy-AM"/>
-        </w:rPr>
-        <w:t>Գլխի ամփոփում</w:t>
+        <w:t>3</w:t>
+      </w:r>
+      <w:bookmarkStart w:id="0" w:name="_GoBack"/>
+      <w:bookmarkEnd w:id="0"/>
+      <w:r>
+        <w:rPr>
+          <w:rFonts w:ascii="Sylfaen" w:hAnsi="Sylfaen"/>
+          <w:lang w:val="hy-AM"/>
+        </w:rPr>
+        <w:t xml:space="preserve">: </w:t>
+      </w:r>
+      <w:r>
+        <w:rPr>
+          <w:rFonts w:ascii="Sylfaen" w:hAnsi="Sylfaen"/>
+          <w:lang w:val="hy-AM"/>
+        </w:rPr>
+        <w:t xml:space="preserve">LGD Գործակցի Հաշվումը և ECL Գործակցի Բանաձևը </w:t>
       </w:r>
     </w:p>
     <w:p>
@@ -13841,148 +14698,7 @@
           <w:rFonts w:ascii="Sylfaen" w:hAnsi="Sylfaen"/>
           <w:lang w:val="hy-AM"/>
         </w:rPr>
-        <w:t>Գլուխ 2: ECL-ի Նշանակությունը և Հաշվարկելու Եղանակը</w:t>
-      </w:r>
-    </w:p>
-    <w:p>
-      <w:pPr>
-        <w:pStyle w:val="NormalWeb"/>
-        <w:numPr>
-          <w:ilvl w:val="0"/>
-          <w:numId w:val="14"/>
-        </w:numPr>
-        <w:spacing w:before="30" w:beforeAutospacing="0" w:after="30" w:afterAutospacing="0"/>
-        <w:rPr>
-          <w:rFonts w:ascii="Sylfaen" w:hAnsi="Sylfaen"/>
-          <w:lang w:val="hy-AM"/>
-        </w:rPr>
-      </w:pPr>
-      <w:r>
-        <w:rPr>
-          <w:rFonts w:ascii="Sylfaen" w:hAnsi="Sylfaen"/>
-          <w:lang w:val="hy-AM"/>
-        </w:rPr>
-        <w:t>Ներածություն</w:t>
-      </w:r>
-    </w:p>
-    <w:p>
-      <w:pPr>
-        <w:pStyle w:val="NormalWeb"/>
-        <w:numPr>
-          <w:ilvl w:val="0"/>
-          <w:numId w:val="14"/>
-        </w:numPr>
-        <w:spacing w:before="30" w:beforeAutospacing="0" w:after="30" w:afterAutospacing="0"/>
-        <w:rPr>
-          <w:rFonts w:ascii="Sylfaen" w:hAnsi="Sylfaen"/>
-          <w:lang w:val="hy-AM"/>
-        </w:rPr>
-      </w:pPr>
-      <w:r>
-        <w:rPr>
-          <w:rFonts w:ascii="Sylfaen" w:hAnsi="Sylfaen"/>
-          <w:lang w:val="hy-AM"/>
-        </w:rPr>
-        <w:t>ECL-ի Հաշվարկելու Եղանակը</w:t>
-      </w:r>
-    </w:p>
-    <w:p>
-      <w:pPr>
-        <w:pStyle w:val="NormalWeb"/>
-        <w:numPr>
-          <w:ilvl w:val="0"/>
-          <w:numId w:val="14"/>
-        </w:numPr>
-        <w:spacing w:before="30" w:beforeAutospacing="0" w:after="30" w:afterAutospacing="0"/>
-        <w:rPr>
-          <w:rFonts w:ascii="Sylfaen" w:hAnsi="Sylfaen"/>
-          <w:lang w:val="hy-AM"/>
-        </w:rPr>
-      </w:pPr>
-      <w:r>
-        <w:rPr>
-          <w:rFonts w:ascii="Sylfaen" w:hAnsi="Sylfaen"/>
-          <w:lang w:val="hy-AM"/>
-        </w:rPr>
-        <w:t>PD Գործակիցը, Մեքենայական Ուսուցումը և Լոգիստիկ Ռեգրեսիան</w:t>
-      </w:r>
-    </w:p>
-    <w:p>
-      <w:pPr>
-        <w:pStyle w:val="NormalWeb"/>
-        <w:numPr>
-          <w:ilvl w:val="0"/>
-          <w:numId w:val="14"/>
-        </w:numPr>
-        <w:spacing w:before="30" w:beforeAutospacing="0" w:after="30" w:afterAutospacing="0"/>
-        <w:rPr>
-          <w:rFonts w:ascii="Sylfaen" w:hAnsi="Sylfaen"/>
-          <w:lang w:val="hy-AM"/>
-        </w:rPr>
-      </w:pPr>
-      <w:r>
-        <w:rPr>
-          <w:rFonts w:ascii="Sylfaen" w:hAnsi="Sylfaen"/>
-          <w:lang w:val="hy-AM"/>
-        </w:rPr>
-        <w:t xml:space="preserve">EAD </w:t>
-      </w:r>
-      <w:r>
-        <w:rPr>
-          <w:rFonts w:ascii="Sylfaen" w:hAnsi="Sylfaen"/>
-          <w:lang w:val="hy-AM"/>
-        </w:rPr>
-        <w:t>Գ</w:t>
-      </w:r>
-      <w:r>
-        <w:rPr>
-          <w:rFonts w:ascii="Sylfaen" w:hAnsi="Sylfaen"/>
-          <w:lang w:val="hy-AM"/>
-        </w:rPr>
-        <w:t>ործակիցը</w:t>
-      </w:r>
-    </w:p>
-    <w:p>
-      <w:pPr>
-        <w:pStyle w:val="NormalWeb"/>
-        <w:numPr>
-          <w:ilvl w:val="0"/>
-          <w:numId w:val="14"/>
-        </w:numPr>
-        <w:spacing w:before="30" w:beforeAutospacing="0" w:after="30" w:afterAutospacing="0"/>
-        <w:rPr>
-          <w:rFonts w:ascii="Sylfaen" w:hAnsi="Sylfaen"/>
-          <w:lang w:val="hy-AM"/>
-        </w:rPr>
-      </w:pPr>
-      <w:r>
-        <w:rPr>
-          <w:rFonts w:ascii="Sylfaen" w:hAnsi="Sylfaen"/>
-          <w:lang w:val="hy-AM"/>
-        </w:rPr>
-        <w:t>LGD Գործակիցը</w:t>
-      </w:r>
-    </w:p>
-    <w:p>
-      <w:pPr>
-        <w:pStyle w:val="NormalWeb"/>
-        <w:numPr>
-          <w:ilvl w:val="0"/>
-          <w:numId w:val="13"/>
-        </w:numPr>
-        <w:spacing w:before="30" w:beforeAutospacing="0" w:after="30" w:afterAutospacing="0"/>
-        <w:ind w:left="284" w:hanging="284"/>
-        <w:rPr>
-          <w:rFonts w:ascii="Sylfaen" w:hAnsi="Sylfaen"/>
-          <w:lang w:val="hy-AM"/>
-        </w:rPr>
-      </w:pPr>
-      <w:r>
-        <w:rPr>
-          <w:rFonts w:ascii="Sylfaen" w:hAnsi="Sylfaen"/>
-          <w:lang w:val="hy-AM"/>
-        </w:rPr>
-        <w:t>Գլուխ 3: ECL Գործակցի Հաշվման Ալգորիթմը Microsoft Azure Ամպային Տեխնոլոգիաների Միջոցով</w:t>
+        <w:t>Գլուխ 5: ECL ԳՈՐԾԱԿՑԻ ՀԱՇՎՄԱՆ ԱԼԳՈՐԻԹՄԸ MICROSOFT AZURE ԱՄՊԱՅԻՆ ՏԵԽՆՈԼՈԳԻԱՆԵՐԻ ՄԻՋՈՑՈՎ</w:t>
       </w:r>
     </w:p>
     <w:p>
@@ -14078,7 +14794,7 @@
           <w:rPr>
             <w:noProof/>
           </w:rPr>
-          <w:t>38</w:t>
+          <w:t>45</w:t>
         </w:r>
         <w:r>
           <w:rPr>
@@ -15056,17 +15772,17 @@
   <w:abstractNum w:abstractNumId="7" w15:restartNumberingAfterBreak="0">
     <w:nsid w:val="345449D9"/>
     <w:multiLevelType w:val="hybridMultilevel"/>
-    <w:tmpl w:val="9B00C38C"/>
-    <w:lvl w:ilvl="0" w:tplc="04190003">
+    <w:tmpl w:val="98661EC0"/>
+    <w:lvl w:ilvl="0" w:tplc="04190001">
       <w:start w:val="1"/>
       <w:numFmt w:val="bullet"/>
-      <w:lvlText w:val="o"/>
+      <w:lvlText w:val=""/>
       <w:lvlJc w:val="left"/>
       <w:pPr>
         <w:ind w:left="720" w:hanging="360"/>
       </w:pPr>
       <w:rPr>
-        <w:rFonts w:ascii="Courier New" w:hAnsi="Courier New" w:cs="Courier New" w:hint="default"/>
+        <w:rFonts w:ascii="Symbol" w:hAnsi="Symbol" w:hint="default"/>
       </w:rPr>
     </w:lvl>
     <w:lvl w:ilvl="1" w:tplc="04190003" w:tentative="1">
@@ -15169,17 +15885,17 @@
   <w:abstractNum w:abstractNumId="8" w15:restartNumberingAfterBreak="0">
     <w:nsid w:val="39594560"/>
     <w:multiLevelType w:val="hybridMultilevel"/>
-    <w:tmpl w:val="51602EC8"/>
-    <w:lvl w:ilvl="0" w:tplc="04190003">
+    <w:tmpl w:val="CF0C9A0A"/>
+    <w:lvl w:ilvl="0" w:tplc="04190001">
       <w:start w:val="1"/>
       <w:numFmt w:val="bullet"/>
-      <w:lvlText w:val="o"/>
+      <w:lvlText w:val=""/>
       <w:lvlJc w:val="left"/>
       <w:pPr>
         <w:ind w:left="720" w:hanging="360"/>
       </w:pPr>
       <w:rPr>
-        <w:rFonts w:ascii="Courier New" w:hAnsi="Courier New" w:cs="Courier New" w:hint="default"/>
+        <w:rFonts w:ascii="Symbol" w:hAnsi="Symbol" w:hint="default"/>
       </w:rPr>
     </w:lvl>
     <w:lvl w:ilvl="1" w:tplc="04190003" w:tentative="1">
@@ -15691,6 +16407,232 @@
     </w:lvl>
   </w:abstractNum>
   <w:abstractNum w:abstractNumId="12" w15:restartNumberingAfterBreak="0">
+    <w:nsid w:val="40AA6962"/>
+    <w:multiLevelType w:val="hybridMultilevel"/>
+    <w:tmpl w:val="5000939C"/>
+    <w:lvl w:ilvl="0" w:tplc="04190003">
+      <w:start w:val="1"/>
+      <w:numFmt w:val="bullet"/>
+      <w:lvlText w:val="o"/>
+      <w:lvlJc w:val="left"/>
+      <w:pPr>
+        <w:ind w:left="720" w:hanging="360"/>
+      </w:pPr>
+      <w:rPr>
+        <w:rFonts w:ascii="Courier New" w:hAnsi="Courier New" w:cs="Courier New" w:hint="default"/>
+      </w:rPr>
+    </w:lvl>
+    <w:lvl w:ilvl="1" w:tplc="04190003" w:tentative="1">
+      <w:start w:val="1"/>
+      <w:numFmt w:val="bullet"/>
+      <w:lvlText w:val="o"/>
+      <w:lvlJc w:val="left"/>
+      <w:pPr>
+        <w:ind w:left="1440" w:hanging="360"/>
+      </w:pPr>
+      <w:rPr>
+        <w:rFonts w:ascii="Courier New" w:hAnsi="Courier New" w:cs="Courier New" w:hint="default"/>
+      </w:rPr>
+    </w:lvl>
+    <w:lvl w:ilvl="2" w:tplc="04190005" w:tentative="1">
+      <w:start w:val="1"/>
+      <w:numFmt w:val="bullet"/>
+      <w:lvlText w:val=""/>
+      <w:lvlJc w:val="left"/>
+      <w:pPr>
+        <w:ind w:left="2160" w:hanging="360"/>
+      </w:pPr>
+      <w:rPr>
+        <w:rFonts w:ascii="Wingdings" w:hAnsi="Wingdings" w:hint="default"/>
+      </w:rPr>
+    </w:lvl>
+    <w:lvl w:ilvl="3" w:tplc="04190001" w:tentative="1">
+      <w:start w:val="1"/>
+      <w:numFmt w:val="bullet"/>
+      <w:lvlText w:val=""/>
+      <w:lvlJc w:val="left"/>
+      <w:pPr>
+        <w:ind w:left="2880" w:hanging="360"/>
+      </w:pPr>
+      <w:rPr>
+        <w:rFonts w:ascii="Symbol" w:hAnsi="Symbol" w:hint="default"/>
+      </w:rPr>
+    </w:lvl>
+    <w:lvl w:ilvl="4" w:tplc="04190003" w:tentative="1">
+      <w:start w:val="1"/>
+      <w:numFmt w:val="bullet"/>
+      <w:lvlText w:val="o"/>
+      <w:lvlJc w:val="left"/>
+      <w:pPr>
+        <w:ind w:left="3600" w:hanging="360"/>
+      </w:pPr>
+      <w:rPr>
+        <w:rFonts w:ascii="Courier New" w:hAnsi="Courier New" w:cs="Courier New" w:hint="default"/>
+      </w:rPr>
+    </w:lvl>
+    <w:lvl w:ilvl="5" w:tplc="04190005" w:tentative="1">
+      <w:start w:val="1"/>
+      <w:numFmt w:val="bullet"/>
+      <w:lvlText w:val=""/>
+      <w:lvlJc w:val="left"/>
+      <w:pPr>
+        <w:ind w:left="4320" w:hanging="360"/>
+      </w:pPr>
+      <w:rPr>
+        <w:rFonts w:ascii="Wingdings" w:hAnsi="Wingdings" w:hint="default"/>
+      </w:rPr>
+    </w:lvl>
+    <w:lvl w:ilvl="6" w:tplc="04190001" w:tentative="1">
+      <w:start w:val="1"/>
+      <w:numFmt w:val="bullet"/>
+      <w:lvlText w:val=""/>
+      <w:lvlJc w:val="left"/>
+      <w:pPr>
+        <w:ind w:left="5040" w:hanging="360"/>
+      </w:pPr>
+      <w:rPr>
+        <w:rFonts w:ascii="Symbol" w:hAnsi="Symbol" w:hint="default"/>
+      </w:rPr>
+    </w:lvl>
+    <w:lvl w:ilvl="7" w:tplc="04190003" w:tentative="1">
+      <w:start w:val="1"/>
+      <w:numFmt w:val="bullet"/>
+      <w:lvlText w:val="o"/>
+      <w:lvlJc w:val="left"/>
+      <w:pPr>
+        <w:ind w:left="5760" w:hanging="360"/>
+      </w:pPr>
+      <w:rPr>
+        <w:rFonts w:ascii="Courier New" w:hAnsi="Courier New" w:cs="Courier New" w:hint="default"/>
+      </w:rPr>
+    </w:lvl>
+    <w:lvl w:ilvl="8" w:tplc="04190005" w:tentative="1">
+      <w:start w:val="1"/>
+      <w:numFmt w:val="bullet"/>
+      <w:lvlText w:val=""/>
+      <w:lvlJc w:val="left"/>
+      <w:pPr>
+        <w:ind w:left="6480" w:hanging="360"/>
+      </w:pPr>
+      <w:rPr>
+        <w:rFonts w:ascii="Wingdings" w:hAnsi="Wingdings" w:hint="default"/>
+      </w:rPr>
+    </w:lvl>
+  </w:abstractNum>
+  <w:abstractNum w:abstractNumId="13" w15:restartNumberingAfterBreak="0">
+    <w:nsid w:val="44E11F82"/>
+    <w:multiLevelType w:val="hybridMultilevel"/>
+    <w:tmpl w:val="09625F58"/>
+    <w:lvl w:ilvl="0" w:tplc="04190003">
+      <w:start w:val="1"/>
+      <w:numFmt w:val="bullet"/>
+      <w:lvlText w:val="o"/>
+      <w:lvlJc w:val="left"/>
+      <w:pPr>
+        <w:ind w:left="720" w:hanging="360"/>
+      </w:pPr>
+      <w:rPr>
+        <w:rFonts w:ascii="Courier New" w:hAnsi="Courier New" w:cs="Courier New" w:hint="default"/>
+      </w:rPr>
+    </w:lvl>
+    <w:lvl w:ilvl="1" w:tplc="04190003" w:tentative="1">
+      <w:start w:val="1"/>
+      <w:numFmt w:val="bullet"/>
+      <w:lvlText w:val="o"/>
+      <w:lvlJc w:val="left"/>
+      <w:pPr>
+        <w:ind w:left="1440" w:hanging="360"/>
+      </w:pPr>
+      <w:rPr>
+        <w:rFonts w:ascii="Courier New" w:hAnsi="Courier New" w:cs="Courier New" w:hint="default"/>
+      </w:rPr>
+    </w:lvl>
+    <w:lvl w:ilvl="2" w:tplc="04190005" w:tentative="1">
+      <w:start w:val="1"/>
+      <w:numFmt w:val="bullet"/>
+      <w:lvlText w:val=""/>
+      <w:lvlJc w:val="left"/>
+      <w:pPr>
+        <w:ind w:left="2160" w:hanging="360"/>
+      </w:pPr>
+      <w:rPr>
+        <w:rFonts w:ascii="Wingdings" w:hAnsi="Wingdings" w:hint="default"/>
+      </w:rPr>
+    </w:lvl>
+    <w:lvl w:ilvl="3" w:tplc="04190001" w:tentative="1">
+      <w:start w:val="1"/>
+      <w:numFmt w:val="bullet"/>
+      <w:lvlText w:val=""/>
+      <w:lvlJc w:val="left"/>
+      <w:pPr>
+        <w:ind w:left="2880" w:hanging="360"/>
+      </w:pPr>
+      <w:rPr>
+        <w:rFonts w:ascii="Symbol" w:hAnsi="Symbol" w:hint="default"/>
+      </w:rPr>
+    </w:lvl>
+    <w:lvl w:ilvl="4" w:tplc="04190003" w:tentative="1">
+      <w:start w:val="1"/>
+      <w:numFmt w:val="bullet"/>
+      <w:lvlText w:val="o"/>
+      <w:lvlJc w:val="left"/>
+      <w:pPr>
+        <w:ind w:left="3600" w:hanging="360"/>
+      </w:pPr>
+      <w:rPr>
+        <w:rFonts w:ascii="Courier New" w:hAnsi="Courier New" w:cs="Courier New" w:hint="default"/>
+      </w:rPr>
+    </w:lvl>
+    <w:lvl w:ilvl="5" w:tplc="04190005" w:tentative="1">
+      <w:start w:val="1"/>
+      <w:numFmt w:val="bullet"/>
+      <w:lvlText w:val=""/>
+      <w:lvlJc w:val="left"/>
+      <w:pPr>
+        <w:ind w:left="4320" w:hanging="360"/>
+      </w:pPr>
+      <w:rPr>
+        <w:rFonts w:ascii="Wingdings" w:hAnsi="Wingdings" w:hint="default"/>
+      </w:rPr>
+    </w:lvl>
+    <w:lvl w:ilvl="6" w:tplc="04190001" w:tentative="1">
+      <w:start w:val="1"/>
+      <w:numFmt w:val="bullet"/>
+      <w:lvlText w:val=""/>
+      <w:lvlJc w:val="left"/>
+      <w:pPr>
+        <w:ind w:left="5040" w:hanging="360"/>
+      </w:pPr>
+      <w:rPr>
+        <w:rFonts w:ascii="Symbol" w:hAnsi="Symbol" w:hint="default"/>
+      </w:rPr>
+    </w:lvl>
+    <w:lvl w:ilvl="7" w:tplc="04190003" w:tentative="1">
+      <w:start w:val="1"/>
+      <w:numFmt w:val="bullet"/>
+      <w:lvlText w:val="o"/>
+      <w:lvlJc w:val="left"/>
+      <w:pPr>
+        <w:ind w:left="5760" w:hanging="360"/>
+      </w:pPr>
+      <w:rPr>
+        <w:rFonts w:ascii="Courier New" w:hAnsi="Courier New" w:cs="Courier New" w:hint="default"/>
+      </w:rPr>
+    </w:lvl>
+    <w:lvl w:ilvl="8" w:tplc="04190005" w:tentative="1">
+      <w:start w:val="1"/>
+      <w:numFmt w:val="bullet"/>
+      <w:lvlText w:val=""/>
+      <w:lvlJc w:val="left"/>
+      <w:pPr>
+        <w:ind w:left="6480" w:hanging="360"/>
+      </w:pPr>
+      <w:rPr>
+        <w:rFonts w:ascii="Wingdings" w:hAnsi="Wingdings" w:hint="default"/>
+      </w:rPr>
+    </w:lvl>
+  </w:abstractNum>
+  <w:abstractNum w:abstractNumId="14" w15:restartNumberingAfterBreak="0">
     <w:nsid w:val="57CB5759"/>
     <w:multiLevelType w:val="multilevel"/>
     <w:tmpl w:val="8CFC1ECE"/>
@@ -15803,7 +16745,120 @@
       </w:pPr>
     </w:lvl>
   </w:abstractNum>
-  <w:abstractNum w:abstractNumId="13" w15:restartNumberingAfterBreak="0">
+  <w:abstractNum w:abstractNumId="15" w15:restartNumberingAfterBreak="0">
+    <w:nsid w:val="5B576773"/>
+    <w:multiLevelType w:val="hybridMultilevel"/>
+    <w:tmpl w:val="EB14DC6E"/>
+    <w:lvl w:ilvl="0" w:tplc="04190003">
+      <w:start w:val="1"/>
+      <w:numFmt w:val="bullet"/>
+      <w:lvlText w:val="o"/>
+      <w:lvlJc w:val="left"/>
+      <w:pPr>
+        <w:ind w:left="720" w:hanging="360"/>
+      </w:pPr>
+      <w:rPr>
+        <w:rFonts w:ascii="Courier New" w:hAnsi="Courier New" w:cs="Courier New" w:hint="default"/>
+      </w:rPr>
+    </w:lvl>
+    <w:lvl w:ilvl="1" w:tplc="04190003" w:tentative="1">
+      <w:start w:val="1"/>
+      <w:numFmt w:val="bullet"/>
+      <w:lvlText w:val="o"/>
+      <w:lvlJc w:val="left"/>
+      <w:pPr>
+        <w:ind w:left="1440" w:hanging="360"/>
+      </w:pPr>
+      <w:rPr>
+        <w:rFonts w:ascii="Courier New" w:hAnsi="Courier New" w:cs="Courier New" w:hint="default"/>
+      </w:rPr>
+    </w:lvl>
+    <w:lvl w:ilvl="2" w:tplc="04190005" w:tentative="1">
+      <w:start w:val="1"/>
+      <w:numFmt w:val="bullet"/>
+      <w:lvlText w:val=""/>
+      <w:lvlJc w:val="left"/>
+      <w:pPr>
+        <w:ind w:left="2160" w:hanging="360"/>
+      </w:pPr>
+      <w:rPr>
+        <w:rFonts w:ascii="Wingdings" w:hAnsi="Wingdings" w:hint="default"/>
+      </w:rPr>
+    </w:lvl>
+    <w:lvl w:ilvl="3" w:tplc="04190001" w:tentative="1">
+      <w:start w:val="1"/>
+      <w:numFmt w:val="bullet"/>
+      <w:lvlText w:val=""/>
+      <w:lvlJc w:val="left"/>
+      <w:pPr>
+        <w:ind w:left="2880" w:hanging="360"/>
+      </w:pPr>
+      <w:rPr>
+        <w:rFonts w:ascii="Symbol" w:hAnsi="Symbol" w:hint="default"/>
+      </w:rPr>
+    </w:lvl>
+    <w:lvl w:ilvl="4" w:tplc="04190003" w:tentative="1">
+      <w:start w:val="1"/>
+      <w:numFmt w:val="bullet"/>
+      <w:lvlText w:val="o"/>
+      <w:lvlJc w:val="left"/>
+      <w:pPr>
+        <w:ind w:left="3600" w:hanging="360"/>
+      </w:pPr>
+      <w:rPr>
+        <w:rFonts w:ascii="Courier New" w:hAnsi="Courier New" w:cs="Courier New" w:hint="default"/>
+      </w:rPr>
+    </w:lvl>
+    <w:lvl w:ilvl="5" w:tplc="04190005" w:tentative="1">
+      <w:start w:val="1"/>
+      <w:numFmt w:val="bullet"/>
+      <w:lvlText w:val=""/>
+      <w:lvlJc w:val="left"/>
+      <w:pPr>
+        <w:ind w:left="4320" w:hanging="360"/>
+      </w:pPr>
+      <w:rPr>
+        <w:rFonts w:ascii="Wingdings" w:hAnsi="Wingdings" w:hint="default"/>
+      </w:rPr>
+    </w:lvl>
+    <w:lvl w:ilvl="6" w:tplc="04190001" w:tentative="1">
+      <w:start w:val="1"/>
+      <w:numFmt w:val="bullet"/>
+      <w:lvlText w:val=""/>
+      <w:lvlJc w:val="left"/>
+      <w:pPr>
+        <w:ind w:left="5040" w:hanging="360"/>
+      </w:pPr>
+      <w:rPr>
+        <w:rFonts w:ascii="Symbol" w:hAnsi="Symbol" w:hint="default"/>
+      </w:rPr>
+    </w:lvl>
+    <w:lvl w:ilvl="7" w:tplc="04190003" w:tentative="1">
+      <w:start w:val="1"/>
+      <w:numFmt w:val="bullet"/>
+      <w:lvlText w:val="o"/>
+      <w:lvlJc w:val="left"/>
+      <w:pPr>
+        <w:ind w:left="5760" w:hanging="360"/>
+      </w:pPr>
+      <w:rPr>
+        <w:rFonts w:ascii="Courier New" w:hAnsi="Courier New" w:cs="Courier New" w:hint="default"/>
+      </w:rPr>
+    </w:lvl>
+    <w:lvl w:ilvl="8" w:tplc="04190005" w:tentative="1">
+      <w:start w:val="1"/>
+      <w:numFmt w:val="bullet"/>
+      <w:lvlText w:val=""/>
+      <w:lvlJc w:val="left"/>
+      <w:pPr>
+        <w:ind w:left="6480" w:hanging="360"/>
+      </w:pPr>
+      <w:rPr>
+        <w:rFonts w:ascii="Wingdings" w:hAnsi="Wingdings" w:hint="default"/>
+      </w:rPr>
+    </w:lvl>
+  </w:abstractNum>
+  <w:abstractNum w:abstractNumId="16" w15:restartNumberingAfterBreak="0">
     <w:nsid w:val="64531C06"/>
     <w:multiLevelType w:val="multilevel"/>
     <w:tmpl w:val="93BE8F1C"/>
@@ -15952,7 +17007,7 @@
       </w:rPr>
     </w:lvl>
   </w:abstractNum>
-  <w:abstractNum w:abstractNumId="14" w15:restartNumberingAfterBreak="0">
+  <w:abstractNum w:abstractNumId="17" w15:restartNumberingAfterBreak="0">
     <w:nsid w:val="64CB0219"/>
     <w:multiLevelType w:val="multilevel"/>
     <w:tmpl w:val="2E968566"/>
@@ -16101,7 +17156,7 @@
       </w:rPr>
     </w:lvl>
   </w:abstractNum>
-  <w:abstractNum w:abstractNumId="15" w15:restartNumberingAfterBreak="0">
+  <w:abstractNum w:abstractNumId="18" w15:restartNumberingAfterBreak="0">
     <w:nsid w:val="67E209B2"/>
     <w:multiLevelType w:val="multilevel"/>
     <w:tmpl w:val="64CEAC28"/>
@@ -16250,7 +17305,7 @@
       </w:rPr>
     </w:lvl>
   </w:abstractNum>
-  <w:abstractNum w:abstractNumId="16" w15:restartNumberingAfterBreak="0">
+  <w:abstractNum w:abstractNumId="19" w15:restartNumberingAfterBreak="0">
     <w:nsid w:val="688334C1"/>
     <w:multiLevelType w:val="multilevel"/>
     <w:tmpl w:val="FBD84E64"/>
@@ -16363,7 +17418,7 @@
       </w:pPr>
     </w:lvl>
   </w:abstractNum>
-  <w:abstractNum w:abstractNumId="17" w15:restartNumberingAfterBreak="0">
+  <w:abstractNum w:abstractNumId="20" w15:restartNumberingAfterBreak="0">
     <w:nsid w:val="6CF94DEC"/>
     <w:multiLevelType w:val="multilevel"/>
     <w:tmpl w:val="12967394"/>
@@ -16512,7 +17567,120 @@
       </w:rPr>
     </w:lvl>
   </w:abstractNum>
-  <w:abstractNum w:abstractNumId="18" w15:restartNumberingAfterBreak="0">
+  <w:abstractNum w:abstractNumId="21" w15:restartNumberingAfterBreak="0">
+    <w:nsid w:val="6E30673E"/>
+    <w:multiLevelType w:val="hybridMultilevel"/>
+    <w:tmpl w:val="EA2056B2"/>
+    <w:lvl w:ilvl="0" w:tplc="04190003">
+      <w:start w:val="1"/>
+      <w:numFmt w:val="bullet"/>
+      <w:lvlText w:val="o"/>
+      <w:lvlJc w:val="left"/>
+      <w:pPr>
+        <w:ind w:left="720" w:hanging="360"/>
+      </w:pPr>
+      <w:rPr>
+        <w:rFonts w:ascii="Courier New" w:hAnsi="Courier New" w:cs="Courier New" w:hint="default"/>
+      </w:rPr>
+    </w:lvl>
+    <w:lvl w:ilvl="1" w:tplc="04190003" w:tentative="1">
+      <w:start w:val="1"/>
+      <w:numFmt w:val="bullet"/>
+      <w:lvlText w:val="o"/>
+      <w:lvlJc w:val="left"/>
+      <w:pPr>
+        <w:ind w:left="1440" w:hanging="360"/>
+      </w:pPr>
+      <w:rPr>
+        <w:rFonts w:ascii="Courier New" w:hAnsi="Courier New" w:cs="Courier New" w:hint="default"/>
+      </w:rPr>
+    </w:lvl>
+    <w:lvl w:ilvl="2" w:tplc="04190005" w:tentative="1">
+      <w:start w:val="1"/>
+      <w:numFmt w:val="bullet"/>
+      <w:lvlText w:val=""/>
+      <w:lvlJc w:val="left"/>
+      <w:pPr>
+        <w:ind w:left="2160" w:hanging="360"/>
+      </w:pPr>
+      <w:rPr>
+        <w:rFonts w:ascii="Wingdings" w:hAnsi="Wingdings" w:hint="default"/>
+      </w:rPr>
+    </w:lvl>
+    <w:lvl w:ilvl="3" w:tplc="04190001" w:tentative="1">
+      <w:start w:val="1"/>
+      <w:numFmt w:val="bullet"/>
+      <w:lvlText w:val=""/>
+      <w:lvlJc w:val="left"/>
+      <w:pPr>
+        <w:ind w:left="2880" w:hanging="360"/>
+      </w:pPr>
+      <w:rPr>
+        <w:rFonts w:ascii="Symbol" w:hAnsi="Symbol" w:hint="default"/>
+      </w:rPr>
+    </w:lvl>
+    <w:lvl w:ilvl="4" w:tplc="04190003" w:tentative="1">
+      <w:start w:val="1"/>
+      <w:numFmt w:val="bullet"/>
+      <w:lvlText w:val="o"/>
+      <w:lvlJc w:val="left"/>
+      <w:pPr>
+        <w:ind w:left="3600" w:hanging="360"/>
+      </w:pPr>
+      <w:rPr>
+        <w:rFonts w:ascii="Courier New" w:hAnsi="Courier New" w:cs="Courier New" w:hint="default"/>
+      </w:rPr>
+    </w:lvl>
+    <w:lvl w:ilvl="5" w:tplc="04190005" w:tentative="1">
+      <w:start w:val="1"/>
+      <w:numFmt w:val="bullet"/>
+      <w:lvlText w:val=""/>
+      <w:lvlJc w:val="left"/>
+      <w:pPr>
+        <w:ind w:left="4320" w:hanging="360"/>
+      </w:pPr>
+      <w:rPr>
+        <w:rFonts w:ascii="Wingdings" w:hAnsi="Wingdings" w:hint="default"/>
+      </w:rPr>
+    </w:lvl>
+    <w:lvl w:ilvl="6" w:tplc="04190001" w:tentative="1">
+      <w:start w:val="1"/>
+      <w:numFmt w:val="bullet"/>
+      <w:lvlText w:val=""/>
+      <w:lvlJc w:val="left"/>
+      <w:pPr>
+        <w:ind w:left="5040" w:hanging="360"/>
+      </w:pPr>
+      <w:rPr>
+        <w:rFonts w:ascii="Symbol" w:hAnsi="Symbol" w:hint="default"/>
+      </w:rPr>
+    </w:lvl>
+    <w:lvl w:ilvl="7" w:tplc="04190003" w:tentative="1">
+      <w:start w:val="1"/>
+      <w:numFmt w:val="bullet"/>
+      <w:lvlText w:val="o"/>
+      <w:lvlJc w:val="left"/>
+      <w:pPr>
+        <w:ind w:left="5760" w:hanging="360"/>
+      </w:pPr>
+      <w:rPr>
+        <w:rFonts w:ascii="Courier New" w:hAnsi="Courier New" w:cs="Courier New" w:hint="default"/>
+      </w:rPr>
+    </w:lvl>
+    <w:lvl w:ilvl="8" w:tplc="04190005" w:tentative="1">
+      <w:start w:val="1"/>
+      <w:numFmt w:val="bullet"/>
+      <w:lvlText w:val=""/>
+      <w:lvlJc w:val="left"/>
+      <w:pPr>
+        <w:ind w:left="6480" w:hanging="360"/>
+      </w:pPr>
+      <w:rPr>
+        <w:rFonts w:ascii="Wingdings" w:hAnsi="Wingdings" w:hint="default"/>
+      </w:rPr>
+    </w:lvl>
+  </w:abstractNum>
+  <w:abstractNum w:abstractNumId="22" w15:restartNumberingAfterBreak="0">
     <w:nsid w:val="71BA4CF7"/>
     <w:multiLevelType w:val="hybridMultilevel"/>
     <w:tmpl w:val="DB6690D4"/>
@@ -16625,7 +17793,7 @@
       </w:rPr>
     </w:lvl>
   </w:abstractNum>
-  <w:abstractNum w:abstractNumId="19" w15:restartNumberingAfterBreak="0">
+  <w:abstractNum w:abstractNumId="23" w15:restartNumberingAfterBreak="0">
     <w:nsid w:val="77E13358"/>
     <w:multiLevelType w:val="multilevel"/>
     <w:tmpl w:val="DE0888F2"/>
@@ -16781,7 +17949,7 @@
     <w:abstractNumId w:val="11"/>
   </w:num>
   <w:num w:numId="3">
-    <w:abstractNumId w:val="17"/>
+    <w:abstractNumId w:val="20"/>
   </w:num>
   <w:num w:numId="4">
     <w:abstractNumId w:val="6"/>
@@ -16793,19 +17961,19 @@
     <w:abstractNumId w:val="10"/>
   </w:num>
   <w:num w:numId="7">
-    <w:abstractNumId w:val="13"/>
+    <w:abstractNumId w:val="16"/>
   </w:num>
   <w:num w:numId="8">
-    <w:abstractNumId w:val="15"/>
+    <w:abstractNumId w:val="18"/>
   </w:num>
   <w:num w:numId="9">
-    <w:abstractNumId w:val="19"/>
+    <w:abstractNumId w:val="23"/>
   </w:num>
   <w:num w:numId="10">
     <w:abstractNumId w:val="4"/>
   </w:num>
   <w:num w:numId="11">
-    <w:abstractNumId w:val="14"/>
+    <w:abstractNumId w:val="17"/>
   </w:num>
   <w:num w:numId="12">
     <w:abstractNumId w:val="3"/>
@@ -16814,7 +17982,7 @@
     <w:abstractNumId w:val="2"/>
   </w:num>
   <w:num w:numId="14">
-    <w:abstractNumId w:val="18"/>
+    <w:abstractNumId w:val="22"/>
   </w:num>
   <w:num w:numId="15">
     <w:abstractNumId w:val="8"/>
@@ -16823,16 +17991,28 @@
     <w:abstractNumId w:val="7"/>
   </w:num>
   <w:num w:numId="17">
-    <w:abstractNumId w:val="16"/>
+    <w:abstractNumId w:val="19"/>
   </w:num>
   <w:num w:numId="18">
-    <w:abstractNumId w:val="12"/>
+    <w:abstractNumId w:val="14"/>
   </w:num>
   <w:num w:numId="19">
     <w:abstractNumId w:val="1"/>
   </w:num>
   <w:num w:numId="20">
     <w:abstractNumId w:val="9"/>
+  </w:num>
+  <w:num w:numId="21">
+    <w:abstractNumId w:val="15"/>
+  </w:num>
+  <w:num w:numId="22">
+    <w:abstractNumId w:val="21"/>
+  </w:num>
+  <w:num w:numId="23">
+    <w:abstractNumId w:val="13"/>
+  </w:num>
+  <w:num w:numId="24">
+    <w:abstractNumId w:val="12"/>
   </w:num>
 </w:numbering>
 </file>
@@ -17718,7 +18898,7 @@
 </file>
 
 <file path=customXml/itemProps1.xml><?xml version="1.0" encoding="utf-8"?>
-<ds:datastoreItem xmlns:ds="http://schemas.openxmlformats.org/officeDocument/2006/customXml" ds:itemID="{84107550-D6A8-482F-9135-FE45E03865B0}">
+<ds:datastoreItem xmlns:ds="http://schemas.openxmlformats.org/officeDocument/2006/customXml" ds:itemID="{1CFFD7B9-9999-4B69-A384-A354B14EDA6B}">
   <ds:schemaRefs>
     <ds:schemaRef ds:uri="http://schemas.openxmlformats.org/officeDocument/2006/bibliography"/>
   </ds:schemaRefs>

--- a/Diplomayin 2.docx
+++ b/Diplomayin 2.docx
@@ -41,7 +41,23 @@
           <w:sz w:val="24"/>
           <w:lang w:val="hy-AM"/>
         </w:rPr>
-        <w:t>Վարկային ռիսկի արդյունավետ կառավարումը ժամանակակից ֆինանսական համակարգի հիմնարար տարրերից է։ Ֆինանսական կազմակերպությունները, մասնավորապես բանկերը և վարկային ընկերությունները, պարտավոր են գնահատել ոչ միայն արդեն կրած կորուստները, այլև ապագայում հնարավոր վարկային կորուստները։ Այս մոտեցումը ամրագրված է International Accounting Standards Board-ի կողմից հրապարակված IFRS 9 ստանդարտում, որի շրջանակում կիրառվում է Expected Credit Loss (ECL) մեթոդաբանությունը։</w:t>
+        <w:t xml:space="preserve">Վարկային ռիսկի արդյունավետ կառավարումը ժամանակակից ֆինանսական համակարգի հիմնարար տարրերից է։ Ֆինանսական կազմակերպությունները, մասնավորապես բանկերը և վարկային ընկերությունները, պարտավոր են գնահատել ոչ միայն արդեն կրած կորուստները, այլև ապագայում հնարավոր վարկային կորուստները։ Այս մոտեցումը ամրագրված է International Accounting Standards Board-ի կողմից հրապարակված </w:t>
+      </w:r>
+      <w:r>
+        <w:rPr>
+          <w:rFonts w:ascii="Sylfaen" w:hAnsi="Sylfaen"/>
+          <w:sz w:val="24"/>
+          <w:lang w:val="hy-AM"/>
+        </w:rPr>
+        <w:t>ՖՀՄՍ</w:t>
+      </w:r>
+      <w:r>
+        <w:rPr>
+          <w:rFonts w:ascii="Sylfaen" w:hAnsi="Sylfaen"/>
+          <w:sz w:val="24"/>
+          <w:lang w:val="hy-AM"/>
+        </w:rPr>
+        <w:t xml:space="preserve"> 9 ստանդարտում, որի շրջանակում կիրառվում է Expected Credit Loss (ECL) մեթոդաբանությունը։</w:t>
       </w:r>
     </w:p>
     <w:p>
@@ -496,14 +512,7 @@
           <w:rFonts w:ascii="Sylfaen" w:hAnsi="Sylfaen"/>
           <w:lang w:val="hy-AM"/>
         </w:rPr>
-        <w:t>տ</w:t>
-      </w:r>
-      <w:r>
-        <w:rPr>
-          <w:rFonts w:ascii="Sylfaen" w:hAnsi="Sylfaen"/>
-          <w:lang w:val="hy-AM"/>
-        </w:rPr>
-        <w:t>եղային տ</w:t>
+        <w:t>տեղային տ</w:t>
       </w:r>
       <w:r>
         <w:rPr>
@@ -622,14 +631,7 @@
           <w:rFonts w:ascii="Sylfaen" w:hAnsi="Sylfaen"/>
           <w:lang w:val="hy-AM"/>
         </w:rPr>
-        <w:t>տ</w:t>
-      </w:r>
-      <w:r>
-        <w:rPr>
-          <w:rFonts w:ascii="Sylfaen" w:hAnsi="Sylfaen"/>
-          <w:lang w:val="hy-AM"/>
-        </w:rPr>
-        <w:t>եղային տ</w:t>
+        <w:t>տեղային տ</w:t>
       </w:r>
       <w:r>
         <w:rPr>
@@ -669,14 +671,7 @@
           <w:rFonts w:ascii="Sylfaen" w:hAnsi="Sylfaen"/>
           <w:lang w:val="hy-AM"/>
         </w:rPr>
-        <w:t>տ</w:t>
-      </w:r>
-      <w:r>
-        <w:rPr>
-          <w:rFonts w:ascii="Sylfaen" w:hAnsi="Sylfaen"/>
-          <w:lang w:val="hy-AM"/>
-        </w:rPr>
-        <w:t>եղային տ</w:t>
+        <w:t>տեղային տ</w:t>
       </w:r>
       <w:r>
         <w:rPr>
@@ -728,7 +723,7 @@
           <w:rFonts w:ascii="Sylfaen" w:hAnsi="Sylfaen"/>
           <w:b/>
           <w:sz w:val="32"/>
-          <w:lang w:val="en-US"/>
+          <w:lang w:val="hy-AM"/>
         </w:rPr>
         <w:lastRenderedPageBreak/>
         <w:t xml:space="preserve">1.2: </w:t>
@@ -1071,25 +1066,7 @@
           <w:lang w:val="hy-AM"/>
         </w:rPr>
         <w:lastRenderedPageBreak/>
-        <w:t>1.</w:t>
-      </w:r>
-      <w:r>
-        <w:rPr>
-          <w:rFonts w:ascii="Sylfaen" w:hAnsi="Sylfaen"/>
-          <w:b/>
-          <w:sz w:val="32"/>
-          <w:lang w:val="hy-AM"/>
-        </w:rPr>
-        <w:t>3</w:t>
-      </w:r>
-      <w:r>
-        <w:rPr>
-          <w:rFonts w:ascii="Sylfaen" w:hAnsi="Sylfaen"/>
-          <w:b/>
-          <w:sz w:val="32"/>
-          <w:lang w:val="hy-AM"/>
-        </w:rPr>
-        <w:t xml:space="preserve">: </w:t>
+        <w:t xml:space="preserve">1.3: </w:t>
       </w:r>
       <w:r>
         <w:rPr>
@@ -1453,16 +1430,7 @@
           <w:sz w:val="32"/>
           <w:lang w:val="hy-AM"/>
         </w:rPr>
-        <w:t xml:space="preserve">Ծրագրային Ապահովումը </w:t>
-      </w:r>
-      <w:r>
-        <w:rPr>
-          <w:rFonts w:ascii="Sylfaen" w:hAnsi="Sylfaen"/>
-          <w:b/>
-          <w:sz w:val="32"/>
-          <w:lang w:val="hy-AM"/>
-        </w:rPr>
-        <w:t>Որպես Ծառայություն</w:t>
+        <w:t>Ծրագրային Ապահովումը Որպես Ծառայություն</w:t>
       </w:r>
       <w:r>
         <w:rPr>
@@ -3454,25 +3422,7 @@
           <w:lang w:val="hy-AM"/>
         </w:rPr>
         <w:lastRenderedPageBreak/>
-        <w:t>2.</w:t>
-      </w:r>
-      <w:r>
-        <w:rPr>
-          <w:rFonts w:ascii="Sylfaen" w:hAnsi="Sylfaen"/>
-          <w:b/>
-          <w:sz w:val="32"/>
-          <w:lang w:val="hy-AM"/>
-        </w:rPr>
-        <w:t>2</w:t>
-      </w:r>
-      <w:r>
-        <w:rPr>
-          <w:rFonts w:ascii="Sylfaen" w:hAnsi="Sylfaen"/>
-          <w:b/>
-          <w:sz w:val="32"/>
-          <w:lang w:val="hy-AM"/>
-        </w:rPr>
-        <w:t xml:space="preserve">: </w:t>
+        <w:t xml:space="preserve">2.2: </w:t>
       </w:r>
       <w:r>
         <w:rPr>
@@ -3691,25 +3641,7 @@
           <w:lang w:val="hy-AM"/>
         </w:rPr>
         <w:lastRenderedPageBreak/>
-        <w:t>2.</w:t>
-      </w:r>
-      <w:r>
-        <w:rPr>
-          <w:rFonts w:ascii="Sylfaen" w:hAnsi="Sylfaen"/>
-          <w:b/>
-          <w:sz w:val="32"/>
-          <w:lang w:val="hy-AM"/>
-        </w:rPr>
-        <w:t>3</w:t>
-      </w:r>
-      <w:r>
-        <w:rPr>
-          <w:rFonts w:ascii="Sylfaen" w:hAnsi="Sylfaen"/>
-          <w:b/>
-          <w:sz w:val="32"/>
-          <w:lang w:val="hy-AM"/>
-        </w:rPr>
-        <w:t xml:space="preserve">: </w:t>
+        <w:t xml:space="preserve">2.3: </w:t>
       </w:r>
       <w:r>
         <w:rPr>
@@ -3998,7 +3930,7 @@
           <w:bCs/>
           <w:sz w:val="32"/>
           <w:szCs w:val="24"/>
-          <w:lang w:val="en-US" w:eastAsia="ru-RU"/>
+          <w:lang w:val="hy-AM" w:eastAsia="ru-RU"/>
         </w:rPr>
         <w:t xml:space="preserve">3.1: </w:t>
       </w:r>
@@ -5243,7 +5175,7 @@
           <w:rFonts w:ascii="Sylfaen" w:hAnsi="Sylfaen"/>
           <w:b/>
           <w:sz w:val="32"/>
-          <w:lang w:val="en-US"/>
+          <w:lang w:val="hy-AM"/>
         </w:rPr>
         <w:lastRenderedPageBreak/>
         <w:t xml:space="preserve">3.2: </w:t>
@@ -5562,7 +5494,7 @@
           <w:rFonts w:ascii="Sylfaen" w:hAnsi="Sylfaen"/>
           <w:b/>
           <w:sz w:val="32"/>
-          <w:lang w:val="en-US"/>
+          <w:lang w:val="hy-AM"/>
         </w:rPr>
         <w:t>3</w:t>
       </w:r>
@@ -5964,7 +5896,7 @@
           <w:rFonts w:ascii="Sylfaen" w:hAnsi="Sylfaen"/>
           <w:b/>
           <w:sz w:val="32"/>
-          <w:lang w:val="en-US"/>
+          <w:lang w:val="hy-AM"/>
         </w:rPr>
         <w:lastRenderedPageBreak/>
         <w:t>3</w:t>
@@ -5983,7 +5915,7 @@
           <w:rFonts w:ascii="Sylfaen" w:hAnsi="Sylfaen"/>
           <w:b/>
           <w:sz w:val="32"/>
-          <w:lang w:val="en-US"/>
+          <w:lang w:val="hy-AM"/>
         </w:rPr>
         <w:t>5</w:t>
       </w:r>
@@ -6437,27 +6369,7 @@
           <w:szCs w:val="24"/>
           <w:lang w:val="hy-AM" w:eastAsia="ru-RU"/>
         </w:rPr>
-        <w:t>4.</w:t>
-      </w:r>
-      <w:r>
-        <w:rPr>
-          <w:rFonts w:ascii="Sylfaen" w:eastAsia="Times New Roman" w:hAnsi="Sylfaen" w:cs="Times New Roman"/>
-          <w:b/>
-          <w:sz w:val="32"/>
-          <w:szCs w:val="24"/>
-          <w:lang w:val="hy-AM" w:eastAsia="ru-RU"/>
-        </w:rPr>
-        <w:t>1</w:t>
-      </w:r>
-      <w:r>
-        <w:rPr>
-          <w:rFonts w:ascii="Sylfaen" w:eastAsia="Times New Roman" w:hAnsi="Sylfaen" w:cs="Times New Roman"/>
-          <w:b/>
-          <w:sz w:val="32"/>
-          <w:szCs w:val="24"/>
-          <w:lang w:val="hy-AM" w:eastAsia="ru-RU"/>
-        </w:rPr>
-        <w:t xml:space="preserve">: </w:t>
+        <w:t xml:space="preserve">4.1: </w:t>
       </w:r>
       <w:r>
         <w:rPr>
@@ -6887,6 +6799,137 @@
         <w:jc w:val="both"/>
         <w:rPr>
           <w:rFonts w:ascii="Sylfaen" w:hAnsi="Sylfaen"/>
+          <w:sz w:val="24"/>
+          <w:szCs w:val="24"/>
+          <w:lang w:val="hy-AM"/>
+        </w:rPr>
+      </w:pPr>
+      <w:r>
+        <w:rPr>
+          <w:rFonts w:ascii="Sylfaen" w:hAnsi="Sylfaen"/>
+          <w:sz w:val="24"/>
+          <w:szCs w:val="24"/>
+          <w:lang w:val="hy-AM"/>
+        </w:rPr>
+        <w:t xml:space="preserve">որտեղ z-ը մուտքային փոփոխականների գծային կոմբինացիա է։ Սիգմոիդային ֆունկցիան ընդունում է ցանկացած իրական թիվ, բայց այն փոխակերպում է 0–1 տիրույթի արժեքների, ինչը հարմար է արդյունքը հավանականության տեսանկյունից մեկնաբանելու համար։ </w:t>
+      </w:r>
+      <w:r>
+        <w:rPr>
+          <w:rFonts w:ascii="Sylfaen" w:hAnsi="Sylfaen"/>
+          <w:sz w:val="24"/>
+          <w:szCs w:val="24"/>
+          <w:lang w:val="hy-AM"/>
+        </w:rPr>
+        <w:t>Սիգմոիդային ֆունկցիան բերված է գծագիր 1-ում:</w:t>
+      </w:r>
+    </w:p>
+    <w:p>
+      <w:pPr>
+        <w:spacing w:before="30" w:after="30" w:line="360" w:lineRule="auto"/>
+        <w:jc w:val="both"/>
+        <w:rPr>
+          <w:rFonts w:ascii="Sylfaen" w:hAnsi="Sylfaen"/>
+          <w:sz w:val="24"/>
+          <w:szCs w:val="24"/>
+          <w:lang w:val="hy-AM"/>
+        </w:rPr>
+      </w:pPr>
+    </w:p>
+    <w:p>
+      <w:pPr>
+        <w:spacing w:before="30" w:after="30" w:line="360" w:lineRule="auto"/>
+        <w:jc w:val="both"/>
+        <w:rPr>
+          <w:rFonts w:ascii="Sylfaen" w:hAnsi="Sylfaen"/>
+          <w:sz w:val="24"/>
+          <w:szCs w:val="24"/>
+          <w:lang w:val="hy-AM"/>
+        </w:rPr>
+      </w:pPr>
+      <w:r>
+        <w:rPr>
+          <w:rFonts w:ascii="Sylfaen" w:hAnsi="Sylfaen"/>
+          <w:sz w:val="24"/>
+          <w:szCs w:val="24"/>
+          <w:lang w:val="hy-AM"/>
+        </w:rPr>
+        <w:lastRenderedPageBreak/>
+        <w:t>Գծագիր 1:</w:t>
+      </w:r>
+    </w:p>
+    <w:p>
+      <w:pPr>
+        <w:spacing w:before="30" w:after="30" w:line="360" w:lineRule="auto"/>
+        <w:jc w:val="both"/>
+        <w:rPr>
+          <w:rFonts w:ascii="Sylfaen" w:hAnsi="Sylfaen"/>
+          <w:sz w:val="24"/>
+          <w:szCs w:val="24"/>
+          <w:lang w:val="hy-AM"/>
+        </w:rPr>
+      </w:pPr>
+      <w:r>
+        <w:rPr>
+          <w:rFonts w:ascii="Sylfaen" w:hAnsi="Sylfaen"/>
+          <w:noProof/>
+          <w:lang w:eastAsia="ru-RU"/>
+        </w:rPr>
+        <w:drawing>
+          <wp:inline distT="0" distB="0" distL="0" distR="0">
+            <wp:extent cx="4174176" cy="2686843"/>
+            <wp:effectExtent l="0" t="0" r="0" b="0"/>
+            <wp:docPr id="1" name="Picture 1" descr="C:\Users\user\AppData\Local\Microsoft\Windows\INetCache\Content.MSO\A300C421.tmp"/>
+            <wp:cNvGraphicFramePr>
+              <a:graphicFrameLocks xmlns:a="http://schemas.openxmlformats.org/drawingml/2006/main" noChangeAspect="1"/>
+            </wp:cNvGraphicFramePr>
+            <a:graphic xmlns:a="http://schemas.openxmlformats.org/drawingml/2006/main">
+              <a:graphicData uri="http://schemas.openxmlformats.org/drawingml/2006/picture">
+                <pic:pic xmlns:pic="http://schemas.openxmlformats.org/drawingml/2006/picture">
+                  <pic:nvPicPr>
+                    <pic:cNvPr id="0" name="Picture 1" descr="C:\Users\user\AppData\Local\Microsoft\Windows\INetCache\Content.MSO\A300C421.tmp"/>
+                    <pic:cNvPicPr>
+                      <a:picLocks noChangeAspect="1" noChangeArrowheads="1"/>
+                    </pic:cNvPicPr>
+                  </pic:nvPicPr>
+                  <pic:blipFill>
+                    <a:blip r:embed="rId8">
+                      <a:extLst>
+                        <a:ext uri="{28A0092B-C50C-407E-A947-70E740481C1C}">
+                          <a14:useLocalDpi xmlns:a14="http://schemas.microsoft.com/office/drawing/2010/main" val="0"/>
+                        </a:ext>
+                      </a:extLst>
+                    </a:blip>
+                    <a:srcRect/>
+                    <a:stretch>
+                      <a:fillRect/>
+                    </a:stretch>
+                  </pic:blipFill>
+                  <pic:spPr bwMode="auto">
+                    <a:xfrm>
+                      <a:off x="0" y="0"/>
+                      <a:ext cx="4284820" cy="2758062"/>
+                    </a:xfrm>
+                    <a:prstGeom prst="rect">
+                      <a:avLst/>
+                    </a:prstGeom>
+                    <a:noFill/>
+                    <a:ln>
+                      <a:noFill/>
+                    </a:ln>
+                  </pic:spPr>
+                </pic:pic>
+              </a:graphicData>
+            </a:graphic>
+          </wp:inline>
+        </w:drawing>
+      </w:r>
+    </w:p>
+    <w:p>
+      <w:pPr>
+        <w:spacing w:before="30" w:after="30" w:line="360" w:lineRule="auto"/>
+        <w:jc w:val="both"/>
+        <w:rPr>
+          <w:rFonts w:ascii="Sylfaen" w:hAnsi="Sylfaen"/>
           <w:i/>
           <w:sz w:val="24"/>
           <w:szCs w:val="24"/>
@@ -6900,7 +6943,7 @@
           <w:szCs w:val="24"/>
           <w:lang w:val="hy-AM"/>
         </w:rPr>
-        <w:t>որտեղ z-ը մուտքային փոփոխականների գծային կոմբինացիա է։ Սիգմոիդային ֆունկցիան ընդունում է ցանկացած իրական թիվ, բայց այն փոխակերպում է 0–1 տիրույթի արժեքների, ինչը հարմար է արդյունքը հավանականության տեսանկյունից մեկնաբանելու համար։ Բինար դասակարգման դեպքում թիրախային փոփոխականը y ընդունում է 0 կամ 1 արժեքներ, և խնդիրն է կանխատեսել հավանականությունը՝</w:t>
+        <w:t>Բինար դասակարգման դեպքում թիրախային փոփոխականը y ընդունում է 0 կամ 1 արժեքներ, և խնդիրն է կանխատեսել հավանականությունը՝</w:t>
       </w:r>
       <w:r>
         <w:rPr>
@@ -6920,7 +6963,6 @@
               <w:szCs w:val="24"/>
               <w:lang w:val="hy-AM"/>
             </w:rPr>
-            <w:lastRenderedPageBreak/>
             <m:t>P(y=1|X)</m:t>
           </m:r>
         </m:oMath>
@@ -7943,6 +7985,7 @@
               <w:szCs w:val="24"/>
               <w:lang w:val="hy-AM"/>
             </w:rPr>
+            <w:lastRenderedPageBreak/>
             <m:t>LogL</m:t>
           </m:r>
           <m:d>
@@ -8825,7 +8868,6 @@
           <w:szCs w:val="24"/>
           <w:lang w:val="hy-AM"/>
         </w:rPr>
-        <w:lastRenderedPageBreak/>
         <w:t>Այսպիսով, β</w:t>
       </w:r>
       <w:r>
@@ -9383,6 +9425,7 @@
           <w:szCs w:val="24"/>
           <w:lang w:val="hy-AM"/>
         </w:rPr>
+        <w:lastRenderedPageBreak/>
         <w:t>Լոգիստիկ ռեգրեսիան կարող է ընդլայնվել բազմադասային խնդրի համար։ Ամենատարածված մոտեցումները հետևյալն են</w:t>
       </w:r>
       <w:r>
@@ -9555,17 +9598,7 @@
           <w:szCs w:val="24"/>
           <w:lang w:val="hy-AM"/>
         </w:rPr>
-        <w:t xml:space="preserve">ինանսներ — վարկի չվճարման կամ այլ ռիսկային </w:t>
-      </w:r>
-      <w:r>
-        <w:rPr>
-          <w:rFonts w:ascii="Sylfaen" w:hAnsi="Sylfaen"/>
-          <w:sz w:val="24"/>
-          <w:szCs w:val="24"/>
-          <w:lang w:val="hy-AM"/>
-        </w:rPr>
-        <w:lastRenderedPageBreak/>
-        <w:t xml:space="preserve">իրադարձությունների </w:t>
+        <w:t xml:space="preserve">ինանսներ — վարկի չվճարման կամ այլ ռիսկային իրադարձությունների </w:t>
       </w:r>
       <w:r>
         <w:rPr>
@@ -9741,27 +9774,7 @@
           <w:lang w:val="hy-AM" w:eastAsia="ru-RU"/>
         </w:rPr>
         <w:lastRenderedPageBreak/>
-        <w:t>4.</w:t>
-      </w:r>
-      <w:r>
-        <w:rPr>
-          <w:rFonts w:ascii="Sylfaen" w:eastAsia="Times New Roman" w:hAnsi="Sylfaen" w:cs="Times New Roman"/>
-          <w:b/>
-          <w:sz w:val="32"/>
-          <w:szCs w:val="24"/>
-          <w:lang w:val="hy-AM" w:eastAsia="ru-RU"/>
-        </w:rPr>
-        <w:t>2</w:t>
-      </w:r>
-      <w:r>
-        <w:rPr>
-          <w:rFonts w:ascii="Sylfaen" w:eastAsia="Times New Roman" w:hAnsi="Sylfaen" w:cs="Times New Roman"/>
-          <w:b/>
-          <w:sz w:val="32"/>
-          <w:szCs w:val="24"/>
-          <w:lang w:val="hy-AM" w:eastAsia="ru-RU"/>
-        </w:rPr>
-        <w:t xml:space="preserve">: </w:t>
+        <w:t xml:space="preserve">4.2: </w:t>
       </w:r>
       <w:r>
         <w:rPr>
@@ -10748,22 +10761,21 @@
     </w:p>
     <w:p>
       <w:pPr>
-        <w:pStyle w:val="NormalWeb"/>
-        <w:spacing w:before="30" w:beforeAutospacing="0" w:after="30" w:afterAutospacing="0" w:line="36" w:lineRule="atLeast"/>
-        <w:jc w:val="center"/>
-        <w:rPr>
-          <w:rFonts w:ascii="Sylfaen" w:hAnsi="Sylfaen"/>
-          <w:lang w:val="hy-AM"/>
+        <w:spacing w:after="0" w:line="360" w:lineRule="atLeast"/>
+        <w:rPr>
+          <w:rFonts w:ascii="Helvetica Neue" w:eastAsia="Times New Roman" w:hAnsi="Helvetica Neue" w:cs="Times New Roman"/>
+          <w:i/>
+          <w:color w:val="0A0A0A"/>
         </w:rPr>
       </w:pPr>
       <m:oMathPara>
         <m:oMath>
           <m:r>
             <w:rPr>
-              <w:rFonts w:ascii="Cambria Math" w:hAnsi="Cambria Math"/>
-              <w:lang w:val="hy-AM"/>
+              <w:rFonts w:ascii="Cambria Math" w:eastAsia="Times New Roman" w:hAnsi="Cambria Math" w:cs="Times New Roman"/>
+              <w:color w:val="0A0A0A"/>
             </w:rPr>
-            <m:t>LGD=EAD*(1-RR)</m:t>
+            <m:t>LGD = 1 - [ Σ (Cash_t - Cost_t) / (1 + r)^t ] / EAD</m:t>
           </m:r>
         </m:oMath>
       </m:oMathPara>
@@ -10793,9 +10805,22 @@
       <w:r>
         <w:rPr>
           <w:rFonts w:ascii="Sylfaen" w:hAnsi="Sylfaen"/>
-          <w:lang w:val="hy-AM"/>
-        </w:rPr>
-        <w:t>RR</w:t>
+          <w:lang w:val="en-US"/>
+        </w:rPr>
+        <w:t>Cash</w:t>
+      </w:r>
+      <w:r>
+        <w:rPr>
+          <w:rFonts w:ascii="Sylfaen" w:hAnsi="Sylfaen"/>
+        </w:rPr>
+        <w:t>_</w:t>
+      </w:r>
+      <w:r>
+        <w:rPr>
+          <w:rFonts w:ascii="Sylfaen" w:hAnsi="Sylfaen"/>
+          <w:lang w:val="en-US"/>
+        </w:rPr>
+        <w:t>t</w:t>
       </w:r>
       <w:r>
         <w:rPr>
@@ -10809,7 +10834,278 @@
           <w:rFonts w:ascii="Sylfaen" w:hAnsi="Sylfaen"/>
           <w:lang w:val="hy-AM"/>
         </w:rPr>
-        <w:t xml:space="preserve"> (Recovery Rate) սպասվող տոկոսային եկամտաբերությունն է։</w:t>
+        <w:t xml:space="preserve"> </w:t>
+      </w:r>
+      <w:r>
+        <w:rPr>
+          <w:rFonts w:ascii="Sylfaen" w:hAnsi="Sylfaen"/>
+          <w:lang w:val="hy-AM"/>
+        </w:rPr>
+        <w:t>t ժամանակահատվածում վարկառուից ստացված բոլոր կանխիկ մուտքերը կամ գրավի վաճառքը</w:t>
+      </w:r>
+      <w:r>
+        <w:rPr>
+          <w:rFonts w:ascii="Sylfaen" w:hAnsi="Sylfaen"/>
+        </w:rPr>
+        <w:t xml:space="preserve">, </w:t>
+      </w:r>
+      <w:r>
+        <w:rPr>
+          <w:rFonts w:ascii="Sylfaen" w:hAnsi="Sylfaen"/>
+          <w:lang w:val="en-US"/>
+        </w:rPr>
+        <w:t>Cost</w:t>
+      </w:r>
+      <w:r>
+        <w:rPr>
+          <w:rFonts w:ascii="Sylfaen" w:hAnsi="Sylfaen"/>
+        </w:rPr>
+        <w:t>_</w:t>
+      </w:r>
+      <w:r>
+        <w:rPr>
+          <w:rFonts w:ascii="Sylfaen" w:hAnsi="Sylfaen"/>
+          <w:lang w:val="en-US"/>
+        </w:rPr>
+        <w:t>t</w:t>
+      </w:r>
+      <w:r>
+        <w:rPr>
+          <w:rFonts w:ascii="Sylfaen" w:hAnsi="Sylfaen"/>
+        </w:rPr>
+        <w:t>-</w:t>
+      </w:r>
+      <w:r>
+        <w:rPr>
+          <w:rFonts w:ascii="Sylfaen" w:hAnsi="Sylfaen"/>
+          <w:lang w:val="hy-AM"/>
+        </w:rPr>
+        <w:t>ն</w:t>
+      </w:r>
+      <w:r>
+        <w:rPr>
+          <w:rFonts w:ascii="Sylfaen" w:hAnsi="Sylfaen"/>
+        </w:rPr>
+        <w:t xml:space="preserve"> </w:t>
+      </w:r>
+      <w:r>
+        <w:rPr>
+          <w:rFonts w:ascii="Sylfaen" w:hAnsi="Sylfaen"/>
+          <w:lang w:val="en-US"/>
+        </w:rPr>
+        <w:t>t</w:t>
+      </w:r>
+      <w:r>
+        <w:rPr>
+          <w:rFonts w:ascii="Sylfaen" w:hAnsi="Sylfaen"/>
+        </w:rPr>
+        <w:t xml:space="preserve"> </w:t>
+      </w:r>
+      <w:r>
+        <w:rPr>
+          <w:rFonts w:ascii="Sylfaen" w:hAnsi="Sylfaen"/>
+          <w:lang w:val="en-US"/>
+        </w:rPr>
+        <w:t>ժամանակահատվածում</w:t>
+      </w:r>
+      <w:r>
+        <w:rPr>
+          <w:rFonts w:ascii="Sylfaen" w:hAnsi="Sylfaen"/>
+        </w:rPr>
+        <w:t xml:space="preserve"> </w:t>
+      </w:r>
+      <w:r>
+        <w:rPr>
+          <w:rFonts w:ascii="Sylfaen" w:hAnsi="Sylfaen"/>
+          <w:lang w:val="en-US"/>
+        </w:rPr>
+        <w:t>գանձման</w:t>
+      </w:r>
+      <w:r>
+        <w:rPr>
+          <w:rFonts w:ascii="Sylfaen" w:hAnsi="Sylfaen"/>
+        </w:rPr>
+        <w:t xml:space="preserve"> </w:t>
+      </w:r>
+      <w:r>
+        <w:rPr>
+          <w:rFonts w:ascii="Sylfaen" w:hAnsi="Sylfaen"/>
+          <w:lang w:val="en-US"/>
+        </w:rPr>
+        <w:t>ուղղակի</w:t>
+      </w:r>
+      <w:r>
+        <w:rPr>
+          <w:rFonts w:ascii="Sylfaen" w:hAnsi="Sylfaen"/>
+        </w:rPr>
+        <w:t xml:space="preserve"> </w:t>
+      </w:r>
+      <w:r>
+        <w:rPr>
+          <w:rFonts w:ascii="Sylfaen" w:hAnsi="Sylfaen"/>
+          <w:lang w:val="en-US"/>
+        </w:rPr>
+        <w:t>բանկային</w:t>
+      </w:r>
+      <w:r>
+        <w:rPr>
+          <w:rFonts w:ascii="Sylfaen" w:hAnsi="Sylfaen"/>
+        </w:rPr>
+        <w:t xml:space="preserve"> </w:t>
+      </w:r>
+      <w:r>
+        <w:rPr>
+          <w:rFonts w:ascii="Sylfaen" w:hAnsi="Sylfaen"/>
+          <w:lang w:val="en-US"/>
+        </w:rPr>
+        <w:t>ծախսեր</w:t>
+      </w:r>
+      <w:r>
+        <w:rPr>
+          <w:rFonts w:ascii="Sylfaen" w:hAnsi="Sylfaen"/>
+        </w:rPr>
+        <w:t xml:space="preserve"> (</w:t>
+      </w:r>
+      <w:r>
+        <w:rPr>
+          <w:rFonts w:ascii="Sylfaen" w:hAnsi="Sylfaen"/>
+          <w:lang w:val="en-US"/>
+        </w:rPr>
+        <w:t>իրավաբանական</w:t>
+      </w:r>
+      <w:r>
+        <w:rPr>
+          <w:rFonts w:ascii="Sylfaen" w:hAnsi="Sylfaen"/>
+        </w:rPr>
+        <w:t xml:space="preserve"> </w:t>
+      </w:r>
+      <w:r>
+        <w:rPr>
+          <w:rFonts w:ascii="Sylfaen" w:hAnsi="Sylfaen"/>
+          <w:lang w:val="en-US"/>
+        </w:rPr>
+        <w:t>ծախսեր</w:t>
+      </w:r>
+      <w:r>
+        <w:rPr>
+          <w:rFonts w:ascii="Sylfaen" w:hAnsi="Sylfaen"/>
+        </w:rPr>
+        <w:t xml:space="preserve">, </w:t>
+      </w:r>
+      <w:r>
+        <w:rPr>
+          <w:rFonts w:ascii="Sylfaen" w:hAnsi="Sylfaen"/>
+          <w:lang w:val="en-US"/>
+        </w:rPr>
+        <w:t>գնահատում</w:t>
+      </w:r>
+      <w:r>
+        <w:rPr>
+          <w:rFonts w:ascii="Sylfaen" w:hAnsi="Sylfaen"/>
+        </w:rPr>
+        <w:t xml:space="preserve">, </w:t>
+      </w:r>
+      <w:r>
+        <w:rPr>
+          <w:rFonts w:ascii="Sylfaen" w:hAnsi="Sylfaen"/>
+          <w:lang w:val="en-US"/>
+        </w:rPr>
+        <w:t>գրավի</w:t>
+      </w:r>
+      <w:r>
+        <w:rPr>
+          <w:rFonts w:ascii="Sylfaen" w:hAnsi="Sylfaen"/>
+        </w:rPr>
+        <w:t xml:space="preserve"> </w:t>
+      </w:r>
+      <w:r>
+        <w:rPr>
+          <w:rFonts w:ascii="Sylfaen" w:hAnsi="Sylfaen"/>
+          <w:lang w:val="en-US"/>
+        </w:rPr>
+        <w:t>ապահովագրություն</w:t>
+      </w:r>
+      <w:r>
+        <w:rPr>
+          <w:rFonts w:ascii="Sylfaen" w:hAnsi="Sylfaen"/>
+        </w:rPr>
+        <w:t>)</w:t>
+      </w:r>
+      <w:r>
+        <w:rPr>
+          <w:rFonts w:ascii="Sylfaen" w:hAnsi="Sylfaen"/>
+          <w:lang w:val="hy-AM"/>
+        </w:rPr>
+        <w:t xml:space="preserve">, </w:t>
+      </w:r>
+      <w:r>
+        <w:rPr>
+          <w:rFonts w:ascii="Sylfaen" w:hAnsi="Sylfaen"/>
+          <w:lang w:val="en-US"/>
+        </w:rPr>
+        <w:t>r</w:t>
+      </w:r>
+      <w:r>
+        <w:rPr>
+          <w:rFonts w:ascii="Sylfaen" w:hAnsi="Sylfaen"/>
+        </w:rPr>
+        <w:t>-</w:t>
+      </w:r>
+      <w:r>
+        <w:rPr>
+          <w:rFonts w:ascii="Sylfaen" w:hAnsi="Sylfaen"/>
+          <w:lang w:val="hy-AM"/>
+        </w:rPr>
+        <w:t xml:space="preserve">ը </w:t>
+      </w:r>
+      <w:r>
+        <w:rPr>
+          <w:rFonts w:ascii="Sylfaen" w:hAnsi="Sylfaen"/>
+          <w:lang w:val="hy-AM"/>
+        </w:rPr>
+        <w:t>վարկի արդյունավետ տոկոսադրույքը (EIR) չվճարման պահին</w:t>
+      </w:r>
+      <w:r>
+        <w:rPr>
+          <w:rFonts w:ascii="Sylfaen" w:hAnsi="Sylfaen"/>
+          <w:lang w:val="hy-AM"/>
+        </w:rPr>
+        <w:t xml:space="preserve">, </w:t>
+      </w:r>
+      <w:r>
+        <w:rPr>
+          <w:rFonts w:ascii="Sylfaen" w:hAnsi="Sylfaen"/>
+          <w:lang w:val="en-US"/>
+        </w:rPr>
+        <w:t>t</w:t>
+      </w:r>
+      <w:r>
+        <w:rPr>
+          <w:rFonts w:ascii="Sylfaen" w:hAnsi="Sylfaen"/>
+          <w:lang w:val="hy-AM"/>
+        </w:rPr>
+        <w:t>-ն</w:t>
+      </w:r>
+      <w:r>
+        <w:rPr>
+          <w:rFonts w:ascii="Sylfaen" w:hAnsi="Sylfaen"/>
+          <w:lang w:val="hy-AM"/>
+        </w:rPr>
+        <w:t xml:space="preserve"> ժամանակահատվածը (տարիներով կամ ամիսներով)՝ չվճարման օրվանից մինչև միջոցների ստացման </w:t>
+      </w:r>
+      <w:r>
+        <w:rPr>
+          <w:rFonts w:ascii="Sylfaen" w:hAnsi="Sylfaen"/>
+          <w:lang w:val="hy-AM"/>
+        </w:rPr>
+        <w:t>օրը</w:t>
+      </w:r>
+      <w:r>
+        <w:rPr>
+          <w:rFonts w:ascii="Sylfaen" w:hAnsi="Sylfaen"/>
+          <w:lang w:val="hy-AM"/>
+        </w:rPr>
+        <w:t>։</w:t>
       </w:r>
     </w:p>
     <w:p>
@@ -10831,25 +11127,7 @@
           <w:szCs w:val="24"/>
           <w:lang w:val="hy-AM" w:eastAsia="ru-RU"/>
         </w:rPr>
-        <w:t>Արդյունքում կարող ենք արտածել ECL գործակց</w:t>
-      </w:r>
-      <w:r>
-        <w:rPr>
-          <w:rFonts w:ascii="Sylfaen" w:eastAsia="Times New Roman" w:hAnsi="Sylfaen" w:cs="Times New Roman"/>
-          <w:sz w:val="24"/>
-          <w:szCs w:val="24"/>
-          <w:lang w:val="hy-AM" w:eastAsia="ru-RU"/>
-        </w:rPr>
-        <w:t>ի</w:t>
-      </w:r>
-      <w:r>
-        <w:rPr>
-          <w:rFonts w:ascii="Sylfaen" w:eastAsia="Times New Roman" w:hAnsi="Sylfaen" w:cs="Times New Roman"/>
-          <w:sz w:val="24"/>
-          <w:szCs w:val="24"/>
-          <w:lang w:val="hy-AM" w:eastAsia="ru-RU"/>
-        </w:rPr>
-        <w:t xml:space="preserve"> բանաձևը</w:t>
+        <w:t>Արդյունքում կարող ենք արտածել ECL գործակցի բանաձևը</w:t>
       </w:r>
       <w:r>
         <w:rPr>
@@ -11702,217 +11980,21 @@
           <w:rFonts w:ascii="Sylfaen" w:hAnsi="Sylfaen"/>
           <w:lang w:val="hy-AM"/>
         </w:rPr>
-        <w:t>է հետևյալ քալերի վրա՝</w:t>
-      </w:r>
-    </w:p>
-    <w:p>
-      <w:pPr>
-        <w:pStyle w:val="NormalWeb"/>
-        <w:numPr>
-          <w:ilvl w:val="0"/>
-          <w:numId w:val="12"/>
-        </w:numPr>
-        <w:spacing w:before="30" w:beforeAutospacing="0" w:after="30" w:afterAutospacing="0"/>
-        <w:ind w:left="567" w:hanging="283"/>
-        <w:jc w:val="both"/>
-        <w:rPr>
-          <w:rFonts w:ascii="Sylfaen" w:hAnsi="Sylfaen"/>
-          <w:lang w:val="hy-AM"/>
-        </w:rPr>
-      </w:pPr>
-      <w:r>
-        <w:rPr>
-          <w:rFonts w:ascii="Sylfaen" w:hAnsi="Sylfaen"/>
-          <w:lang w:val="hy-AM"/>
-        </w:rPr>
-        <w:t>Staging</w:t>
-      </w:r>
-    </w:p>
-    <w:p>
-      <w:pPr>
-        <w:pStyle w:val="NormalWeb"/>
-        <w:numPr>
-          <w:ilvl w:val="0"/>
-          <w:numId w:val="12"/>
-        </w:numPr>
-        <w:spacing w:before="30" w:beforeAutospacing="0" w:after="30" w:afterAutospacing="0"/>
-        <w:ind w:left="567" w:hanging="283"/>
-        <w:jc w:val="both"/>
-        <w:rPr>
-          <w:rFonts w:ascii="Sylfaen" w:hAnsi="Sylfaen"/>
-          <w:lang w:val="hy-AM"/>
-        </w:rPr>
-      </w:pPr>
-      <w:r>
-        <w:rPr>
-          <w:rFonts w:ascii="Sylfaen" w:hAnsi="Sylfaen"/>
-          <w:lang w:val="hy-AM"/>
-        </w:rPr>
-        <w:t>CCF</w:t>
-      </w:r>
-    </w:p>
-    <w:p>
-      <w:pPr>
-        <w:pStyle w:val="NormalWeb"/>
-        <w:numPr>
-          <w:ilvl w:val="0"/>
-          <w:numId w:val="12"/>
-        </w:numPr>
-        <w:spacing w:before="30" w:beforeAutospacing="0" w:after="30" w:afterAutospacing="0"/>
-        <w:ind w:left="567" w:hanging="283"/>
-        <w:jc w:val="both"/>
-        <w:rPr>
-          <w:rFonts w:ascii="Sylfaen" w:hAnsi="Sylfaen"/>
-          <w:lang w:val="hy-AM"/>
-        </w:rPr>
-      </w:pPr>
-      <w:r>
-        <w:rPr>
-          <w:rFonts w:ascii="Sylfaen" w:hAnsi="Sylfaen"/>
-          <w:lang w:val="hy-AM"/>
-        </w:rPr>
-        <w:t>MPD</w:t>
-      </w:r>
-      <w:r>
-        <w:rPr>
-          <w:rFonts w:ascii="Sylfaen" w:hAnsi="Sylfaen"/>
-          <w:lang w:val="hy-AM"/>
-        </w:rPr>
-        <w:t xml:space="preserve"> – </w:t>
-      </w:r>
-      <w:r>
-        <w:rPr>
-          <w:rFonts w:ascii="Sylfaen" w:hAnsi="Sylfaen"/>
-          <w:lang w:val="hy-AM"/>
-        </w:rPr>
-        <w:t>PD</w:t>
-      </w:r>
-    </w:p>
-    <w:p>
-      <w:pPr>
-        <w:pStyle w:val="NormalWeb"/>
-        <w:numPr>
-          <w:ilvl w:val="0"/>
-          <w:numId w:val="12"/>
-        </w:numPr>
-        <w:spacing w:before="30" w:beforeAutospacing="0" w:after="30" w:afterAutospacing="0"/>
-        <w:ind w:left="567" w:hanging="283"/>
-        <w:jc w:val="both"/>
-        <w:rPr>
-          <w:rFonts w:ascii="Sylfaen" w:hAnsi="Sylfaen"/>
-          <w:lang w:val="hy-AM"/>
-        </w:rPr>
-      </w:pPr>
-      <w:r>
-        <w:rPr>
-          <w:rFonts w:ascii="Sylfaen" w:hAnsi="Sylfaen"/>
-          <w:lang w:val="hy-AM"/>
-        </w:rPr>
-        <w:t>EAD</w:t>
-      </w:r>
-      <w:r>
-        <w:rPr>
-          <w:rFonts w:ascii="Sylfaen" w:hAnsi="Sylfaen"/>
-          <w:lang w:val="hy-AM"/>
-        </w:rPr>
-        <w:t>-ի ստացում</w:t>
-      </w:r>
-    </w:p>
-    <w:p>
-      <w:pPr>
-        <w:pStyle w:val="NormalWeb"/>
-        <w:numPr>
-          <w:ilvl w:val="0"/>
-          <w:numId w:val="12"/>
-        </w:numPr>
-        <w:spacing w:before="30" w:beforeAutospacing="0" w:after="30" w:afterAutospacing="0"/>
-        <w:ind w:left="567" w:hanging="283"/>
-        <w:jc w:val="both"/>
-        <w:rPr>
-          <w:rFonts w:ascii="Sylfaen" w:hAnsi="Sylfaen"/>
-          <w:lang w:val="hy-AM"/>
-        </w:rPr>
-      </w:pPr>
-      <w:r>
-        <w:rPr>
-          <w:rFonts w:ascii="Sylfaen" w:hAnsi="Sylfaen"/>
-          <w:lang w:val="hy-AM"/>
-        </w:rPr>
-        <w:t>LGD-Eco</w:t>
-      </w:r>
-      <w:r>
-        <w:rPr>
-          <w:rFonts w:ascii="Sylfaen" w:hAnsi="Sylfaen"/>
-          <w:lang w:val="en-US"/>
-        </w:rPr>
-        <w:t>n</w:t>
-      </w:r>
-      <w:r>
-        <w:rPr>
-          <w:rFonts w:ascii="Sylfaen" w:hAnsi="Sylfaen"/>
-          <w:lang w:val="hy-AM"/>
-        </w:rPr>
-        <w:t xml:space="preserve"> ստացում</w:t>
-      </w:r>
-    </w:p>
-    <w:p>
-      <w:pPr>
-        <w:pStyle w:val="NormalWeb"/>
-        <w:numPr>
-          <w:ilvl w:val="0"/>
-          <w:numId w:val="12"/>
-        </w:numPr>
-        <w:spacing w:before="30" w:beforeAutospacing="0" w:after="30" w:afterAutospacing="0"/>
-        <w:ind w:left="567" w:hanging="283"/>
-        <w:jc w:val="both"/>
-        <w:rPr>
-          <w:rFonts w:ascii="Sylfaen" w:hAnsi="Sylfaen"/>
-          <w:lang w:val="hy-AM"/>
-        </w:rPr>
-      </w:pPr>
-      <w:r>
-        <w:rPr>
-          <w:rFonts w:ascii="Sylfaen" w:hAnsi="Sylfaen"/>
-          <w:lang w:val="hy-AM"/>
-        </w:rPr>
-        <w:t>LGD-Stat-ի ստացում</w:t>
-      </w:r>
-    </w:p>
-    <w:p>
-      <w:pPr>
-        <w:pStyle w:val="NormalWeb"/>
-        <w:numPr>
-          <w:ilvl w:val="0"/>
-          <w:numId w:val="12"/>
-        </w:numPr>
-        <w:spacing w:before="30" w:beforeAutospacing="0" w:after="30" w:afterAutospacing="0"/>
-        <w:ind w:left="567" w:hanging="283"/>
-        <w:jc w:val="both"/>
-        <w:rPr>
-          <w:rFonts w:ascii="Sylfaen" w:hAnsi="Sylfaen"/>
-          <w:lang w:val="hy-AM"/>
-        </w:rPr>
-      </w:pPr>
-      <w:r>
-        <w:rPr>
-          <w:rFonts w:ascii="Sylfaen" w:hAnsi="Sylfaen"/>
-          <w:lang w:val="hy-AM"/>
-        </w:rPr>
-        <w:t>ECL</w:t>
-      </w:r>
-      <w:r>
-        <w:rPr>
-          <w:rFonts w:ascii="Sylfaen" w:hAnsi="Sylfaen"/>
-          <w:lang w:val="en-US"/>
-        </w:rPr>
-        <w:t>-</w:t>
-      </w:r>
-      <w:r>
-        <w:rPr>
-          <w:rFonts w:ascii="Sylfaen" w:hAnsi="Sylfaen"/>
-          <w:lang w:val="hy-AM"/>
-        </w:rPr>
-        <w:t>ի ստացում</w:t>
+        <w:t xml:space="preserve">է </w:t>
+      </w:r>
+      <w:r>
+        <w:rPr>
+          <w:rFonts w:ascii="Sylfaen" w:hAnsi="Sylfaen"/>
+          <w:lang w:val="hy-AM"/>
+        </w:rPr>
+        <w:t>գծագիր 2-ի</w:t>
+      </w:r>
+      <w:r>
+        <w:rPr>
+          <w:rFonts w:ascii="Sylfaen" w:hAnsi="Sylfaen"/>
+          <w:lang w:val="hy-AM"/>
+        </w:rPr>
+        <w:t xml:space="preserve"> քալերի վրա՝</w:t>
       </w:r>
     </w:p>
     <w:p>
@@ -11931,22 +12013,86 @@
           <w:rFonts w:ascii="Sylfaen" w:hAnsi="Sylfaen"/>
           <w:lang w:val="hy-AM"/>
         </w:rPr>
-        <w:t xml:space="preserve">Առաջին փուլը staging-ն է։ </w:t>
-      </w:r>
-      <w:r>
-        <w:rPr>
-          <w:rFonts w:ascii="Sylfaen" w:hAnsi="Sylfaen"/>
-          <w:lang w:val="hy-AM"/>
-        </w:rPr>
-        <w:t>ՖՀՄՍ</w:t>
-      </w:r>
-      <w:r>
-        <w:rPr>
-          <w:rFonts w:ascii="Sylfaen" w:hAnsi="Sylfaen"/>
-          <w:lang w:val="hy-AM"/>
-        </w:rPr>
-        <w:t xml:space="preserve"> 9 մոտեցման շրջանակում վարկերը դասակարգվում են տարբեր փուլերի՝ կախված վարկային ռիսկի փոփոխությունից։ Առաջին փուլում ընդգրկվում են այն ակտիվները, որոնց ռիսկը էականորեն չի աճել սկզբնական ճանաչումից հետո։ Երկրորդ փուլում ներառվում են այն ակտիվները, որոնց դեպքում գրանցվել է էական աճ վարկային ռիսկում։ Երրորդ փուլում ընդգրկվում են դեֆոլտային ակտիվները։ Azure միջավայրում staging-ի իրականացումը կարող է կատարվել տվյալների մշակման հարթակների միջոցով՝ օրինակ տվյալների պահոցում (Data Lake) պահպանված պատմական տվյալների հիման վրա, կիրառելով բիզնես կանոններ կամ մեքենայական ուսուցման մոդելներ։ Այս փուլում որոշվում է, թե յուրաքանչյուր վարկի համար պետք է կիրառվի 12-ամսյա, թե ամբողջ կյանքի հորիզոնով ECL հաշվարկ։</w:t>
-      </w:r>
+        <w:t>Գ</w:t>
+      </w:r>
+      <w:r>
+        <w:rPr>
+          <w:rFonts w:ascii="Sylfaen" w:hAnsi="Sylfaen"/>
+          <w:lang w:val="hy-AM"/>
+        </w:rPr>
+        <w:t>ծագիր 2</w:t>
+      </w:r>
+    </w:p>
+    <w:p>
+      <w:pPr>
+        <w:spacing w:after="0" w:line="240" w:lineRule="auto"/>
+        <w:jc w:val="center"/>
+        <w:rPr>
+          <w:rFonts w:ascii="Times New Roman" w:eastAsia="Times New Roman" w:hAnsi="Times New Roman" w:cs="Times New Roman"/>
+          <w:sz w:val="24"/>
+          <w:szCs w:val="24"/>
+          <w:lang w:eastAsia="ru-RU"/>
+        </w:rPr>
+      </w:pPr>
+      <w:bookmarkStart w:id="0" w:name="_GoBack"/>
+      <w:r>
+        <w:rPr>
+          <w:rFonts w:ascii="Sylfaen" w:eastAsia="Times New Roman" w:hAnsi="Sylfaen" w:cs="Times New Roman"/>
+          <w:noProof/>
+          <w:sz w:val="24"/>
+          <w:szCs w:val="24"/>
+          <w:lang w:eastAsia="ru-RU"/>
+        </w:rPr>
+        <w:drawing>
+          <wp:inline distT="0" distB="0" distL="0" distR="0">
+            <wp:extent cx="1304644" cy="3893888"/>
+            <wp:effectExtent l="0" t="0" r="0" b="0"/>
+            <wp:docPr id="2" name="Picture 2" descr="C:\Users\user\AppData\Local\Microsoft\Windows\INetCache\Content.MSO\7AD633EC.tmp"/>
+            <wp:cNvGraphicFramePr>
+              <a:graphicFrameLocks xmlns:a="http://schemas.openxmlformats.org/drawingml/2006/main" noChangeAspect="1"/>
+            </wp:cNvGraphicFramePr>
+            <a:graphic xmlns:a="http://schemas.openxmlformats.org/drawingml/2006/main">
+              <a:graphicData uri="http://schemas.openxmlformats.org/drawingml/2006/picture">
+                <pic:pic xmlns:pic="http://schemas.openxmlformats.org/drawingml/2006/picture">
+                  <pic:nvPicPr>
+                    <pic:cNvPr id="0" name="Picture 3" descr="C:\Users\user\AppData\Local\Microsoft\Windows\INetCache\Content.MSO\7AD633EC.tmp"/>
+                    <pic:cNvPicPr>
+                      <a:picLocks noChangeAspect="1" noChangeArrowheads="1"/>
+                    </pic:cNvPicPr>
+                  </pic:nvPicPr>
+                  <pic:blipFill>
+                    <a:blip r:embed="rId9" cstate="print">
+                      <a:extLst>
+                        <a:ext uri="{28A0092B-C50C-407E-A947-70E740481C1C}">
+                          <a14:useLocalDpi xmlns:a14="http://schemas.microsoft.com/office/drawing/2010/main" val="0"/>
+                        </a:ext>
+                      </a:extLst>
+                    </a:blip>
+                    <a:srcRect/>
+                    <a:stretch>
+                      <a:fillRect/>
+                    </a:stretch>
+                  </pic:blipFill>
+                  <pic:spPr bwMode="auto">
+                    <a:xfrm>
+                      <a:off x="0" y="0"/>
+                      <a:ext cx="1304644" cy="3893888"/>
+                    </a:xfrm>
+                    <a:prstGeom prst="rect">
+                      <a:avLst/>
+                    </a:prstGeom>
+                    <a:noFill/>
+                    <a:ln>
+                      <a:noFill/>
+                    </a:ln>
+                  </pic:spPr>
+                </pic:pic>
+              </a:graphicData>
+            </a:graphic>
+          </wp:inline>
+        </w:drawing>
+      </w:r>
+      <w:bookmarkEnd w:id="0"/>
     </w:p>
     <w:p>
       <w:pPr>
@@ -11956,689 +12102,29 @@
         <w:jc w:val="both"/>
         <w:rPr>
           <w:rFonts w:ascii="Sylfaen" w:hAnsi="Sylfaen"/>
-        </w:rPr>
-      </w:pPr>
-      <w:r>
-        <w:rPr>
-          <w:rFonts w:ascii="Sylfaen" w:hAnsi="Sylfaen"/>
-        </w:rPr>
-        <w:t>Հաջորդ</w:t>
-      </w:r>
-      <w:r>
-        <w:rPr>
-          <w:rFonts w:ascii="Sylfaen" w:hAnsi="Sylfaen"/>
-          <w:lang w:val="en-US"/>
-        </w:rPr>
-        <w:t xml:space="preserve"> </w:t>
-      </w:r>
-      <w:r>
-        <w:rPr>
-          <w:rFonts w:ascii="Sylfaen" w:hAnsi="Sylfaen"/>
-        </w:rPr>
-        <w:t>կարևոր</w:t>
-      </w:r>
-      <w:r>
-        <w:rPr>
-          <w:rFonts w:ascii="Sylfaen" w:hAnsi="Sylfaen"/>
-          <w:lang w:val="en-US"/>
-        </w:rPr>
-        <w:t xml:space="preserve"> </w:t>
-      </w:r>
-      <w:r>
-        <w:rPr>
-          <w:rFonts w:ascii="Sylfaen" w:hAnsi="Sylfaen"/>
-        </w:rPr>
-        <w:t>քայլը</w:t>
-      </w:r>
-      <w:r>
-        <w:rPr>
-          <w:rFonts w:ascii="Sylfaen" w:hAnsi="Sylfaen"/>
-          <w:lang w:val="en-US"/>
-        </w:rPr>
-        <w:t xml:space="preserve"> CCF-</w:t>
-      </w:r>
-      <w:r>
-        <w:rPr>
-          <w:rFonts w:ascii="Sylfaen" w:hAnsi="Sylfaen"/>
-        </w:rPr>
-        <w:t>ն</w:t>
-      </w:r>
-      <w:r>
-        <w:rPr>
-          <w:rFonts w:ascii="Sylfaen" w:hAnsi="Sylfaen"/>
-          <w:lang w:val="en-US"/>
-        </w:rPr>
-        <w:t xml:space="preserve"> </w:t>
-      </w:r>
-      <w:r>
-        <w:rPr>
-          <w:rFonts w:ascii="Sylfaen" w:hAnsi="Sylfaen"/>
-        </w:rPr>
-        <w:t>է՝</w:t>
-      </w:r>
-      <w:r>
-        <w:rPr>
-          <w:rFonts w:ascii="Sylfaen" w:hAnsi="Sylfaen"/>
-          <w:lang w:val="en-US"/>
-        </w:rPr>
-        <w:t xml:space="preserve"> Credit Conversion Factor</w:t>
-      </w:r>
-      <w:r>
-        <w:rPr>
-          <w:rFonts w:ascii="Sylfaen" w:hAnsi="Sylfaen"/>
-        </w:rPr>
-        <w:t>։</w:t>
-      </w:r>
-      <w:r>
-        <w:rPr>
-          <w:rFonts w:ascii="Sylfaen" w:hAnsi="Sylfaen"/>
-          <w:lang w:val="en-US"/>
-        </w:rPr>
-        <w:t xml:space="preserve"> </w:t>
-      </w:r>
-      <w:r>
-        <w:rPr>
-          <w:rFonts w:ascii="Sylfaen" w:hAnsi="Sylfaen"/>
-        </w:rPr>
-        <w:t>Այն</w:t>
-      </w:r>
-      <w:r>
-        <w:rPr>
-          <w:rFonts w:ascii="Sylfaen" w:hAnsi="Sylfaen"/>
-          <w:lang w:val="en-US"/>
-        </w:rPr>
-        <w:t xml:space="preserve"> </w:t>
-      </w:r>
-      <w:r>
-        <w:rPr>
-          <w:rFonts w:ascii="Sylfaen" w:hAnsi="Sylfaen"/>
-        </w:rPr>
-        <w:t>կիրառվում</w:t>
-      </w:r>
-      <w:r>
-        <w:rPr>
-          <w:rFonts w:ascii="Sylfaen" w:hAnsi="Sylfaen"/>
-          <w:lang w:val="en-US"/>
-        </w:rPr>
-        <w:t xml:space="preserve"> </w:t>
-      </w:r>
-      <w:r>
-        <w:rPr>
-          <w:rFonts w:ascii="Sylfaen" w:hAnsi="Sylfaen"/>
-        </w:rPr>
-        <w:t>է</w:t>
-      </w:r>
-      <w:r>
-        <w:rPr>
-          <w:rFonts w:ascii="Sylfaen" w:hAnsi="Sylfaen"/>
-          <w:lang w:val="en-US"/>
-        </w:rPr>
-        <w:t xml:space="preserve"> </w:t>
-      </w:r>
-      <w:r>
-        <w:rPr>
-          <w:rFonts w:ascii="Sylfaen" w:hAnsi="Sylfaen"/>
-        </w:rPr>
-        <w:t>հատկապես</w:t>
-      </w:r>
-      <w:r>
-        <w:rPr>
-          <w:rFonts w:ascii="Sylfaen" w:hAnsi="Sylfaen"/>
-          <w:lang w:val="en-US"/>
-        </w:rPr>
-        <w:t xml:space="preserve"> </w:t>
-      </w:r>
-      <w:r>
-        <w:rPr>
-          <w:rFonts w:ascii="Sylfaen" w:hAnsi="Sylfaen"/>
-        </w:rPr>
-        <w:t>օֆ</w:t>
-      </w:r>
-      <w:r>
-        <w:rPr>
-          <w:rFonts w:ascii="Sylfaen" w:hAnsi="Sylfaen"/>
-          <w:lang w:val="en-US"/>
-        </w:rPr>
-        <w:t>-</w:t>
-      </w:r>
-      <w:r>
-        <w:rPr>
-          <w:rFonts w:ascii="Sylfaen" w:hAnsi="Sylfaen"/>
-        </w:rPr>
-        <w:t>բալանսային</w:t>
-      </w:r>
-      <w:r>
-        <w:rPr>
-          <w:rFonts w:ascii="Sylfaen" w:hAnsi="Sylfaen"/>
-          <w:lang w:val="en-US"/>
-        </w:rPr>
-        <w:t xml:space="preserve"> </w:t>
-      </w:r>
-      <w:r>
-        <w:rPr>
-          <w:rFonts w:ascii="Sylfaen" w:hAnsi="Sylfaen"/>
-        </w:rPr>
-        <w:t>պարտավորությունների</w:t>
-      </w:r>
-      <w:r>
-        <w:rPr>
-          <w:rFonts w:ascii="Sylfaen" w:hAnsi="Sylfaen"/>
-          <w:lang w:val="en-US"/>
-        </w:rPr>
-        <w:t xml:space="preserve"> </w:t>
-      </w:r>
-      <w:r>
-        <w:rPr>
-          <w:rFonts w:ascii="Sylfaen" w:hAnsi="Sylfaen"/>
-        </w:rPr>
-        <w:t>դեպքում՝</w:t>
-      </w:r>
-      <w:r>
-        <w:rPr>
-          <w:rFonts w:ascii="Sylfaen" w:hAnsi="Sylfaen"/>
-          <w:lang w:val="en-US"/>
-        </w:rPr>
-        <w:t xml:space="preserve"> </w:t>
-      </w:r>
-      <w:r>
-        <w:rPr>
-          <w:rFonts w:ascii="Sylfaen" w:hAnsi="Sylfaen"/>
-        </w:rPr>
-        <w:t>օրինակ</w:t>
-      </w:r>
-      <w:r>
-        <w:rPr>
-          <w:rFonts w:ascii="Sylfaen" w:hAnsi="Sylfaen"/>
-          <w:lang w:val="en-US"/>
-        </w:rPr>
-        <w:t xml:space="preserve"> </w:t>
-      </w:r>
-      <w:r>
-        <w:rPr>
-          <w:rFonts w:ascii="Sylfaen" w:hAnsi="Sylfaen"/>
-        </w:rPr>
-        <w:t>վարկային</w:t>
-      </w:r>
-      <w:r>
-        <w:rPr>
-          <w:rFonts w:ascii="Sylfaen" w:hAnsi="Sylfaen"/>
-          <w:lang w:val="en-US"/>
-        </w:rPr>
-        <w:t xml:space="preserve"> </w:t>
-      </w:r>
-      <w:r>
-        <w:rPr>
-          <w:rFonts w:ascii="Sylfaen" w:hAnsi="Sylfaen"/>
-        </w:rPr>
-        <w:t>գծերի</w:t>
-      </w:r>
-      <w:r>
-        <w:rPr>
-          <w:rFonts w:ascii="Sylfaen" w:hAnsi="Sylfaen"/>
-          <w:lang w:val="en-US"/>
-        </w:rPr>
-        <w:t xml:space="preserve"> </w:t>
-      </w:r>
-      <w:r>
-        <w:rPr>
-          <w:rFonts w:ascii="Sylfaen" w:hAnsi="Sylfaen"/>
-        </w:rPr>
-        <w:t>կամ</w:t>
-      </w:r>
-      <w:r>
-        <w:rPr>
-          <w:rFonts w:ascii="Sylfaen" w:hAnsi="Sylfaen"/>
-          <w:lang w:val="en-US"/>
-        </w:rPr>
-        <w:t xml:space="preserve"> </w:t>
-      </w:r>
-      <w:r>
-        <w:rPr>
-          <w:rFonts w:ascii="Sylfaen" w:hAnsi="Sylfaen"/>
-        </w:rPr>
-        <w:t>երաշխիքների</w:t>
-      </w:r>
-      <w:r>
-        <w:rPr>
-          <w:rFonts w:ascii="Sylfaen" w:hAnsi="Sylfaen"/>
-          <w:lang w:val="en-US"/>
-        </w:rPr>
-        <w:t xml:space="preserve"> </w:t>
-      </w:r>
-      <w:r>
-        <w:rPr>
-          <w:rFonts w:ascii="Sylfaen" w:hAnsi="Sylfaen"/>
-        </w:rPr>
-        <w:t>համար։</w:t>
-      </w:r>
-      <w:r>
-        <w:rPr>
-          <w:rFonts w:ascii="Sylfaen" w:hAnsi="Sylfaen"/>
-          <w:lang w:val="en-US"/>
-        </w:rPr>
-        <w:t xml:space="preserve"> CCF-</w:t>
-      </w:r>
-      <w:r>
-        <w:rPr>
-          <w:rFonts w:ascii="Sylfaen" w:hAnsi="Sylfaen"/>
-        </w:rPr>
-        <w:t>ն</w:t>
-      </w:r>
-      <w:r>
-        <w:rPr>
-          <w:rFonts w:ascii="Sylfaen" w:hAnsi="Sylfaen"/>
-          <w:lang w:val="en-US"/>
-        </w:rPr>
-        <w:t xml:space="preserve"> </w:t>
-      </w:r>
-      <w:r>
-        <w:rPr>
-          <w:rFonts w:ascii="Sylfaen" w:hAnsi="Sylfaen"/>
-        </w:rPr>
-        <w:t>գնահատում</w:t>
-      </w:r>
-      <w:r>
-        <w:rPr>
-          <w:rFonts w:ascii="Sylfaen" w:hAnsi="Sylfaen"/>
-          <w:lang w:val="en-US"/>
-        </w:rPr>
-        <w:t xml:space="preserve"> </w:t>
-      </w:r>
-      <w:r>
-        <w:rPr>
-          <w:rFonts w:ascii="Sylfaen" w:hAnsi="Sylfaen"/>
-        </w:rPr>
-        <w:t>է</w:t>
-      </w:r>
-      <w:r>
-        <w:rPr>
-          <w:rFonts w:ascii="Sylfaen" w:hAnsi="Sylfaen"/>
-          <w:lang w:val="en-US"/>
-        </w:rPr>
-        <w:t xml:space="preserve">, </w:t>
-      </w:r>
-      <w:r>
-        <w:rPr>
-          <w:rFonts w:ascii="Sylfaen" w:hAnsi="Sylfaen"/>
-        </w:rPr>
-        <w:t>թե</w:t>
-      </w:r>
-      <w:r>
-        <w:rPr>
-          <w:rFonts w:ascii="Sylfaen" w:hAnsi="Sylfaen"/>
-          <w:lang w:val="en-US"/>
-        </w:rPr>
-        <w:t xml:space="preserve"> </w:t>
-      </w:r>
-      <w:r>
-        <w:rPr>
-          <w:rFonts w:ascii="Sylfaen" w:hAnsi="Sylfaen"/>
-        </w:rPr>
-        <w:t>չօգտագործված</w:t>
-      </w:r>
-      <w:r>
-        <w:rPr>
-          <w:rFonts w:ascii="Sylfaen" w:hAnsi="Sylfaen"/>
-          <w:lang w:val="en-US"/>
-        </w:rPr>
-        <w:t xml:space="preserve"> </w:t>
-      </w:r>
-      <w:r>
-        <w:rPr>
-          <w:rFonts w:ascii="Sylfaen" w:hAnsi="Sylfaen"/>
-        </w:rPr>
-        <w:t>լիմիտի</w:t>
-      </w:r>
-      <w:r>
-        <w:rPr>
-          <w:rFonts w:ascii="Sylfaen" w:hAnsi="Sylfaen"/>
-          <w:lang w:val="en-US"/>
-        </w:rPr>
-        <w:t xml:space="preserve"> </w:t>
-      </w:r>
-      <w:r>
-        <w:rPr>
-          <w:rFonts w:ascii="Sylfaen" w:hAnsi="Sylfaen"/>
-        </w:rPr>
-        <w:t>ինչ</w:t>
-      </w:r>
-      <w:r>
-        <w:rPr>
-          <w:rFonts w:ascii="Sylfaen" w:hAnsi="Sylfaen"/>
-          <w:lang w:val="en-US"/>
-        </w:rPr>
-        <w:t xml:space="preserve"> </w:t>
-      </w:r>
-      <w:r>
-        <w:rPr>
-          <w:rFonts w:ascii="Sylfaen" w:hAnsi="Sylfaen"/>
-        </w:rPr>
-        <w:t>մասն</w:t>
-      </w:r>
-      <w:r>
-        <w:rPr>
-          <w:rFonts w:ascii="Sylfaen" w:hAnsi="Sylfaen"/>
-          <w:lang w:val="en-US"/>
-        </w:rPr>
-        <w:t xml:space="preserve"> </w:t>
-      </w:r>
-      <w:r>
-        <w:rPr>
-          <w:rFonts w:ascii="Sylfaen" w:hAnsi="Sylfaen"/>
-        </w:rPr>
-        <w:t>է</w:t>
-      </w:r>
-      <w:r>
-        <w:rPr>
-          <w:rFonts w:ascii="Sylfaen" w:hAnsi="Sylfaen"/>
-          <w:lang w:val="en-US"/>
-        </w:rPr>
-        <w:t xml:space="preserve"> </w:t>
-      </w:r>
-      <w:r>
-        <w:rPr>
-          <w:rFonts w:ascii="Sylfaen" w:hAnsi="Sylfaen"/>
-        </w:rPr>
-        <w:t>հավանական</w:t>
-      </w:r>
-      <w:r>
-        <w:rPr>
-          <w:rFonts w:ascii="Sylfaen" w:hAnsi="Sylfaen"/>
-          <w:lang w:val="en-US"/>
-        </w:rPr>
-        <w:t xml:space="preserve">, </w:t>
-      </w:r>
-      <w:r>
-        <w:rPr>
-          <w:rFonts w:ascii="Sylfaen" w:hAnsi="Sylfaen"/>
-        </w:rPr>
-        <w:t>որ</w:t>
-      </w:r>
-      <w:r>
-        <w:rPr>
-          <w:rFonts w:ascii="Sylfaen" w:hAnsi="Sylfaen"/>
-          <w:lang w:val="en-US"/>
-        </w:rPr>
-        <w:t xml:space="preserve"> </w:t>
-      </w:r>
-      <w:r>
-        <w:rPr>
-          <w:rFonts w:ascii="Sylfaen" w:hAnsi="Sylfaen"/>
-        </w:rPr>
-        <w:t>կօգտագործվի</w:t>
-      </w:r>
-      <w:r>
-        <w:rPr>
-          <w:rFonts w:ascii="Sylfaen" w:hAnsi="Sylfaen"/>
-          <w:lang w:val="en-US"/>
-        </w:rPr>
-        <w:t xml:space="preserve"> </w:t>
-      </w:r>
-      <w:r>
-        <w:rPr>
-          <w:rFonts w:ascii="Sylfaen" w:hAnsi="Sylfaen"/>
-        </w:rPr>
-        <w:t>մինչև</w:t>
-      </w:r>
-      <w:r>
-        <w:rPr>
-          <w:rFonts w:ascii="Sylfaen" w:hAnsi="Sylfaen"/>
-          <w:lang w:val="en-US"/>
-        </w:rPr>
-        <w:t xml:space="preserve"> </w:t>
-      </w:r>
-      <w:r>
-        <w:rPr>
-          <w:rFonts w:ascii="Sylfaen" w:hAnsi="Sylfaen"/>
-        </w:rPr>
-        <w:t>դեֆոլտի</w:t>
-      </w:r>
-      <w:r>
-        <w:rPr>
-          <w:rFonts w:ascii="Sylfaen" w:hAnsi="Sylfaen"/>
-          <w:lang w:val="en-US"/>
-        </w:rPr>
-        <w:t xml:space="preserve"> </w:t>
-      </w:r>
-      <w:r>
-        <w:rPr>
-          <w:rFonts w:ascii="Sylfaen" w:hAnsi="Sylfaen"/>
-        </w:rPr>
-        <w:t>պահը։</w:t>
-      </w:r>
-      <w:r>
-        <w:rPr>
-          <w:rFonts w:ascii="Sylfaen" w:hAnsi="Sylfaen"/>
-          <w:lang w:val="en-US"/>
-        </w:rPr>
-        <w:t xml:space="preserve"> Azure-</w:t>
-      </w:r>
-      <w:r>
-        <w:rPr>
-          <w:rFonts w:ascii="Sylfaen" w:hAnsi="Sylfaen"/>
-        </w:rPr>
-        <w:t>ում</w:t>
-      </w:r>
-      <w:r>
-        <w:rPr>
-          <w:rFonts w:ascii="Sylfaen" w:hAnsi="Sylfaen"/>
-          <w:lang w:val="en-US"/>
-        </w:rPr>
-        <w:t xml:space="preserve"> </w:t>
-      </w:r>
-      <w:r>
-        <w:rPr>
-          <w:rFonts w:ascii="Sylfaen" w:hAnsi="Sylfaen"/>
-        </w:rPr>
-        <w:t>այս</w:t>
-      </w:r>
-      <w:r>
-        <w:rPr>
-          <w:rFonts w:ascii="Sylfaen" w:hAnsi="Sylfaen"/>
-          <w:lang w:val="en-US"/>
-        </w:rPr>
-        <w:t xml:space="preserve"> </w:t>
-      </w:r>
-      <w:r>
-        <w:rPr>
-          <w:rFonts w:ascii="Sylfaen" w:hAnsi="Sylfaen"/>
-        </w:rPr>
-        <w:t>գործակիցը</w:t>
-      </w:r>
-      <w:r>
-        <w:rPr>
-          <w:rFonts w:ascii="Sylfaen" w:hAnsi="Sylfaen"/>
-          <w:lang w:val="en-US"/>
-        </w:rPr>
-        <w:t xml:space="preserve"> </w:t>
-      </w:r>
-      <w:r>
-        <w:rPr>
-          <w:rFonts w:ascii="Sylfaen" w:hAnsi="Sylfaen"/>
-        </w:rPr>
-        <w:t>կարող</w:t>
-      </w:r>
-      <w:r>
-        <w:rPr>
-          <w:rFonts w:ascii="Sylfaen" w:hAnsi="Sylfaen"/>
-          <w:lang w:val="en-US"/>
-        </w:rPr>
-        <w:t xml:space="preserve"> </w:t>
-      </w:r>
-      <w:r>
-        <w:rPr>
-          <w:rFonts w:ascii="Sylfaen" w:hAnsi="Sylfaen"/>
-        </w:rPr>
-        <w:t>է</w:t>
-      </w:r>
-      <w:r>
-        <w:rPr>
-          <w:rFonts w:ascii="Sylfaen" w:hAnsi="Sylfaen"/>
-          <w:lang w:val="en-US"/>
-        </w:rPr>
-        <w:t xml:space="preserve"> </w:t>
-      </w:r>
-      <w:r>
-        <w:rPr>
-          <w:rFonts w:ascii="Sylfaen" w:hAnsi="Sylfaen"/>
-        </w:rPr>
-        <w:t>հաշվարկվել</w:t>
-      </w:r>
-      <w:r>
-        <w:rPr>
-          <w:rFonts w:ascii="Sylfaen" w:hAnsi="Sylfaen"/>
-          <w:lang w:val="en-US"/>
-        </w:rPr>
-        <w:t xml:space="preserve"> </w:t>
-      </w:r>
-      <w:r>
-        <w:rPr>
-          <w:rFonts w:ascii="Sylfaen" w:hAnsi="Sylfaen"/>
-        </w:rPr>
-        <w:t>պատմական</w:t>
-      </w:r>
-      <w:r>
-        <w:rPr>
-          <w:rFonts w:ascii="Sylfaen" w:hAnsi="Sylfaen"/>
-          <w:lang w:val="en-US"/>
-        </w:rPr>
-        <w:t xml:space="preserve"> </w:t>
-      </w:r>
-      <w:r>
-        <w:rPr>
-          <w:rFonts w:ascii="Sylfaen" w:hAnsi="Sylfaen"/>
-        </w:rPr>
-        <w:t>տվյալների</w:t>
-      </w:r>
-      <w:r>
-        <w:rPr>
-          <w:rFonts w:ascii="Sylfaen" w:hAnsi="Sylfaen"/>
-          <w:lang w:val="en-US"/>
-        </w:rPr>
-        <w:t xml:space="preserve"> </w:t>
-      </w:r>
-      <w:r>
-        <w:rPr>
-          <w:rFonts w:ascii="Sylfaen" w:hAnsi="Sylfaen"/>
-        </w:rPr>
-        <w:t>հիման</w:t>
-      </w:r>
-      <w:r>
-        <w:rPr>
-          <w:rFonts w:ascii="Sylfaen" w:hAnsi="Sylfaen"/>
-          <w:lang w:val="en-US"/>
-        </w:rPr>
-        <w:t xml:space="preserve"> </w:t>
-      </w:r>
-      <w:r>
-        <w:rPr>
-          <w:rFonts w:ascii="Sylfaen" w:hAnsi="Sylfaen"/>
-        </w:rPr>
-        <w:t>վրա՝</w:t>
-      </w:r>
-      <w:r>
-        <w:rPr>
-          <w:rFonts w:ascii="Sylfaen" w:hAnsi="Sylfaen"/>
-          <w:lang w:val="en-US"/>
-        </w:rPr>
-        <w:t xml:space="preserve"> </w:t>
-      </w:r>
-      <w:r>
-        <w:rPr>
-          <w:rFonts w:ascii="Sylfaen" w:hAnsi="Sylfaen"/>
-        </w:rPr>
-        <w:t>օգտագործելով</w:t>
-      </w:r>
-      <w:r>
-        <w:rPr>
-          <w:rFonts w:ascii="Sylfaen" w:hAnsi="Sylfaen"/>
-          <w:lang w:val="en-US"/>
-        </w:rPr>
-        <w:t xml:space="preserve"> </w:t>
-      </w:r>
-      <w:r>
-        <w:rPr>
-          <w:rFonts w:ascii="Sylfaen" w:hAnsi="Sylfaen"/>
-        </w:rPr>
-        <w:t>տվյալների</w:t>
-      </w:r>
-      <w:r>
-        <w:rPr>
-          <w:rFonts w:ascii="Sylfaen" w:hAnsi="Sylfaen"/>
-          <w:lang w:val="en-US"/>
-        </w:rPr>
-        <w:t xml:space="preserve"> </w:t>
-      </w:r>
-      <w:r>
-        <w:rPr>
-          <w:rFonts w:ascii="Sylfaen" w:hAnsi="Sylfaen"/>
-        </w:rPr>
-        <w:t>վերլուծական</w:t>
-      </w:r>
-      <w:r>
-        <w:rPr>
-          <w:rFonts w:ascii="Sylfaen" w:hAnsi="Sylfaen"/>
-          <w:lang w:val="en-US"/>
-        </w:rPr>
-        <w:t xml:space="preserve"> </w:t>
-      </w:r>
-      <w:r>
-        <w:rPr>
-          <w:rFonts w:ascii="Sylfaen" w:hAnsi="Sylfaen"/>
-        </w:rPr>
-        <w:t>ծառայություններ</w:t>
-      </w:r>
-      <w:r>
-        <w:rPr>
-          <w:rFonts w:ascii="Sylfaen" w:hAnsi="Sylfaen"/>
-          <w:lang w:val="en-US"/>
-        </w:rPr>
-        <w:t xml:space="preserve"> </w:t>
-      </w:r>
-      <w:r>
-        <w:rPr>
-          <w:rFonts w:ascii="Sylfaen" w:hAnsi="Sylfaen"/>
-        </w:rPr>
-        <w:t>և</w:t>
-      </w:r>
-      <w:r>
-        <w:rPr>
-          <w:rFonts w:ascii="Sylfaen" w:hAnsi="Sylfaen"/>
-          <w:lang w:val="en-US"/>
-        </w:rPr>
-        <w:t xml:space="preserve"> </w:t>
-      </w:r>
-      <w:r>
-        <w:rPr>
-          <w:rFonts w:ascii="Sylfaen" w:hAnsi="Sylfaen"/>
-        </w:rPr>
-        <w:t>վարքագծային</w:t>
-      </w:r>
-      <w:r>
-        <w:rPr>
-          <w:rFonts w:ascii="Sylfaen" w:hAnsi="Sylfaen"/>
-          <w:lang w:val="en-US"/>
-        </w:rPr>
-        <w:t xml:space="preserve"> </w:t>
-      </w:r>
-      <w:r>
-        <w:rPr>
-          <w:rFonts w:ascii="Sylfaen" w:hAnsi="Sylfaen"/>
-        </w:rPr>
-        <w:t>մոդելներ։</w:t>
-      </w:r>
-      <w:r>
-        <w:rPr>
-          <w:rFonts w:ascii="Sylfaen" w:hAnsi="Sylfaen"/>
-          <w:lang w:val="en-US"/>
-        </w:rPr>
-        <w:t xml:space="preserve"> </w:t>
-      </w:r>
-      <w:r>
-        <w:rPr>
-          <w:rFonts w:ascii="Sylfaen" w:hAnsi="Sylfaen"/>
-        </w:rPr>
-        <w:t>Ստացված արդյունքը օգտագործվում է հետագայում EAD-ի հաշվարկում։</w:t>
+          <w:lang w:val="hy-AM"/>
+        </w:rPr>
+      </w:pPr>
+      <w:r>
+        <w:rPr>
+          <w:rFonts w:ascii="Sylfaen" w:hAnsi="Sylfaen"/>
+          <w:lang w:val="hy-AM"/>
+        </w:rPr>
+        <w:t xml:space="preserve">Առաջին փուլը staging-ն է։ </w:t>
+      </w:r>
+      <w:r>
+        <w:rPr>
+          <w:rFonts w:ascii="Sylfaen" w:hAnsi="Sylfaen"/>
+          <w:lang w:val="hy-AM"/>
+        </w:rPr>
+        <w:t>ՖՀՄՍ</w:t>
+      </w:r>
+      <w:r>
+        <w:rPr>
+          <w:rFonts w:ascii="Sylfaen" w:hAnsi="Sylfaen"/>
+          <w:lang w:val="hy-AM"/>
+        </w:rPr>
+        <w:t xml:space="preserve"> 9 մոտեցման շրջանակում վարկերը դասակարգվում են տարբեր փուլերի՝ կախված վարկային ռիսկի փոփոխությունից։ Առաջին փուլում ընդգրկվում են այն ակտիվները, որոնց ռիսկը էականորեն չի աճել սկզբնական ճանաչումից հետո։ Երկրորդ փուլում ներառվում են այն ակտիվները, որոնց դեպքում գրանցվել է էական աճ վարկային ռիսկում։ Երրորդ փուլում ընդգրկվում են դեֆոլտային ակտիվները։ Azure միջավայրում staging-ի իրականացումը կարող է կատարվել տվյալների մշակման հարթակների միջոցով՝ օրինակ տվյալների պահոցում (Data Lake) պահպանված պատմական տվյալների հիման վրա, կիրառելով բիզնես կանոններ կամ մեքենայական ուսուցման մոդելներ։ Այս փուլում որոշվում է, թե յուրաքանչյուր վարկի համար պետք է կիրառվի 12-ամսյա, թե ամբողջ կյանքի հորիզոնով ECL հաշվարկ։</w:t>
       </w:r>
     </w:p>
     <w:p>
@@ -12655,7 +12141,684 @@
         <w:rPr>
           <w:rFonts w:ascii="Sylfaen" w:hAnsi="Sylfaen"/>
         </w:rPr>
-        <w:t>MPD-ն՝ Marginal Probability of Default, ներկայացնում է յուրաքանչյուր ժամանակային միջակայքի համար դեֆոլտի սահմանային հավանականությունը։ Եթե կիրառվում է ամբողջ կյանքի հորիզոնով գնահատում, ապա անհրաժեշտ է կառուցել ժամանակային պրոֆիլ, որը ցույց է տալիս, թե յուրաքանչյուր տարվա կամ եռամսյակի ընթացքում ինչ հավանականությամբ կարող է տեղի ունենալ դեֆոլտ։ Azure Machine Learning ծառայության միջոցով հնարավոր է կառուցել ժամանակային շարքերի կամ դասակարգման մոդելներ, որոնք գնահատում են այս սահմանային հավանականությունները՝ հիմնվելով պատմական վարքագծի վրա։</w:t>
+        <w:t>Հաջորդ</w:t>
+      </w:r>
+      <w:r>
+        <w:rPr>
+          <w:rFonts w:ascii="Sylfaen" w:hAnsi="Sylfaen"/>
+          <w:lang w:val="en-US"/>
+        </w:rPr>
+        <w:t xml:space="preserve"> </w:t>
+      </w:r>
+      <w:r>
+        <w:rPr>
+          <w:rFonts w:ascii="Sylfaen" w:hAnsi="Sylfaen"/>
+        </w:rPr>
+        <w:t>կարևոր</w:t>
+      </w:r>
+      <w:r>
+        <w:rPr>
+          <w:rFonts w:ascii="Sylfaen" w:hAnsi="Sylfaen"/>
+          <w:lang w:val="en-US"/>
+        </w:rPr>
+        <w:t xml:space="preserve"> </w:t>
+      </w:r>
+      <w:r>
+        <w:rPr>
+          <w:rFonts w:ascii="Sylfaen" w:hAnsi="Sylfaen"/>
+        </w:rPr>
+        <w:t>քայլը</w:t>
+      </w:r>
+      <w:r>
+        <w:rPr>
+          <w:rFonts w:ascii="Sylfaen" w:hAnsi="Sylfaen"/>
+          <w:lang w:val="en-US"/>
+        </w:rPr>
+        <w:t xml:space="preserve"> CCF-</w:t>
+      </w:r>
+      <w:r>
+        <w:rPr>
+          <w:rFonts w:ascii="Sylfaen" w:hAnsi="Sylfaen"/>
+        </w:rPr>
+        <w:t>ն</w:t>
+      </w:r>
+      <w:r>
+        <w:rPr>
+          <w:rFonts w:ascii="Sylfaen" w:hAnsi="Sylfaen"/>
+          <w:lang w:val="en-US"/>
+        </w:rPr>
+        <w:t xml:space="preserve"> </w:t>
+      </w:r>
+      <w:r>
+        <w:rPr>
+          <w:rFonts w:ascii="Sylfaen" w:hAnsi="Sylfaen"/>
+        </w:rPr>
+        <w:t>է՝</w:t>
+      </w:r>
+      <w:r>
+        <w:rPr>
+          <w:rFonts w:ascii="Sylfaen" w:hAnsi="Sylfaen"/>
+          <w:lang w:val="en-US"/>
+        </w:rPr>
+        <w:t xml:space="preserve"> Credit Conversion Factor</w:t>
+      </w:r>
+      <w:r>
+        <w:rPr>
+          <w:rFonts w:ascii="Sylfaen" w:hAnsi="Sylfaen"/>
+        </w:rPr>
+        <w:t>։</w:t>
+      </w:r>
+      <w:r>
+        <w:rPr>
+          <w:rFonts w:ascii="Sylfaen" w:hAnsi="Sylfaen"/>
+          <w:lang w:val="en-US"/>
+        </w:rPr>
+        <w:t xml:space="preserve"> </w:t>
+      </w:r>
+      <w:r>
+        <w:rPr>
+          <w:rFonts w:ascii="Sylfaen" w:hAnsi="Sylfaen"/>
+        </w:rPr>
+        <w:t>Այն</w:t>
+      </w:r>
+      <w:r>
+        <w:rPr>
+          <w:rFonts w:ascii="Sylfaen" w:hAnsi="Sylfaen"/>
+          <w:lang w:val="en-US"/>
+        </w:rPr>
+        <w:t xml:space="preserve"> </w:t>
+      </w:r>
+      <w:r>
+        <w:rPr>
+          <w:rFonts w:ascii="Sylfaen" w:hAnsi="Sylfaen"/>
+        </w:rPr>
+        <w:t>կիրառվում</w:t>
+      </w:r>
+      <w:r>
+        <w:rPr>
+          <w:rFonts w:ascii="Sylfaen" w:hAnsi="Sylfaen"/>
+          <w:lang w:val="en-US"/>
+        </w:rPr>
+        <w:t xml:space="preserve"> </w:t>
+      </w:r>
+      <w:r>
+        <w:rPr>
+          <w:rFonts w:ascii="Sylfaen" w:hAnsi="Sylfaen"/>
+        </w:rPr>
+        <w:t>է</w:t>
+      </w:r>
+      <w:r>
+        <w:rPr>
+          <w:rFonts w:ascii="Sylfaen" w:hAnsi="Sylfaen"/>
+          <w:lang w:val="en-US"/>
+        </w:rPr>
+        <w:t xml:space="preserve"> </w:t>
+      </w:r>
+      <w:r>
+        <w:rPr>
+          <w:rFonts w:ascii="Sylfaen" w:hAnsi="Sylfaen"/>
+        </w:rPr>
+        <w:t>հատկապես</w:t>
+      </w:r>
+      <w:r>
+        <w:rPr>
+          <w:rFonts w:ascii="Sylfaen" w:hAnsi="Sylfaen"/>
+          <w:lang w:val="en-US"/>
+        </w:rPr>
+        <w:t xml:space="preserve"> </w:t>
+      </w:r>
+      <w:r>
+        <w:rPr>
+          <w:rFonts w:ascii="Sylfaen" w:hAnsi="Sylfaen"/>
+        </w:rPr>
+        <w:t>օֆ</w:t>
+      </w:r>
+      <w:r>
+        <w:rPr>
+          <w:rFonts w:ascii="Sylfaen" w:hAnsi="Sylfaen"/>
+          <w:lang w:val="en-US"/>
+        </w:rPr>
+        <w:t>-</w:t>
+      </w:r>
+      <w:r>
+        <w:rPr>
+          <w:rFonts w:ascii="Sylfaen" w:hAnsi="Sylfaen"/>
+        </w:rPr>
+        <w:t>բալանսային</w:t>
+      </w:r>
+      <w:r>
+        <w:rPr>
+          <w:rFonts w:ascii="Sylfaen" w:hAnsi="Sylfaen"/>
+          <w:lang w:val="en-US"/>
+        </w:rPr>
+        <w:t xml:space="preserve"> </w:t>
+      </w:r>
+      <w:r>
+        <w:rPr>
+          <w:rFonts w:ascii="Sylfaen" w:hAnsi="Sylfaen"/>
+        </w:rPr>
+        <w:t>պարտավորությունների</w:t>
+      </w:r>
+      <w:r>
+        <w:rPr>
+          <w:rFonts w:ascii="Sylfaen" w:hAnsi="Sylfaen"/>
+          <w:lang w:val="en-US"/>
+        </w:rPr>
+        <w:t xml:space="preserve"> </w:t>
+      </w:r>
+      <w:r>
+        <w:rPr>
+          <w:rFonts w:ascii="Sylfaen" w:hAnsi="Sylfaen"/>
+        </w:rPr>
+        <w:t>դեպքում՝</w:t>
+      </w:r>
+      <w:r>
+        <w:rPr>
+          <w:rFonts w:ascii="Sylfaen" w:hAnsi="Sylfaen"/>
+          <w:lang w:val="en-US"/>
+        </w:rPr>
+        <w:t xml:space="preserve"> </w:t>
+      </w:r>
+      <w:r>
+        <w:rPr>
+          <w:rFonts w:ascii="Sylfaen" w:hAnsi="Sylfaen"/>
+        </w:rPr>
+        <w:t>օրինակ</w:t>
+      </w:r>
+      <w:r>
+        <w:rPr>
+          <w:rFonts w:ascii="Sylfaen" w:hAnsi="Sylfaen"/>
+          <w:lang w:val="en-US"/>
+        </w:rPr>
+        <w:t xml:space="preserve"> </w:t>
+      </w:r>
+      <w:r>
+        <w:rPr>
+          <w:rFonts w:ascii="Sylfaen" w:hAnsi="Sylfaen"/>
+        </w:rPr>
+        <w:t>վարկային</w:t>
+      </w:r>
+      <w:r>
+        <w:rPr>
+          <w:rFonts w:ascii="Sylfaen" w:hAnsi="Sylfaen"/>
+          <w:lang w:val="en-US"/>
+        </w:rPr>
+        <w:t xml:space="preserve"> </w:t>
+      </w:r>
+      <w:r>
+        <w:rPr>
+          <w:rFonts w:ascii="Sylfaen" w:hAnsi="Sylfaen"/>
+        </w:rPr>
+        <w:t>գծերի</w:t>
+      </w:r>
+      <w:r>
+        <w:rPr>
+          <w:rFonts w:ascii="Sylfaen" w:hAnsi="Sylfaen"/>
+          <w:lang w:val="en-US"/>
+        </w:rPr>
+        <w:t xml:space="preserve"> </w:t>
+      </w:r>
+      <w:r>
+        <w:rPr>
+          <w:rFonts w:ascii="Sylfaen" w:hAnsi="Sylfaen"/>
+        </w:rPr>
+        <w:t>կամ</w:t>
+      </w:r>
+      <w:r>
+        <w:rPr>
+          <w:rFonts w:ascii="Sylfaen" w:hAnsi="Sylfaen"/>
+          <w:lang w:val="en-US"/>
+        </w:rPr>
+        <w:t xml:space="preserve"> </w:t>
+      </w:r>
+      <w:r>
+        <w:rPr>
+          <w:rFonts w:ascii="Sylfaen" w:hAnsi="Sylfaen"/>
+        </w:rPr>
+        <w:lastRenderedPageBreak/>
+        <w:t>երաշխիքների</w:t>
+      </w:r>
+      <w:r>
+        <w:rPr>
+          <w:rFonts w:ascii="Sylfaen" w:hAnsi="Sylfaen"/>
+          <w:lang w:val="en-US"/>
+        </w:rPr>
+        <w:t xml:space="preserve"> </w:t>
+      </w:r>
+      <w:r>
+        <w:rPr>
+          <w:rFonts w:ascii="Sylfaen" w:hAnsi="Sylfaen"/>
+        </w:rPr>
+        <w:t>համար։</w:t>
+      </w:r>
+      <w:r>
+        <w:rPr>
+          <w:rFonts w:ascii="Sylfaen" w:hAnsi="Sylfaen"/>
+          <w:lang w:val="en-US"/>
+        </w:rPr>
+        <w:t xml:space="preserve"> CCF-</w:t>
+      </w:r>
+      <w:r>
+        <w:rPr>
+          <w:rFonts w:ascii="Sylfaen" w:hAnsi="Sylfaen"/>
+        </w:rPr>
+        <w:t>ն</w:t>
+      </w:r>
+      <w:r>
+        <w:rPr>
+          <w:rFonts w:ascii="Sylfaen" w:hAnsi="Sylfaen"/>
+          <w:lang w:val="en-US"/>
+        </w:rPr>
+        <w:t xml:space="preserve"> </w:t>
+      </w:r>
+      <w:r>
+        <w:rPr>
+          <w:rFonts w:ascii="Sylfaen" w:hAnsi="Sylfaen"/>
+        </w:rPr>
+        <w:t>գնահատում</w:t>
+      </w:r>
+      <w:r>
+        <w:rPr>
+          <w:rFonts w:ascii="Sylfaen" w:hAnsi="Sylfaen"/>
+          <w:lang w:val="en-US"/>
+        </w:rPr>
+        <w:t xml:space="preserve"> </w:t>
+      </w:r>
+      <w:r>
+        <w:rPr>
+          <w:rFonts w:ascii="Sylfaen" w:hAnsi="Sylfaen"/>
+        </w:rPr>
+        <w:t>է</w:t>
+      </w:r>
+      <w:r>
+        <w:rPr>
+          <w:rFonts w:ascii="Sylfaen" w:hAnsi="Sylfaen"/>
+          <w:lang w:val="en-US"/>
+        </w:rPr>
+        <w:t xml:space="preserve">, </w:t>
+      </w:r>
+      <w:r>
+        <w:rPr>
+          <w:rFonts w:ascii="Sylfaen" w:hAnsi="Sylfaen"/>
+        </w:rPr>
+        <w:t>թե</w:t>
+      </w:r>
+      <w:r>
+        <w:rPr>
+          <w:rFonts w:ascii="Sylfaen" w:hAnsi="Sylfaen"/>
+          <w:lang w:val="en-US"/>
+        </w:rPr>
+        <w:t xml:space="preserve"> </w:t>
+      </w:r>
+      <w:r>
+        <w:rPr>
+          <w:rFonts w:ascii="Sylfaen" w:hAnsi="Sylfaen"/>
+        </w:rPr>
+        <w:t>չօգտագործված</w:t>
+      </w:r>
+      <w:r>
+        <w:rPr>
+          <w:rFonts w:ascii="Sylfaen" w:hAnsi="Sylfaen"/>
+          <w:lang w:val="en-US"/>
+        </w:rPr>
+        <w:t xml:space="preserve"> </w:t>
+      </w:r>
+      <w:r>
+        <w:rPr>
+          <w:rFonts w:ascii="Sylfaen" w:hAnsi="Sylfaen"/>
+        </w:rPr>
+        <w:t>լիմիտի</w:t>
+      </w:r>
+      <w:r>
+        <w:rPr>
+          <w:rFonts w:ascii="Sylfaen" w:hAnsi="Sylfaen"/>
+          <w:lang w:val="en-US"/>
+        </w:rPr>
+        <w:t xml:space="preserve"> </w:t>
+      </w:r>
+      <w:r>
+        <w:rPr>
+          <w:rFonts w:ascii="Sylfaen" w:hAnsi="Sylfaen"/>
+        </w:rPr>
+        <w:t>ինչ</w:t>
+      </w:r>
+      <w:r>
+        <w:rPr>
+          <w:rFonts w:ascii="Sylfaen" w:hAnsi="Sylfaen"/>
+          <w:lang w:val="en-US"/>
+        </w:rPr>
+        <w:t xml:space="preserve"> </w:t>
+      </w:r>
+      <w:r>
+        <w:rPr>
+          <w:rFonts w:ascii="Sylfaen" w:hAnsi="Sylfaen"/>
+        </w:rPr>
+        <w:t>մասն</w:t>
+      </w:r>
+      <w:r>
+        <w:rPr>
+          <w:rFonts w:ascii="Sylfaen" w:hAnsi="Sylfaen"/>
+          <w:lang w:val="en-US"/>
+        </w:rPr>
+        <w:t xml:space="preserve"> </w:t>
+      </w:r>
+      <w:r>
+        <w:rPr>
+          <w:rFonts w:ascii="Sylfaen" w:hAnsi="Sylfaen"/>
+        </w:rPr>
+        <w:t>է</w:t>
+      </w:r>
+      <w:r>
+        <w:rPr>
+          <w:rFonts w:ascii="Sylfaen" w:hAnsi="Sylfaen"/>
+          <w:lang w:val="en-US"/>
+        </w:rPr>
+        <w:t xml:space="preserve"> </w:t>
+      </w:r>
+      <w:r>
+        <w:rPr>
+          <w:rFonts w:ascii="Sylfaen" w:hAnsi="Sylfaen"/>
+        </w:rPr>
+        <w:t>հավանական</w:t>
+      </w:r>
+      <w:r>
+        <w:rPr>
+          <w:rFonts w:ascii="Sylfaen" w:hAnsi="Sylfaen"/>
+          <w:lang w:val="en-US"/>
+        </w:rPr>
+        <w:t xml:space="preserve">, </w:t>
+      </w:r>
+      <w:r>
+        <w:rPr>
+          <w:rFonts w:ascii="Sylfaen" w:hAnsi="Sylfaen"/>
+        </w:rPr>
+        <w:t>որ</w:t>
+      </w:r>
+      <w:r>
+        <w:rPr>
+          <w:rFonts w:ascii="Sylfaen" w:hAnsi="Sylfaen"/>
+          <w:lang w:val="en-US"/>
+        </w:rPr>
+        <w:t xml:space="preserve"> </w:t>
+      </w:r>
+      <w:r>
+        <w:rPr>
+          <w:rFonts w:ascii="Sylfaen" w:hAnsi="Sylfaen"/>
+        </w:rPr>
+        <w:t>կօգտագործվի</w:t>
+      </w:r>
+      <w:r>
+        <w:rPr>
+          <w:rFonts w:ascii="Sylfaen" w:hAnsi="Sylfaen"/>
+          <w:lang w:val="en-US"/>
+        </w:rPr>
+        <w:t xml:space="preserve"> </w:t>
+      </w:r>
+      <w:r>
+        <w:rPr>
+          <w:rFonts w:ascii="Sylfaen" w:hAnsi="Sylfaen"/>
+        </w:rPr>
+        <w:t>մինչև</w:t>
+      </w:r>
+      <w:r>
+        <w:rPr>
+          <w:rFonts w:ascii="Sylfaen" w:hAnsi="Sylfaen"/>
+          <w:lang w:val="en-US"/>
+        </w:rPr>
+        <w:t xml:space="preserve"> </w:t>
+      </w:r>
+      <w:r>
+        <w:rPr>
+          <w:rFonts w:ascii="Sylfaen" w:hAnsi="Sylfaen"/>
+        </w:rPr>
+        <w:t>դեֆոլտի</w:t>
+      </w:r>
+      <w:r>
+        <w:rPr>
+          <w:rFonts w:ascii="Sylfaen" w:hAnsi="Sylfaen"/>
+          <w:lang w:val="en-US"/>
+        </w:rPr>
+        <w:t xml:space="preserve"> </w:t>
+      </w:r>
+      <w:r>
+        <w:rPr>
+          <w:rFonts w:ascii="Sylfaen" w:hAnsi="Sylfaen"/>
+        </w:rPr>
+        <w:t>պահը։</w:t>
+      </w:r>
+      <w:r>
+        <w:rPr>
+          <w:rFonts w:ascii="Sylfaen" w:hAnsi="Sylfaen"/>
+          <w:lang w:val="en-US"/>
+        </w:rPr>
+        <w:t xml:space="preserve"> Azure-</w:t>
+      </w:r>
+      <w:r>
+        <w:rPr>
+          <w:rFonts w:ascii="Sylfaen" w:hAnsi="Sylfaen"/>
+        </w:rPr>
+        <w:t>ում</w:t>
+      </w:r>
+      <w:r>
+        <w:rPr>
+          <w:rFonts w:ascii="Sylfaen" w:hAnsi="Sylfaen"/>
+          <w:lang w:val="en-US"/>
+        </w:rPr>
+        <w:t xml:space="preserve"> </w:t>
+      </w:r>
+      <w:r>
+        <w:rPr>
+          <w:rFonts w:ascii="Sylfaen" w:hAnsi="Sylfaen"/>
+        </w:rPr>
+        <w:t>այս</w:t>
+      </w:r>
+      <w:r>
+        <w:rPr>
+          <w:rFonts w:ascii="Sylfaen" w:hAnsi="Sylfaen"/>
+          <w:lang w:val="en-US"/>
+        </w:rPr>
+        <w:t xml:space="preserve"> </w:t>
+      </w:r>
+      <w:r>
+        <w:rPr>
+          <w:rFonts w:ascii="Sylfaen" w:hAnsi="Sylfaen"/>
+        </w:rPr>
+        <w:t>գործակիցը</w:t>
+      </w:r>
+      <w:r>
+        <w:rPr>
+          <w:rFonts w:ascii="Sylfaen" w:hAnsi="Sylfaen"/>
+          <w:lang w:val="en-US"/>
+        </w:rPr>
+        <w:t xml:space="preserve"> </w:t>
+      </w:r>
+      <w:r>
+        <w:rPr>
+          <w:rFonts w:ascii="Sylfaen" w:hAnsi="Sylfaen"/>
+        </w:rPr>
+        <w:t>կարող</w:t>
+      </w:r>
+      <w:r>
+        <w:rPr>
+          <w:rFonts w:ascii="Sylfaen" w:hAnsi="Sylfaen"/>
+          <w:lang w:val="en-US"/>
+        </w:rPr>
+        <w:t xml:space="preserve"> </w:t>
+      </w:r>
+      <w:r>
+        <w:rPr>
+          <w:rFonts w:ascii="Sylfaen" w:hAnsi="Sylfaen"/>
+        </w:rPr>
+        <w:t>է</w:t>
+      </w:r>
+      <w:r>
+        <w:rPr>
+          <w:rFonts w:ascii="Sylfaen" w:hAnsi="Sylfaen"/>
+          <w:lang w:val="en-US"/>
+        </w:rPr>
+        <w:t xml:space="preserve"> </w:t>
+      </w:r>
+      <w:r>
+        <w:rPr>
+          <w:rFonts w:ascii="Sylfaen" w:hAnsi="Sylfaen"/>
+        </w:rPr>
+        <w:t>հաշվարկվել</w:t>
+      </w:r>
+      <w:r>
+        <w:rPr>
+          <w:rFonts w:ascii="Sylfaen" w:hAnsi="Sylfaen"/>
+          <w:lang w:val="en-US"/>
+        </w:rPr>
+        <w:t xml:space="preserve"> </w:t>
+      </w:r>
+      <w:r>
+        <w:rPr>
+          <w:rFonts w:ascii="Sylfaen" w:hAnsi="Sylfaen"/>
+        </w:rPr>
+        <w:t>պատմական</w:t>
+      </w:r>
+      <w:r>
+        <w:rPr>
+          <w:rFonts w:ascii="Sylfaen" w:hAnsi="Sylfaen"/>
+          <w:lang w:val="en-US"/>
+        </w:rPr>
+        <w:t xml:space="preserve"> </w:t>
+      </w:r>
+      <w:r>
+        <w:rPr>
+          <w:rFonts w:ascii="Sylfaen" w:hAnsi="Sylfaen"/>
+        </w:rPr>
+        <w:t>տվյալների</w:t>
+      </w:r>
+      <w:r>
+        <w:rPr>
+          <w:rFonts w:ascii="Sylfaen" w:hAnsi="Sylfaen"/>
+          <w:lang w:val="en-US"/>
+        </w:rPr>
+        <w:t xml:space="preserve"> </w:t>
+      </w:r>
+      <w:r>
+        <w:rPr>
+          <w:rFonts w:ascii="Sylfaen" w:hAnsi="Sylfaen"/>
+        </w:rPr>
+        <w:t>հիման</w:t>
+      </w:r>
+      <w:r>
+        <w:rPr>
+          <w:rFonts w:ascii="Sylfaen" w:hAnsi="Sylfaen"/>
+          <w:lang w:val="en-US"/>
+        </w:rPr>
+        <w:t xml:space="preserve"> </w:t>
+      </w:r>
+      <w:r>
+        <w:rPr>
+          <w:rFonts w:ascii="Sylfaen" w:hAnsi="Sylfaen"/>
+        </w:rPr>
+        <w:t>վրա՝</w:t>
+      </w:r>
+      <w:r>
+        <w:rPr>
+          <w:rFonts w:ascii="Sylfaen" w:hAnsi="Sylfaen"/>
+          <w:lang w:val="en-US"/>
+        </w:rPr>
+        <w:t xml:space="preserve"> </w:t>
+      </w:r>
+      <w:r>
+        <w:rPr>
+          <w:rFonts w:ascii="Sylfaen" w:hAnsi="Sylfaen"/>
+        </w:rPr>
+        <w:t>օգտագործելով</w:t>
+      </w:r>
+      <w:r>
+        <w:rPr>
+          <w:rFonts w:ascii="Sylfaen" w:hAnsi="Sylfaen"/>
+          <w:lang w:val="en-US"/>
+        </w:rPr>
+        <w:t xml:space="preserve"> </w:t>
+      </w:r>
+      <w:r>
+        <w:rPr>
+          <w:rFonts w:ascii="Sylfaen" w:hAnsi="Sylfaen"/>
+        </w:rPr>
+        <w:t>տվյալների</w:t>
+      </w:r>
+      <w:r>
+        <w:rPr>
+          <w:rFonts w:ascii="Sylfaen" w:hAnsi="Sylfaen"/>
+          <w:lang w:val="en-US"/>
+        </w:rPr>
+        <w:t xml:space="preserve"> </w:t>
+      </w:r>
+      <w:r>
+        <w:rPr>
+          <w:rFonts w:ascii="Sylfaen" w:hAnsi="Sylfaen"/>
+        </w:rPr>
+        <w:t>վերլուծական</w:t>
+      </w:r>
+      <w:r>
+        <w:rPr>
+          <w:rFonts w:ascii="Sylfaen" w:hAnsi="Sylfaen"/>
+          <w:lang w:val="en-US"/>
+        </w:rPr>
+        <w:t xml:space="preserve"> </w:t>
+      </w:r>
+      <w:r>
+        <w:rPr>
+          <w:rFonts w:ascii="Sylfaen" w:hAnsi="Sylfaen"/>
+        </w:rPr>
+        <w:t>ծառայություններ</w:t>
+      </w:r>
+      <w:r>
+        <w:rPr>
+          <w:rFonts w:ascii="Sylfaen" w:hAnsi="Sylfaen"/>
+          <w:lang w:val="en-US"/>
+        </w:rPr>
+        <w:t xml:space="preserve"> </w:t>
+      </w:r>
+      <w:r>
+        <w:rPr>
+          <w:rFonts w:ascii="Sylfaen" w:hAnsi="Sylfaen"/>
+        </w:rPr>
+        <w:t>և</w:t>
+      </w:r>
+      <w:r>
+        <w:rPr>
+          <w:rFonts w:ascii="Sylfaen" w:hAnsi="Sylfaen"/>
+          <w:lang w:val="en-US"/>
+        </w:rPr>
+        <w:t xml:space="preserve"> </w:t>
+      </w:r>
+      <w:r>
+        <w:rPr>
+          <w:rFonts w:ascii="Sylfaen" w:hAnsi="Sylfaen"/>
+        </w:rPr>
+        <w:t>վարքագծային</w:t>
+      </w:r>
+      <w:r>
+        <w:rPr>
+          <w:rFonts w:ascii="Sylfaen" w:hAnsi="Sylfaen"/>
+          <w:lang w:val="en-US"/>
+        </w:rPr>
+        <w:t xml:space="preserve"> </w:t>
+      </w:r>
+      <w:r>
+        <w:rPr>
+          <w:rFonts w:ascii="Sylfaen" w:hAnsi="Sylfaen"/>
+        </w:rPr>
+        <w:t>մոդելներ։</w:t>
+      </w:r>
+      <w:r>
+        <w:rPr>
+          <w:rFonts w:ascii="Sylfaen" w:hAnsi="Sylfaen"/>
+          <w:lang w:val="en-US"/>
+        </w:rPr>
+        <w:t xml:space="preserve"> </w:t>
+      </w:r>
+      <w:r>
+        <w:rPr>
+          <w:rFonts w:ascii="Sylfaen" w:hAnsi="Sylfaen"/>
+        </w:rPr>
+        <w:t>Ստացված արդյունքը օգտագործվում է հետագայում EAD-ի հաշվարկում։</w:t>
       </w:r>
     </w:p>
     <w:p>
@@ -12672,8 +12835,7 @@
         <w:rPr>
           <w:rFonts w:ascii="Sylfaen" w:hAnsi="Sylfaen"/>
         </w:rPr>
-        <w:lastRenderedPageBreak/>
-        <w:t>MPD-ների ագրեգացման արդյունքում ձևավորվում է PD-ն տվյալ ժամանակային հորիզոնի համար։ PD-ն կարող է հաշվարկվել որպես 12-ամսյա կամ lifetime ցուցանիշ՝ կախված staging-ի արդյունքից։ Azure-ում PD-ի մոդելավորումը հաճախ իրականացվում է լոգիստիկ ռեգրեսիայի, որոշման ծառերի կամ այլ ալգորիթմների միջոցով։ Մոդելները ուսուցանվում են պատմական տվյալների վրա, իսկ արդյունքները պահպանվում են տվյալների բազաներում՝ հետագա օգտագործման համար։</w:t>
+        <w:t>MPD-ն՝ Marginal Probability of Default, ներկայացնում է յուրաքանչյուր ժամանակային միջակայքի համար դեֆոլտի սահմանային հավանականությունը։ Եթե կիրառվում է ամբողջ կյանքի հորիզոնով գնահատում, ապա անհրաժեշտ է կառուցել ժամանակային պրոֆիլ, որը ցույց է տալիս, թե յուրաքանչյուր տարվա կամ եռամսյակի ընթացքում ինչ հավանականությամբ կարող է տեղի ունենալ դեֆոլտ։ Azure Machine Learning ծառայության միջոցով հնարավոր է կառուցել ժամանակային շարքերի կամ դասակարգման մոդելներ, որոնք գնահատում են այս սահմանային հավանականությունները՝ հիմնվելով պատմական վարքագծի վրա։</w:t>
       </w:r>
     </w:p>
     <w:p>
@@ -12690,7 +12852,7 @@
         <w:rPr>
           <w:rFonts w:ascii="Sylfaen" w:hAnsi="Sylfaen"/>
         </w:rPr>
-        <w:t>EAD-ի հաշվարկը հաջորդ քայլն է։ Այն ներառում է հաշվեկշռային մնացորդը և, անհրաժեշտության դեպքում, չօգտագործված լիմիտի այն մասը, որը գնահատվել է CCF-ի միջոցով։ Azure-ում EAD-ի հաշվարկը կարող է իրականացվել տվյալների ինտեգրման և հաշվարկային pipeline-ների միջոցով, որտեղ միավորվում են վարկի մնացորդային տվյալները և վարքագծային գործակիցները։ Այս փուլում ձևավորվում է դեֆոլտի պահին ակնկալվող ընդհանուր ռիսկային ազդեցությունը։</w:t>
+        <w:t>MPD-ների ագրեգացման արդյունքում ձևավորվում է PD-ն տվյալ ժամանակային հորիզոնի համար։ PD-ն կարող է հաշվարկվել որպես 12-ամսյա կամ lifetime ցուցանիշ՝ կախված staging-ի արդյունքից։ Azure-ում PD-ի մոդելավորումը հաճախ իրականացվում է լոգիստիկ ռեգրեսիայի, որոշման ծառերի կամ այլ ալգորիթմների միջոցով։ Մոդելները ուսուցանվում են պատմական տվյալների վրա, իսկ արդյունքները պահպանվում են տվյալների բազաներում՝ հետագա օգտագործման համար։</w:t>
       </w:r>
     </w:p>
     <w:p>
@@ -12707,7 +12869,7 @@
         <w:rPr>
           <w:rFonts w:ascii="Sylfaen" w:hAnsi="Sylfaen"/>
         </w:rPr>
-        <w:t>LGD-ի գնահատման համար հաճախ կիրառվում են երկու մոտեցումներ՝ LGD-Stat և LGD-Econ։ LGD-Stat-ը հիմնված է պատմական վիճակագրական տվյալների վրա և արտացոլում է նախորդ դեֆոլտային դեպքերի միջին վերականգնման մակարդակները։ Azure-ի վերլուծական գործիքներով հնարավոր է մշակել պատմական վերականգնման տվյալները և ստանալ միջին կամ սեգմենտացված LGD արժեքներ։ LGD-Econ-ը ներառում է մակրոտնտեսական գործոնների ազդեցությունը՝ օրինակ ՀՆԱ-ի աճ, գործազրկություն, անշարժ գույքի գների ինդեքսներ։ Azure-ում կարելի է ինտեգրել արտաքին մակրոտնտեսական տվյալներ և կառուցել սցենարային մոդելներ, որոնք կկարգավորեն LGD-ն տնտեսական կանխատեսումների հիման վրա։ Այսպիսով ստացվում է առաջադեմ, forward-looking LGD գնահատում։</w:t>
+        <w:t>EAD-ի հաշվարկը հաջորդ քայլն է։ Այն ներառում է հաշվեկշռային մնացորդը և, անհրաժեշտության դեպքում, չօգտագործված լիմիտի այն մասը, որը գնահատվել է CCF-ի միջոցով։ Azure-ում EAD-ի հաշվարկը կարող է իրականացվել տվյալների ինտեգրման և հաշվարկային pipeline-ների միջոցով, որտեղ միավորվում են վարկի մնացորդային տվյալները և վարքագծային գործակիցները։ Այս փուլում ձևավորվում է դեֆոլտի պահին ակնկալվող ընդհանուր ռիսկային ազդեցությունը։</w:t>
       </w:r>
     </w:p>
     <w:p>
@@ -12724,7 +12886,7 @@
         <w:rPr>
           <w:rFonts w:ascii="Sylfaen" w:hAnsi="Sylfaen"/>
         </w:rPr>
-        <w:t>Վերջնական փուլում հաշվարկվում է ECL-ը։ Այս ցուցանիշը միավորում է PD, LGD և EAD բաղադրիչները և արտացոլում է սպասվող վարկային կորուստը տվյալ ակտիվի համար։ Եթե ակտիվը գտնվում է առաջին փուլում, հաշվարկվում է 12-ամսյա ECL, իսկ երկրորդ և երրորդ փուլերում՝ ամբողջ կյանքի հորիզոնով ECL։ Azure-ում այս հաշվարկը կարող է իրականացվել ավտոմատացված հաշվարկային միջավայրում՝ օգտագործելով մեծ տվյալների մշակման ծառայություններ, ինչը թույլ է տալիս միաժամանակ հաշվարկել հազարավոր կամ միլիոնավոր վարկերի համար սպասվող կորուստները։</w:t>
+        <w:t>LGD-ի գնահատման համար հաճախ կիրառվում են երկու մոտեցումներ՝ LGD-Stat և LGD-Econ։ LGD-Stat-ը հիմնված է պատմական վիճակագրական տվյալների վրա և արտացոլում է նախորդ դեֆոլտային դեպքերի միջին վերականգնման մակարդակները։ Azure-ի վերլուծական գործիքներով հնարավոր է մշակել պատմական վերականգնման տվյալները և ստանալ միջին կամ սեգմենտացված LGD արժեքներ։ LGD-Econ-ը ներառում է մակրոտնտեսական գործոնների ազդեցությունը՝ օրինակ ՀՆԱ-ի աճ, գործազրկություն, անշարժ գույքի գների ինդեքսներ։ Azure-ում կարելի է ինտեգրել արտաքին մակրոտնտեսական տվյալներ և կառուցել սցենարային մոդելներ, որոնք կկարգավորեն LGD-ն տնտեսական կանխատեսումների հիման վրա։ Այսպիսով ստացվում է առաջադեմ, forward-looking LGD գնահատում։</w:t>
       </w:r>
     </w:p>
     <w:p>
@@ -12741,7 +12903,31 @@
         <w:rPr>
           <w:rFonts w:ascii="Sylfaen" w:hAnsi="Sylfaen"/>
         </w:rPr>
-        <w:t>Արդյունքում, Microsoft Azure ամպային հարթակի միջոցով հնարավոր է կառուցել ամբողջական, մասշտաբային և ավտոմատացված ECL հաշվարկման համակարգ։ Այն ապահովում է տվյալների պահպանում, մոդելավորում, սցենարային վերլուծություն և հաշվետվությունների գեներացում մեկ միասնական միջավայրում։ Staging-ից սկսած մինչև վերջնական ECL հաշվարկ, յուրաքանչյուր քայլ կարող է իրականացվել տվյալահեն, վերահսկելի և կարգավորող պահանջներին համապատասխան մեխանիզմներով՝ ապահովելով վարկային ռիս</w:t>
+        <w:t>Վերջնական փուլում հաշվարկվում է ECL-ը։ Այս ցուցանիշը միավորում է PD, LGD և EAD բաղադրիչները և արտացոլում է սպասվող վարկային կորուստը տվյալ ակտիվի համար։ Եթե ակտիվը գտնվում է առաջին փուլում, հաշվարկվում է 12-ամսյա ECL, իսկ երկրորդ և երրորդ փուլերում՝ ամբողջ կյանքի հորիզոնով ECL։ Azure-ում այս հաշվարկը կարող է իրականացվել ավտոմատացված հաշվարկային միջավայրում՝ օգտագործելով մեծ տվյալների մշակման ծառայություններ, ինչը թույլ է տալիս միաժամանակ հաշվարկել հազարավոր կամ միլիոնավոր վարկերի համար սպասվող կորուստները։</w:t>
+      </w:r>
+    </w:p>
+    <w:p>
+      <w:pPr>
+        <w:pStyle w:val="NormalWeb"/>
+        <w:spacing w:before="30" w:beforeAutospacing="0" w:after="30" w:afterAutospacing="0"/>
+        <w:ind w:firstLine="426"/>
+        <w:jc w:val="both"/>
+        <w:rPr>
+          <w:rFonts w:ascii="Sylfaen" w:hAnsi="Sylfaen"/>
+        </w:rPr>
+      </w:pPr>
+      <w:r>
+        <w:rPr>
+          <w:rFonts w:ascii="Sylfaen" w:hAnsi="Sylfaen"/>
+        </w:rPr>
+        <w:t xml:space="preserve">Արդյունքում, Microsoft Azure ամպային հարթակի միջոցով հնարավոր է կառուցել ամբողջական, մասշտաբային և ավտոմատացված ECL հաշվարկման համակարգ։ Այն </w:t>
+      </w:r>
+      <w:r>
+        <w:rPr>
+          <w:rFonts w:ascii="Sylfaen" w:hAnsi="Sylfaen"/>
+        </w:rPr>
+        <w:lastRenderedPageBreak/>
+        <w:t>ապահովում է տվյալների պահպանում, մոդելավորում, սցենարային վերլուծություն և հաշվետվությունների գեներացում մեկ միասնական միջավայրում։ Staging-ից սկսած մինչև վերջնական ECL հաշվարկ, յուրաքանչյուր քայլ կարող է իրականացվել տվյալահեն, վերահսկելի և կարգավորող պահանջներին համապատասխան մեխանիզմներով՝ ապահովելով վարկային ռիս</w:t>
       </w:r>
       <w:r>
         <w:rPr>
@@ -13340,13 +13526,32 @@
           <w:rStyle w:val="whitespace-normal"/>
           <w:lang w:val="en-US"/>
         </w:rPr>
-        <w:t>IFRS Foundation</w:t>
-      </w:r>
-      <w:r>
-        <w:rPr>
+        <w:t>ՖՀՄՍ</w:t>
+      </w:r>
+      <w:r>
+        <w:rPr>
+          <w:rStyle w:val="whitespace-normal"/>
           <w:lang w:val="en-US"/>
         </w:rPr>
-        <w:t>. IFRS 9 Implementation Guidance and Basis for Conclusions.</w:t>
+        <w:t xml:space="preserve"> Foundation</w:t>
+      </w:r>
+      <w:r>
+        <w:rPr>
+          <w:lang w:val="en-US"/>
+        </w:rPr>
+        <w:t xml:space="preserve">. </w:t>
+      </w:r>
+      <w:r>
+        <w:rPr>
+          <w:lang w:val="en-US"/>
+        </w:rPr>
+        <w:t>ՖՀՄՍ</w:t>
+      </w:r>
+      <w:r>
+        <w:rPr>
+          <w:lang w:val="en-US"/>
+        </w:rPr>
+        <w:t xml:space="preserve"> 9 Implementation Guidance and Basis for Conclusions.</w:t>
       </w:r>
     </w:p>
     <w:p>
@@ -13372,7 +13577,19 @@
         <w:rPr>
           <w:lang w:val="en-US"/>
         </w:rPr>
-        <w:t>. International Financial Reporting Standard 9 (IFRS 9) – Financial Instruments.</w:t>
+        <w:t>. International Financial Reporting Standard 9 (</w:t>
+      </w:r>
+      <w:r>
+        <w:rPr>
+          <w:lang w:val="en-US"/>
+        </w:rPr>
+        <w:t>ՖՀՄՍ</w:t>
+      </w:r>
+      <w:r>
+        <w:rPr>
+          <w:lang w:val="en-US"/>
+        </w:rPr>
+        <w:t xml:space="preserve"> 9) – Financial Instruments.</w:t>
       </w:r>
     </w:p>
     <w:p>
@@ -13632,7 +13849,19 @@
         <w:rPr>
           <w:lang w:val="en-US"/>
         </w:rPr>
-        <w:t>. Credit Risk Modeling Methodologies and IFRS 9 Publications.</w:t>
+        <w:t xml:space="preserve">. Credit Risk Modeling Methodologies and </w:t>
+      </w:r>
+      <w:r>
+        <w:rPr>
+          <w:lang w:val="en-US"/>
+        </w:rPr>
+        <w:t>ՖՀՄՍ</w:t>
+      </w:r>
+      <w:r>
+        <w:rPr>
+          <w:lang w:val="en-US"/>
+        </w:rPr>
+        <w:t xml:space="preserve"> 9 Publications.</w:t>
       </w:r>
     </w:p>
     <w:p>
@@ -13922,28 +14151,7 @@
           <w:rFonts w:ascii="Sylfaen" w:hAnsi="Sylfaen"/>
           <w:lang w:val="hy-AM"/>
         </w:rPr>
-        <w:t>1.</w:t>
-      </w:r>
-      <w:r>
-        <w:rPr>
-          <w:rFonts w:ascii="Sylfaen" w:hAnsi="Sylfaen"/>
-          <w:lang w:val="hy-AM"/>
-        </w:rPr>
-        <w:t>2</w:t>
-      </w:r>
-      <w:r>
-        <w:rPr>
-          <w:rFonts w:ascii="Sylfaen" w:hAnsi="Sylfaen"/>
-          <w:lang w:val="hy-AM"/>
-        </w:rPr>
-        <w:t>:</w:t>
-      </w:r>
-      <w:r>
-        <w:rPr>
-          <w:rFonts w:ascii="Sylfaen" w:hAnsi="Sylfaen"/>
-          <w:lang w:val="hy-AM"/>
-        </w:rPr>
-        <w:t xml:space="preserve"> </w:t>
+        <w:t xml:space="preserve">1.2: </w:t>
       </w:r>
       <w:r>
         <w:rPr>
@@ -13985,28 +14193,7 @@
           <w:rFonts w:ascii="Sylfaen" w:hAnsi="Sylfaen"/>
           <w:lang w:val="en-US"/>
         </w:rPr>
-        <w:t>1.</w:t>
-      </w:r>
-      <w:r>
-        <w:rPr>
-          <w:rFonts w:ascii="Sylfaen" w:hAnsi="Sylfaen"/>
-          <w:lang w:val="en-US"/>
-        </w:rPr>
-        <w:t>3</w:t>
-      </w:r>
-      <w:r>
-        <w:rPr>
-          <w:rFonts w:ascii="Sylfaen" w:hAnsi="Sylfaen"/>
-          <w:lang w:val="en-US"/>
-        </w:rPr>
-        <w:t>:</w:t>
-      </w:r>
-      <w:r>
-        <w:rPr>
-          <w:rFonts w:ascii="Sylfaen" w:hAnsi="Sylfaen"/>
-          <w:lang w:val="en-US"/>
-        </w:rPr>
-        <w:t xml:space="preserve"> </w:t>
+        <w:t xml:space="preserve">1.3: </w:t>
       </w:r>
       <w:r>
         <w:rPr>
@@ -14048,21 +14235,7 @@
           <w:rFonts w:ascii="Sylfaen" w:hAnsi="Sylfaen"/>
           <w:lang w:val="hy-AM"/>
         </w:rPr>
-        <w:t>1.</w:t>
-      </w:r>
-      <w:r>
-        <w:rPr>
-          <w:rFonts w:ascii="Sylfaen" w:hAnsi="Sylfaen"/>
-          <w:lang w:val="hy-AM"/>
-        </w:rPr>
-        <w:t>4</w:t>
-      </w:r>
-      <w:r>
-        <w:rPr>
-          <w:rFonts w:ascii="Sylfaen" w:hAnsi="Sylfaen"/>
-          <w:lang w:val="hy-AM"/>
-        </w:rPr>
-        <w:t xml:space="preserve">: </w:t>
+        <w:t xml:space="preserve">1.4: </w:t>
       </w:r>
       <w:r>
         <w:rPr>
@@ -14125,21 +14298,7 @@
           <w:rFonts w:ascii="Sylfaen" w:hAnsi="Sylfaen"/>
           <w:lang w:val="en-US"/>
         </w:rPr>
-        <w:t>1.</w:t>
-      </w:r>
-      <w:r>
-        <w:rPr>
-          <w:rFonts w:ascii="Sylfaen" w:hAnsi="Sylfaen"/>
-          <w:lang w:val="en-US"/>
-        </w:rPr>
-        <w:t>6</w:t>
-      </w:r>
-      <w:r>
-        <w:rPr>
-          <w:rFonts w:ascii="Sylfaen" w:hAnsi="Sylfaen"/>
-          <w:lang w:val="en-US"/>
-        </w:rPr>
-        <w:t xml:space="preserve">: </w:t>
+        <w:t xml:space="preserve">1.6: </w:t>
       </w:r>
       <w:r>
         <w:rPr>
@@ -14365,21 +14524,7 @@
           <w:rFonts w:ascii="Sylfaen" w:hAnsi="Sylfaen"/>
           <w:lang w:val="en-US"/>
         </w:rPr>
-        <w:t>3.</w:t>
-      </w:r>
-      <w:r>
-        <w:rPr>
-          <w:rFonts w:ascii="Sylfaen" w:hAnsi="Sylfaen"/>
-          <w:lang w:val="en-US"/>
-        </w:rPr>
-        <w:t>2</w:t>
-      </w:r>
-      <w:r>
-        <w:rPr>
-          <w:rFonts w:ascii="Sylfaen" w:hAnsi="Sylfaen"/>
-          <w:lang w:val="en-US"/>
-        </w:rPr>
-        <w:t xml:space="preserve">: </w:t>
+        <w:t xml:space="preserve">3.2: </w:t>
       </w:r>
       <w:r>
         <w:rPr>
@@ -14407,21 +14552,7 @@
           <w:rFonts w:ascii="Sylfaen" w:hAnsi="Sylfaen"/>
           <w:lang w:val="en-US"/>
         </w:rPr>
-        <w:t>3.</w:t>
-      </w:r>
-      <w:r>
-        <w:rPr>
-          <w:rFonts w:ascii="Sylfaen" w:hAnsi="Sylfaen"/>
-          <w:lang w:val="en-US"/>
-        </w:rPr>
-        <w:t>3</w:t>
-      </w:r>
-      <w:r>
-        <w:rPr>
-          <w:rFonts w:ascii="Sylfaen" w:hAnsi="Sylfaen"/>
-          <w:lang w:val="en-US"/>
-        </w:rPr>
-        <w:t xml:space="preserve">: </w:t>
+        <w:t xml:space="preserve">3.3: </w:t>
       </w:r>
       <w:r>
         <w:rPr>
@@ -14484,21 +14615,7 @@
           <w:rFonts w:ascii="Sylfaen" w:hAnsi="Sylfaen"/>
           <w:lang w:val="en-US"/>
         </w:rPr>
-        <w:t>3.</w:t>
-      </w:r>
-      <w:r>
-        <w:rPr>
-          <w:rFonts w:ascii="Sylfaen" w:hAnsi="Sylfaen"/>
-          <w:lang w:val="en-US"/>
-        </w:rPr>
-        <w:t>5</w:t>
-      </w:r>
-      <w:r>
-        <w:rPr>
-          <w:rFonts w:ascii="Sylfaen" w:hAnsi="Sylfaen"/>
-          <w:lang w:val="en-US"/>
-        </w:rPr>
-        <w:t xml:space="preserve">: </w:t>
+        <w:t xml:space="preserve">3.5: </w:t>
       </w:r>
       <w:r>
         <w:rPr>
@@ -14658,12 +14775,10 @@
       <w:r>
         <w:rPr>
           <w:rFonts w:ascii="Sylfaen" w:hAnsi="Sylfaen"/>
-          <w:lang w:val="en-US"/>
+          <w:lang w:val="hy-AM"/>
         </w:rPr>
         <w:t>3</w:t>
       </w:r>
-      <w:bookmarkStart w:id="0" w:name="_GoBack"/>
-      <w:bookmarkEnd w:id="0"/>
       <w:r>
         <w:rPr>
           <w:rFonts w:ascii="Sylfaen" w:hAnsi="Sylfaen"/>
@@ -14724,7 +14839,7 @@
       </w:r>
     </w:p>
     <w:sectPr>
-      <w:footerReference w:type="default" r:id="rId8"/>
+      <w:footerReference w:type="default" r:id="rId10"/>
       <w:pgSz w:w="11906" w:h="16838"/>
       <w:pgMar w:top="1134" w:right="567" w:bottom="1418" w:left="1701" w:header="709" w:footer="709" w:gutter="0"/>
       <w:cols w:space="708"/>
@@ -14794,7 +14909,7 @@
           <w:rPr>
             <w:noProof/>
           </w:rPr>
-          <w:t>45</w:t>
+          <w:t>44</w:t>
         </w:r>
         <w:r>
           <w:rPr>
@@ -18898,7 +19013,7 @@
 </file>
 
 <file path=customXml/itemProps1.xml><?xml version="1.0" encoding="utf-8"?>
-<ds:datastoreItem xmlns:ds="http://schemas.openxmlformats.org/officeDocument/2006/customXml" ds:itemID="{1CFFD7B9-9999-4B69-A384-A354B14EDA6B}">
+<ds:datastoreItem xmlns:ds="http://schemas.openxmlformats.org/officeDocument/2006/customXml" ds:itemID="{870D708E-E5EB-41C9-B51E-DADEA0439E03}">
   <ds:schemaRefs>
     <ds:schemaRef ds:uri="http://schemas.openxmlformats.org/officeDocument/2006/bibliography"/>
   </ds:schemaRefs>
